--- a/data/outputs/v2/Physics/SS1.4_Energy,_Work,_Power_and_Machines/Physics_Energy,_Work,_Power_and_Machines_CBE_LessonSequence.docx
+++ b/data/outputs/v2/Physics/SS1.4_Energy,_Work,_Power_and_Machines/Physics_Energy,_Work,_Power_and_Machines_CBE_LessonSequence.docx
@@ -3275,32 +3275,32 @@
         <w:tc>
           <w:tcPr>
             <w:tcW w:type="dxa" w:w="1520"/>
-            <w:shd w:fill="F2F2F2" w:color="auto" w:val="clear"/>
-            <w:tcMar>
-              <w:top w:type="dxa" w:w="60"/>
-              <w:left w:type="dxa" w:w="120"/>
-              <w:bottom w:type="dxa" w:w="60"/>
-              <w:right w:type="dxa" w:w="120"/>
-            </w:tcMar>
-            <w:vAlign w:val="top"/>
-          </w:tcPr>
-          <w:p>
-            <w:pPr>
-              <w:spacing w:after="40" w:before="0"/>
-              <w:jc w:val="left"/>
-            </w:pPr>
-            <w:r>
-              <w:rPr>
-                <w:rFonts w:ascii="Arial" w:cs="Arial" w:eastAsia="Arial" w:hAnsi="Arial"/>
-                <w:b/>
-                <w:bCs/>
-                <w:i w:val="false"/>
-                <w:iCs w:val="false"/>
-                <w:color w:val="000000"/>
-                <w:sz w:val="18"/>
-                <w:szCs w:val="18"/>
-              </w:rPr>
-              <w:t xml:space="preserve">Phase 1 — PREDICT: What Do You Already Know About Energy?</w:t>
+            <w:shd w:fill="EAD1F5" w:color="auto" w:val="clear"/>
+            <w:tcMar>
+              <w:top w:type="dxa" w:w="60"/>
+              <w:left w:type="dxa" w:w="120"/>
+              <w:bottom w:type="dxa" w:w="60"/>
+              <w:right w:type="dxa" w:w="120"/>
+            </w:tcMar>
+            <w:vAlign w:val="top"/>
+          </w:tcPr>
+          <w:p>
+            <w:pPr>
+              <w:spacing w:after="40" w:before="0"/>
+              <w:jc w:val="left"/>
+            </w:pPr>
+            <w:r>
+              <w:rPr>
+                <w:rFonts w:ascii="Arial" w:cs="Arial" w:eastAsia="Arial" w:hAnsi="Arial"/>
+                <w:b/>
+                <w:bCs/>
+                <w:i w:val="false"/>
+                <w:iCs w:val="false"/>
+                <w:color w:val="000000"/>
+                <w:sz w:val="18"/>
+                <w:szCs w:val="18"/>
+              </w:rPr>
+              <w:t xml:space="preserve">Predict Phase</w:t>
             </w:r>
           </w:p>
           <w:p>
@@ -3323,7 +3323,7 @@
             <w:pPr>
               <w:spacing w:after="20" w:before="0"/>
             </w:pPr>
-            <w:hyperlink w:history="1" r:id="rIdhtgwasfnqtrd_xoksi3x-">
+            <w:hyperlink w:history="1" r:id="rIdrbugw-hyhla1161jne4mu">
               <w:r>
                 <w:rPr>
                   <w:rFonts w:ascii="Arial" w:cs="Arial" w:eastAsia="Arial" w:hAnsi="Arial"/>
@@ -3356,7 +3356,7 @@
               <w:spacing w:after="10" w:before="0"/>
               <w:ind w:left="120"/>
             </w:pPr>
-            <w:hyperlink w:history="1" r:id="rIdmsqij9a4sw-oelut5yeno">
+            <w:hyperlink w:history="1" r:id="rIdhfp8xgutk3pw_0t-gueol">
               <w:r>
                 <w:rPr>
                   <w:rFonts w:ascii="Arial" w:cs="Arial" w:eastAsia="Arial" w:hAnsi="Arial"/>
@@ -3401,7 +3401,7 @@
             <w:pPr>
               <w:spacing w:after="20" w:before="0"/>
             </w:pPr>
-            <w:hyperlink w:history="1" r:id="rIdormddol_vp9r77zllaxn1">
+            <w:hyperlink w:history="1" r:id="rIdt-q0scotuns6zsc002g_q">
               <w:r>
                 <w:rPr>
                   <w:rFonts w:ascii="Arial" w:cs="Arial" w:eastAsia="Arial" w:hAnsi="Arial"/>
@@ -3434,7 +3434,7 @@
               <w:spacing w:after="10" w:before="0"/>
               <w:ind w:left="120"/>
             </w:pPr>
-            <w:hyperlink w:history="1" r:id="rIdiockeqkncwl7asyenhs82">
+            <w:hyperlink w:history="1" r:id="rIdv_6mhqsbzoitvomwjo23s">
               <w:r>
                 <w:rPr>
                   <w:rFonts w:ascii="Arial" w:cs="Arial" w:eastAsia="Arial" w:hAnsi="Arial"/>
@@ -3581,32 +3581,32 @@
         <w:tc>
           <w:tcPr>
             <w:tcW w:type="dxa" w:w="1520"/>
-            <w:shd w:fill="F2F2F2" w:color="auto" w:val="clear"/>
-            <w:tcMar>
-              <w:top w:type="dxa" w:w="60"/>
-              <w:left w:type="dxa" w:w="120"/>
-              <w:bottom w:type="dxa" w:w="60"/>
-              <w:right w:type="dxa" w:w="120"/>
-            </w:tcMar>
-            <w:vAlign w:val="top"/>
-          </w:tcPr>
-          <w:p>
-            <w:pPr>
-              <w:spacing w:after="40" w:before="0"/>
-              <w:jc w:val="left"/>
-            </w:pPr>
-            <w:r>
-              <w:rPr>
-                <w:rFonts w:ascii="Arial" w:cs="Arial" w:eastAsia="Arial" w:hAnsi="Arial"/>
-                <w:b/>
-                <w:bCs/>
-                <w:i w:val="false"/>
-                <w:iCs w:val="false"/>
-                <w:color w:val="000000"/>
-                <w:sz w:val="18"/>
-                <w:szCs w:val="18"/>
-              </w:rPr>
-              <w:t xml:space="preserve">Phase 2 — OBSERVE: PhET Energy Skate Park Simulation + Video Evidence</w:t>
+            <w:shd w:fill="D9EEF1" w:color="auto" w:val="clear"/>
+            <w:tcMar>
+              <w:top w:type="dxa" w:w="60"/>
+              <w:left w:type="dxa" w:w="120"/>
+              <w:bottom w:type="dxa" w:w="60"/>
+              <w:right w:type="dxa" w:w="120"/>
+            </w:tcMar>
+            <w:vAlign w:val="top"/>
+          </w:tcPr>
+          <w:p>
+            <w:pPr>
+              <w:spacing w:after="40" w:before="0"/>
+              <w:jc w:val="left"/>
+            </w:pPr>
+            <w:r>
+              <w:rPr>
+                <w:rFonts w:ascii="Arial" w:cs="Arial" w:eastAsia="Arial" w:hAnsi="Arial"/>
+                <w:b/>
+                <w:bCs/>
+                <w:i w:val="false"/>
+                <w:iCs w:val="false"/>
+                <w:color w:val="000000"/>
+                <w:sz w:val="18"/>
+                <w:szCs w:val="18"/>
+              </w:rPr>
+              <w:t xml:space="preserve">Observe Phase</w:t>
             </w:r>
           </w:p>
           <w:p>
@@ -3629,7 +3629,7 @@
             <w:pPr>
               <w:spacing w:after="20" w:before="0"/>
             </w:pPr>
-            <w:hyperlink w:history="1" r:id="rIdoljn6urgylpl0gw4v54ub">
+            <w:hyperlink w:history="1" r:id="rIdbfodwtjyeo2bywi7b1-9m">
               <w:r>
                 <w:rPr>
                   <w:rFonts w:ascii="Arial" w:cs="Arial" w:eastAsia="Arial" w:hAnsi="Arial"/>
@@ -3662,7 +3662,7 @@
               <w:spacing w:after="10" w:before="0"/>
               <w:ind w:left="120"/>
             </w:pPr>
-            <w:hyperlink w:history="1" r:id="rIda8qgpulvy3lqwvtfhg1c1">
+            <w:hyperlink w:history="1" r:id="rIdbuzrsqcdycnulygkuf6lh">
               <w:r>
                 <w:rPr>
                   <w:rFonts w:ascii="Arial" w:cs="Arial" w:eastAsia="Arial" w:hAnsi="Arial"/>
@@ -3707,7 +3707,7 @@
             <w:pPr>
               <w:spacing w:after="20" w:before="0"/>
             </w:pPr>
-            <w:hyperlink w:history="1" r:id="rIdehyccfyl86klunofyoqkv">
+            <w:hyperlink w:history="1" r:id="rIdvmdro-raau1n1zxplhroa">
               <w:r>
                 <w:rPr>
                   <w:rFonts w:ascii="Arial" w:cs="Arial" w:eastAsia="Arial" w:hAnsi="Arial"/>
@@ -3740,7 +3740,7 @@
               <w:spacing w:after="10" w:before="0"/>
               <w:ind w:left="120"/>
             </w:pPr>
-            <w:hyperlink w:history="1" r:id="rIdjubavkgnhky9065ixenpt">
+            <w:hyperlink w:history="1" r:id="rIdcauqbip5n7xqmavp_plsh">
               <w:r>
                 <w:rPr>
                   <w:rFonts w:ascii="Arial" w:cs="Arial" w:eastAsia="Arial" w:hAnsi="Arial"/>
@@ -3887,32 +3887,32 @@
         <w:tc>
           <w:tcPr>
             <w:tcW w:type="dxa" w:w="1520"/>
-            <w:shd w:fill="F2F2F2" w:color="auto" w:val="clear"/>
-            <w:tcMar>
-              <w:top w:type="dxa" w:w="60"/>
-              <w:left w:type="dxa" w:w="120"/>
-              <w:bottom w:type="dxa" w:w="60"/>
-              <w:right w:type="dxa" w:w="120"/>
-            </w:tcMar>
-            <w:vAlign w:val="top"/>
-          </w:tcPr>
-          <w:p>
-            <w:pPr>
-              <w:spacing w:after="40" w:before="0"/>
-              <w:jc w:val="left"/>
-            </w:pPr>
-            <w:r>
-              <w:rPr>
-                <w:rFonts w:ascii="Arial" w:cs="Arial" w:eastAsia="Arial" w:hAnsi="Arial"/>
-                <w:b/>
-                <w:bCs/>
-                <w:i w:val="false"/>
-                <w:iCs w:val="false"/>
-                <w:color w:val="000000"/>
-                <w:sz w:val="18"/>
-                <w:szCs w:val="18"/>
-              </w:rPr>
-              <w:t xml:space="preserve">Phase 3 — EXPLAIN: Deriving KE = ½mv² and PE = mgh Through CER</w:t>
+            <w:shd w:fill="E2EFDA" w:color="auto" w:val="clear"/>
+            <w:tcMar>
+              <w:top w:type="dxa" w:w="60"/>
+              <w:left w:type="dxa" w:w="120"/>
+              <w:bottom w:type="dxa" w:w="60"/>
+              <w:right w:type="dxa" w:w="120"/>
+            </w:tcMar>
+            <w:vAlign w:val="top"/>
+          </w:tcPr>
+          <w:p>
+            <w:pPr>
+              <w:spacing w:after="40" w:before="0"/>
+              <w:jc w:val="left"/>
+            </w:pPr>
+            <w:r>
+              <w:rPr>
+                <w:rFonts w:ascii="Arial" w:cs="Arial" w:eastAsia="Arial" w:hAnsi="Arial"/>
+                <w:b/>
+                <w:bCs/>
+                <w:i w:val="false"/>
+                <w:iCs w:val="false"/>
+                <w:color w:val="000000"/>
+                <w:sz w:val="18"/>
+                <w:szCs w:val="18"/>
+              </w:rPr>
+              <w:t xml:space="preserve">Explain Phase</w:t>
             </w:r>
           </w:p>
           <w:p>
@@ -3935,7 +3935,7 @@
             <w:pPr>
               <w:spacing w:after="20" w:before="0"/>
             </w:pPr>
-            <w:hyperlink w:history="1" r:id="rIdzj2uzclzn6ajvpfxuzev8">
+            <w:hyperlink w:history="1" r:id="rIdruj6uoqcebgd8xerxwdki">
               <w:r>
                 <w:rPr>
                   <w:rFonts w:ascii="Arial" w:cs="Arial" w:eastAsia="Arial" w:hAnsi="Arial"/>
@@ -3968,7 +3968,7 @@
               <w:spacing w:after="10" w:before="0"/>
               <w:ind w:left="120"/>
             </w:pPr>
-            <w:hyperlink w:history="1" r:id="rIdetcwqhta4fuh-pn6ajrwi">
+            <w:hyperlink w:history="1" r:id="rId_xbtb98pgy0-7awyvtleb">
               <w:r>
                 <w:rPr>
                   <w:rFonts w:ascii="Arial" w:cs="Arial" w:eastAsia="Arial" w:hAnsi="Arial"/>
@@ -4013,7 +4013,7 @@
             <w:pPr>
               <w:spacing w:after="20" w:before="0"/>
             </w:pPr>
-            <w:hyperlink w:history="1" r:id="rIdkidmfddhfuhz6ggwzna1c">
+            <w:hyperlink w:history="1" r:id="rId1x-6wthxxuu54ym2jicre">
               <w:r>
                 <w:rPr>
                   <w:rFonts w:ascii="Arial" w:cs="Arial" w:eastAsia="Arial" w:hAnsi="Arial"/>
@@ -4046,7 +4046,7 @@
               <w:spacing w:after="10" w:before="0"/>
               <w:ind w:left="120"/>
             </w:pPr>
-            <w:hyperlink w:history="1" r:id="rIdfgznb3hf2mni0fhbk75yz">
+            <w:hyperlink w:history="1" r:id="rId6xvpch9bqrjkxktikfi_r">
               <w:r>
                 <w:rPr>
                   <w:rFonts w:ascii="Arial" w:cs="Arial" w:eastAsia="Arial" w:hAnsi="Arial"/>
@@ -4193,32 +4193,32 @@
         <w:tc>
           <w:tcPr>
             <w:tcW w:type="dxa" w:w="1520"/>
-            <w:shd w:fill="F2F2F2" w:color="auto" w:val="clear"/>
-            <w:tcMar>
-              <w:top w:type="dxa" w:w="60"/>
-              <w:left w:type="dxa" w:w="120"/>
-              <w:bottom w:type="dxa" w:w="60"/>
-              <w:right w:type="dxa" w:w="120"/>
-            </w:tcMar>
-            <w:vAlign w:val="top"/>
-          </w:tcPr>
-          <w:p>
-            <w:pPr>
-              <w:spacing w:after="40" w:before="0"/>
-              <w:jc w:val="left"/>
-            </w:pPr>
-            <w:r>
-              <w:rPr>
-                <w:rFonts w:ascii="Arial" w:cs="Arial" w:eastAsia="Arial" w:hAnsi="Arial"/>
-                <w:b/>
-                <w:bCs/>
-                <w:i w:val="false"/>
-                <w:iCs w:val="false"/>
-                <w:color w:val="000000"/>
-                <w:sz w:val="18"/>
-                <w:szCs w:val="18"/>
-              </w:rPr>
-              <w:t xml:space="preserve">Phase 4 — DRIVING QUESTION BOARD (DQB) Creation: Opening Our Unit Investigation</w:t>
+            <w:shd w:fill="FCE4D6" w:color="auto" w:val="clear"/>
+            <w:tcMar>
+              <w:top w:type="dxa" w:w="60"/>
+              <w:left w:type="dxa" w:w="120"/>
+              <w:bottom w:type="dxa" w:w="60"/>
+              <w:right w:type="dxa" w:w="120"/>
+            </w:tcMar>
+            <w:vAlign w:val="top"/>
+          </w:tcPr>
+          <w:p>
+            <w:pPr>
+              <w:spacing w:after="40" w:before="0"/>
+              <w:jc w:val="left"/>
+            </w:pPr>
+            <w:r>
+              <w:rPr>
+                <w:rFonts w:ascii="Arial" w:cs="Arial" w:eastAsia="Arial" w:hAnsi="Arial"/>
+                <w:b/>
+                <w:bCs/>
+                <w:i w:val="false"/>
+                <w:iCs w:val="false"/>
+                <w:color w:val="000000"/>
+                <w:sz w:val="18"/>
+                <w:szCs w:val="18"/>
+              </w:rPr>
+              <w:t xml:space="preserve">Driving Question Board (DQB) Creation</w:t>
             </w:r>
           </w:p>
           <w:p>
@@ -4241,7 +4241,7 @@
             <w:pPr>
               <w:spacing w:after="20" w:before="0"/>
             </w:pPr>
-            <w:hyperlink w:history="1" r:id="rIdh_uwmk-4a38edj5bkzbsd">
+            <w:hyperlink w:history="1" r:id="rIddt755lujacr2fuv1jsoe2">
               <w:r>
                 <w:rPr>
                   <w:rFonts w:ascii="Arial" w:cs="Arial" w:eastAsia="Arial" w:hAnsi="Arial"/>
@@ -4274,7 +4274,7 @@
               <w:spacing w:after="10" w:before="0"/>
               <w:ind w:left="120"/>
             </w:pPr>
-            <w:hyperlink w:history="1" r:id="rIdphgyoax7nsbqmpm1ihjzc">
+            <w:hyperlink w:history="1" r:id="rId5q8hxbostyt6q7yw8l6fx">
               <w:r>
                 <w:rPr>
                   <w:rFonts w:ascii="Arial" w:cs="Arial" w:eastAsia="Arial" w:hAnsi="Arial"/>
@@ -4319,7 +4319,7 @@
             <w:pPr>
               <w:spacing w:after="20" w:before="0"/>
             </w:pPr>
-            <w:hyperlink w:history="1" r:id="rIduynwjtvsjj1ga5hhsbbdv">
+            <w:hyperlink w:history="1" r:id="rId6hc6j41zwrvpmqrp4-x5-">
               <w:r>
                 <w:rPr>
                   <w:rFonts w:ascii="Arial" w:cs="Arial" w:eastAsia="Arial" w:hAnsi="Arial"/>
@@ -4352,7 +4352,7 @@
               <w:spacing w:after="10" w:before="0"/>
               <w:ind w:left="120"/>
             </w:pPr>
-            <w:hyperlink w:history="1" r:id="rIdbdabxmlgmscvwwusakeld">
+            <w:hyperlink w:history="1" r:id="rIde4vj5r7gvs5x2hqhkxkzc">
               <w:r>
                 <w:rPr>
                   <w:rFonts w:ascii="Arial" w:cs="Arial" w:eastAsia="Arial" w:hAnsi="Arial"/>
@@ -4499,32 +4499,32 @@
         <w:tc>
           <w:tcPr>
             <w:tcW w:type="dxa" w:w="1520"/>
-            <w:shd w:fill="F2F2F2" w:color="auto" w:val="clear"/>
-            <w:tcMar>
-              <w:top w:type="dxa" w:w="60"/>
-              <w:left w:type="dxa" w:w="120"/>
-              <w:bottom w:type="dxa" w:w="60"/>
-              <w:right w:type="dxa" w:w="120"/>
-            </w:tcMar>
-            <w:vAlign w:val="top"/>
-          </w:tcPr>
-          <w:p>
-            <w:pPr>
-              <w:spacing w:after="40" w:before="0"/>
-              <w:jc w:val="left"/>
-            </w:pPr>
-            <w:r>
-              <w:rPr>
-                <w:rFonts w:ascii="Arial" w:cs="Arial" w:eastAsia="Arial" w:hAnsi="Arial"/>
-                <w:b/>
-                <w:bCs/>
-                <w:i w:val="false"/>
-                <w:iCs w:val="false"/>
-                <w:color w:val="000000"/>
-                <w:sz w:val="18"/>
-                <w:szCs w:val="18"/>
-              </w:rPr>
-              <w:t xml:space="preserve">Phase 5 — MODEL BUILDING: Drawing Our First Energy Model</w:t>
+            <w:shd w:fill="D5E8F0" w:color="auto" w:val="clear"/>
+            <w:tcMar>
+              <w:top w:type="dxa" w:w="60"/>
+              <w:left w:type="dxa" w:w="120"/>
+              <w:bottom w:type="dxa" w:w="60"/>
+              <w:right w:type="dxa" w:w="120"/>
+            </w:tcMar>
+            <w:vAlign w:val="top"/>
+          </w:tcPr>
+          <w:p>
+            <w:pPr>
+              <w:spacing w:after="40" w:before="0"/>
+              <w:jc w:val="left"/>
+            </w:pPr>
+            <w:r>
+              <w:rPr>
+                <w:rFonts w:ascii="Arial" w:cs="Arial" w:eastAsia="Arial" w:hAnsi="Arial"/>
+                <w:b/>
+                <w:bCs/>
+                <w:i w:val="false"/>
+                <w:iCs w:val="false"/>
+                <w:color w:val="000000"/>
+                <w:sz w:val="18"/>
+                <w:szCs w:val="18"/>
+              </w:rPr>
+              <w:t xml:space="preserve">Model Building Phase</w:t>
             </w:r>
           </w:p>
           <w:p>
@@ -4547,7 +4547,7 @@
             <w:pPr>
               <w:spacing w:after="20" w:before="0"/>
             </w:pPr>
-            <w:hyperlink w:history="1" r:id="rIdxtgckioe9nsu4grx1qykx">
+            <w:hyperlink w:history="1" r:id="rIdfae1rurgoknj0muajoeaf">
               <w:r>
                 <w:rPr>
                   <w:rFonts w:ascii="Arial" w:cs="Arial" w:eastAsia="Arial" w:hAnsi="Arial"/>
@@ -4580,7 +4580,7 @@
               <w:spacing w:after="10" w:before="0"/>
               <w:ind w:left="120"/>
             </w:pPr>
-            <w:hyperlink w:history="1" r:id="rIduvxfrfgnwsafpo1l2haga">
+            <w:hyperlink w:history="1" r:id="rIdmleshq8scpu16c4jbnos_">
               <w:r>
                 <w:rPr>
                   <w:rFonts w:ascii="Arial" w:cs="Arial" w:eastAsia="Arial" w:hAnsi="Arial"/>
@@ -4625,7 +4625,7 @@
             <w:pPr>
               <w:spacing w:after="20" w:before="0"/>
             </w:pPr>
-            <w:hyperlink w:history="1" r:id="rIdepuewe2xhvb6rxigeajif">
+            <w:hyperlink w:history="1" r:id="rIdeifd7h0xxy7aiuxn5oq0l">
               <w:r>
                 <w:rPr>
                   <w:rFonts w:ascii="Arial" w:cs="Arial" w:eastAsia="Arial" w:hAnsi="Arial"/>
@@ -4658,7 +4658,7 @@
               <w:spacing w:after="10" w:before="0"/>
               <w:ind w:left="120"/>
             </w:pPr>
-            <w:hyperlink w:history="1" r:id="rIdxanpstdrj7qajr9j-yl22">
+            <w:hyperlink w:history="1" r:id="rIdmhounwochk8mes5sz25j_">
               <w:r>
                 <w:rPr>
                   <w:rFonts w:ascii="Arial" w:cs="Arial" w:eastAsia="Arial" w:hAnsi="Arial"/>
@@ -6097,32 +6097,32 @@
         <w:tc>
           <w:tcPr>
             <w:tcW w:type="dxa" w:w="1520"/>
-            <w:shd w:fill="F2F2F2" w:color="auto" w:val="clear"/>
-            <w:tcMar>
-              <w:top w:type="dxa" w:w="60"/>
-              <w:left w:type="dxa" w:w="120"/>
-              <w:bottom w:type="dxa" w:w="60"/>
-              <w:right w:type="dxa" w:w="120"/>
-            </w:tcMar>
-            <w:vAlign w:val="top"/>
-          </w:tcPr>
-          <w:p>
-            <w:pPr>
-              <w:spacing w:after="40" w:before="0"/>
-              <w:jc w:val="left"/>
-            </w:pPr>
-            <w:r>
-              <w:rPr>
-                <w:rFonts w:ascii="Arial" w:cs="Arial" w:eastAsia="Arial" w:hAnsi="Arial"/>
-                <w:b/>
-                <w:bCs/>
-                <w:i w:val="false"/>
-                <w:iCs w:val="false"/>
-                <w:color w:val="000000"/>
-                <w:sz w:val="18"/>
-                <w:szCs w:val="18"/>
-              </w:rPr>
-              <w:t xml:space="preserve">Phase 1 — Predict</w:t>
+            <w:shd w:fill="EAD1F5" w:color="auto" w:val="clear"/>
+            <w:tcMar>
+              <w:top w:type="dxa" w:w="60"/>
+              <w:left w:type="dxa" w:w="120"/>
+              <w:bottom w:type="dxa" w:w="60"/>
+              <w:right w:type="dxa" w:w="120"/>
+            </w:tcMar>
+            <w:vAlign w:val="top"/>
+          </w:tcPr>
+          <w:p>
+            <w:pPr>
+              <w:spacing w:after="40" w:before="0"/>
+              <w:jc w:val="left"/>
+            </w:pPr>
+            <w:r>
+              <w:rPr>
+                <w:rFonts w:ascii="Arial" w:cs="Arial" w:eastAsia="Arial" w:hAnsi="Arial"/>
+                <w:b/>
+                <w:bCs/>
+                <w:i w:val="false"/>
+                <w:iCs w:val="false"/>
+                <w:color w:val="000000"/>
+                <w:sz w:val="18"/>
+                <w:szCs w:val="18"/>
+              </w:rPr>
+              <w:t xml:space="preserve">Predict Phase</w:t>
             </w:r>
           </w:p>
           <w:p>
@@ -6145,7 +6145,7 @@
             <w:pPr>
               <w:spacing w:after="20" w:before="0"/>
             </w:pPr>
-            <w:hyperlink w:history="1" r:id="rIdwng-rexwqjcz2ropshr8j">
+            <w:hyperlink w:history="1" r:id="rIdirwm4ul_kehppdjeirgbj">
               <w:r>
                 <w:rPr>
                   <w:rFonts w:ascii="Arial" w:cs="Arial" w:eastAsia="Arial" w:hAnsi="Arial"/>
@@ -6178,7 +6178,7 @@
               <w:spacing w:after="10" w:before="0"/>
               <w:ind w:left="120"/>
             </w:pPr>
-            <w:hyperlink w:history="1" r:id="rIdgsxxyumgilxelt1aftgci">
+            <w:hyperlink w:history="1" r:id="rIdysil2_jyefeqazq5bl8ye">
               <w:r>
                 <w:rPr>
                   <w:rFonts w:ascii="Arial" w:cs="Arial" w:eastAsia="Arial" w:hAnsi="Arial"/>
@@ -6223,7 +6223,7 @@
             <w:pPr>
               <w:spacing w:after="20" w:before="0"/>
             </w:pPr>
-            <w:hyperlink w:history="1" r:id="rIdzp6z5ejigfmicbxogvpxt">
+            <w:hyperlink w:history="1" r:id="rIdixf8kzavoo16rzmjbtqkm">
               <w:r>
                 <w:rPr>
                   <w:rFonts w:ascii="Arial" w:cs="Arial" w:eastAsia="Arial" w:hAnsi="Arial"/>
@@ -6256,7 +6256,7 @@
               <w:spacing w:after="10" w:before="0"/>
               <w:ind w:left="120"/>
             </w:pPr>
-            <w:hyperlink w:history="1" r:id="rId85pmb-c8hpq8v8uwmzopq">
+            <w:hyperlink w:history="1" r:id="rId5zu0sjrngrtaqvtt-s5l0">
               <w:r>
                 <w:rPr>
                   <w:rFonts w:ascii="Arial" w:cs="Arial" w:eastAsia="Arial" w:hAnsi="Arial"/>
@@ -6403,32 +6403,32 @@
         <w:tc>
           <w:tcPr>
             <w:tcW w:type="dxa" w:w="1520"/>
-            <w:shd w:fill="F2F2F2" w:color="auto" w:val="clear"/>
-            <w:tcMar>
-              <w:top w:type="dxa" w:w="60"/>
-              <w:left w:type="dxa" w:w="120"/>
-              <w:bottom w:type="dxa" w:w="60"/>
-              <w:right w:type="dxa" w:w="120"/>
-            </w:tcMar>
-            <w:vAlign w:val="top"/>
-          </w:tcPr>
-          <w:p>
-            <w:pPr>
-              <w:spacing w:after="40" w:before="0"/>
-              <w:jc w:val="left"/>
-            </w:pPr>
-            <w:r>
-              <w:rPr>
-                <w:rFonts w:ascii="Arial" w:cs="Arial" w:eastAsia="Arial" w:hAnsi="Arial"/>
-                <w:b/>
-                <w:bCs/>
-                <w:i w:val="false"/>
-                <w:iCs w:val="false"/>
-                <w:color w:val="000000"/>
-                <w:sz w:val="18"/>
-                <w:szCs w:val="18"/>
-              </w:rPr>
-              <w:t xml:space="preserve">Phase 2 — Observe</w:t>
+            <w:shd w:fill="D9EEF1" w:color="auto" w:val="clear"/>
+            <w:tcMar>
+              <w:top w:type="dxa" w:w="60"/>
+              <w:left w:type="dxa" w:w="120"/>
+              <w:bottom w:type="dxa" w:w="60"/>
+              <w:right w:type="dxa" w:w="120"/>
+            </w:tcMar>
+            <w:vAlign w:val="top"/>
+          </w:tcPr>
+          <w:p>
+            <w:pPr>
+              <w:spacing w:after="40" w:before="0"/>
+              <w:jc w:val="left"/>
+            </w:pPr>
+            <w:r>
+              <w:rPr>
+                <w:rFonts w:ascii="Arial" w:cs="Arial" w:eastAsia="Arial" w:hAnsi="Arial"/>
+                <w:b/>
+                <w:bCs/>
+                <w:i w:val="false"/>
+                <w:iCs w:val="false"/>
+                <w:color w:val="000000"/>
+                <w:sz w:val="18"/>
+                <w:szCs w:val="18"/>
+              </w:rPr>
+              <w:t xml:space="preserve">Observe Phase</w:t>
             </w:r>
           </w:p>
           <w:p>
@@ -6451,7 +6451,7 @@
             <w:pPr>
               <w:spacing w:after="20" w:before="0"/>
             </w:pPr>
-            <w:hyperlink w:history="1" r:id="rIdkiwglhepz0n0dpszsksm8">
+            <w:hyperlink w:history="1" r:id="rId9buhzwhzdfk72txcffaa8">
               <w:r>
                 <w:rPr>
                   <w:rFonts w:ascii="Arial" w:cs="Arial" w:eastAsia="Arial" w:hAnsi="Arial"/>
@@ -6484,7 +6484,7 @@
               <w:spacing w:after="10" w:before="0"/>
               <w:ind w:left="120"/>
             </w:pPr>
-            <w:hyperlink w:history="1" r:id="rIdxzids-e_trj-03isfc-jl">
+            <w:hyperlink w:history="1" r:id="rIdjnyjfwxu8qyaalhjn4kqk">
               <w:r>
                 <w:rPr>
                   <w:rFonts w:ascii="Arial" w:cs="Arial" w:eastAsia="Arial" w:hAnsi="Arial"/>
@@ -6529,7 +6529,7 @@
             <w:pPr>
               <w:spacing w:after="20" w:before="0"/>
             </w:pPr>
-            <w:hyperlink w:history="1" r:id="rId88dpo7z68x7l9wdqoqfn2">
+            <w:hyperlink w:history="1" r:id="rIdjvkpddnrm7sbzrzsihodf">
               <w:r>
                 <w:rPr>
                   <w:rFonts w:ascii="Arial" w:cs="Arial" w:eastAsia="Arial" w:hAnsi="Arial"/>
@@ -6562,7 +6562,7 @@
               <w:spacing w:after="10" w:before="0"/>
               <w:ind w:left="120"/>
             </w:pPr>
-            <w:hyperlink w:history="1" r:id="rIdn3ve3fgtdlzowsrakvw9l">
+            <w:hyperlink w:history="1" r:id="rIdaaafkobtd_2sraccxwcdr">
               <w:r>
                 <w:rPr>
                   <w:rFonts w:ascii="Arial" w:cs="Arial" w:eastAsia="Arial" w:hAnsi="Arial"/>
@@ -6709,32 +6709,32 @@
         <w:tc>
           <w:tcPr>
             <w:tcW w:type="dxa" w:w="1520"/>
-            <w:shd w:fill="F2F2F2" w:color="auto" w:val="clear"/>
-            <w:tcMar>
-              <w:top w:type="dxa" w:w="60"/>
-              <w:left w:type="dxa" w:w="120"/>
-              <w:bottom w:type="dxa" w:w="60"/>
-              <w:right w:type="dxa" w:w="120"/>
-            </w:tcMar>
-            <w:vAlign w:val="top"/>
-          </w:tcPr>
-          <w:p>
-            <w:pPr>
-              <w:spacing w:after="40" w:before="0"/>
-              <w:jc w:val="left"/>
-            </w:pPr>
-            <w:r>
-              <w:rPr>
-                <w:rFonts w:ascii="Arial" w:cs="Arial" w:eastAsia="Arial" w:hAnsi="Arial"/>
-                <w:b/>
-                <w:bCs/>
-                <w:i w:val="false"/>
-                <w:iCs w:val="false"/>
-                <w:color w:val="000000"/>
-                <w:sz w:val="18"/>
-                <w:szCs w:val="18"/>
-              </w:rPr>
-              <w:t xml:space="preserve">Phase 3 — Explain</w:t>
+            <w:shd w:fill="E2EFDA" w:color="auto" w:val="clear"/>
+            <w:tcMar>
+              <w:top w:type="dxa" w:w="60"/>
+              <w:left w:type="dxa" w:w="120"/>
+              <w:bottom w:type="dxa" w:w="60"/>
+              <w:right w:type="dxa" w:w="120"/>
+            </w:tcMar>
+            <w:vAlign w:val="top"/>
+          </w:tcPr>
+          <w:p>
+            <w:pPr>
+              <w:spacing w:after="40" w:before="0"/>
+              <w:jc w:val="left"/>
+            </w:pPr>
+            <w:r>
+              <w:rPr>
+                <w:rFonts w:ascii="Arial" w:cs="Arial" w:eastAsia="Arial" w:hAnsi="Arial"/>
+                <w:b/>
+                <w:bCs/>
+                <w:i w:val="false"/>
+                <w:iCs w:val="false"/>
+                <w:color w:val="000000"/>
+                <w:sz w:val="18"/>
+                <w:szCs w:val="18"/>
+              </w:rPr>
+              <w:t xml:space="preserve">Explain Phase</w:t>
             </w:r>
           </w:p>
           <w:p>
@@ -6757,7 +6757,7 @@
             <w:pPr>
               <w:spacing w:after="20" w:before="0"/>
             </w:pPr>
-            <w:hyperlink w:history="1" r:id="rIdgdqi8b7go1n_b6vvwm1bh">
+            <w:hyperlink w:history="1" r:id="rIdbjs7bbjqzqrzye8u6a192">
               <w:r>
                 <w:rPr>
                   <w:rFonts w:ascii="Arial" w:cs="Arial" w:eastAsia="Arial" w:hAnsi="Arial"/>
@@ -6790,7 +6790,7 @@
               <w:spacing w:after="10" w:before="0"/>
               <w:ind w:left="120"/>
             </w:pPr>
-            <w:hyperlink w:history="1" r:id="rIdukhfjublbxm0813e-gepr">
+            <w:hyperlink w:history="1" r:id="rId65c_mptnfuvdn5vivdk94">
               <w:r>
                 <w:rPr>
                   <w:rFonts w:ascii="Arial" w:cs="Arial" w:eastAsia="Arial" w:hAnsi="Arial"/>
@@ -6835,7 +6835,7 @@
             <w:pPr>
               <w:spacing w:after="20" w:before="0"/>
             </w:pPr>
-            <w:hyperlink w:history="1" r:id="rIdhwtcy8befvmoobdkonxor">
+            <w:hyperlink w:history="1" r:id="rIdyksyu2pzpw3mtqp-ixkdg">
               <w:r>
                 <w:rPr>
                   <w:rFonts w:ascii="Arial" w:cs="Arial" w:eastAsia="Arial" w:hAnsi="Arial"/>
@@ -6868,7 +6868,7 @@
               <w:spacing w:after="10" w:before="0"/>
               <w:ind w:left="120"/>
             </w:pPr>
-            <w:hyperlink w:history="1" r:id="rIdho8cigteqmgiyrpgbzrh8">
+            <w:hyperlink w:history="1" r:id="rIdkpndvvzdhzvv1ipcjp6co">
               <w:r>
                 <w:rPr>
                   <w:rFonts w:ascii="Arial" w:cs="Arial" w:eastAsia="Arial" w:hAnsi="Arial"/>
@@ -7015,32 +7015,32 @@
         <w:tc>
           <w:tcPr>
             <w:tcW w:type="dxa" w:w="1520"/>
-            <w:shd w:fill="F2F2F2" w:color="auto" w:val="clear"/>
-            <w:tcMar>
-              <w:top w:type="dxa" w:w="60"/>
-              <w:left w:type="dxa" w:w="120"/>
-              <w:bottom w:type="dxa" w:w="60"/>
-              <w:right w:type="dxa" w:w="120"/>
-            </w:tcMar>
-            <w:vAlign w:val="top"/>
-          </w:tcPr>
-          <w:p>
-            <w:pPr>
-              <w:spacing w:after="40" w:before="0"/>
-              <w:jc w:val="left"/>
-            </w:pPr>
-            <w:r>
-              <w:rPr>
-                <w:rFonts w:ascii="Arial" w:cs="Arial" w:eastAsia="Arial" w:hAnsi="Arial"/>
-                <w:b/>
-                <w:bCs/>
-                <w:i w:val="false"/>
-                <w:iCs w:val="false"/>
-                <w:color w:val="000000"/>
-                <w:sz w:val="18"/>
-                <w:szCs w:val="18"/>
-              </w:rPr>
-              <w:t xml:space="preserve">Phase 4 — Driving Question Board (DQB) Update</w:t>
+            <w:shd w:fill="FCE4D6" w:color="auto" w:val="clear"/>
+            <w:tcMar>
+              <w:top w:type="dxa" w:w="60"/>
+              <w:left w:type="dxa" w:w="120"/>
+              <w:bottom w:type="dxa" w:w="60"/>
+              <w:right w:type="dxa" w:w="120"/>
+            </w:tcMar>
+            <w:vAlign w:val="top"/>
+          </w:tcPr>
+          <w:p>
+            <w:pPr>
+              <w:spacing w:after="40" w:before="0"/>
+              <w:jc w:val="left"/>
+            </w:pPr>
+            <w:r>
+              <w:rPr>
+                <w:rFonts w:ascii="Arial" w:cs="Arial" w:eastAsia="Arial" w:hAnsi="Arial"/>
+                <w:b/>
+                <w:bCs/>
+                <w:i w:val="false"/>
+                <w:iCs w:val="false"/>
+                <w:color w:val="000000"/>
+                <w:sz w:val="18"/>
+                <w:szCs w:val="18"/>
+              </w:rPr>
+              <w:t xml:space="preserve">Driving Question Board (DQB) Creation</w:t>
             </w:r>
           </w:p>
           <w:p>
@@ -7063,7 +7063,7 @@
             <w:pPr>
               <w:spacing w:after="20" w:before="0"/>
             </w:pPr>
-            <w:hyperlink w:history="1" r:id="rIdx165cgqa8ukap20udg6lm">
+            <w:hyperlink w:history="1" r:id="rIdia46vganf5qlc1ra8n_oh">
               <w:r>
                 <w:rPr>
                   <w:rFonts w:ascii="Arial" w:cs="Arial" w:eastAsia="Arial" w:hAnsi="Arial"/>
@@ -7096,7 +7096,7 @@
               <w:spacing w:after="10" w:before="0"/>
               <w:ind w:left="120"/>
             </w:pPr>
-            <w:hyperlink w:history="1" r:id="rIdggwla26w9vq_ydcd74clr">
+            <w:hyperlink w:history="1" r:id="rId-e32zoymzpknqyg9bp5wr">
               <w:r>
                 <w:rPr>
                   <w:rFonts w:ascii="Arial" w:cs="Arial" w:eastAsia="Arial" w:hAnsi="Arial"/>
@@ -7141,7 +7141,7 @@
             <w:pPr>
               <w:spacing w:after="20" w:before="0"/>
             </w:pPr>
-            <w:hyperlink w:history="1" r:id="rIdyqnev_gg0sudmj3zcavnh">
+            <w:hyperlink w:history="1" r:id="rIdwt7uayfuhzqtvhr4jf3xl">
               <w:r>
                 <w:rPr>
                   <w:rFonts w:ascii="Arial" w:cs="Arial" w:eastAsia="Arial" w:hAnsi="Arial"/>
@@ -7174,7 +7174,7 @@
               <w:spacing w:after="10" w:before="0"/>
               <w:ind w:left="120"/>
             </w:pPr>
-            <w:hyperlink w:history="1" r:id="rIdvqsv10yztwledw58kqqiq">
+            <w:hyperlink w:history="1" r:id="rIdskyp908cnv4iwve0pz6aj">
               <w:r>
                 <w:rPr>
                   <w:rFonts w:ascii="Arial" w:cs="Arial" w:eastAsia="Arial" w:hAnsi="Arial"/>
@@ -7321,32 +7321,32 @@
         <w:tc>
           <w:tcPr>
             <w:tcW w:type="dxa" w:w="1520"/>
-            <w:shd w:fill="F2F2F2" w:color="auto" w:val="clear"/>
-            <w:tcMar>
-              <w:top w:type="dxa" w:w="60"/>
-              <w:left w:type="dxa" w:w="120"/>
-              <w:bottom w:type="dxa" w:w="60"/>
-              <w:right w:type="dxa" w:w="120"/>
-            </w:tcMar>
-            <w:vAlign w:val="top"/>
-          </w:tcPr>
-          <w:p>
-            <w:pPr>
-              <w:spacing w:after="40" w:before="0"/>
-              <w:jc w:val="left"/>
-            </w:pPr>
-            <w:r>
-              <w:rPr>
-                <w:rFonts w:ascii="Arial" w:cs="Arial" w:eastAsia="Arial" w:hAnsi="Arial"/>
-                <w:b/>
-                <w:bCs/>
-                <w:i w:val="false"/>
-                <w:iCs w:val="false"/>
-                <w:color w:val="000000"/>
-                <w:sz w:val="18"/>
-                <w:szCs w:val="18"/>
-              </w:rPr>
-              <w:t xml:space="preserve">Phase 5 — Model Building</w:t>
+            <w:shd w:fill="D5E8F0" w:color="auto" w:val="clear"/>
+            <w:tcMar>
+              <w:top w:type="dxa" w:w="60"/>
+              <w:left w:type="dxa" w:w="120"/>
+              <w:bottom w:type="dxa" w:w="60"/>
+              <w:right w:type="dxa" w:w="120"/>
+            </w:tcMar>
+            <w:vAlign w:val="top"/>
+          </w:tcPr>
+          <w:p>
+            <w:pPr>
+              <w:spacing w:after="40" w:before="0"/>
+              <w:jc w:val="left"/>
+            </w:pPr>
+            <w:r>
+              <w:rPr>
+                <w:rFonts w:ascii="Arial" w:cs="Arial" w:eastAsia="Arial" w:hAnsi="Arial"/>
+                <w:b/>
+                <w:bCs/>
+                <w:i w:val="false"/>
+                <w:iCs w:val="false"/>
+                <w:color w:val="000000"/>
+                <w:sz w:val="18"/>
+                <w:szCs w:val="18"/>
+              </w:rPr>
+              <w:t xml:space="preserve">Model Building Phase</w:t>
             </w:r>
           </w:p>
           <w:p>
@@ -7369,7 +7369,7 @@
             <w:pPr>
               <w:spacing w:after="20" w:before="0"/>
             </w:pPr>
-            <w:hyperlink w:history="1" r:id="rIdchlzs3fwpex-7eu2aurlp">
+            <w:hyperlink w:history="1" r:id="rIdlk9uft779t8l_qfj3kw64">
               <w:r>
                 <w:rPr>
                   <w:rFonts w:ascii="Arial" w:cs="Arial" w:eastAsia="Arial" w:hAnsi="Arial"/>
@@ -7402,7 +7402,7 @@
               <w:spacing w:after="10" w:before="0"/>
               <w:ind w:left="120"/>
             </w:pPr>
-            <w:hyperlink w:history="1" r:id="rId5nbps3qnqkiyj8yvjlk3j">
+            <w:hyperlink w:history="1" r:id="rIdq93aq5dy3yvlsjipne2d2">
               <w:r>
                 <w:rPr>
                   <w:rFonts w:ascii="Arial" w:cs="Arial" w:eastAsia="Arial" w:hAnsi="Arial"/>
@@ -7447,7 +7447,7 @@
             <w:pPr>
               <w:spacing w:after="20" w:before="0"/>
             </w:pPr>
-            <w:hyperlink w:history="1" r:id="rIdlf4dhapu5zl3wl6ekqo5_">
+            <w:hyperlink w:history="1" r:id="rIdxyzfmzif4ob8azb2-8pha">
               <w:r>
                 <w:rPr>
                   <w:rFonts w:ascii="Arial" w:cs="Arial" w:eastAsia="Arial" w:hAnsi="Arial"/>
@@ -7480,7 +7480,7 @@
               <w:spacing w:after="10" w:before="0"/>
               <w:ind w:left="120"/>
             </w:pPr>
-            <w:hyperlink w:history="1" r:id="rIdih1oqbtgmdotqxzyy7mdl">
+            <w:hyperlink w:history="1" r:id="rIdtrhemxz8un5ri4bywpeob">
               <w:r>
                 <w:rPr>
                   <w:rFonts w:ascii="Arial" w:cs="Arial" w:eastAsia="Arial" w:hAnsi="Arial"/>
@@ -8919,32 +8919,32 @@
         <w:tc>
           <w:tcPr>
             <w:tcW w:type="dxa" w:w="1520"/>
-            <w:shd w:fill="F2F2F2" w:color="auto" w:val="clear"/>
-            <w:tcMar>
-              <w:top w:type="dxa" w:w="60"/>
-              <w:left w:type="dxa" w:w="120"/>
-              <w:bottom w:type="dxa" w:w="60"/>
-              <w:right w:type="dxa" w:w="120"/>
-            </w:tcMar>
-            <w:vAlign w:val="top"/>
-          </w:tcPr>
-          <w:p>
-            <w:pPr>
-              <w:spacing w:after="40" w:before="0"/>
-              <w:jc w:val="left"/>
-            </w:pPr>
-            <w:r>
-              <w:rPr>
-                <w:rFonts w:ascii="Arial" w:cs="Arial" w:eastAsia="Arial" w:hAnsi="Arial"/>
-                <w:b/>
-                <w:bCs/>
-                <w:i w:val="false"/>
-                <w:iCs w:val="false"/>
-                <w:color w:val="000000"/>
-                <w:sz w:val="18"/>
-                <w:szCs w:val="18"/>
-              </w:rPr>
-              <w:t xml:space="preserve">Phase 1 — Predict</w:t>
+            <w:shd w:fill="EAD1F5" w:color="auto" w:val="clear"/>
+            <w:tcMar>
+              <w:top w:type="dxa" w:w="60"/>
+              <w:left w:type="dxa" w:w="120"/>
+              <w:bottom w:type="dxa" w:w="60"/>
+              <w:right w:type="dxa" w:w="120"/>
+            </w:tcMar>
+            <w:vAlign w:val="top"/>
+          </w:tcPr>
+          <w:p>
+            <w:pPr>
+              <w:spacing w:after="40" w:before="0"/>
+              <w:jc w:val="left"/>
+            </w:pPr>
+            <w:r>
+              <w:rPr>
+                <w:rFonts w:ascii="Arial" w:cs="Arial" w:eastAsia="Arial" w:hAnsi="Arial"/>
+                <w:b/>
+                <w:bCs/>
+                <w:i w:val="false"/>
+                <w:iCs w:val="false"/>
+                <w:color w:val="000000"/>
+                <w:sz w:val="18"/>
+                <w:szCs w:val="18"/>
+              </w:rPr>
+              <w:t xml:space="preserve">Predict Phase</w:t>
             </w:r>
           </w:p>
           <w:p>
@@ -8967,7 +8967,7 @@
             <w:pPr>
               <w:spacing w:after="20" w:before="0"/>
             </w:pPr>
-            <w:hyperlink w:history="1" r:id="rId5yqfudvfj6fkt5lctm0x4">
+            <w:hyperlink w:history="1" r:id="rIdhhvnirozfil5zjfjjwlua">
               <w:r>
                 <w:rPr>
                   <w:rFonts w:ascii="Arial" w:cs="Arial" w:eastAsia="Arial" w:hAnsi="Arial"/>
@@ -9000,7 +9000,7 @@
               <w:spacing w:after="10" w:before="0"/>
               <w:ind w:left="120"/>
             </w:pPr>
-            <w:hyperlink w:history="1" r:id="rIdtxntpnytxkebizraoubf-">
+            <w:hyperlink w:history="1" r:id="rId-boh6kirq5fnov4rotmwu">
               <w:r>
                 <w:rPr>
                   <w:rFonts w:ascii="Arial" w:cs="Arial" w:eastAsia="Arial" w:hAnsi="Arial"/>
@@ -9045,7 +9045,7 @@
             <w:pPr>
               <w:spacing w:after="20" w:before="0"/>
             </w:pPr>
-            <w:hyperlink w:history="1" r:id="rId7yowkm0huksyyazweqszb">
+            <w:hyperlink w:history="1" r:id="rIdhbp0epjk7d6zyfvm6tnoo">
               <w:r>
                 <w:rPr>
                   <w:rFonts w:ascii="Arial" w:cs="Arial" w:eastAsia="Arial" w:hAnsi="Arial"/>
@@ -9078,7 +9078,7 @@
               <w:spacing w:after="10" w:before="0"/>
               <w:ind w:left="120"/>
             </w:pPr>
-            <w:hyperlink w:history="1" r:id="rId1xm7rueqrnbhpzrgpcyei">
+            <w:hyperlink w:history="1" r:id="rIdmolrhmf2ss4xwkeqvwv9o">
               <w:r>
                 <w:rPr>
                   <w:rFonts w:ascii="Arial" w:cs="Arial" w:eastAsia="Arial" w:hAnsi="Arial"/>
@@ -9225,32 +9225,32 @@
         <w:tc>
           <w:tcPr>
             <w:tcW w:type="dxa" w:w="1520"/>
-            <w:shd w:fill="F2F2F2" w:color="auto" w:val="clear"/>
-            <w:tcMar>
-              <w:top w:type="dxa" w:w="60"/>
-              <w:left w:type="dxa" w:w="120"/>
-              <w:bottom w:type="dxa" w:w="60"/>
-              <w:right w:type="dxa" w:w="120"/>
-            </w:tcMar>
-            <w:vAlign w:val="top"/>
-          </w:tcPr>
-          <w:p>
-            <w:pPr>
-              <w:spacing w:after="40" w:before="0"/>
-              <w:jc w:val="left"/>
-            </w:pPr>
-            <w:r>
-              <w:rPr>
-                <w:rFonts w:ascii="Arial" w:cs="Arial" w:eastAsia="Arial" w:hAnsi="Arial"/>
-                <w:b/>
-                <w:bCs/>
-                <w:i w:val="false"/>
-                <w:iCs w:val="false"/>
-                <w:color w:val="000000"/>
-                <w:sz w:val="18"/>
-                <w:szCs w:val="18"/>
-              </w:rPr>
-              <w:t xml:space="preserve">Phase 2 — Observe</w:t>
+            <w:shd w:fill="D9EEF1" w:color="auto" w:val="clear"/>
+            <w:tcMar>
+              <w:top w:type="dxa" w:w="60"/>
+              <w:left w:type="dxa" w:w="120"/>
+              <w:bottom w:type="dxa" w:w="60"/>
+              <w:right w:type="dxa" w:w="120"/>
+            </w:tcMar>
+            <w:vAlign w:val="top"/>
+          </w:tcPr>
+          <w:p>
+            <w:pPr>
+              <w:spacing w:after="40" w:before="0"/>
+              <w:jc w:val="left"/>
+            </w:pPr>
+            <w:r>
+              <w:rPr>
+                <w:rFonts w:ascii="Arial" w:cs="Arial" w:eastAsia="Arial" w:hAnsi="Arial"/>
+                <w:b/>
+                <w:bCs/>
+                <w:i w:val="false"/>
+                <w:iCs w:val="false"/>
+                <w:color w:val="000000"/>
+                <w:sz w:val="18"/>
+                <w:szCs w:val="18"/>
+              </w:rPr>
+              <w:t xml:space="preserve">Observe Phase</w:t>
             </w:r>
           </w:p>
           <w:p>
@@ -9273,7 +9273,7 @@
             <w:pPr>
               <w:spacing w:after="20" w:before="0"/>
             </w:pPr>
-            <w:hyperlink w:history="1" r:id="rIdect7jf3vckqoc9ibfvvcd">
+            <w:hyperlink w:history="1" r:id="rIdratw8gxkjzrmvx6lfvno8">
               <w:r>
                 <w:rPr>
                   <w:rFonts w:ascii="Arial" w:cs="Arial" w:eastAsia="Arial" w:hAnsi="Arial"/>
@@ -9306,7 +9306,7 @@
               <w:spacing w:after="10" w:before="0"/>
               <w:ind w:left="120"/>
             </w:pPr>
-            <w:hyperlink w:history="1" r:id="rIdbznvg108-0ztcwgrj3dgy">
+            <w:hyperlink w:history="1" r:id="rIdf5ki9nxjlmafa3kav_vyu">
               <w:r>
                 <w:rPr>
                   <w:rFonts w:ascii="Arial" w:cs="Arial" w:eastAsia="Arial" w:hAnsi="Arial"/>
@@ -9351,7 +9351,7 @@
             <w:pPr>
               <w:spacing w:after="20" w:before="0"/>
             </w:pPr>
-            <w:hyperlink w:history="1" r:id="rIdsmuj061vk0zy6mikphy_n">
+            <w:hyperlink w:history="1" r:id="rIdonpdmt2ja6vmqoksda_4o">
               <w:r>
                 <w:rPr>
                   <w:rFonts w:ascii="Arial" w:cs="Arial" w:eastAsia="Arial" w:hAnsi="Arial"/>
@@ -9384,7 +9384,7 @@
               <w:spacing w:after="10" w:before="0"/>
               <w:ind w:left="120"/>
             </w:pPr>
-            <w:hyperlink w:history="1" r:id="rId5prxjfjpkhcqrbvvrs1cm">
+            <w:hyperlink w:history="1" r:id="rIdj2qa8i9onyxnnoitcvsuc">
               <w:r>
                 <w:rPr>
                   <w:rFonts w:ascii="Arial" w:cs="Arial" w:eastAsia="Arial" w:hAnsi="Arial"/>
@@ -9531,32 +9531,32 @@
         <w:tc>
           <w:tcPr>
             <w:tcW w:type="dxa" w:w="1520"/>
-            <w:shd w:fill="F2F2F2" w:color="auto" w:val="clear"/>
-            <w:tcMar>
-              <w:top w:type="dxa" w:w="60"/>
-              <w:left w:type="dxa" w:w="120"/>
-              <w:bottom w:type="dxa" w:w="60"/>
-              <w:right w:type="dxa" w:w="120"/>
-            </w:tcMar>
-            <w:vAlign w:val="top"/>
-          </w:tcPr>
-          <w:p>
-            <w:pPr>
-              <w:spacing w:after="40" w:before="0"/>
-              <w:jc w:val="left"/>
-            </w:pPr>
-            <w:r>
-              <w:rPr>
-                <w:rFonts w:ascii="Arial" w:cs="Arial" w:eastAsia="Arial" w:hAnsi="Arial"/>
-                <w:b/>
-                <w:bCs/>
-                <w:i w:val="false"/>
-                <w:iCs w:val="false"/>
-                <w:color w:val="000000"/>
-                <w:sz w:val="18"/>
-                <w:szCs w:val="18"/>
-              </w:rPr>
-              <w:t xml:space="preserve">Phase 3 — Explain</w:t>
+            <w:shd w:fill="E2EFDA" w:color="auto" w:val="clear"/>
+            <w:tcMar>
+              <w:top w:type="dxa" w:w="60"/>
+              <w:left w:type="dxa" w:w="120"/>
+              <w:bottom w:type="dxa" w:w="60"/>
+              <w:right w:type="dxa" w:w="120"/>
+            </w:tcMar>
+            <w:vAlign w:val="top"/>
+          </w:tcPr>
+          <w:p>
+            <w:pPr>
+              <w:spacing w:after="40" w:before="0"/>
+              <w:jc w:val="left"/>
+            </w:pPr>
+            <w:r>
+              <w:rPr>
+                <w:rFonts w:ascii="Arial" w:cs="Arial" w:eastAsia="Arial" w:hAnsi="Arial"/>
+                <w:b/>
+                <w:bCs/>
+                <w:i w:val="false"/>
+                <w:iCs w:val="false"/>
+                <w:color w:val="000000"/>
+                <w:sz w:val="18"/>
+                <w:szCs w:val="18"/>
+              </w:rPr>
+              <w:t xml:space="preserve">Explain Phase</w:t>
             </w:r>
           </w:p>
           <w:p>
@@ -9579,7 +9579,7 @@
             <w:pPr>
               <w:spacing w:after="20" w:before="0"/>
             </w:pPr>
-            <w:hyperlink w:history="1" r:id="rIdmw6g_6ezh3shukwuppl9n">
+            <w:hyperlink w:history="1" r:id="rIdmn4cynq2pykandbuwvoq6">
               <w:r>
                 <w:rPr>
                   <w:rFonts w:ascii="Arial" w:cs="Arial" w:eastAsia="Arial" w:hAnsi="Arial"/>
@@ -9612,7 +9612,7 @@
               <w:spacing w:after="10" w:before="0"/>
               <w:ind w:left="120"/>
             </w:pPr>
-            <w:hyperlink w:history="1" r:id="rIdvzhkcj65tsvxirtwgk5zd">
+            <w:hyperlink w:history="1" r:id="rIdhm6r5jnj7jixifst60ujp">
               <w:r>
                 <w:rPr>
                   <w:rFonts w:ascii="Arial" w:cs="Arial" w:eastAsia="Arial" w:hAnsi="Arial"/>
@@ -9657,7 +9657,7 @@
             <w:pPr>
               <w:spacing w:after="20" w:before="0"/>
             </w:pPr>
-            <w:hyperlink w:history="1" r:id="rIddf1soc9wrbqvynp8lgki8">
+            <w:hyperlink w:history="1" r:id="rId3nhybcx1fbnj8fndnypee">
               <w:r>
                 <w:rPr>
                   <w:rFonts w:ascii="Arial" w:cs="Arial" w:eastAsia="Arial" w:hAnsi="Arial"/>
@@ -9690,7 +9690,7 @@
               <w:spacing w:after="10" w:before="0"/>
               <w:ind w:left="120"/>
             </w:pPr>
-            <w:hyperlink w:history="1" r:id="rIdenu-eujpr2wbdkjnhc6ev">
+            <w:hyperlink w:history="1" r:id="rIdjoppcqbh5fk-zhiuspkpk">
               <w:r>
                 <w:rPr>
                   <w:rFonts w:ascii="Arial" w:cs="Arial" w:eastAsia="Arial" w:hAnsi="Arial"/>
@@ -9837,32 +9837,32 @@
         <w:tc>
           <w:tcPr>
             <w:tcW w:type="dxa" w:w="1520"/>
-            <w:shd w:fill="F2F2F2" w:color="auto" w:val="clear"/>
-            <w:tcMar>
-              <w:top w:type="dxa" w:w="60"/>
-              <w:left w:type="dxa" w:w="120"/>
-              <w:bottom w:type="dxa" w:w="60"/>
-              <w:right w:type="dxa" w:w="120"/>
-            </w:tcMar>
-            <w:vAlign w:val="top"/>
-          </w:tcPr>
-          <w:p>
-            <w:pPr>
-              <w:spacing w:after="40" w:before="0"/>
-              <w:jc w:val="left"/>
-            </w:pPr>
-            <w:r>
-              <w:rPr>
-                <w:rFonts w:ascii="Arial" w:cs="Arial" w:eastAsia="Arial" w:hAnsi="Arial"/>
-                <w:b/>
-                <w:bCs/>
-                <w:i w:val="false"/>
-                <w:iCs w:val="false"/>
-                <w:color w:val="000000"/>
-                <w:sz w:val="18"/>
-                <w:szCs w:val="18"/>
-              </w:rPr>
-              <w:t xml:space="preserve">Phase 4 — Driving Question Board (DQB) Update</w:t>
+            <w:shd w:fill="FCE4D6" w:color="auto" w:val="clear"/>
+            <w:tcMar>
+              <w:top w:type="dxa" w:w="60"/>
+              <w:left w:type="dxa" w:w="120"/>
+              <w:bottom w:type="dxa" w:w="60"/>
+              <w:right w:type="dxa" w:w="120"/>
+            </w:tcMar>
+            <w:vAlign w:val="top"/>
+          </w:tcPr>
+          <w:p>
+            <w:pPr>
+              <w:spacing w:after="40" w:before="0"/>
+              <w:jc w:val="left"/>
+            </w:pPr>
+            <w:r>
+              <w:rPr>
+                <w:rFonts w:ascii="Arial" w:cs="Arial" w:eastAsia="Arial" w:hAnsi="Arial"/>
+                <w:b/>
+                <w:bCs/>
+                <w:i w:val="false"/>
+                <w:iCs w:val="false"/>
+                <w:color w:val="000000"/>
+                <w:sz w:val="18"/>
+                <w:szCs w:val="18"/>
+              </w:rPr>
+              <w:t xml:space="preserve">Driving Question Board (DQB) Creation</w:t>
             </w:r>
           </w:p>
           <w:p>
@@ -9885,7 +9885,7 @@
             <w:pPr>
               <w:spacing w:after="20" w:before="0"/>
             </w:pPr>
-            <w:hyperlink w:history="1" r:id="rIdsm22glut7jrqvhbj7nwni">
+            <w:hyperlink w:history="1" r:id="rIdp4wzaaz7dvdhzpstu0eb4">
               <w:r>
                 <w:rPr>
                   <w:rFonts w:ascii="Arial" w:cs="Arial" w:eastAsia="Arial" w:hAnsi="Arial"/>
@@ -9918,7 +9918,7 @@
               <w:spacing w:after="10" w:before="0"/>
               <w:ind w:left="120"/>
             </w:pPr>
-            <w:hyperlink w:history="1" r:id="rId5layriu1qm23bvx4nufeb">
+            <w:hyperlink w:history="1" r:id="rId_v_ytaaprwt4tabxt8rm_">
               <w:r>
                 <w:rPr>
                   <w:rFonts w:ascii="Arial" w:cs="Arial" w:eastAsia="Arial" w:hAnsi="Arial"/>
@@ -9963,7 +9963,7 @@
             <w:pPr>
               <w:spacing w:after="20" w:before="0"/>
             </w:pPr>
-            <w:hyperlink w:history="1" r:id="rIdnbkbosgmilaenubbqvthe">
+            <w:hyperlink w:history="1" r:id="rIdkfe7ur9cmfksg4s5pal4e">
               <w:r>
                 <w:rPr>
                   <w:rFonts w:ascii="Arial" w:cs="Arial" w:eastAsia="Arial" w:hAnsi="Arial"/>
@@ -9996,7 +9996,7 @@
               <w:spacing w:after="10" w:before="0"/>
               <w:ind w:left="120"/>
             </w:pPr>
-            <w:hyperlink w:history="1" r:id="rIdrynjzt2wt6nn-7awghncz">
+            <w:hyperlink w:history="1" r:id="rId1byottxlxxfi5w7j10tzb">
               <w:r>
                 <w:rPr>
                   <w:rFonts w:ascii="Arial" w:cs="Arial" w:eastAsia="Arial" w:hAnsi="Arial"/>
@@ -10143,32 +10143,32 @@
         <w:tc>
           <w:tcPr>
             <w:tcW w:type="dxa" w:w="1520"/>
-            <w:shd w:fill="F2F2F2" w:color="auto" w:val="clear"/>
-            <w:tcMar>
-              <w:top w:type="dxa" w:w="60"/>
-              <w:left w:type="dxa" w:w="120"/>
-              <w:bottom w:type="dxa" w:w="60"/>
-              <w:right w:type="dxa" w:w="120"/>
-            </w:tcMar>
-            <w:vAlign w:val="top"/>
-          </w:tcPr>
-          <w:p>
-            <w:pPr>
-              <w:spacing w:after="40" w:before="0"/>
-              <w:jc w:val="left"/>
-            </w:pPr>
-            <w:r>
-              <w:rPr>
-                <w:rFonts w:ascii="Arial" w:cs="Arial" w:eastAsia="Arial" w:hAnsi="Arial"/>
-                <w:b/>
-                <w:bCs/>
-                <w:i w:val="false"/>
-                <w:iCs w:val="false"/>
-                <w:color w:val="000000"/>
-                <w:sz w:val="18"/>
-                <w:szCs w:val="18"/>
-              </w:rPr>
-              <w:t xml:space="preserve">Phase 5 — Model Building</w:t>
+            <w:shd w:fill="D5E8F0" w:color="auto" w:val="clear"/>
+            <w:tcMar>
+              <w:top w:type="dxa" w:w="60"/>
+              <w:left w:type="dxa" w:w="120"/>
+              <w:bottom w:type="dxa" w:w="60"/>
+              <w:right w:type="dxa" w:w="120"/>
+            </w:tcMar>
+            <w:vAlign w:val="top"/>
+          </w:tcPr>
+          <w:p>
+            <w:pPr>
+              <w:spacing w:after="40" w:before="0"/>
+              <w:jc w:val="left"/>
+            </w:pPr>
+            <w:r>
+              <w:rPr>
+                <w:rFonts w:ascii="Arial" w:cs="Arial" w:eastAsia="Arial" w:hAnsi="Arial"/>
+                <w:b/>
+                <w:bCs/>
+                <w:i w:val="false"/>
+                <w:iCs w:val="false"/>
+                <w:color w:val="000000"/>
+                <w:sz w:val="18"/>
+                <w:szCs w:val="18"/>
+              </w:rPr>
+              <w:t xml:space="preserve">Model Building Phase</w:t>
             </w:r>
           </w:p>
           <w:p>
@@ -10191,7 +10191,7 @@
             <w:pPr>
               <w:spacing w:after="20" w:before="0"/>
             </w:pPr>
-            <w:hyperlink w:history="1" r:id="rIdss-07nue2-hfucozlnnhi">
+            <w:hyperlink w:history="1" r:id="rIdv-j5ouuryfbmj4es_bgvc">
               <w:r>
                 <w:rPr>
                   <w:rFonts w:ascii="Arial" w:cs="Arial" w:eastAsia="Arial" w:hAnsi="Arial"/>
@@ -10224,7 +10224,7 @@
               <w:spacing w:after="10" w:before="0"/>
               <w:ind w:left="120"/>
             </w:pPr>
-            <w:hyperlink w:history="1" r:id="rId91hyuxcacsjkebmwd1teu">
+            <w:hyperlink w:history="1" r:id="rIdeqezynxwfi1w50osvtjwu">
               <w:r>
                 <w:rPr>
                   <w:rFonts w:ascii="Arial" w:cs="Arial" w:eastAsia="Arial" w:hAnsi="Arial"/>
@@ -10269,7 +10269,7 @@
             <w:pPr>
               <w:spacing w:after="20" w:before="0"/>
             </w:pPr>
-            <w:hyperlink w:history="1" r:id="rIda9mekc-ylfrhlowkoc3_g">
+            <w:hyperlink w:history="1" r:id="rId7js4qzyxzgmjj_enkp6vc">
               <w:r>
                 <w:rPr>
                   <w:rFonts w:ascii="Arial" w:cs="Arial" w:eastAsia="Arial" w:hAnsi="Arial"/>
@@ -10302,7 +10302,7 @@
               <w:spacing w:after="10" w:before="0"/>
               <w:ind w:left="120"/>
             </w:pPr>
-            <w:hyperlink w:history="1" r:id="rIdfl2m-2hp8d34xsbytxaqa">
+            <w:hyperlink w:history="1" r:id="rId6xxabwh7nuweuu-gnhxyp">
               <w:r>
                 <w:rPr>
                   <w:rFonts w:ascii="Arial" w:cs="Arial" w:eastAsia="Arial" w:hAnsi="Arial"/>
@@ -11397,7 +11397,25 @@
             </w:tcMar>
             <w:vAlign w:val="top"/>
           </w:tcPr>
-          <w:p/>
+          <w:p>
+            <w:pPr>
+              <w:spacing w:after="40" w:before="0"/>
+              <w:jc w:val="left"/>
+            </w:pPr>
+            <w:r>
+              <w:rPr>
+                <w:rFonts w:ascii="Arial" w:cs="Arial" w:eastAsia="Arial" w:hAnsi="Arial"/>
+                <w:b w:val="false"/>
+                <w:bCs w:val="false"/>
+                <w:i w:val="false"/>
+                <w:iCs w:val="false"/>
+                <w:color w:val="000000"/>
+                <w:sz w:val="18"/>
+                <w:szCs w:val="18"/>
+              </w:rPr>
+              <w:t xml:space="preserve">Ensure spring balances are not overloaded beyond their rated capacity. Sandpaper edges can cause minor abrasions; learners should slide the block away from their fingers. Wooden blocks must be free of splinters. No chemical or electrical hazards in this activity.</w:t>
+            </w:r>
+          </w:p>
         </w:tc>
       </w:tr>
     </w:tbl>
@@ -11771,7 +11789,7 @@
             <w:pPr>
               <w:spacing w:after="20" w:before="0"/>
             </w:pPr>
-            <w:hyperlink w:history="1" r:id="rIdhfwzamextxx9osn31exrb">
+            <w:hyperlink w:history="1" r:id="rIdgslumuusnnx1hizle9bui">
               <w:r>
                 <w:rPr>
                   <w:rFonts w:ascii="Arial" w:cs="Arial" w:eastAsia="Arial" w:hAnsi="Arial"/>
@@ -11804,7 +11822,7 @@
               <w:spacing w:after="10" w:before="0"/>
               <w:ind w:left="120"/>
             </w:pPr>
-            <w:hyperlink w:history="1" r:id="rId1l1ooyjnlavnon8o3glqs">
+            <w:hyperlink w:history="1" r:id="rIdwupxjihauejdkhgrkqqsv">
               <w:r>
                 <w:rPr>
                   <w:rFonts w:ascii="Arial" w:cs="Arial" w:eastAsia="Arial" w:hAnsi="Arial"/>
@@ -11849,7 +11867,7 @@
             <w:pPr>
               <w:spacing w:after="20" w:before="0"/>
             </w:pPr>
-            <w:hyperlink w:history="1" r:id="rIddhbwhsgw3x3cxjucvhjnt">
+            <w:hyperlink w:history="1" r:id="rIde2x33jv-9mscxi2xkpy6b">
               <w:r>
                 <w:rPr>
                   <w:rFonts w:ascii="Arial" w:cs="Arial" w:eastAsia="Arial" w:hAnsi="Arial"/>
@@ -11882,7 +11900,7 @@
               <w:spacing w:after="10" w:before="0"/>
               <w:ind w:left="120"/>
             </w:pPr>
-            <w:hyperlink w:history="1" r:id="rIdwvvaexctfxtdgvm-haqsk">
+            <w:hyperlink w:history="1" r:id="rId3s7dscau5owsjhj9sl8nv">
               <w:r>
                 <w:rPr>
                   <w:rFonts w:ascii="Arial" w:cs="Arial" w:eastAsia="Arial" w:hAnsi="Arial"/>
@@ -12077,7 +12095,7 @@
             <w:pPr>
               <w:spacing w:after="20" w:before="0"/>
             </w:pPr>
-            <w:hyperlink w:history="1" r:id="rIdpubu0fmxwpabga1bydqnl">
+            <w:hyperlink w:history="1" r:id="rIdq_5imu1lfkizlew4hbp-6">
               <w:r>
                 <w:rPr>
                   <w:rFonts w:ascii="Arial" w:cs="Arial" w:eastAsia="Arial" w:hAnsi="Arial"/>
@@ -12110,7 +12128,7 @@
               <w:spacing w:after="10" w:before="0"/>
               <w:ind w:left="120"/>
             </w:pPr>
-            <w:hyperlink w:history="1" r:id="rIdbxm62x_jlhmg2klsobrzv">
+            <w:hyperlink w:history="1" r:id="rIdntl1tuujoxiqa7f2inj7d">
               <w:r>
                 <w:rPr>
                   <w:rFonts w:ascii="Arial" w:cs="Arial" w:eastAsia="Arial" w:hAnsi="Arial"/>
@@ -12155,7 +12173,7 @@
             <w:pPr>
               <w:spacing w:after="20" w:before="0"/>
             </w:pPr>
-            <w:hyperlink w:history="1" r:id="rIdz0bv8p_wlwnvyg1lbsdnl">
+            <w:hyperlink w:history="1" r:id="rIdvcac3-k7odtscn6-aowze">
               <w:r>
                 <w:rPr>
                   <w:rFonts w:ascii="Arial" w:cs="Arial" w:eastAsia="Arial" w:hAnsi="Arial"/>
@@ -12188,7 +12206,7 @@
               <w:spacing w:after="10" w:before="0"/>
               <w:ind w:left="120"/>
             </w:pPr>
-            <w:hyperlink w:history="1" r:id="rIduhxmgrxeogooaarmdvgxa">
+            <w:hyperlink w:history="1" r:id="rIdl0jrhjr6alb2hr1zpcp2j">
               <w:r>
                 <w:rPr>
                   <w:rFonts w:ascii="Arial" w:cs="Arial" w:eastAsia="Arial" w:hAnsi="Arial"/>
@@ -12383,7 +12401,7 @@
             <w:pPr>
               <w:spacing w:after="20" w:before="0"/>
             </w:pPr>
-            <w:hyperlink w:history="1" r:id="rIdbuxkalzqguwzhgrqsbgwi">
+            <w:hyperlink w:history="1" r:id="rIduagszspxktw0k0y-ax8g6">
               <w:r>
                 <w:rPr>
                   <w:rFonts w:ascii="Arial" w:cs="Arial" w:eastAsia="Arial" w:hAnsi="Arial"/>
@@ -12416,7 +12434,7 @@
               <w:spacing w:after="10" w:before="0"/>
               <w:ind w:left="120"/>
             </w:pPr>
-            <w:hyperlink w:history="1" r:id="rIdpw_rh67bhyq7qmfgua1mw">
+            <w:hyperlink w:history="1" r:id="rIdkteoervd3ojovt037dhps">
               <w:r>
                 <w:rPr>
                   <w:rFonts w:ascii="Arial" w:cs="Arial" w:eastAsia="Arial" w:hAnsi="Arial"/>
@@ -12461,7 +12479,7 @@
             <w:pPr>
               <w:spacing w:after="20" w:before="0"/>
             </w:pPr>
-            <w:hyperlink w:history="1" r:id="rIdif7oliib09bz0ile7_uxn">
+            <w:hyperlink w:history="1" r:id="rIda_hdbvbpsjw3hijdh4n9n">
               <w:r>
                 <w:rPr>
                   <w:rFonts w:ascii="Arial" w:cs="Arial" w:eastAsia="Arial" w:hAnsi="Arial"/>
@@ -12494,7 +12512,7 @@
               <w:spacing w:after="10" w:before="0"/>
               <w:ind w:left="120"/>
             </w:pPr>
-            <w:hyperlink w:history="1" r:id="rIdyfjflkiv2vzng1ovh5x71">
+            <w:hyperlink w:history="1" r:id="rId_t9y9pqanqffw6nmfyyjk">
               <w:r>
                 <w:rPr>
                   <w:rFonts w:ascii="Arial" w:cs="Arial" w:eastAsia="Arial" w:hAnsi="Arial"/>
@@ -12689,7 +12707,7 @@
             <w:pPr>
               <w:spacing w:after="20" w:before="0"/>
             </w:pPr>
-            <w:hyperlink w:history="1" r:id="rIdkeqygrxsazm8t6uhq3vyi">
+            <w:hyperlink w:history="1" r:id="rId_lk5l46lb_tgfg2iapini">
               <w:r>
                 <w:rPr>
                   <w:rFonts w:ascii="Arial" w:cs="Arial" w:eastAsia="Arial" w:hAnsi="Arial"/>
@@ -12722,7 +12740,7 @@
               <w:spacing w:after="10" w:before="0"/>
               <w:ind w:left="120"/>
             </w:pPr>
-            <w:hyperlink w:history="1" r:id="rIdtyjl4lpgve8zkl6yfrrly">
+            <w:hyperlink w:history="1" r:id="rIdayf4i92wiaqtvmkrc_rnu">
               <w:r>
                 <w:rPr>
                   <w:rFonts w:ascii="Arial" w:cs="Arial" w:eastAsia="Arial" w:hAnsi="Arial"/>
@@ -12767,7 +12785,7 @@
             <w:pPr>
               <w:spacing w:after="20" w:before="0"/>
             </w:pPr>
-            <w:hyperlink w:history="1" r:id="rIddpukc3z7lucts_nt_bd7o">
+            <w:hyperlink w:history="1" r:id="rIdawytsscwdatv3bs0i6gb_">
               <w:r>
                 <w:rPr>
                   <w:rFonts w:ascii="Arial" w:cs="Arial" w:eastAsia="Arial" w:hAnsi="Arial"/>
@@ -12800,7 +12818,7 @@
               <w:spacing w:after="10" w:before="0"/>
               <w:ind w:left="120"/>
             </w:pPr>
-            <w:hyperlink w:history="1" r:id="rIdxxwm71q3nmse6wqbw24ds">
+            <w:hyperlink w:history="1" r:id="rIdrp2ect_b9u4ynlohdyfaa">
               <w:r>
                 <w:rPr>
                   <w:rFonts w:ascii="Arial" w:cs="Arial" w:eastAsia="Arial" w:hAnsi="Arial"/>
@@ -12995,7 +13013,7 @@
             <w:pPr>
               <w:spacing w:after="20" w:before="0"/>
             </w:pPr>
-            <w:hyperlink w:history="1" r:id="rIddttlootagxrpsdmqtapgi">
+            <w:hyperlink w:history="1" r:id="rIdad4sucrrnl9xiryobcbh5">
               <w:r>
                 <w:rPr>
                   <w:rFonts w:ascii="Arial" w:cs="Arial" w:eastAsia="Arial" w:hAnsi="Arial"/>
@@ -13028,7 +13046,7 @@
               <w:spacing w:after="10" w:before="0"/>
               <w:ind w:left="120"/>
             </w:pPr>
-            <w:hyperlink w:history="1" r:id="rIdtepkwh1crnyxb5k3yqa3-">
+            <w:hyperlink w:history="1" r:id="rIdyqrosrhse3pbqohnkqetn">
               <w:r>
                 <w:rPr>
                   <w:rFonts w:ascii="Arial" w:cs="Arial" w:eastAsia="Arial" w:hAnsi="Arial"/>
@@ -13073,7 +13091,7 @@
             <w:pPr>
               <w:spacing w:after="20" w:before="0"/>
             </w:pPr>
-            <w:hyperlink w:history="1" r:id="rId_l9fluaee2imu6tvqi5wz">
+            <w:hyperlink w:history="1" r:id="rIdgfzzpgzygwrfwmbasyxbj">
               <w:r>
                 <w:rPr>
                   <w:rFonts w:ascii="Arial" w:cs="Arial" w:eastAsia="Arial" w:hAnsi="Arial"/>
@@ -13106,7 +13124,7 @@
               <w:spacing w:after="10" w:before="0"/>
               <w:ind w:left="120"/>
             </w:pPr>
-            <w:hyperlink w:history="1" r:id="rIdnafsdwinc3ghwwwdckf-2">
+            <w:hyperlink w:history="1" r:id="rIdr2thjzc5rbrzssqpy-1p9">
               <w:r>
                 <w:rPr>
                   <w:rFonts w:ascii="Arial" w:cs="Arial" w:eastAsia="Arial" w:hAnsi="Arial"/>
@@ -14545,32 +14563,32 @@
         <w:tc>
           <w:tcPr>
             <w:tcW w:type="dxa" w:w="1520"/>
-            <w:shd w:fill="F2F2F2" w:color="auto" w:val="clear"/>
-            <w:tcMar>
-              <w:top w:type="dxa" w:w="60"/>
-              <w:left w:type="dxa" w:w="120"/>
-              <w:bottom w:type="dxa" w:w="60"/>
-              <w:right w:type="dxa" w:w="120"/>
-            </w:tcMar>
-            <w:vAlign w:val="top"/>
-          </w:tcPr>
-          <w:p>
-            <w:pPr>
-              <w:spacing w:after="40" w:before="0"/>
-              <w:jc w:val="left"/>
-            </w:pPr>
-            <w:r>
-              <w:rPr>
-                <w:rFonts w:ascii="Arial" w:cs="Arial" w:eastAsia="Arial" w:hAnsi="Arial"/>
-                <w:b/>
-                <w:bCs/>
-                <w:i w:val="false"/>
-                <w:iCs w:val="false"/>
-                <w:color w:val="000000"/>
-                <w:sz w:val="18"/>
-                <w:szCs w:val="18"/>
-              </w:rPr>
-              <w:t xml:space="preserve">Phase 1 — Predict</w:t>
+            <w:shd w:fill="EAD1F5" w:color="auto" w:val="clear"/>
+            <w:tcMar>
+              <w:top w:type="dxa" w:w="60"/>
+              <w:left w:type="dxa" w:w="120"/>
+              <w:bottom w:type="dxa" w:w="60"/>
+              <w:right w:type="dxa" w:w="120"/>
+            </w:tcMar>
+            <w:vAlign w:val="top"/>
+          </w:tcPr>
+          <w:p>
+            <w:pPr>
+              <w:spacing w:after="40" w:before="0"/>
+              <w:jc w:val="left"/>
+            </w:pPr>
+            <w:r>
+              <w:rPr>
+                <w:rFonts w:ascii="Arial" w:cs="Arial" w:eastAsia="Arial" w:hAnsi="Arial"/>
+                <w:b/>
+                <w:bCs/>
+                <w:i w:val="false"/>
+                <w:iCs w:val="false"/>
+                <w:color w:val="000000"/>
+                <w:sz w:val="18"/>
+                <w:szCs w:val="18"/>
+              </w:rPr>
+              <w:t xml:space="preserve">Predict Phase</w:t>
             </w:r>
           </w:p>
           <w:p>
@@ -14593,7 +14611,7 @@
             <w:pPr>
               <w:spacing w:after="20" w:before="0"/>
             </w:pPr>
-            <w:hyperlink w:history="1" r:id="rIdvq2gtbng_b21krefd1clx">
+            <w:hyperlink w:history="1" r:id="rIdrxgl2nd3vpt-gj2u2kvtq">
               <w:r>
                 <w:rPr>
                   <w:rFonts w:ascii="Arial" w:cs="Arial" w:eastAsia="Arial" w:hAnsi="Arial"/>
@@ -14626,7 +14644,7 @@
               <w:spacing w:after="10" w:before="0"/>
               <w:ind w:left="120"/>
             </w:pPr>
-            <w:hyperlink w:history="1" r:id="rIdruechqqqvrnzzdyaj0f4b">
+            <w:hyperlink w:history="1" r:id="rId5hdwtoohl0s56stsxilre">
               <w:r>
                 <w:rPr>
                   <w:rFonts w:ascii="Arial" w:cs="Arial" w:eastAsia="Arial" w:hAnsi="Arial"/>
@@ -14671,7 +14689,7 @@
             <w:pPr>
               <w:spacing w:after="20" w:before="0"/>
             </w:pPr>
-            <w:hyperlink w:history="1" r:id="rIdwojiqfg1-o3-asfmupkkh">
+            <w:hyperlink w:history="1" r:id="rIdr5m0uljibl3mq9qczzq9n">
               <w:r>
                 <w:rPr>
                   <w:rFonts w:ascii="Arial" w:cs="Arial" w:eastAsia="Arial" w:hAnsi="Arial"/>
@@ -14704,7 +14722,7 @@
               <w:spacing w:after="10" w:before="0"/>
               <w:ind w:left="120"/>
             </w:pPr>
-            <w:hyperlink w:history="1" r:id="rIds5jlon3tfgkxqcmoec-lz">
+            <w:hyperlink w:history="1" r:id="rIdoykcj_ef8nhpeluom9lah">
               <w:r>
                 <w:rPr>
                   <w:rFonts w:ascii="Arial" w:cs="Arial" w:eastAsia="Arial" w:hAnsi="Arial"/>
@@ -14851,32 +14869,32 @@
         <w:tc>
           <w:tcPr>
             <w:tcW w:type="dxa" w:w="1520"/>
-            <w:shd w:fill="F2F2F2" w:color="auto" w:val="clear"/>
-            <w:tcMar>
-              <w:top w:type="dxa" w:w="60"/>
-              <w:left w:type="dxa" w:w="120"/>
-              <w:bottom w:type="dxa" w:w="60"/>
-              <w:right w:type="dxa" w:w="120"/>
-            </w:tcMar>
-            <w:vAlign w:val="top"/>
-          </w:tcPr>
-          <w:p>
-            <w:pPr>
-              <w:spacing w:after="40" w:before="0"/>
-              <w:jc w:val="left"/>
-            </w:pPr>
-            <w:r>
-              <w:rPr>
-                <w:rFonts w:ascii="Arial" w:cs="Arial" w:eastAsia="Arial" w:hAnsi="Arial"/>
-                <w:b/>
-                <w:bCs/>
-                <w:i w:val="false"/>
-                <w:iCs w:val="false"/>
-                <w:color w:val="000000"/>
-                <w:sz w:val="18"/>
-                <w:szCs w:val="18"/>
-              </w:rPr>
-              <w:t xml:space="preserve">Phase 2 — Observe</w:t>
+            <w:shd w:fill="D9EEF1" w:color="auto" w:val="clear"/>
+            <w:tcMar>
+              <w:top w:type="dxa" w:w="60"/>
+              <w:left w:type="dxa" w:w="120"/>
+              <w:bottom w:type="dxa" w:w="60"/>
+              <w:right w:type="dxa" w:w="120"/>
+            </w:tcMar>
+            <w:vAlign w:val="top"/>
+          </w:tcPr>
+          <w:p>
+            <w:pPr>
+              <w:spacing w:after="40" w:before="0"/>
+              <w:jc w:val="left"/>
+            </w:pPr>
+            <w:r>
+              <w:rPr>
+                <w:rFonts w:ascii="Arial" w:cs="Arial" w:eastAsia="Arial" w:hAnsi="Arial"/>
+                <w:b/>
+                <w:bCs/>
+                <w:i w:val="false"/>
+                <w:iCs w:val="false"/>
+                <w:color w:val="000000"/>
+                <w:sz w:val="18"/>
+                <w:szCs w:val="18"/>
+              </w:rPr>
+              <w:t xml:space="preserve">Observe Phase</w:t>
             </w:r>
           </w:p>
           <w:p>
@@ -14899,7 +14917,7 @@
             <w:pPr>
               <w:spacing w:after="20" w:before="0"/>
             </w:pPr>
-            <w:hyperlink w:history="1" r:id="rIdnxh6qeh-qkgflpn3kwxwi">
+            <w:hyperlink w:history="1" r:id="rId8mfb2yal5dimhbuselzyp">
               <w:r>
                 <w:rPr>
                   <w:rFonts w:ascii="Arial" w:cs="Arial" w:eastAsia="Arial" w:hAnsi="Arial"/>
@@ -14932,7 +14950,7 @@
               <w:spacing w:after="10" w:before="0"/>
               <w:ind w:left="120"/>
             </w:pPr>
-            <w:hyperlink w:history="1" r:id="rIdydurfbbk2hcirdob6iz5z">
+            <w:hyperlink w:history="1" r:id="rId-dvlgduv6urfjpfqdenvi">
               <w:r>
                 <w:rPr>
                   <w:rFonts w:ascii="Arial" w:cs="Arial" w:eastAsia="Arial" w:hAnsi="Arial"/>
@@ -14977,7 +14995,7 @@
             <w:pPr>
               <w:spacing w:after="20" w:before="0"/>
             </w:pPr>
-            <w:hyperlink w:history="1" r:id="rIdvtw2mocz5zwqhkk849hwd">
+            <w:hyperlink w:history="1" r:id="rIdmus0nyqyjplb-lwxpbv_x">
               <w:r>
                 <w:rPr>
                   <w:rFonts w:ascii="Arial" w:cs="Arial" w:eastAsia="Arial" w:hAnsi="Arial"/>
@@ -15010,7 +15028,7 @@
               <w:spacing w:after="10" w:before="0"/>
               <w:ind w:left="120"/>
             </w:pPr>
-            <w:hyperlink w:history="1" r:id="rId_tudidqa8wapaugcfefll">
+            <w:hyperlink w:history="1" r:id="rIdtlfxjici5jwrg9bejat5f">
               <w:r>
                 <w:rPr>
                   <w:rFonts w:ascii="Arial" w:cs="Arial" w:eastAsia="Arial" w:hAnsi="Arial"/>
@@ -15157,32 +15175,32 @@
         <w:tc>
           <w:tcPr>
             <w:tcW w:type="dxa" w:w="1520"/>
-            <w:shd w:fill="F2F2F2" w:color="auto" w:val="clear"/>
-            <w:tcMar>
-              <w:top w:type="dxa" w:w="60"/>
-              <w:left w:type="dxa" w:w="120"/>
-              <w:bottom w:type="dxa" w:w="60"/>
-              <w:right w:type="dxa" w:w="120"/>
-            </w:tcMar>
-            <w:vAlign w:val="top"/>
-          </w:tcPr>
-          <w:p>
-            <w:pPr>
-              <w:spacing w:after="40" w:before="0"/>
-              <w:jc w:val="left"/>
-            </w:pPr>
-            <w:r>
-              <w:rPr>
-                <w:rFonts w:ascii="Arial" w:cs="Arial" w:eastAsia="Arial" w:hAnsi="Arial"/>
-                <w:b/>
-                <w:bCs/>
-                <w:i w:val="false"/>
-                <w:iCs w:val="false"/>
-                <w:color w:val="000000"/>
-                <w:sz w:val="18"/>
-                <w:szCs w:val="18"/>
-              </w:rPr>
-              <w:t xml:space="preserve">Phase 3 — Explain</w:t>
+            <w:shd w:fill="E2EFDA" w:color="auto" w:val="clear"/>
+            <w:tcMar>
+              <w:top w:type="dxa" w:w="60"/>
+              <w:left w:type="dxa" w:w="120"/>
+              <w:bottom w:type="dxa" w:w="60"/>
+              <w:right w:type="dxa" w:w="120"/>
+            </w:tcMar>
+            <w:vAlign w:val="top"/>
+          </w:tcPr>
+          <w:p>
+            <w:pPr>
+              <w:spacing w:after="40" w:before="0"/>
+              <w:jc w:val="left"/>
+            </w:pPr>
+            <w:r>
+              <w:rPr>
+                <w:rFonts w:ascii="Arial" w:cs="Arial" w:eastAsia="Arial" w:hAnsi="Arial"/>
+                <w:b/>
+                <w:bCs/>
+                <w:i w:val="false"/>
+                <w:iCs w:val="false"/>
+                <w:color w:val="000000"/>
+                <w:sz w:val="18"/>
+                <w:szCs w:val="18"/>
+              </w:rPr>
+              <w:t xml:space="preserve">Explain Phase</w:t>
             </w:r>
           </w:p>
           <w:p>
@@ -15205,7 +15223,7 @@
             <w:pPr>
               <w:spacing w:after="20" w:before="0"/>
             </w:pPr>
-            <w:hyperlink w:history="1" r:id="rIdjqwgmrlm5ylsnoieniv0q">
+            <w:hyperlink w:history="1" r:id="rId2_fxgehkmgidwxbpy-i6u">
               <w:r>
                 <w:rPr>
                   <w:rFonts w:ascii="Arial" w:cs="Arial" w:eastAsia="Arial" w:hAnsi="Arial"/>
@@ -15238,7 +15256,7 @@
               <w:spacing w:after="10" w:before="0"/>
               <w:ind w:left="120"/>
             </w:pPr>
-            <w:hyperlink w:history="1" r:id="rIdpzfrdp2kmhhpuvzi3wkq8">
+            <w:hyperlink w:history="1" r:id="rIdeppbc_lfavov7lnhagkeh">
               <w:r>
                 <w:rPr>
                   <w:rFonts w:ascii="Arial" w:cs="Arial" w:eastAsia="Arial" w:hAnsi="Arial"/>
@@ -15283,7 +15301,7 @@
             <w:pPr>
               <w:spacing w:after="20" w:before="0"/>
             </w:pPr>
-            <w:hyperlink w:history="1" r:id="rIdauv7vkyghku8vqvbvhwuc">
+            <w:hyperlink w:history="1" r:id="rIdlpqw1rkflip3ijzht6y0k">
               <w:r>
                 <w:rPr>
                   <w:rFonts w:ascii="Arial" w:cs="Arial" w:eastAsia="Arial" w:hAnsi="Arial"/>
@@ -15316,7 +15334,7 @@
               <w:spacing w:after="10" w:before="0"/>
               <w:ind w:left="120"/>
             </w:pPr>
-            <w:hyperlink w:history="1" r:id="rId1miyyk3psam2o1j34kvgj">
+            <w:hyperlink w:history="1" r:id="rIdhrwwj_mhkpjl98lrgq12_">
               <w:r>
                 <w:rPr>
                   <w:rFonts w:ascii="Arial" w:cs="Arial" w:eastAsia="Arial" w:hAnsi="Arial"/>
@@ -15463,32 +15481,32 @@
         <w:tc>
           <w:tcPr>
             <w:tcW w:type="dxa" w:w="1520"/>
-            <w:shd w:fill="F2F2F2" w:color="auto" w:val="clear"/>
-            <w:tcMar>
-              <w:top w:type="dxa" w:w="60"/>
-              <w:left w:type="dxa" w:w="120"/>
-              <w:bottom w:type="dxa" w:w="60"/>
-              <w:right w:type="dxa" w:w="120"/>
-            </w:tcMar>
-            <w:vAlign w:val="top"/>
-          </w:tcPr>
-          <w:p>
-            <w:pPr>
-              <w:spacing w:after="40" w:before="0"/>
-              <w:jc w:val="left"/>
-            </w:pPr>
-            <w:r>
-              <w:rPr>
-                <w:rFonts w:ascii="Arial" w:cs="Arial" w:eastAsia="Arial" w:hAnsi="Arial"/>
-                <w:b/>
-                <w:bCs/>
-                <w:i w:val="false"/>
-                <w:iCs w:val="false"/>
-                <w:color w:val="000000"/>
-                <w:sz w:val="18"/>
-                <w:szCs w:val="18"/>
-              </w:rPr>
-              <w:t xml:space="preserve">Phase 4 — Driving Question Board (DQB) Revisit</w:t>
+            <w:shd w:fill="FCE4D6" w:color="auto" w:val="clear"/>
+            <w:tcMar>
+              <w:top w:type="dxa" w:w="60"/>
+              <w:left w:type="dxa" w:w="120"/>
+              <w:bottom w:type="dxa" w:w="60"/>
+              <w:right w:type="dxa" w:w="120"/>
+            </w:tcMar>
+            <w:vAlign w:val="top"/>
+          </w:tcPr>
+          <w:p>
+            <w:pPr>
+              <w:spacing w:after="40" w:before="0"/>
+              <w:jc w:val="left"/>
+            </w:pPr>
+            <w:r>
+              <w:rPr>
+                <w:rFonts w:ascii="Arial" w:cs="Arial" w:eastAsia="Arial" w:hAnsi="Arial"/>
+                <w:b/>
+                <w:bCs/>
+                <w:i w:val="false"/>
+                <w:iCs w:val="false"/>
+                <w:color w:val="000000"/>
+                <w:sz w:val="18"/>
+                <w:szCs w:val="18"/>
+              </w:rPr>
+              <w:t xml:space="preserve">Driving Question Board (DQB) Creation</w:t>
             </w:r>
           </w:p>
           <w:p>
@@ -15511,7 +15529,7 @@
             <w:pPr>
               <w:spacing w:after="20" w:before="0"/>
             </w:pPr>
-            <w:hyperlink w:history="1" r:id="rIdbccjyevcwvlkljm2dsckz">
+            <w:hyperlink w:history="1" r:id="rIdgy2kv2wumeodnnzelgg_l">
               <w:r>
                 <w:rPr>
                   <w:rFonts w:ascii="Arial" w:cs="Arial" w:eastAsia="Arial" w:hAnsi="Arial"/>
@@ -15544,7 +15562,7 @@
               <w:spacing w:after="10" w:before="0"/>
               <w:ind w:left="120"/>
             </w:pPr>
-            <w:hyperlink w:history="1" r:id="rIdq_gjh4gxkgi6gvhmr6nba">
+            <w:hyperlink w:history="1" r:id="rIdv_hi5toulqnm2lf3ye4-r">
               <w:r>
                 <w:rPr>
                   <w:rFonts w:ascii="Arial" w:cs="Arial" w:eastAsia="Arial" w:hAnsi="Arial"/>
@@ -15589,7 +15607,7 @@
             <w:pPr>
               <w:spacing w:after="20" w:before="0"/>
             </w:pPr>
-            <w:hyperlink w:history="1" r:id="rIdklrjonsen5dew3zixhjeu">
+            <w:hyperlink w:history="1" r:id="rIdfgmfjy6inqwigziopyc3v">
               <w:r>
                 <w:rPr>
                   <w:rFonts w:ascii="Arial" w:cs="Arial" w:eastAsia="Arial" w:hAnsi="Arial"/>
@@ -15622,7 +15640,7 @@
               <w:spacing w:after="10" w:before="0"/>
               <w:ind w:left="120"/>
             </w:pPr>
-            <w:hyperlink w:history="1" r:id="rId_r-eeewiwszvptt8u_un2">
+            <w:hyperlink w:history="1" r:id="rIdrhmbecrz1ncp1vv6bryie">
               <w:r>
                 <w:rPr>
                   <w:rFonts w:ascii="Arial" w:cs="Arial" w:eastAsia="Arial" w:hAnsi="Arial"/>
@@ -15769,32 +15787,32 @@
         <w:tc>
           <w:tcPr>
             <w:tcW w:type="dxa" w:w="1520"/>
-            <w:shd w:fill="F2F2F2" w:color="auto" w:val="clear"/>
-            <w:tcMar>
-              <w:top w:type="dxa" w:w="60"/>
-              <w:left w:type="dxa" w:w="120"/>
-              <w:bottom w:type="dxa" w:w="60"/>
-              <w:right w:type="dxa" w:w="120"/>
-            </w:tcMar>
-            <w:vAlign w:val="top"/>
-          </w:tcPr>
-          <w:p>
-            <w:pPr>
-              <w:spacing w:after="40" w:before="0"/>
-              <w:jc w:val="left"/>
-            </w:pPr>
-            <w:r>
-              <w:rPr>
-                <w:rFonts w:ascii="Arial" w:cs="Arial" w:eastAsia="Arial" w:hAnsi="Arial"/>
-                <w:b/>
-                <w:bCs/>
-                <w:i w:val="false"/>
-                <w:iCs w:val="false"/>
-                <w:color w:val="000000"/>
-                <w:sz w:val="18"/>
-                <w:szCs w:val="18"/>
-              </w:rPr>
-              <w:t xml:space="preserve">Phase 5 — Model Building</w:t>
+            <w:shd w:fill="D5E8F0" w:color="auto" w:val="clear"/>
+            <w:tcMar>
+              <w:top w:type="dxa" w:w="60"/>
+              <w:left w:type="dxa" w:w="120"/>
+              <w:bottom w:type="dxa" w:w="60"/>
+              <w:right w:type="dxa" w:w="120"/>
+            </w:tcMar>
+            <w:vAlign w:val="top"/>
+          </w:tcPr>
+          <w:p>
+            <w:pPr>
+              <w:spacing w:after="40" w:before="0"/>
+              <w:jc w:val="left"/>
+            </w:pPr>
+            <w:r>
+              <w:rPr>
+                <w:rFonts w:ascii="Arial" w:cs="Arial" w:eastAsia="Arial" w:hAnsi="Arial"/>
+                <w:b/>
+                <w:bCs/>
+                <w:i w:val="false"/>
+                <w:iCs w:val="false"/>
+                <w:color w:val="000000"/>
+                <w:sz w:val="18"/>
+                <w:szCs w:val="18"/>
+              </w:rPr>
+              <w:t xml:space="preserve">Model Building Phase</w:t>
             </w:r>
           </w:p>
           <w:p>
@@ -15817,7 +15835,7 @@
             <w:pPr>
               <w:spacing w:after="20" w:before="0"/>
             </w:pPr>
-            <w:hyperlink w:history="1" r:id="rId534tylrop503e_vkfcdki">
+            <w:hyperlink w:history="1" r:id="rIdfjv985oa3pfkgqvc2jyhv">
               <w:r>
                 <w:rPr>
                   <w:rFonts w:ascii="Arial" w:cs="Arial" w:eastAsia="Arial" w:hAnsi="Arial"/>
@@ -15850,7 +15868,7 @@
               <w:spacing w:after="10" w:before="0"/>
               <w:ind w:left="120"/>
             </w:pPr>
-            <w:hyperlink w:history="1" r:id="rIdwma7ymn75vg365qjixp5r">
+            <w:hyperlink w:history="1" r:id="rIdbhe_nacfzsarlgrh1ef_y">
               <w:r>
                 <w:rPr>
                   <w:rFonts w:ascii="Arial" w:cs="Arial" w:eastAsia="Arial" w:hAnsi="Arial"/>
@@ -15895,7 +15913,7 @@
             <w:pPr>
               <w:spacing w:after="20" w:before="0"/>
             </w:pPr>
-            <w:hyperlink w:history="1" r:id="rIddtz2loiawatpz0vhihnzq">
+            <w:hyperlink w:history="1" r:id="rId_eddpbr0yvz_sdezctnjq">
               <w:r>
                 <w:rPr>
                   <w:rFonts w:ascii="Arial" w:cs="Arial" w:eastAsia="Arial" w:hAnsi="Arial"/>
@@ -15928,7 +15946,7 @@
               <w:spacing w:after="10" w:before="0"/>
               <w:ind w:left="120"/>
             </w:pPr>
-            <w:hyperlink w:history="1" r:id="rId_zgbjn548gumlztzgq-op">
+            <w:hyperlink w:history="1" r:id="rIdxjczzerdpi42t4e0odx_8">
               <w:r>
                 <w:rPr>
                   <w:rFonts w:ascii="Arial" w:cs="Arial" w:eastAsia="Arial" w:hAnsi="Arial"/>
@@ -17462,32 +17480,32 @@
         <w:tc>
           <w:tcPr>
             <w:tcW w:type="dxa" w:w="1520"/>
-            <w:shd w:fill="F2F2F2" w:color="auto" w:val="clear"/>
-            <w:tcMar>
-              <w:top w:type="dxa" w:w="60"/>
-              <w:left w:type="dxa" w:w="120"/>
-              <w:bottom w:type="dxa" w:w="60"/>
-              <w:right w:type="dxa" w:w="120"/>
-            </w:tcMar>
-            <w:vAlign w:val="top"/>
-          </w:tcPr>
-          <w:p>
-            <w:pPr>
-              <w:spacing w:after="40" w:before="0"/>
-              <w:jc w:val="left"/>
-            </w:pPr>
-            <w:r>
-              <w:rPr>
-                <w:rFonts w:ascii="Arial" w:cs="Arial" w:eastAsia="Arial" w:hAnsi="Arial"/>
-                <w:b/>
-                <w:bCs/>
-                <w:i w:val="false"/>
-                <w:iCs w:val="false"/>
-                <w:color w:val="000000"/>
-                <w:sz w:val="18"/>
-                <w:szCs w:val="18"/>
-              </w:rPr>
-              <w:t xml:space="preserve">Phase 1 — Predict</w:t>
+            <w:shd w:fill="EAD1F5" w:color="auto" w:val="clear"/>
+            <w:tcMar>
+              <w:top w:type="dxa" w:w="60"/>
+              <w:left w:type="dxa" w:w="120"/>
+              <w:bottom w:type="dxa" w:w="60"/>
+              <w:right w:type="dxa" w:w="120"/>
+            </w:tcMar>
+            <w:vAlign w:val="top"/>
+          </w:tcPr>
+          <w:p>
+            <w:pPr>
+              <w:spacing w:after="40" w:before="0"/>
+              <w:jc w:val="left"/>
+            </w:pPr>
+            <w:r>
+              <w:rPr>
+                <w:rFonts w:ascii="Arial" w:cs="Arial" w:eastAsia="Arial" w:hAnsi="Arial"/>
+                <w:b/>
+                <w:bCs/>
+                <w:i w:val="false"/>
+                <w:iCs w:val="false"/>
+                <w:color w:val="000000"/>
+                <w:sz w:val="18"/>
+                <w:szCs w:val="18"/>
+              </w:rPr>
+              <w:t xml:space="preserve">Predict Phase</w:t>
             </w:r>
           </w:p>
           <w:p>
@@ -17510,7 +17528,7 @@
             <w:pPr>
               <w:spacing w:after="20" w:before="0"/>
             </w:pPr>
-            <w:hyperlink w:history="1" r:id="rIdjd07gnqr5ulqaj-j-paj4">
+            <w:hyperlink w:history="1" r:id="rIdlkgqfyizx3dcc7j_szbsa">
               <w:r>
                 <w:rPr>
                   <w:rFonts w:ascii="Arial" w:cs="Arial" w:eastAsia="Arial" w:hAnsi="Arial"/>
@@ -17543,7 +17561,7 @@
               <w:spacing w:after="10" w:before="0"/>
               <w:ind w:left="120"/>
             </w:pPr>
-            <w:hyperlink w:history="1" r:id="rIdnd1-mecq8tkzckomckeaa">
+            <w:hyperlink w:history="1" r:id="rIdble3zh0fmugjqjkmj1ox2">
               <w:r>
                 <w:rPr>
                   <w:rFonts w:ascii="Arial" w:cs="Arial" w:eastAsia="Arial" w:hAnsi="Arial"/>
@@ -17588,7 +17606,7 @@
             <w:pPr>
               <w:spacing w:after="20" w:before="0"/>
             </w:pPr>
-            <w:hyperlink w:history="1" r:id="rIdfyjeisjg8sno5imwruzrd">
+            <w:hyperlink w:history="1" r:id="rIdkiexpehj5qgsq8-pls-zt">
               <w:r>
                 <w:rPr>
                   <w:rFonts w:ascii="Arial" w:cs="Arial" w:eastAsia="Arial" w:hAnsi="Arial"/>
@@ -17621,7 +17639,7 @@
               <w:spacing w:after="10" w:before="0"/>
               <w:ind w:left="120"/>
             </w:pPr>
-            <w:hyperlink w:history="1" r:id="rIdtuw7lwjwnxys2zscl4jkr">
+            <w:hyperlink w:history="1" r:id="rIdggabgwszhltt2vdmnjlag">
               <w:r>
                 <w:rPr>
                   <w:rFonts w:ascii="Arial" w:cs="Arial" w:eastAsia="Arial" w:hAnsi="Arial"/>
@@ -17768,32 +17786,32 @@
         <w:tc>
           <w:tcPr>
             <w:tcW w:type="dxa" w:w="1520"/>
-            <w:shd w:fill="F2F2F2" w:color="auto" w:val="clear"/>
-            <w:tcMar>
-              <w:top w:type="dxa" w:w="60"/>
-              <w:left w:type="dxa" w:w="120"/>
-              <w:bottom w:type="dxa" w:w="60"/>
-              <w:right w:type="dxa" w:w="120"/>
-            </w:tcMar>
-            <w:vAlign w:val="top"/>
-          </w:tcPr>
-          <w:p>
-            <w:pPr>
-              <w:spacing w:after="40" w:before="0"/>
-              <w:jc w:val="left"/>
-            </w:pPr>
-            <w:r>
-              <w:rPr>
-                <w:rFonts w:ascii="Arial" w:cs="Arial" w:eastAsia="Arial" w:hAnsi="Arial"/>
-                <w:b/>
-                <w:bCs/>
-                <w:i w:val="false"/>
-                <w:iCs w:val="false"/>
-                <w:color w:val="000000"/>
-                <w:sz w:val="18"/>
-                <w:szCs w:val="18"/>
-              </w:rPr>
-              <w:t xml:space="preserve">Phase 2 — Observe</w:t>
+            <w:shd w:fill="D9EEF1" w:color="auto" w:val="clear"/>
+            <w:tcMar>
+              <w:top w:type="dxa" w:w="60"/>
+              <w:left w:type="dxa" w:w="120"/>
+              <w:bottom w:type="dxa" w:w="60"/>
+              <w:right w:type="dxa" w:w="120"/>
+            </w:tcMar>
+            <w:vAlign w:val="top"/>
+          </w:tcPr>
+          <w:p>
+            <w:pPr>
+              <w:spacing w:after="40" w:before="0"/>
+              <w:jc w:val="left"/>
+            </w:pPr>
+            <w:r>
+              <w:rPr>
+                <w:rFonts w:ascii="Arial" w:cs="Arial" w:eastAsia="Arial" w:hAnsi="Arial"/>
+                <w:b/>
+                <w:bCs/>
+                <w:i w:val="false"/>
+                <w:iCs w:val="false"/>
+                <w:color w:val="000000"/>
+                <w:sz w:val="18"/>
+                <w:szCs w:val="18"/>
+              </w:rPr>
+              <w:t xml:space="preserve">Observe Phase</w:t>
             </w:r>
           </w:p>
           <w:p>
@@ -17816,7 +17834,7 @@
             <w:pPr>
               <w:spacing w:after="20" w:before="0"/>
             </w:pPr>
-            <w:hyperlink w:history="1" r:id="rIdxhukwoyoqbefdzy9dojpd">
+            <w:hyperlink w:history="1" r:id="rIdun1dfrpkx_knhk-3pvbki">
               <w:r>
                 <w:rPr>
                   <w:rFonts w:ascii="Arial" w:cs="Arial" w:eastAsia="Arial" w:hAnsi="Arial"/>
@@ -17849,7 +17867,7 @@
               <w:spacing w:after="10" w:before="0"/>
               <w:ind w:left="120"/>
             </w:pPr>
-            <w:hyperlink w:history="1" r:id="rIddkbj1o5ivzlut998yfxlt">
+            <w:hyperlink w:history="1" r:id="rIddsu2gos_a-fg_3owojqvs">
               <w:r>
                 <w:rPr>
                   <w:rFonts w:ascii="Arial" w:cs="Arial" w:eastAsia="Arial" w:hAnsi="Arial"/>
@@ -17894,7 +17912,7 @@
             <w:pPr>
               <w:spacing w:after="20" w:before="0"/>
             </w:pPr>
-            <w:hyperlink w:history="1" r:id="rIdgbhal9ei4zq73zivvoisw">
+            <w:hyperlink w:history="1" r:id="rId24xqtyzzil222mczl9zvs">
               <w:r>
                 <w:rPr>
                   <w:rFonts w:ascii="Arial" w:cs="Arial" w:eastAsia="Arial" w:hAnsi="Arial"/>
@@ -17927,7 +17945,7 @@
               <w:spacing w:after="10" w:before="0"/>
               <w:ind w:left="120"/>
             </w:pPr>
-            <w:hyperlink w:history="1" r:id="rIdyc3jsst1e11nheihbhknu">
+            <w:hyperlink w:history="1" r:id="rIdvjlf_1a4dfqavuyhvowpc">
               <w:r>
                 <w:rPr>
                   <w:rFonts w:ascii="Arial" w:cs="Arial" w:eastAsia="Arial" w:hAnsi="Arial"/>
@@ -18340,32 +18358,32 @@
         <w:tc>
           <w:tcPr>
             <w:tcW w:type="dxa" w:w="1520"/>
-            <w:shd w:fill="F2F2F2" w:color="auto" w:val="clear"/>
-            <w:tcMar>
-              <w:top w:type="dxa" w:w="60"/>
-              <w:left w:type="dxa" w:w="120"/>
-              <w:bottom w:type="dxa" w:w="60"/>
-              <w:right w:type="dxa" w:w="120"/>
-            </w:tcMar>
-            <w:vAlign w:val="top"/>
-          </w:tcPr>
-          <w:p>
-            <w:pPr>
-              <w:spacing w:after="40" w:before="0"/>
-              <w:jc w:val="left"/>
-            </w:pPr>
-            <w:r>
-              <w:rPr>
-                <w:rFonts w:ascii="Arial" w:cs="Arial" w:eastAsia="Arial" w:hAnsi="Arial"/>
-                <w:b/>
-                <w:bCs/>
-                <w:i w:val="false"/>
-                <w:iCs w:val="false"/>
-                <w:color w:val="000000"/>
-                <w:sz w:val="18"/>
-                <w:szCs w:val="18"/>
-              </w:rPr>
-              <w:t xml:space="preserve">Phase 3 — Explain</w:t>
+            <w:shd w:fill="E2EFDA" w:color="auto" w:val="clear"/>
+            <w:tcMar>
+              <w:top w:type="dxa" w:w="60"/>
+              <w:left w:type="dxa" w:w="120"/>
+              <w:bottom w:type="dxa" w:w="60"/>
+              <w:right w:type="dxa" w:w="120"/>
+            </w:tcMar>
+            <w:vAlign w:val="top"/>
+          </w:tcPr>
+          <w:p>
+            <w:pPr>
+              <w:spacing w:after="40" w:before="0"/>
+              <w:jc w:val="left"/>
+            </w:pPr>
+            <w:r>
+              <w:rPr>
+                <w:rFonts w:ascii="Arial" w:cs="Arial" w:eastAsia="Arial" w:hAnsi="Arial"/>
+                <w:b/>
+                <w:bCs/>
+                <w:i w:val="false"/>
+                <w:iCs w:val="false"/>
+                <w:color w:val="000000"/>
+                <w:sz w:val="18"/>
+                <w:szCs w:val="18"/>
+              </w:rPr>
+              <w:t xml:space="preserve">Explain Phase</w:t>
             </w:r>
           </w:p>
           <w:p>
@@ -18388,7 +18406,7 @@
             <w:pPr>
               <w:spacing w:after="20" w:before="0"/>
             </w:pPr>
-            <w:hyperlink w:history="1" r:id="rId1l3c0yihzwdfh0oj1imlr">
+            <w:hyperlink w:history="1" r:id="rIdev41vjh7zqdkcm0opcu96">
               <w:r>
                 <w:rPr>
                   <w:rFonts w:ascii="Arial" w:cs="Arial" w:eastAsia="Arial" w:hAnsi="Arial"/>
@@ -18421,7 +18439,7 @@
               <w:spacing w:after="10" w:before="0"/>
               <w:ind w:left="120"/>
             </w:pPr>
-            <w:hyperlink w:history="1" r:id="rIddtynuulbnhy5teioywjju">
+            <w:hyperlink w:history="1" r:id="rIdckufhgw1bs3wekr9l_mdp">
               <w:r>
                 <w:rPr>
                   <w:rFonts w:ascii="Arial" w:cs="Arial" w:eastAsia="Arial" w:hAnsi="Arial"/>
@@ -18466,7 +18484,7 @@
             <w:pPr>
               <w:spacing w:after="20" w:before="0"/>
             </w:pPr>
-            <w:hyperlink w:history="1" r:id="rIdrhbcotgluvo83yzi4fr77">
+            <w:hyperlink w:history="1" r:id="rIdvgcofxh2wxypbyd-xsk0p">
               <w:r>
                 <w:rPr>
                   <w:rFonts w:ascii="Arial" w:cs="Arial" w:eastAsia="Arial" w:hAnsi="Arial"/>
@@ -18499,7 +18517,7 @@
               <w:spacing w:after="10" w:before="0"/>
               <w:ind w:left="120"/>
             </w:pPr>
-            <w:hyperlink w:history="1" r:id="rIduy95qyz-t6egjsm_fs6ol">
+            <w:hyperlink w:history="1" r:id="rIdvjsluthyeikpfuneivlqo">
               <w:r>
                 <w:rPr>
                   <w:rFonts w:ascii="Arial" w:cs="Arial" w:eastAsia="Arial" w:hAnsi="Arial"/>
@@ -18836,32 +18854,32 @@
         <w:tc>
           <w:tcPr>
             <w:tcW w:type="dxa" w:w="1520"/>
-            <w:shd w:fill="F2F2F2" w:color="auto" w:val="clear"/>
-            <w:tcMar>
-              <w:top w:type="dxa" w:w="60"/>
-              <w:left w:type="dxa" w:w="120"/>
-              <w:bottom w:type="dxa" w:w="60"/>
-              <w:right w:type="dxa" w:w="120"/>
-            </w:tcMar>
-            <w:vAlign w:val="top"/>
-          </w:tcPr>
-          <w:p>
-            <w:pPr>
-              <w:spacing w:after="40" w:before="0"/>
-              <w:jc w:val="left"/>
-            </w:pPr>
-            <w:r>
-              <w:rPr>
-                <w:rFonts w:ascii="Arial" w:cs="Arial" w:eastAsia="Arial" w:hAnsi="Arial"/>
-                <w:b/>
-                <w:bCs/>
-                <w:i w:val="false"/>
-                <w:iCs w:val="false"/>
-                <w:color w:val="000000"/>
-                <w:sz w:val="18"/>
-                <w:szCs w:val="18"/>
-              </w:rPr>
-              <w:t xml:space="preserve">Phase 4 — Driving Question Board (DQB) Update</w:t>
+            <w:shd w:fill="FCE4D6" w:color="auto" w:val="clear"/>
+            <w:tcMar>
+              <w:top w:type="dxa" w:w="60"/>
+              <w:left w:type="dxa" w:w="120"/>
+              <w:bottom w:type="dxa" w:w="60"/>
+              <w:right w:type="dxa" w:w="120"/>
+            </w:tcMar>
+            <w:vAlign w:val="top"/>
+          </w:tcPr>
+          <w:p>
+            <w:pPr>
+              <w:spacing w:after="40" w:before="0"/>
+              <w:jc w:val="left"/>
+            </w:pPr>
+            <w:r>
+              <w:rPr>
+                <w:rFonts w:ascii="Arial" w:cs="Arial" w:eastAsia="Arial" w:hAnsi="Arial"/>
+                <w:b/>
+                <w:bCs/>
+                <w:i w:val="false"/>
+                <w:iCs w:val="false"/>
+                <w:color w:val="000000"/>
+                <w:sz w:val="18"/>
+                <w:szCs w:val="18"/>
+              </w:rPr>
+              <w:t xml:space="preserve">Driving Question Board (DQB) Creation</w:t>
             </w:r>
           </w:p>
           <w:p>
@@ -18884,7 +18902,7 @@
             <w:pPr>
               <w:spacing w:after="20" w:before="0"/>
             </w:pPr>
-            <w:hyperlink w:history="1" r:id="rIdyogrn8h28qvverwyhlc8b">
+            <w:hyperlink w:history="1" r:id="rId00w7rt6oa1smrsacoai7n">
               <w:r>
                 <w:rPr>
                   <w:rFonts w:ascii="Arial" w:cs="Arial" w:eastAsia="Arial" w:hAnsi="Arial"/>
@@ -18917,7 +18935,7 @@
               <w:spacing w:after="10" w:before="0"/>
               <w:ind w:left="120"/>
             </w:pPr>
-            <w:hyperlink w:history="1" r:id="rIdtskvdiew9vfd1amyrdepd">
+            <w:hyperlink w:history="1" r:id="rIdtg1bfihkm7q7enrkvpthm">
               <w:r>
                 <w:rPr>
                   <w:rFonts w:ascii="Arial" w:cs="Arial" w:eastAsia="Arial" w:hAnsi="Arial"/>
@@ -18962,7 +18980,7 @@
             <w:pPr>
               <w:spacing w:after="20" w:before="0"/>
             </w:pPr>
-            <w:hyperlink w:history="1" r:id="rId0r4mdho5ik5nz1bl8dvlz">
+            <w:hyperlink w:history="1" r:id="rIdqowqohett1psgypgjs2wg">
               <w:r>
                 <w:rPr>
                   <w:rFonts w:ascii="Arial" w:cs="Arial" w:eastAsia="Arial" w:hAnsi="Arial"/>
@@ -18995,7 +19013,7 @@
               <w:spacing w:after="10" w:before="0"/>
               <w:ind w:left="120"/>
             </w:pPr>
-            <w:hyperlink w:history="1" r:id="rIdkhmtwgoxb9rwvhmqui17r">
+            <w:hyperlink w:history="1" r:id="rId1zxxklqkktnxkzwfefskl">
               <w:r>
                 <w:rPr>
                   <w:rFonts w:ascii="Arial" w:cs="Arial" w:eastAsia="Arial" w:hAnsi="Arial"/>
@@ -19218,32 +19236,32 @@
         <w:tc>
           <w:tcPr>
             <w:tcW w:type="dxa" w:w="1520"/>
-            <w:shd w:fill="F2F2F2" w:color="auto" w:val="clear"/>
-            <w:tcMar>
-              <w:top w:type="dxa" w:w="60"/>
-              <w:left w:type="dxa" w:w="120"/>
-              <w:bottom w:type="dxa" w:w="60"/>
-              <w:right w:type="dxa" w:w="120"/>
-            </w:tcMar>
-            <w:vAlign w:val="top"/>
-          </w:tcPr>
-          <w:p>
-            <w:pPr>
-              <w:spacing w:after="40" w:before="0"/>
-              <w:jc w:val="left"/>
-            </w:pPr>
-            <w:r>
-              <w:rPr>
-                <w:rFonts w:ascii="Arial" w:cs="Arial" w:eastAsia="Arial" w:hAnsi="Arial"/>
-                <w:b/>
-                <w:bCs/>
-                <w:i w:val="false"/>
-                <w:iCs w:val="false"/>
-                <w:color w:val="000000"/>
-                <w:sz w:val="18"/>
-                <w:szCs w:val="18"/>
-              </w:rPr>
-              <w:t xml:space="preserve">Phase 5 — Model Building</w:t>
+            <w:shd w:fill="D5E8F0" w:color="auto" w:val="clear"/>
+            <w:tcMar>
+              <w:top w:type="dxa" w:w="60"/>
+              <w:left w:type="dxa" w:w="120"/>
+              <w:bottom w:type="dxa" w:w="60"/>
+              <w:right w:type="dxa" w:w="120"/>
+            </w:tcMar>
+            <w:vAlign w:val="top"/>
+          </w:tcPr>
+          <w:p>
+            <w:pPr>
+              <w:spacing w:after="40" w:before="0"/>
+              <w:jc w:val="left"/>
+            </w:pPr>
+            <w:r>
+              <w:rPr>
+                <w:rFonts w:ascii="Arial" w:cs="Arial" w:eastAsia="Arial" w:hAnsi="Arial"/>
+                <w:b/>
+                <w:bCs/>
+                <w:i w:val="false"/>
+                <w:iCs w:val="false"/>
+                <w:color w:val="000000"/>
+                <w:sz w:val="18"/>
+                <w:szCs w:val="18"/>
+              </w:rPr>
+              <w:t xml:space="preserve">Model Building Phase</w:t>
             </w:r>
           </w:p>
           <w:p>
@@ -19266,7 +19284,7 @@
             <w:pPr>
               <w:spacing w:after="20" w:before="0"/>
             </w:pPr>
-            <w:hyperlink w:history="1" r:id="rIdbyrnwsa6srp2dsxaaaqd8">
+            <w:hyperlink w:history="1" r:id="rIdaaneactadjdzox3o4uwy9">
               <w:r>
                 <w:rPr>
                   <w:rFonts w:ascii="Arial" w:cs="Arial" w:eastAsia="Arial" w:hAnsi="Arial"/>
@@ -19299,7 +19317,7 @@
               <w:spacing w:after="10" w:before="0"/>
               <w:ind w:left="120"/>
             </w:pPr>
-            <w:hyperlink w:history="1" r:id="rIdyagcbu3ooup-bo1jmltiv">
+            <w:hyperlink w:history="1" r:id="rIdaxz2pfluu2a5uib1w9n8c">
               <w:r>
                 <w:rPr>
                   <w:rFonts w:ascii="Arial" w:cs="Arial" w:eastAsia="Arial" w:hAnsi="Arial"/>
@@ -19344,7 +19362,7 @@
             <w:pPr>
               <w:spacing w:after="20" w:before="0"/>
             </w:pPr>
-            <w:hyperlink w:history="1" r:id="rIdylabjilzl0fq46bulhmnf">
+            <w:hyperlink w:history="1" r:id="rIdckvvvzybk6h25pfpfaf0r">
               <w:r>
                 <w:rPr>
                   <w:rFonts w:ascii="Arial" w:cs="Arial" w:eastAsia="Arial" w:hAnsi="Arial"/>
@@ -19377,7 +19395,7 @@
               <w:spacing w:after="10" w:before="0"/>
               <w:ind w:left="120"/>
             </w:pPr>
-            <w:hyperlink w:history="1" r:id="rIdur8e-igjalcd8oppn09t0">
+            <w:hyperlink w:history="1" r:id="rIdrzq631kmzdif9hj-lun4d">
               <w:r>
                 <w:rPr>
                   <w:rFonts w:ascii="Arial" w:cs="Arial" w:eastAsia="Arial" w:hAnsi="Arial"/>
@@ -21101,32 +21119,32 @@
         <w:tc>
           <w:tcPr>
             <w:tcW w:type="dxa" w:w="1520"/>
-            <w:shd w:fill="F2F2F2" w:color="auto" w:val="clear"/>
-            <w:tcMar>
-              <w:top w:type="dxa" w:w="60"/>
-              <w:left w:type="dxa" w:w="120"/>
-              <w:bottom w:type="dxa" w:w="60"/>
-              <w:right w:type="dxa" w:w="120"/>
-            </w:tcMar>
-            <w:vAlign w:val="top"/>
-          </w:tcPr>
-          <w:p>
-            <w:pPr>
-              <w:spacing w:after="40" w:before="0"/>
-              <w:jc w:val="left"/>
-            </w:pPr>
-            <w:r>
-              <w:rPr>
-                <w:rFonts w:ascii="Arial" w:cs="Arial" w:eastAsia="Arial" w:hAnsi="Arial"/>
-                <w:b/>
-                <w:bCs/>
-                <w:i w:val="false"/>
-                <w:iCs w:val="false"/>
-                <w:color w:val="000000"/>
-                <w:sz w:val="18"/>
-                <w:szCs w:val="18"/>
-              </w:rPr>
-              <w:t xml:space="preserve">Phase 1 — Predict</w:t>
+            <w:shd w:fill="EAD1F5" w:color="auto" w:val="clear"/>
+            <w:tcMar>
+              <w:top w:type="dxa" w:w="60"/>
+              <w:left w:type="dxa" w:w="120"/>
+              <w:bottom w:type="dxa" w:w="60"/>
+              <w:right w:type="dxa" w:w="120"/>
+            </w:tcMar>
+            <w:vAlign w:val="top"/>
+          </w:tcPr>
+          <w:p>
+            <w:pPr>
+              <w:spacing w:after="40" w:before="0"/>
+              <w:jc w:val="left"/>
+            </w:pPr>
+            <w:r>
+              <w:rPr>
+                <w:rFonts w:ascii="Arial" w:cs="Arial" w:eastAsia="Arial" w:hAnsi="Arial"/>
+                <w:b/>
+                <w:bCs/>
+                <w:i w:val="false"/>
+                <w:iCs w:val="false"/>
+                <w:color w:val="000000"/>
+                <w:sz w:val="18"/>
+                <w:szCs w:val="18"/>
+              </w:rPr>
+              <w:t xml:space="preserve">Predict Phase</w:t>
             </w:r>
           </w:p>
           <w:p>
@@ -21149,7 +21167,7 @@
             <w:pPr>
               <w:spacing w:after="20" w:before="0"/>
             </w:pPr>
-            <w:hyperlink w:history="1" r:id="rIdfu2tymdr1aecirzyxuugn">
+            <w:hyperlink w:history="1" r:id="rId7q0telimcm5rdiqt5daih">
               <w:r>
                 <w:rPr>
                   <w:rFonts w:ascii="Arial" w:cs="Arial" w:eastAsia="Arial" w:hAnsi="Arial"/>
@@ -21182,7 +21200,7 @@
               <w:spacing w:after="10" w:before="0"/>
               <w:ind w:left="120"/>
             </w:pPr>
-            <w:hyperlink w:history="1" r:id="rIdluucdmszfhvtf8ztj_8gy">
+            <w:hyperlink w:history="1" r:id="rIdyuy9clt7vci9rjt1ktanv">
               <w:r>
                 <w:rPr>
                   <w:rFonts w:ascii="Arial" w:cs="Arial" w:eastAsia="Arial" w:hAnsi="Arial"/>
@@ -21227,7 +21245,7 @@
             <w:pPr>
               <w:spacing w:after="20" w:before="0"/>
             </w:pPr>
-            <w:hyperlink w:history="1" r:id="rIdhqwl9nq_wj0aygyajeivf">
+            <w:hyperlink w:history="1" r:id="rIdbvvzcjac5fxrvzf9zdkuo">
               <w:r>
                 <w:rPr>
                   <w:rFonts w:ascii="Arial" w:cs="Arial" w:eastAsia="Arial" w:hAnsi="Arial"/>
@@ -21260,7 +21278,7 @@
               <w:spacing w:after="10" w:before="0"/>
               <w:ind w:left="120"/>
             </w:pPr>
-            <w:hyperlink w:history="1" r:id="rIdmjn2_doyfcxybtmfopehq">
+            <w:hyperlink w:history="1" r:id="rIdpailcv66ph01h93p9wx5_">
               <w:r>
                 <w:rPr>
                   <w:rFonts w:ascii="Arial" w:cs="Arial" w:eastAsia="Arial" w:hAnsi="Arial"/>
@@ -21407,32 +21425,32 @@
         <w:tc>
           <w:tcPr>
             <w:tcW w:type="dxa" w:w="1520"/>
-            <w:shd w:fill="F2F2F2" w:color="auto" w:val="clear"/>
-            <w:tcMar>
-              <w:top w:type="dxa" w:w="60"/>
-              <w:left w:type="dxa" w:w="120"/>
-              <w:bottom w:type="dxa" w:w="60"/>
-              <w:right w:type="dxa" w:w="120"/>
-            </w:tcMar>
-            <w:vAlign w:val="top"/>
-          </w:tcPr>
-          <w:p>
-            <w:pPr>
-              <w:spacing w:after="40" w:before="0"/>
-              <w:jc w:val="left"/>
-            </w:pPr>
-            <w:r>
-              <w:rPr>
-                <w:rFonts w:ascii="Arial" w:cs="Arial" w:eastAsia="Arial" w:hAnsi="Arial"/>
-                <w:b/>
-                <w:bCs/>
-                <w:i w:val="false"/>
-                <w:iCs w:val="false"/>
-                <w:color w:val="000000"/>
-                <w:sz w:val="18"/>
-                <w:szCs w:val="18"/>
-              </w:rPr>
-              <w:t xml:space="preserve">Phase 2 — Observe</w:t>
+            <w:shd w:fill="D9EEF1" w:color="auto" w:val="clear"/>
+            <w:tcMar>
+              <w:top w:type="dxa" w:w="60"/>
+              <w:left w:type="dxa" w:w="120"/>
+              <w:bottom w:type="dxa" w:w="60"/>
+              <w:right w:type="dxa" w:w="120"/>
+            </w:tcMar>
+            <w:vAlign w:val="top"/>
+          </w:tcPr>
+          <w:p>
+            <w:pPr>
+              <w:spacing w:after="40" w:before="0"/>
+              <w:jc w:val="left"/>
+            </w:pPr>
+            <w:r>
+              <w:rPr>
+                <w:rFonts w:ascii="Arial" w:cs="Arial" w:eastAsia="Arial" w:hAnsi="Arial"/>
+                <w:b/>
+                <w:bCs/>
+                <w:i w:val="false"/>
+                <w:iCs w:val="false"/>
+                <w:color w:val="000000"/>
+                <w:sz w:val="18"/>
+                <w:szCs w:val="18"/>
+              </w:rPr>
+              <w:t xml:space="preserve">Observe Phase</w:t>
             </w:r>
           </w:p>
           <w:p>
@@ -21455,7 +21473,7 @@
             <w:pPr>
               <w:spacing w:after="20" w:before="0"/>
             </w:pPr>
-            <w:hyperlink w:history="1" r:id="rId3g_oho9adcqzkf8pj_uku">
+            <w:hyperlink w:history="1" r:id="rId1x3wpw2hh_kidxat1c7e_">
               <w:r>
                 <w:rPr>
                   <w:rFonts w:ascii="Arial" w:cs="Arial" w:eastAsia="Arial" w:hAnsi="Arial"/>
@@ -21488,7 +21506,7 @@
               <w:spacing w:after="10" w:before="0"/>
               <w:ind w:left="120"/>
             </w:pPr>
-            <w:hyperlink w:history="1" r:id="rIdlvtwkyrsjg_hdohgje1qf">
+            <w:hyperlink w:history="1" r:id="rIdq1larnyccchpeqgeon-zx">
               <w:r>
                 <w:rPr>
                   <w:rFonts w:ascii="Arial" w:cs="Arial" w:eastAsia="Arial" w:hAnsi="Arial"/>
@@ -21533,7 +21551,7 @@
             <w:pPr>
               <w:spacing w:after="20" w:before="0"/>
             </w:pPr>
-            <w:hyperlink w:history="1" r:id="rIdn4vaapougpadwsghu4b2x">
+            <w:hyperlink w:history="1" r:id="rIdicb8htzuugpwlbmc-szis">
               <w:r>
                 <w:rPr>
                   <w:rFonts w:ascii="Arial" w:cs="Arial" w:eastAsia="Arial" w:hAnsi="Arial"/>
@@ -21566,7 +21584,7 @@
               <w:spacing w:after="10" w:before="0"/>
               <w:ind w:left="120"/>
             </w:pPr>
-            <w:hyperlink w:history="1" r:id="rIdar6n1paoouan2sqs1xdh7">
+            <w:hyperlink w:history="1" r:id="rIdivbzsxlc-kzacespvvqsa">
               <w:r>
                 <w:rPr>
                   <w:rFonts w:ascii="Arial" w:cs="Arial" w:eastAsia="Arial" w:hAnsi="Arial"/>
@@ -21713,32 +21731,32 @@
         <w:tc>
           <w:tcPr>
             <w:tcW w:type="dxa" w:w="1520"/>
-            <w:shd w:fill="F2F2F2" w:color="auto" w:val="clear"/>
-            <w:tcMar>
-              <w:top w:type="dxa" w:w="60"/>
-              <w:left w:type="dxa" w:w="120"/>
-              <w:bottom w:type="dxa" w:w="60"/>
-              <w:right w:type="dxa" w:w="120"/>
-            </w:tcMar>
-            <w:vAlign w:val="top"/>
-          </w:tcPr>
-          <w:p>
-            <w:pPr>
-              <w:spacing w:after="40" w:before="0"/>
-              <w:jc w:val="left"/>
-            </w:pPr>
-            <w:r>
-              <w:rPr>
-                <w:rFonts w:ascii="Arial" w:cs="Arial" w:eastAsia="Arial" w:hAnsi="Arial"/>
-                <w:b/>
-                <w:bCs/>
-                <w:i w:val="false"/>
-                <w:iCs w:val="false"/>
-                <w:color w:val="000000"/>
-                <w:sz w:val="18"/>
-                <w:szCs w:val="18"/>
-              </w:rPr>
-              <w:t xml:space="preserve">Phase 3 — Explain</w:t>
+            <w:shd w:fill="E2EFDA" w:color="auto" w:val="clear"/>
+            <w:tcMar>
+              <w:top w:type="dxa" w:w="60"/>
+              <w:left w:type="dxa" w:w="120"/>
+              <w:bottom w:type="dxa" w:w="60"/>
+              <w:right w:type="dxa" w:w="120"/>
+            </w:tcMar>
+            <w:vAlign w:val="top"/>
+          </w:tcPr>
+          <w:p>
+            <w:pPr>
+              <w:spacing w:after="40" w:before="0"/>
+              <w:jc w:val="left"/>
+            </w:pPr>
+            <w:r>
+              <w:rPr>
+                <w:rFonts w:ascii="Arial" w:cs="Arial" w:eastAsia="Arial" w:hAnsi="Arial"/>
+                <w:b/>
+                <w:bCs/>
+                <w:i w:val="false"/>
+                <w:iCs w:val="false"/>
+                <w:color w:val="000000"/>
+                <w:sz w:val="18"/>
+                <w:szCs w:val="18"/>
+              </w:rPr>
+              <w:t xml:space="preserve">Explain Phase</w:t>
             </w:r>
           </w:p>
           <w:p>
@@ -21761,7 +21779,7 @@
             <w:pPr>
               <w:spacing w:after="20" w:before="0"/>
             </w:pPr>
-            <w:hyperlink w:history="1" r:id="rIddwubkpgpdakweac1wgleb">
+            <w:hyperlink w:history="1" r:id="rIdpvpwxk1fsyn-c8tfevac4">
               <w:r>
                 <w:rPr>
                   <w:rFonts w:ascii="Arial" w:cs="Arial" w:eastAsia="Arial" w:hAnsi="Arial"/>
@@ -21794,7 +21812,7 @@
               <w:spacing w:after="10" w:before="0"/>
               <w:ind w:left="120"/>
             </w:pPr>
-            <w:hyperlink w:history="1" r:id="rIdyllh71ggojwn5gr834pbi">
+            <w:hyperlink w:history="1" r:id="rIdxnij49yb_bxeg9a4fq-lu">
               <w:r>
                 <w:rPr>
                   <w:rFonts w:ascii="Arial" w:cs="Arial" w:eastAsia="Arial" w:hAnsi="Arial"/>
@@ -21839,7 +21857,7 @@
             <w:pPr>
               <w:spacing w:after="20" w:before="0"/>
             </w:pPr>
-            <w:hyperlink w:history="1" r:id="rIdw_edtb710mplvqsq1iddp">
+            <w:hyperlink w:history="1" r:id="rIdomdjzk5hm4ktpn6te-hkx">
               <w:r>
                 <w:rPr>
                   <w:rFonts w:ascii="Arial" w:cs="Arial" w:eastAsia="Arial" w:hAnsi="Arial"/>
@@ -21872,7 +21890,7 @@
               <w:spacing w:after="10" w:before="0"/>
               <w:ind w:left="120"/>
             </w:pPr>
-            <w:hyperlink w:history="1" r:id="rIdijbdltg92avjv19br9n-u">
+            <w:hyperlink w:history="1" r:id="rIdnp6f5ffrd9i2ndre5ztsi">
               <w:r>
                 <w:rPr>
                   <w:rFonts w:ascii="Arial" w:cs="Arial" w:eastAsia="Arial" w:hAnsi="Arial"/>
@@ -22019,32 +22037,32 @@
         <w:tc>
           <w:tcPr>
             <w:tcW w:type="dxa" w:w="1520"/>
-            <w:shd w:fill="F2F2F2" w:color="auto" w:val="clear"/>
-            <w:tcMar>
-              <w:top w:type="dxa" w:w="60"/>
-              <w:left w:type="dxa" w:w="120"/>
-              <w:bottom w:type="dxa" w:w="60"/>
-              <w:right w:type="dxa" w:w="120"/>
-            </w:tcMar>
-            <w:vAlign w:val="top"/>
-          </w:tcPr>
-          <w:p>
-            <w:pPr>
-              <w:spacing w:after="40" w:before="0"/>
-              <w:jc w:val="left"/>
-            </w:pPr>
-            <w:r>
-              <w:rPr>
-                <w:rFonts w:ascii="Arial" w:cs="Arial" w:eastAsia="Arial" w:hAnsi="Arial"/>
-                <w:b/>
-                <w:bCs/>
-                <w:i w:val="false"/>
-                <w:iCs w:val="false"/>
-                <w:color w:val="000000"/>
-                <w:sz w:val="18"/>
-                <w:szCs w:val="18"/>
-              </w:rPr>
-              <w:t xml:space="preserve">Phase 4 — Driving Question Board (DQB) Update</w:t>
+            <w:shd w:fill="FCE4D6" w:color="auto" w:val="clear"/>
+            <w:tcMar>
+              <w:top w:type="dxa" w:w="60"/>
+              <w:left w:type="dxa" w:w="120"/>
+              <w:bottom w:type="dxa" w:w="60"/>
+              <w:right w:type="dxa" w:w="120"/>
+            </w:tcMar>
+            <w:vAlign w:val="top"/>
+          </w:tcPr>
+          <w:p>
+            <w:pPr>
+              <w:spacing w:after="40" w:before="0"/>
+              <w:jc w:val="left"/>
+            </w:pPr>
+            <w:r>
+              <w:rPr>
+                <w:rFonts w:ascii="Arial" w:cs="Arial" w:eastAsia="Arial" w:hAnsi="Arial"/>
+                <w:b/>
+                <w:bCs/>
+                <w:i w:val="false"/>
+                <w:iCs w:val="false"/>
+                <w:color w:val="000000"/>
+                <w:sz w:val="18"/>
+                <w:szCs w:val="18"/>
+              </w:rPr>
+              <w:t xml:space="preserve">Driving Question Board (DQB) Creation</w:t>
             </w:r>
           </w:p>
           <w:p>
@@ -22067,7 +22085,7 @@
             <w:pPr>
               <w:spacing w:after="20" w:before="0"/>
             </w:pPr>
-            <w:hyperlink w:history="1" r:id="rIdcl5fvqf6tq6gbcmqh3xzi">
+            <w:hyperlink w:history="1" r:id="rIdljot3uwqfbfht_fwg6tw9">
               <w:r>
                 <w:rPr>
                   <w:rFonts w:ascii="Arial" w:cs="Arial" w:eastAsia="Arial" w:hAnsi="Arial"/>
@@ -22100,7 +22118,7 @@
               <w:spacing w:after="10" w:before="0"/>
               <w:ind w:left="120"/>
             </w:pPr>
-            <w:hyperlink w:history="1" r:id="rIdrfa5v5uql9ddpuuqf_vuj">
+            <w:hyperlink w:history="1" r:id="rIdov0u4c5oxr54cu8ogfw84">
               <w:r>
                 <w:rPr>
                   <w:rFonts w:ascii="Arial" w:cs="Arial" w:eastAsia="Arial" w:hAnsi="Arial"/>
@@ -22145,7 +22163,7 @@
             <w:pPr>
               <w:spacing w:after="20" w:before="0"/>
             </w:pPr>
-            <w:hyperlink w:history="1" r:id="rIdpmnhbb5ef6mjuwbq2w8fh">
+            <w:hyperlink w:history="1" r:id="rIddvd18pmkf4dupabnz6nmk">
               <w:r>
                 <w:rPr>
                   <w:rFonts w:ascii="Arial" w:cs="Arial" w:eastAsia="Arial" w:hAnsi="Arial"/>
@@ -22178,7 +22196,7 @@
               <w:spacing w:after="10" w:before="0"/>
               <w:ind w:left="120"/>
             </w:pPr>
-            <w:hyperlink w:history="1" r:id="rId6ebthm_1i37i1-5an-n7x">
+            <w:hyperlink w:history="1" r:id="rIdvz1qs-ry8sez_9ei0jxp6">
               <w:r>
                 <w:rPr>
                   <w:rFonts w:ascii="Arial" w:cs="Arial" w:eastAsia="Arial" w:hAnsi="Arial"/>
@@ -22325,32 +22343,32 @@
         <w:tc>
           <w:tcPr>
             <w:tcW w:type="dxa" w:w="1520"/>
-            <w:shd w:fill="F2F2F2" w:color="auto" w:val="clear"/>
-            <w:tcMar>
-              <w:top w:type="dxa" w:w="60"/>
-              <w:left w:type="dxa" w:w="120"/>
-              <w:bottom w:type="dxa" w:w="60"/>
-              <w:right w:type="dxa" w:w="120"/>
-            </w:tcMar>
-            <w:vAlign w:val="top"/>
-          </w:tcPr>
-          <w:p>
-            <w:pPr>
-              <w:spacing w:after="40" w:before="0"/>
-              <w:jc w:val="left"/>
-            </w:pPr>
-            <w:r>
-              <w:rPr>
-                <w:rFonts w:ascii="Arial" w:cs="Arial" w:eastAsia="Arial" w:hAnsi="Arial"/>
-                <w:b/>
-                <w:bCs/>
-                <w:i w:val="false"/>
-                <w:iCs w:val="false"/>
-                <w:color w:val="000000"/>
-                <w:sz w:val="18"/>
-                <w:szCs w:val="18"/>
-              </w:rPr>
-              <w:t xml:space="preserve">Phase 5 — Model Building</w:t>
+            <w:shd w:fill="D5E8F0" w:color="auto" w:val="clear"/>
+            <w:tcMar>
+              <w:top w:type="dxa" w:w="60"/>
+              <w:left w:type="dxa" w:w="120"/>
+              <w:bottom w:type="dxa" w:w="60"/>
+              <w:right w:type="dxa" w:w="120"/>
+            </w:tcMar>
+            <w:vAlign w:val="top"/>
+          </w:tcPr>
+          <w:p>
+            <w:pPr>
+              <w:spacing w:after="40" w:before="0"/>
+              <w:jc w:val="left"/>
+            </w:pPr>
+            <w:r>
+              <w:rPr>
+                <w:rFonts w:ascii="Arial" w:cs="Arial" w:eastAsia="Arial" w:hAnsi="Arial"/>
+                <w:b/>
+                <w:bCs/>
+                <w:i w:val="false"/>
+                <w:iCs w:val="false"/>
+                <w:color w:val="000000"/>
+                <w:sz w:val="18"/>
+                <w:szCs w:val="18"/>
+              </w:rPr>
+              <w:t xml:space="preserve">Model Building Phase</w:t>
             </w:r>
           </w:p>
           <w:p>
@@ -22373,7 +22391,7 @@
             <w:pPr>
               <w:spacing w:after="20" w:before="0"/>
             </w:pPr>
-            <w:hyperlink w:history="1" r:id="rIdiosy6bgfvpkao3mtrgufw">
+            <w:hyperlink w:history="1" r:id="rIdqrhvab4pxbebvolds-d1x">
               <w:r>
                 <w:rPr>
                   <w:rFonts w:ascii="Arial" w:cs="Arial" w:eastAsia="Arial" w:hAnsi="Arial"/>
@@ -22406,7 +22424,7 @@
               <w:spacing w:after="10" w:before="0"/>
               <w:ind w:left="120"/>
             </w:pPr>
-            <w:hyperlink w:history="1" r:id="rIdaa30xprqpmpal6qnoro9d">
+            <w:hyperlink w:history="1" r:id="rIdymzdfrbzp9bha9brfuq5u">
               <w:r>
                 <w:rPr>
                   <w:rFonts w:ascii="Arial" w:cs="Arial" w:eastAsia="Arial" w:hAnsi="Arial"/>
@@ -22451,7 +22469,7 @@
             <w:pPr>
               <w:spacing w:after="20" w:before="0"/>
             </w:pPr>
-            <w:hyperlink w:history="1" r:id="rIdiauzsqsdq5p3jigm7_lgr">
+            <w:hyperlink w:history="1" r:id="rIduv5kfgyppckl4fqkolpjm">
               <w:r>
                 <w:rPr>
                   <w:rFonts w:ascii="Arial" w:cs="Arial" w:eastAsia="Arial" w:hAnsi="Arial"/>
@@ -22484,7 +22502,7 @@
               <w:spacing w:after="10" w:before="0"/>
               <w:ind w:left="120"/>
             </w:pPr>
-            <w:hyperlink w:history="1" r:id="rId53zwqm2qthvq-utfpc8jz">
+            <w:hyperlink w:history="1" r:id="rIdurmpopd_tzvkt6fcjcbfr">
               <w:r>
                 <w:rPr>
                   <w:rFonts w:ascii="Arial" w:cs="Arial" w:eastAsia="Arial" w:hAnsi="Arial"/>
@@ -23923,32 +23941,32 @@
         <w:tc>
           <w:tcPr>
             <w:tcW w:type="dxa" w:w="1520"/>
-            <w:shd w:fill="F2F2F2" w:color="auto" w:val="clear"/>
-            <w:tcMar>
-              <w:top w:type="dxa" w:w="60"/>
-              <w:left w:type="dxa" w:w="120"/>
-              <w:bottom w:type="dxa" w:w="60"/>
-              <w:right w:type="dxa" w:w="120"/>
-            </w:tcMar>
-            <w:vAlign w:val="top"/>
-          </w:tcPr>
-          <w:p>
-            <w:pPr>
-              <w:spacing w:after="40" w:before="0"/>
-              <w:jc w:val="left"/>
-            </w:pPr>
-            <w:r>
-              <w:rPr>
-                <w:rFonts w:ascii="Arial" w:cs="Arial" w:eastAsia="Arial" w:hAnsi="Arial"/>
-                <w:b/>
-                <w:bCs/>
-                <w:i w:val="false"/>
-                <w:iCs w:val="false"/>
-                <w:color w:val="000000"/>
-                <w:sz w:val="18"/>
-                <w:szCs w:val="18"/>
-              </w:rPr>
-              <w:t xml:space="preserve">Phase 1 — Predict Revisit (Lesson Opening): Comparing Naive and Expert Models</w:t>
+            <w:shd w:fill="EAD1F5" w:color="auto" w:val="clear"/>
+            <w:tcMar>
+              <w:top w:type="dxa" w:w="60"/>
+              <w:left w:type="dxa" w:w="120"/>
+              <w:bottom w:type="dxa" w:w="60"/>
+              <w:right w:type="dxa" w:w="120"/>
+            </w:tcMar>
+            <w:vAlign w:val="top"/>
+          </w:tcPr>
+          <w:p>
+            <w:pPr>
+              <w:spacing w:after="40" w:before="0"/>
+              <w:jc w:val="left"/>
+            </w:pPr>
+            <w:r>
+              <w:rPr>
+                <w:rFonts w:ascii="Arial" w:cs="Arial" w:eastAsia="Arial" w:hAnsi="Arial"/>
+                <w:b/>
+                <w:bCs/>
+                <w:i w:val="false"/>
+                <w:iCs w:val="false"/>
+                <w:color w:val="000000"/>
+                <w:sz w:val="18"/>
+                <w:szCs w:val="18"/>
+              </w:rPr>
+              <w:t xml:space="preserve">Predict Phase</w:t>
             </w:r>
           </w:p>
           <w:p>
@@ -23971,7 +23989,7 @@
             <w:pPr>
               <w:spacing w:after="20" w:before="0"/>
             </w:pPr>
-            <w:hyperlink w:history="1" r:id="rIduhu-fur8dxfm81svkzqrm">
+            <w:hyperlink w:history="1" r:id="rIdpl3xxvfxevkb_3kfvyup_">
               <w:r>
                 <w:rPr>
                   <w:rFonts w:ascii="Arial" w:cs="Arial" w:eastAsia="Arial" w:hAnsi="Arial"/>
@@ -24004,7 +24022,7 @@
               <w:spacing w:after="10" w:before="0"/>
               <w:ind w:left="120"/>
             </w:pPr>
-            <w:hyperlink w:history="1" r:id="rId4aetf3yvixnvydrwqzkux">
+            <w:hyperlink w:history="1" r:id="rIdl4dtontnka-5ah5zduiem">
               <w:r>
                 <w:rPr>
                   <w:rFonts w:ascii="Arial" w:cs="Arial" w:eastAsia="Arial" w:hAnsi="Arial"/>
@@ -24049,7 +24067,7 @@
             <w:pPr>
               <w:spacing w:after="20" w:before="0"/>
             </w:pPr>
-            <w:hyperlink w:history="1" r:id="rId01a92phhmgzpsvi0hb-ou">
+            <w:hyperlink w:history="1" r:id="rIdiaouxdjuzynip0x7ocxrg">
               <w:r>
                 <w:rPr>
                   <w:rFonts w:ascii="Arial" w:cs="Arial" w:eastAsia="Arial" w:hAnsi="Arial"/>
@@ -24082,7 +24100,7 @@
               <w:spacing w:after="10" w:before="0"/>
               <w:ind w:left="120"/>
             </w:pPr>
-            <w:hyperlink w:history="1" r:id="rIdxjnuzsxmoztuy3ixqozo7">
+            <w:hyperlink w:history="1" r:id="rId73rxm7u3nxcnu6dbltazk">
               <w:r>
                 <w:rPr>
                   <w:rFonts w:ascii="Arial" w:cs="Arial" w:eastAsia="Arial" w:hAnsi="Arial"/>
@@ -24229,32 +24247,32 @@
         <w:tc>
           <w:tcPr>
             <w:tcW w:type="dxa" w:w="1520"/>
-            <w:shd w:fill="F2F2F2" w:color="auto" w:val="clear"/>
-            <w:tcMar>
-              <w:top w:type="dxa" w:w="60"/>
-              <w:left w:type="dxa" w:w="120"/>
-              <w:bottom w:type="dxa" w:w="60"/>
-              <w:right w:type="dxa" w:w="120"/>
-            </w:tcMar>
-            <w:vAlign w:val="top"/>
-          </w:tcPr>
-          <w:p>
-            <w:pPr>
-              <w:spacing w:after="40" w:before="0"/>
-              <w:jc w:val="left"/>
-            </w:pPr>
-            <w:r>
-              <w:rPr>
-                <w:rFonts w:ascii="Arial" w:cs="Arial" w:eastAsia="Arial" w:hAnsi="Arial"/>
-                <w:b/>
-                <w:bCs/>
-                <w:i w:val="false"/>
-                <w:iCs w:val="false"/>
-                <w:color w:val="000000"/>
-                <w:sz w:val="18"/>
-                <w:szCs w:val="18"/>
-              </w:rPr>
-              <w:t xml:space="preserve">Phase 2 — Observe: Evidence Gallery Walk (Artefacts from Lessons 1–7)</w:t>
+            <w:shd w:fill="D9EEF1" w:color="auto" w:val="clear"/>
+            <w:tcMar>
+              <w:top w:type="dxa" w:w="60"/>
+              <w:left w:type="dxa" w:w="120"/>
+              <w:bottom w:type="dxa" w:w="60"/>
+              <w:right w:type="dxa" w:w="120"/>
+            </w:tcMar>
+            <w:vAlign w:val="top"/>
+          </w:tcPr>
+          <w:p>
+            <w:pPr>
+              <w:spacing w:after="40" w:before="0"/>
+              <w:jc w:val="left"/>
+            </w:pPr>
+            <w:r>
+              <w:rPr>
+                <w:rFonts w:ascii="Arial" w:cs="Arial" w:eastAsia="Arial" w:hAnsi="Arial"/>
+                <w:b/>
+                <w:bCs/>
+                <w:i w:val="false"/>
+                <w:iCs w:val="false"/>
+                <w:color w:val="000000"/>
+                <w:sz w:val="18"/>
+                <w:szCs w:val="18"/>
+              </w:rPr>
+              <w:t xml:space="preserve">Observe Phase</w:t>
             </w:r>
           </w:p>
           <w:p>
@@ -24277,7 +24295,7 @@
             <w:pPr>
               <w:spacing w:after="20" w:before="0"/>
             </w:pPr>
-            <w:hyperlink w:history="1" r:id="rIdaoffgjitnwa2xjqsllijf">
+            <w:hyperlink w:history="1" r:id="rIduthn221yx2vluvmngdpaz">
               <w:r>
                 <w:rPr>
                   <w:rFonts w:ascii="Arial" w:cs="Arial" w:eastAsia="Arial" w:hAnsi="Arial"/>
@@ -24310,7 +24328,7 @@
               <w:spacing w:after="10" w:before="0"/>
               <w:ind w:left="120"/>
             </w:pPr>
-            <w:hyperlink w:history="1" r:id="rId_oxk9fl5kp2z2oxu-uusa">
+            <w:hyperlink w:history="1" r:id="rIdi9dshxzocnaga9kx__t1p">
               <w:r>
                 <w:rPr>
                   <w:rFonts w:ascii="Arial" w:cs="Arial" w:eastAsia="Arial" w:hAnsi="Arial"/>
@@ -24355,7 +24373,7 @@
             <w:pPr>
               <w:spacing w:after="20" w:before="0"/>
             </w:pPr>
-            <w:hyperlink w:history="1" r:id="rId0itosvt43iaohps3xp1ai">
+            <w:hyperlink w:history="1" r:id="rIdmh7t9nya9tmvyq11gbuc3">
               <w:r>
                 <w:rPr>
                   <w:rFonts w:ascii="Arial" w:cs="Arial" w:eastAsia="Arial" w:hAnsi="Arial"/>
@@ -24388,7 +24406,7 @@
               <w:spacing w:after="10" w:before="0"/>
               <w:ind w:left="120"/>
             </w:pPr>
-            <w:hyperlink w:history="1" r:id="rIdzx6ofmjnkv2nu6hkevox7">
+            <w:hyperlink w:history="1" r:id="rIdmzfrzi_s1wdmbtg7rec5s">
               <w:r>
                 <w:rPr>
                   <w:rFonts w:ascii="Arial" w:cs="Arial" w:eastAsia="Arial" w:hAnsi="Arial"/>
@@ -24535,32 +24553,32 @@
         <w:tc>
           <w:tcPr>
             <w:tcW w:type="dxa" w:w="1520"/>
-            <w:shd w:fill="F2F2F2" w:color="auto" w:val="clear"/>
-            <w:tcMar>
-              <w:top w:type="dxa" w:w="60"/>
-              <w:left w:type="dxa" w:w="120"/>
-              <w:bottom w:type="dxa" w:w="60"/>
-              <w:right w:type="dxa" w:w="120"/>
-            </w:tcMar>
-            <w:vAlign w:val="top"/>
-          </w:tcPr>
-          <w:p>
-            <w:pPr>
-              <w:spacing w:after="40" w:before="0"/>
-              <w:jc w:val="left"/>
-            </w:pPr>
-            <w:r>
-              <w:rPr>
-                <w:rFonts w:ascii="Arial" w:cs="Arial" w:eastAsia="Arial" w:hAnsi="Arial"/>
-                <w:b/>
-                <w:bCs/>
-                <w:i w:val="false"/>
-                <w:iCs w:val="false"/>
-                <w:color w:val="000000"/>
-                <w:sz w:val="18"/>
-                <w:szCs w:val="18"/>
-              </w:rPr>
-              <w:t xml:space="preserve">Phase 3 — Explain: Final Model Presentation and Whole-Class Synthesis</w:t>
+            <w:shd w:fill="E2EFDA" w:color="auto" w:val="clear"/>
+            <w:tcMar>
+              <w:top w:type="dxa" w:w="60"/>
+              <w:left w:type="dxa" w:w="120"/>
+              <w:bottom w:type="dxa" w:w="60"/>
+              <w:right w:type="dxa" w:w="120"/>
+            </w:tcMar>
+            <w:vAlign w:val="top"/>
+          </w:tcPr>
+          <w:p>
+            <w:pPr>
+              <w:spacing w:after="40" w:before="0"/>
+              <w:jc w:val="left"/>
+            </w:pPr>
+            <w:r>
+              <w:rPr>
+                <w:rFonts w:ascii="Arial" w:cs="Arial" w:eastAsia="Arial" w:hAnsi="Arial"/>
+                <w:b/>
+                <w:bCs/>
+                <w:i w:val="false"/>
+                <w:iCs w:val="false"/>
+                <w:color w:val="000000"/>
+                <w:sz w:val="18"/>
+                <w:szCs w:val="18"/>
+              </w:rPr>
+              <w:t xml:space="preserve">Explain Phase</w:t>
             </w:r>
           </w:p>
           <w:p>
@@ -24583,7 +24601,7 @@
             <w:pPr>
               <w:spacing w:after="20" w:before="0"/>
             </w:pPr>
-            <w:hyperlink w:history="1" r:id="rIdcfwi5vhvxcxb5voa62uym">
+            <w:hyperlink w:history="1" r:id="rIdhfvy0fxvejjhqepcbh0an">
               <w:r>
                 <w:rPr>
                   <w:rFonts w:ascii="Arial" w:cs="Arial" w:eastAsia="Arial" w:hAnsi="Arial"/>
@@ -24616,7 +24634,7 @@
               <w:spacing w:after="10" w:before="0"/>
               <w:ind w:left="120"/>
             </w:pPr>
-            <w:hyperlink w:history="1" r:id="rIdedr-maeex-w72wi1aha9f">
+            <w:hyperlink w:history="1" r:id="rIddg9gylff-1khxowz0ttlh">
               <w:r>
                 <w:rPr>
                   <w:rFonts w:ascii="Arial" w:cs="Arial" w:eastAsia="Arial" w:hAnsi="Arial"/>
@@ -24661,7 +24679,7 @@
             <w:pPr>
               <w:spacing w:after="20" w:before="0"/>
             </w:pPr>
-            <w:hyperlink w:history="1" r:id="rIdtirhyvuqj48rclyqgbdtl">
+            <w:hyperlink w:history="1" r:id="rId60puwfbwuxo13p1v1eqt-">
               <w:r>
                 <w:rPr>
                   <w:rFonts w:ascii="Arial" w:cs="Arial" w:eastAsia="Arial" w:hAnsi="Arial"/>
@@ -24694,7 +24712,7 @@
               <w:spacing w:after="10" w:before="0"/>
               <w:ind w:left="120"/>
             </w:pPr>
-            <w:hyperlink w:history="1" r:id="rIdhx6hla17gkcojslendtbb">
+            <w:hyperlink w:history="1" r:id="rId86uhfmbcc4anf_x5hbq-1">
               <w:r>
                 <w:rPr>
                   <w:rFonts w:ascii="Arial" w:cs="Arial" w:eastAsia="Arial" w:hAnsi="Arial"/>
@@ -24841,32 +24859,32 @@
         <w:tc>
           <w:tcPr>
             <w:tcW w:type="dxa" w:w="1520"/>
-            <w:shd w:fill="F2F2F2" w:color="auto" w:val="clear"/>
-            <w:tcMar>
-              <w:top w:type="dxa" w:w="60"/>
-              <w:left w:type="dxa" w:w="120"/>
-              <w:bottom w:type="dxa" w:w="60"/>
-              <w:right w:type="dxa" w:w="120"/>
-            </w:tcMar>
-            <w:vAlign w:val="top"/>
-          </w:tcPr>
-          <w:p>
-            <w:pPr>
-              <w:spacing w:after="40" w:before="0"/>
-              <w:jc w:val="left"/>
-            </w:pPr>
-            <w:r>
-              <w:rPr>
-                <w:rFonts w:ascii="Arial" w:cs="Arial" w:eastAsia="Arial" w:hAnsi="Arial"/>
-                <w:b/>
-                <w:bCs/>
-                <w:i w:val="false"/>
-                <w:iCs w:val="false"/>
-                <w:color w:val="000000"/>
-                <w:sz w:val="18"/>
-                <w:szCs w:val="18"/>
-              </w:rPr>
-              <w:t xml:space="preserve">Phase 4 — Driving Question Board (DQB) Resolution Ceremony</w:t>
+            <w:shd w:fill="FCE4D6" w:color="auto" w:val="clear"/>
+            <w:tcMar>
+              <w:top w:type="dxa" w:w="60"/>
+              <w:left w:type="dxa" w:w="120"/>
+              <w:bottom w:type="dxa" w:w="60"/>
+              <w:right w:type="dxa" w:w="120"/>
+            </w:tcMar>
+            <w:vAlign w:val="top"/>
+          </w:tcPr>
+          <w:p>
+            <w:pPr>
+              <w:spacing w:after="40" w:before="0"/>
+              <w:jc w:val="left"/>
+            </w:pPr>
+            <w:r>
+              <w:rPr>
+                <w:rFonts w:ascii="Arial" w:cs="Arial" w:eastAsia="Arial" w:hAnsi="Arial"/>
+                <w:b/>
+                <w:bCs/>
+                <w:i w:val="false"/>
+                <w:iCs w:val="false"/>
+                <w:color w:val="000000"/>
+                <w:sz w:val="18"/>
+                <w:szCs w:val="18"/>
+              </w:rPr>
+              <w:t xml:space="preserve">Driving Question Board (DQB) Creation</w:t>
             </w:r>
           </w:p>
           <w:p>
@@ -24889,7 +24907,7 @@
             <w:pPr>
               <w:spacing w:after="20" w:before="0"/>
             </w:pPr>
-            <w:hyperlink w:history="1" r:id="rIdsk7x1iltespjruzqr1hp4">
+            <w:hyperlink w:history="1" r:id="rIdyygcmcvy_wuu0vyr9vskk">
               <w:r>
                 <w:rPr>
                   <w:rFonts w:ascii="Arial" w:cs="Arial" w:eastAsia="Arial" w:hAnsi="Arial"/>
@@ -24922,7 +24940,7 @@
               <w:spacing w:after="10" w:before="0"/>
               <w:ind w:left="120"/>
             </w:pPr>
-            <w:hyperlink w:history="1" r:id="rIduus6xeymwsx8iokhyc9ao">
+            <w:hyperlink w:history="1" r:id="rIdnqxseehaxelu_1z5ybuux">
               <w:r>
                 <w:rPr>
                   <w:rFonts w:ascii="Arial" w:cs="Arial" w:eastAsia="Arial" w:hAnsi="Arial"/>
@@ -24967,7 +24985,7 @@
             <w:pPr>
               <w:spacing w:after="20" w:before="0"/>
             </w:pPr>
-            <w:hyperlink w:history="1" r:id="rIdcadui1_w0bu3xx5lhqjtj">
+            <w:hyperlink w:history="1" r:id="rIdceafydrduwqhoidsy-imb">
               <w:r>
                 <w:rPr>
                   <w:rFonts w:ascii="Arial" w:cs="Arial" w:eastAsia="Arial" w:hAnsi="Arial"/>
@@ -25000,7 +25018,7 @@
               <w:spacing w:after="10" w:before="0"/>
               <w:ind w:left="120"/>
             </w:pPr>
-            <w:hyperlink w:history="1" r:id="rIdounsm0vgzv90ktuhxzp2u">
+            <w:hyperlink w:history="1" r:id="rIdurshvbneih-oeyn2clr4c">
               <w:r>
                 <w:rPr>
                   <w:rFonts w:ascii="Arial" w:cs="Arial" w:eastAsia="Arial" w:hAnsi="Arial"/>
@@ -25147,32 +25165,32 @@
         <w:tc>
           <w:tcPr>
             <w:tcW w:type="dxa" w:w="1520"/>
-            <w:shd w:fill="F2F2F2" w:color="auto" w:val="clear"/>
-            <w:tcMar>
-              <w:top w:type="dxa" w:w="60"/>
-              <w:left w:type="dxa" w:w="120"/>
-              <w:bottom w:type="dxa" w:w="60"/>
-              <w:right w:type="dxa" w:w="120"/>
-            </w:tcMar>
-            <w:vAlign w:val="top"/>
-          </w:tcPr>
-          <w:p>
-            <w:pPr>
-              <w:spacing w:after="40" w:before="0"/>
-              <w:jc w:val="left"/>
-            </w:pPr>
-            <w:r>
-              <w:rPr>
-                <w:rFonts w:ascii="Arial" w:cs="Arial" w:eastAsia="Arial" w:hAnsi="Arial"/>
-                <w:b/>
-                <w:bCs/>
-                <w:i w:val="false"/>
-                <w:iCs w:val="false"/>
-                <w:color w:val="000000"/>
-                <w:sz w:val="18"/>
-                <w:szCs w:val="18"/>
-              </w:rPr>
-              <w:t xml:space="preserve">Phase 5 — Model Building: Co-Constructed Unit Summary Table and Exit Ticket</w:t>
+            <w:shd w:fill="D5E8F0" w:color="auto" w:val="clear"/>
+            <w:tcMar>
+              <w:top w:type="dxa" w:w="60"/>
+              <w:left w:type="dxa" w:w="120"/>
+              <w:bottom w:type="dxa" w:w="60"/>
+              <w:right w:type="dxa" w:w="120"/>
+            </w:tcMar>
+            <w:vAlign w:val="top"/>
+          </w:tcPr>
+          <w:p>
+            <w:pPr>
+              <w:spacing w:after="40" w:before="0"/>
+              <w:jc w:val="left"/>
+            </w:pPr>
+            <w:r>
+              <w:rPr>
+                <w:rFonts w:ascii="Arial" w:cs="Arial" w:eastAsia="Arial" w:hAnsi="Arial"/>
+                <w:b/>
+                <w:bCs/>
+                <w:i w:val="false"/>
+                <w:iCs w:val="false"/>
+                <w:color w:val="000000"/>
+                <w:sz w:val="18"/>
+                <w:szCs w:val="18"/>
+              </w:rPr>
+              <w:t xml:space="preserve">Model Building Phase</w:t>
             </w:r>
           </w:p>
           <w:p>
@@ -25195,7 +25213,7 @@
             <w:pPr>
               <w:spacing w:after="20" w:before="0"/>
             </w:pPr>
-            <w:hyperlink w:history="1" r:id="rIdkrmibhnjiuxbj3xwahaqf">
+            <w:hyperlink w:history="1" r:id="rId-5taug0v-iuwmtuutwobu">
               <w:r>
                 <w:rPr>
                   <w:rFonts w:ascii="Arial" w:cs="Arial" w:eastAsia="Arial" w:hAnsi="Arial"/>
@@ -25228,7 +25246,7 @@
               <w:spacing w:after="10" w:before="0"/>
               <w:ind w:left="120"/>
             </w:pPr>
-            <w:hyperlink w:history="1" r:id="rIdjlqp-r6s7whcck69e-ikn">
+            <w:hyperlink w:history="1" r:id="rIdz4guwzipxqm_rxbuqc9n-">
               <w:r>
                 <w:rPr>
                   <w:rFonts w:ascii="Arial" w:cs="Arial" w:eastAsia="Arial" w:hAnsi="Arial"/>
@@ -25273,7 +25291,7 @@
             <w:pPr>
               <w:spacing w:after="20" w:before="0"/>
             </w:pPr>
-            <w:hyperlink w:history="1" r:id="rIdkonnb35eqrqiqbyfsgvlj">
+            <w:hyperlink w:history="1" r:id="rId7njpmle5oszizzubsl3br">
               <w:r>
                 <w:rPr>
                   <w:rFonts w:ascii="Arial" w:cs="Arial" w:eastAsia="Arial" w:hAnsi="Arial"/>
@@ -25306,7 +25324,7 @@
               <w:spacing w:after="10" w:before="0"/>
               <w:ind w:left="120"/>
             </w:pPr>
-            <w:hyperlink w:history="1" r:id="rIdrjhyu5eqmp7y0quc6as2h">
+            <w:hyperlink w:history="1" r:id="rIdqtbjw-smvu-6p2fv5ujbu">
               <w:r>
                 <w:rPr>
                   <w:rFonts w:ascii="Arial" w:cs="Arial" w:eastAsia="Arial" w:hAnsi="Arial"/>

--- a/data/outputs/v2/Physics/SS1.4_Energy,_Work,_Power_and_Machines/Physics_Energy,_Work,_Power_and_Machines_CBE_LessonSequence.docx
+++ b/data/outputs/v2/Physics/SS1.4_Energy,_Work,_Power_and_Machines/Physics_Energy,_Work,_Power_and_Machines_CBE_LessonSequence.docx
@@ -3323,7 +3323,7 @@
             <w:pPr>
               <w:spacing w:after="20" w:before="0"/>
             </w:pPr>
-            <w:hyperlink w:history="1" r:id="rIdrbugw-hyhla1161jne4mu">
+            <w:hyperlink w:history="1" r:id="rIdt4vlusl_cvq9kipad_rez">
               <w:r>
                 <w:rPr>
                   <w:rFonts w:ascii="Arial" w:cs="Arial" w:eastAsia="Arial" w:hAnsi="Arial"/>
@@ -3356,7 +3356,7 @@
               <w:spacing w:after="10" w:before="0"/>
               <w:ind w:left="120"/>
             </w:pPr>
-            <w:hyperlink w:history="1" r:id="rIdhfp8xgutk3pw_0t-gueol">
+            <w:hyperlink w:history="1" r:id="rIdvdg2q_mfr6nokjpgqvnjy">
               <w:r>
                 <w:rPr>
                   <w:rFonts w:ascii="Arial" w:cs="Arial" w:eastAsia="Arial" w:hAnsi="Arial"/>
@@ -3401,7 +3401,7 @@
             <w:pPr>
               <w:spacing w:after="20" w:before="0"/>
             </w:pPr>
-            <w:hyperlink w:history="1" r:id="rIdt-q0scotuns6zsc002g_q">
+            <w:hyperlink w:history="1" r:id="rId8hjsfl2zptsd5rlfoyqi1">
               <w:r>
                 <w:rPr>
                   <w:rFonts w:ascii="Arial" w:cs="Arial" w:eastAsia="Arial" w:hAnsi="Arial"/>
@@ -3434,7 +3434,7 @@
               <w:spacing w:after="10" w:before="0"/>
               <w:ind w:left="120"/>
             </w:pPr>
-            <w:hyperlink w:history="1" r:id="rIdv_6mhqsbzoitvomwjo23s">
+            <w:hyperlink w:history="1" r:id="rIdxo3hbws9sv_5ofjg3o8xt">
               <w:r>
                 <w:rPr>
                   <w:rFonts w:ascii="Arial" w:cs="Arial" w:eastAsia="Arial" w:hAnsi="Arial"/>
@@ -3629,7 +3629,7 @@
             <w:pPr>
               <w:spacing w:after="20" w:before="0"/>
             </w:pPr>
-            <w:hyperlink w:history="1" r:id="rIdbfodwtjyeo2bywi7b1-9m">
+            <w:hyperlink w:history="1" r:id="rIdgg0ztdskevgo4af0gq16h">
               <w:r>
                 <w:rPr>
                   <w:rFonts w:ascii="Arial" w:cs="Arial" w:eastAsia="Arial" w:hAnsi="Arial"/>
@@ -3662,7 +3662,7 @@
               <w:spacing w:after="10" w:before="0"/>
               <w:ind w:left="120"/>
             </w:pPr>
-            <w:hyperlink w:history="1" r:id="rIdbuzrsqcdycnulygkuf6lh">
+            <w:hyperlink w:history="1" r:id="rId-bb5byv_cuqzlphdrshqx">
               <w:r>
                 <w:rPr>
                   <w:rFonts w:ascii="Arial" w:cs="Arial" w:eastAsia="Arial" w:hAnsi="Arial"/>
@@ -3707,7 +3707,7 @@
             <w:pPr>
               <w:spacing w:after="20" w:before="0"/>
             </w:pPr>
-            <w:hyperlink w:history="1" r:id="rIdvmdro-raau1n1zxplhroa">
+            <w:hyperlink w:history="1" r:id="rIdsyxg53-ktrdxjy1uotjda">
               <w:r>
                 <w:rPr>
                   <w:rFonts w:ascii="Arial" w:cs="Arial" w:eastAsia="Arial" w:hAnsi="Arial"/>
@@ -3740,7 +3740,7 @@
               <w:spacing w:after="10" w:before="0"/>
               <w:ind w:left="120"/>
             </w:pPr>
-            <w:hyperlink w:history="1" r:id="rIdcauqbip5n7xqmavp_plsh">
+            <w:hyperlink w:history="1" r:id="rIdfxmqhwypskt2l5jsybcjc">
               <w:r>
                 <w:rPr>
                   <w:rFonts w:ascii="Arial" w:cs="Arial" w:eastAsia="Arial" w:hAnsi="Arial"/>
@@ -3935,7 +3935,7 @@
             <w:pPr>
               <w:spacing w:after="20" w:before="0"/>
             </w:pPr>
-            <w:hyperlink w:history="1" r:id="rIdruj6uoqcebgd8xerxwdki">
+            <w:hyperlink w:history="1" r:id="rId3gntrjxjg7tb7ulkatd_h">
               <w:r>
                 <w:rPr>
                   <w:rFonts w:ascii="Arial" w:cs="Arial" w:eastAsia="Arial" w:hAnsi="Arial"/>
@@ -3968,7 +3968,7 @@
               <w:spacing w:after="10" w:before="0"/>
               <w:ind w:left="120"/>
             </w:pPr>
-            <w:hyperlink w:history="1" r:id="rId_xbtb98pgy0-7awyvtleb">
+            <w:hyperlink w:history="1" r:id="rId6-eckbcfuyb0rbl4eradn">
               <w:r>
                 <w:rPr>
                   <w:rFonts w:ascii="Arial" w:cs="Arial" w:eastAsia="Arial" w:hAnsi="Arial"/>
@@ -4013,7 +4013,7 @@
             <w:pPr>
               <w:spacing w:after="20" w:before="0"/>
             </w:pPr>
-            <w:hyperlink w:history="1" r:id="rId1x-6wthxxuu54ym2jicre">
+            <w:hyperlink w:history="1" r:id="rIdgggc1ml6oxnauu3qyycbp">
               <w:r>
                 <w:rPr>
                   <w:rFonts w:ascii="Arial" w:cs="Arial" w:eastAsia="Arial" w:hAnsi="Arial"/>
@@ -4046,7 +4046,7 @@
               <w:spacing w:after="10" w:before="0"/>
               <w:ind w:left="120"/>
             </w:pPr>
-            <w:hyperlink w:history="1" r:id="rId6xvpch9bqrjkxktikfi_r">
+            <w:hyperlink w:history="1" r:id="rIdmcnrsgrr500ocnp32dyyd">
               <w:r>
                 <w:rPr>
                   <w:rFonts w:ascii="Arial" w:cs="Arial" w:eastAsia="Arial" w:hAnsi="Arial"/>
@@ -4241,7 +4241,7 @@
             <w:pPr>
               <w:spacing w:after="20" w:before="0"/>
             </w:pPr>
-            <w:hyperlink w:history="1" r:id="rIddt755lujacr2fuv1jsoe2">
+            <w:hyperlink w:history="1" r:id="rIdvu20vuuhccbllhji1wh09">
               <w:r>
                 <w:rPr>
                   <w:rFonts w:ascii="Arial" w:cs="Arial" w:eastAsia="Arial" w:hAnsi="Arial"/>
@@ -4274,7 +4274,7 @@
               <w:spacing w:after="10" w:before="0"/>
               <w:ind w:left="120"/>
             </w:pPr>
-            <w:hyperlink w:history="1" r:id="rId5q8hxbostyt6q7yw8l6fx">
+            <w:hyperlink w:history="1" r:id="rIdlaz_xeqidujpasna8braj">
               <w:r>
                 <w:rPr>
                   <w:rFonts w:ascii="Arial" w:cs="Arial" w:eastAsia="Arial" w:hAnsi="Arial"/>
@@ -4319,7 +4319,7 @@
             <w:pPr>
               <w:spacing w:after="20" w:before="0"/>
             </w:pPr>
-            <w:hyperlink w:history="1" r:id="rId6hc6j41zwrvpmqrp4-x5-">
+            <w:hyperlink w:history="1" r:id="rIdagahfniemex_suh5rvzee">
               <w:r>
                 <w:rPr>
                   <w:rFonts w:ascii="Arial" w:cs="Arial" w:eastAsia="Arial" w:hAnsi="Arial"/>
@@ -4352,7 +4352,7 @@
               <w:spacing w:after="10" w:before="0"/>
               <w:ind w:left="120"/>
             </w:pPr>
-            <w:hyperlink w:history="1" r:id="rIde4vj5r7gvs5x2hqhkxkzc">
+            <w:hyperlink w:history="1" r:id="rIdspa62vsnwtm02misblfj-">
               <w:r>
                 <w:rPr>
                   <w:rFonts w:ascii="Arial" w:cs="Arial" w:eastAsia="Arial" w:hAnsi="Arial"/>
@@ -4547,7 +4547,7 @@
             <w:pPr>
               <w:spacing w:after="20" w:before="0"/>
             </w:pPr>
-            <w:hyperlink w:history="1" r:id="rIdfae1rurgoknj0muajoeaf">
+            <w:hyperlink w:history="1" r:id="rIdelkmijxxrlvvx25ubnfc5">
               <w:r>
                 <w:rPr>
                   <w:rFonts w:ascii="Arial" w:cs="Arial" w:eastAsia="Arial" w:hAnsi="Arial"/>
@@ -4580,7 +4580,7 @@
               <w:spacing w:after="10" w:before="0"/>
               <w:ind w:left="120"/>
             </w:pPr>
-            <w:hyperlink w:history="1" r:id="rIdmleshq8scpu16c4jbnos_">
+            <w:hyperlink w:history="1" r:id="rIdwuvqb3nehlz3yno_gewox">
               <w:r>
                 <w:rPr>
                   <w:rFonts w:ascii="Arial" w:cs="Arial" w:eastAsia="Arial" w:hAnsi="Arial"/>
@@ -4625,7 +4625,7 @@
             <w:pPr>
               <w:spacing w:after="20" w:before="0"/>
             </w:pPr>
-            <w:hyperlink w:history="1" r:id="rIdeifd7h0xxy7aiuxn5oq0l">
+            <w:hyperlink w:history="1" r:id="rIdksds7ljzbhgnrnl0irnf3">
               <w:r>
                 <w:rPr>
                   <w:rFonts w:ascii="Arial" w:cs="Arial" w:eastAsia="Arial" w:hAnsi="Arial"/>
@@ -4658,7 +4658,7 @@
               <w:spacing w:after="10" w:before="0"/>
               <w:ind w:left="120"/>
             </w:pPr>
-            <w:hyperlink w:history="1" r:id="rIdmhounwochk8mes5sz25j_">
+            <w:hyperlink w:history="1" r:id="rIdmry67av0y0vzsgitkqq0e">
               <w:r>
                 <w:rPr>
                   <w:rFonts w:ascii="Arial" w:cs="Arial" w:eastAsia="Arial" w:hAnsi="Arial"/>
@@ -6145,7 +6145,7 @@
             <w:pPr>
               <w:spacing w:after="20" w:before="0"/>
             </w:pPr>
-            <w:hyperlink w:history="1" r:id="rIdirwm4ul_kehppdjeirgbj">
+            <w:hyperlink w:history="1" r:id="rIdbiqi9hgd4dalkihaunhu7">
               <w:r>
                 <w:rPr>
                   <w:rFonts w:ascii="Arial" w:cs="Arial" w:eastAsia="Arial" w:hAnsi="Arial"/>
@@ -6178,7 +6178,7 @@
               <w:spacing w:after="10" w:before="0"/>
               <w:ind w:left="120"/>
             </w:pPr>
-            <w:hyperlink w:history="1" r:id="rIdysil2_jyefeqazq5bl8ye">
+            <w:hyperlink w:history="1" r:id="rIdp5btgbwq4brskvx3rgtr2">
               <w:r>
                 <w:rPr>
                   <w:rFonts w:ascii="Arial" w:cs="Arial" w:eastAsia="Arial" w:hAnsi="Arial"/>
@@ -6223,7 +6223,7 @@
             <w:pPr>
               <w:spacing w:after="20" w:before="0"/>
             </w:pPr>
-            <w:hyperlink w:history="1" r:id="rIdixf8kzavoo16rzmjbtqkm">
+            <w:hyperlink w:history="1" r:id="rIds7gubp--gx3w5wnfwawfo">
               <w:r>
                 <w:rPr>
                   <w:rFonts w:ascii="Arial" w:cs="Arial" w:eastAsia="Arial" w:hAnsi="Arial"/>
@@ -6256,7 +6256,7 @@
               <w:spacing w:after="10" w:before="0"/>
               <w:ind w:left="120"/>
             </w:pPr>
-            <w:hyperlink w:history="1" r:id="rId5zu0sjrngrtaqvtt-s5l0">
+            <w:hyperlink w:history="1" r:id="rIdw68rq8j_-p_gg-y8jidzt">
               <w:r>
                 <w:rPr>
                   <w:rFonts w:ascii="Arial" w:cs="Arial" w:eastAsia="Arial" w:hAnsi="Arial"/>
@@ -6451,7 +6451,7 @@
             <w:pPr>
               <w:spacing w:after="20" w:before="0"/>
             </w:pPr>
-            <w:hyperlink w:history="1" r:id="rId9buhzwhzdfk72txcffaa8">
+            <w:hyperlink w:history="1" r:id="rId0bxgvebasyohaftvyiqjc">
               <w:r>
                 <w:rPr>
                   <w:rFonts w:ascii="Arial" w:cs="Arial" w:eastAsia="Arial" w:hAnsi="Arial"/>
@@ -6484,7 +6484,7 @@
               <w:spacing w:after="10" w:before="0"/>
               <w:ind w:left="120"/>
             </w:pPr>
-            <w:hyperlink w:history="1" r:id="rIdjnyjfwxu8qyaalhjn4kqk">
+            <w:hyperlink w:history="1" r:id="rIdfd1yhdiekuwhprjm0oo_e">
               <w:r>
                 <w:rPr>
                   <w:rFonts w:ascii="Arial" w:cs="Arial" w:eastAsia="Arial" w:hAnsi="Arial"/>
@@ -6529,7 +6529,7 @@
             <w:pPr>
               <w:spacing w:after="20" w:before="0"/>
             </w:pPr>
-            <w:hyperlink w:history="1" r:id="rIdjvkpddnrm7sbzrzsihodf">
+            <w:hyperlink w:history="1" r:id="rIdnr5-zp4ilz4d12ny-mash">
               <w:r>
                 <w:rPr>
                   <w:rFonts w:ascii="Arial" w:cs="Arial" w:eastAsia="Arial" w:hAnsi="Arial"/>
@@ -6562,7 +6562,7 @@
               <w:spacing w:after="10" w:before="0"/>
               <w:ind w:left="120"/>
             </w:pPr>
-            <w:hyperlink w:history="1" r:id="rIdaaafkobtd_2sraccxwcdr">
+            <w:hyperlink w:history="1" r:id="rId_jqrcs81t5ywvrqvfeoin">
               <w:r>
                 <w:rPr>
                   <w:rFonts w:ascii="Arial" w:cs="Arial" w:eastAsia="Arial" w:hAnsi="Arial"/>
@@ -6757,7 +6757,7 @@
             <w:pPr>
               <w:spacing w:after="20" w:before="0"/>
             </w:pPr>
-            <w:hyperlink w:history="1" r:id="rIdbjs7bbjqzqrzye8u6a192">
+            <w:hyperlink w:history="1" r:id="rId9nn2dwlrgroy2ibshbthy">
               <w:r>
                 <w:rPr>
                   <w:rFonts w:ascii="Arial" w:cs="Arial" w:eastAsia="Arial" w:hAnsi="Arial"/>
@@ -6790,7 +6790,7 @@
               <w:spacing w:after="10" w:before="0"/>
               <w:ind w:left="120"/>
             </w:pPr>
-            <w:hyperlink w:history="1" r:id="rId65c_mptnfuvdn5vivdk94">
+            <w:hyperlink w:history="1" r:id="rIdmhmhf8gztgaxtjvuuuqa7">
               <w:r>
                 <w:rPr>
                   <w:rFonts w:ascii="Arial" w:cs="Arial" w:eastAsia="Arial" w:hAnsi="Arial"/>
@@ -6835,7 +6835,7 @@
             <w:pPr>
               <w:spacing w:after="20" w:before="0"/>
             </w:pPr>
-            <w:hyperlink w:history="1" r:id="rIdyksyu2pzpw3mtqp-ixkdg">
+            <w:hyperlink w:history="1" r:id="rIdpa0y9qh0uuvxy77u2p3us">
               <w:r>
                 <w:rPr>
                   <w:rFonts w:ascii="Arial" w:cs="Arial" w:eastAsia="Arial" w:hAnsi="Arial"/>
@@ -6868,7 +6868,7 @@
               <w:spacing w:after="10" w:before="0"/>
               <w:ind w:left="120"/>
             </w:pPr>
-            <w:hyperlink w:history="1" r:id="rIdkpndvvzdhzvv1ipcjp6co">
+            <w:hyperlink w:history="1" r:id="rIdopc7gqqhez7_ro6mkhidn">
               <w:r>
                 <w:rPr>
                   <w:rFonts w:ascii="Arial" w:cs="Arial" w:eastAsia="Arial" w:hAnsi="Arial"/>
@@ -7063,7 +7063,7 @@
             <w:pPr>
               <w:spacing w:after="20" w:before="0"/>
             </w:pPr>
-            <w:hyperlink w:history="1" r:id="rIdia46vganf5qlc1ra8n_oh">
+            <w:hyperlink w:history="1" r:id="rIdt5v99xfiklhikibutp5pf">
               <w:r>
                 <w:rPr>
                   <w:rFonts w:ascii="Arial" w:cs="Arial" w:eastAsia="Arial" w:hAnsi="Arial"/>
@@ -7096,7 +7096,7 @@
               <w:spacing w:after="10" w:before="0"/>
               <w:ind w:left="120"/>
             </w:pPr>
-            <w:hyperlink w:history="1" r:id="rId-e32zoymzpknqyg9bp5wr">
+            <w:hyperlink w:history="1" r:id="rIdkveugfgheamf3poav6onv">
               <w:r>
                 <w:rPr>
                   <w:rFonts w:ascii="Arial" w:cs="Arial" w:eastAsia="Arial" w:hAnsi="Arial"/>
@@ -7141,7 +7141,7 @@
             <w:pPr>
               <w:spacing w:after="20" w:before="0"/>
             </w:pPr>
-            <w:hyperlink w:history="1" r:id="rIdwt7uayfuhzqtvhr4jf3xl">
+            <w:hyperlink w:history="1" r:id="rIdixxhotml-spbo18ufv-k_">
               <w:r>
                 <w:rPr>
                   <w:rFonts w:ascii="Arial" w:cs="Arial" w:eastAsia="Arial" w:hAnsi="Arial"/>
@@ -7174,7 +7174,7 @@
               <w:spacing w:after="10" w:before="0"/>
               <w:ind w:left="120"/>
             </w:pPr>
-            <w:hyperlink w:history="1" r:id="rIdskyp908cnv4iwve0pz6aj">
+            <w:hyperlink w:history="1" r:id="rIdym5tltmyoklmwy6uvoxvk">
               <w:r>
                 <w:rPr>
                   <w:rFonts w:ascii="Arial" w:cs="Arial" w:eastAsia="Arial" w:hAnsi="Arial"/>
@@ -7369,7 +7369,7 @@
             <w:pPr>
               <w:spacing w:after="20" w:before="0"/>
             </w:pPr>
-            <w:hyperlink w:history="1" r:id="rIdlk9uft779t8l_qfj3kw64">
+            <w:hyperlink w:history="1" r:id="rIdjjdocfytpwz5vnhm7_aos">
               <w:r>
                 <w:rPr>
                   <w:rFonts w:ascii="Arial" w:cs="Arial" w:eastAsia="Arial" w:hAnsi="Arial"/>
@@ -7402,7 +7402,7 @@
               <w:spacing w:after="10" w:before="0"/>
               <w:ind w:left="120"/>
             </w:pPr>
-            <w:hyperlink w:history="1" r:id="rIdq93aq5dy3yvlsjipne2d2">
+            <w:hyperlink w:history="1" r:id="rIdtkomi7qp6tmbkpz6gyq12">
               <w:r>
                 <w:rPr>
                   <w:rFonts w:ascii="Arial" w:cs="Arial" w:eastAsia="Arial" w:hAnsi="Arial"/>
@@ -7447,7 +7447,7 @@
             <w:pPr>
               <w:spacing w:after="20" w:before="0"/>
             </w:pPr>
-            <w:hyperlink w:history="1" r:id="rIdxyzfmzif4ob8azb2-8pha">
+            <w:hyperlink w:history="1" r:id="rIdwuxurmoja5wbaknvcwmrt">
               <w:r>
                 <w:rPr>
                   <w:rFonts w:ascii="Arial" w:cs="Arial" w:eastAsia="Arial" w:hAnsi="Arial"/>
@@ -7480,7 +7480,7 @@
               <w:spacing w:after="10" w:before="0"/>
               <w:ind w:left="120"/>
             </w:pPr>
-            <w:hyperlink w:history="1" r:id="rIdtrhemxz8un5ri4bywpeob">
+            <w:hyperlink w:history="1" r:id="rId0p6fnuubatchiwv7qbuq-">
               <w:r>
                 <w:rPr>
                   <w:rFonts w:ascii="Arial" w:cs="Arial" w:eastAsia="Arial" w:hAnsi="Arial"/>
@@ -8967,7 +8967,7 @@
             <w:pPr>
               <w:spacing w:after="20" w:before="0"/>
             </w:pPr>
-            <w:hyperlink w:history="1" r:id="rIdhhvnirozfil5zjfjjwlua">
+            <w:hyperlink w:history="1" r:id="rIdzrcuqcbmjs18iwacpwhq6">
               <w:r>
                 <w:rPr>
                   <w:rFonts w:ascii="Arial" w:cs="Arial" w:eastAsia="Arial" w:hAnsi="Arial"/>
@@ -9000,7 +9000,7 @@
               <w:spacing w:after="10" w:before="0"/>
               <w:ind w:left="120"/>
             </w:pPr>
-            <w:hyperlink w:history="1" r:id="rId-boh6kirq5fnov4rotmwu">
+            <w:hyperlink w:history="1" r:id="rIdlxtvapghoy1whvj1ullax">
               <w:r>
                 <w:rPr>
                   <w:rFonts w:ascii="Arial" w:cs="Arial" w:eastAsia="Arial" w:hAnsi="Arial"/>
@@ -9045,7 +9045,7 @@
             <w:pPr>
               <w:spacing w:after="20" w:before="0"/>
             </w:pPr>
-            <w:hyperlink w:history="1" r:id="rIdhbp0epjk7d6zyfvm6tnoo">
+            <w:hyperlink w:history="1" r:id="rIdoaxzu72-beankpbxt_fxu">
               <w:r>
                 <w:rPr>
                   <w:rFonts w:ascii="Arial" w:cs="Arial" w:eastAsia="Arial" w:hAnsi="Arial"/>
@@ -9078,7 +9078,7 @@
               <w:spacing w:after="10" w:before="0"/>
               <w:ind w:left="120"/>
             </w:pPr>
-            <w:hyperlink w:history="1" r:id="rIdmolrhmf2ss4xwkeqvwv9o">
+            <w:hyperlink w:history="1" r:id="rIdzgbehjnekko6fyz4aqc7t">
               <w:r>
                 <w:rPr>
                   <w:rFonts w:ascii="Arial" w:cs="Arial" w:eastAsia="Arial" w:hAnsi="Arial"/>
@@ -9273,7 +9273,7 @@
             <w:pPr>
               <w:spacing w:after="20" w:before="0"/>
             </w:pPr>
-            <w:hyperlink w:history="1" r:id="rIdratw8gxkjzrmvx6lfvno8">
+            <w:hyperlink w:history="1" r:id="rIdnadgmbe7suoltm9lgzrbz">
               <w:r>
                 <w:rPr>
                   <w:rFonts w:ascii="Arial" w:cs="Arial" w:eastAsia="Arial" w:hAnsi="Arial"/>
@@ -9306,7 +9306,7 @@
               <w:spacing w:after="10" w:before="0"/>
               <w:ind w:left="120"/>
             </w:pPr>
-            <w:hyperlink w:history="1" r:id="rIdf5ki9nxjlmafa3kav_vyu">
+            <w:hyperlink w:history="1" r:id="rId-iyzlcjhob0tpk-f2ez4l">
               <w:r>
                 <w:rPr>
                   <w:rFonts w:ascii="Arial" w:cs="Arial" w:eastAsia="Arial" w:hAnsi="Arial"/>
@@ -9351,7 +9351,7 @@
             <w:pPr>
               <w:spacing w:after="20" w:before="0"/>
             </w:pPr>
-            <w:hyperlink w:history="1" r:id="rIdonpdmt2ja6vmqoksda_4o">
+            <w:hyperlink w:history="1" r:id="rId8uktravjo8rdhzoi_udm6">
               <w:r>
                 <w:rPr>
                   <w:rFonts w:ascii="Arial" w:cs="Arial" w:eastAsia="Arial" w:hAnsi="Arial"/>
@@ -9384,7 +9384,7 @@
               <w:spacing w:after="10" w:before="0"/>
               <w:ind w:left="120"/>
             </w:pPr>
-            <w:hyperlink w:history="1" r:id="rIdj2qa8i9onyxnnoitcvsuc">
+            <w:hyperlink w:history="1" r:id="rIdkp3shj3frncri_tvgwhug">
               <w:r>
                 <w:rPr>
                   <w:rFonts w:ascii="Arial" w:cs="Arial" w:eastAsia="Arial" w:hAnsi="Arial"/>
@@ -9579,7 +9579,7 @@
             <w:pPr>
               <w:spacing w:after="20" w:before="0"/>
             </w:pPr>
-            <w:hyperlink w:history="1" r:id="rIdmn4cynq2pykandbuwvoq6">
+            <w:hyperlink w:history="1" r:id="rIdlrr1l8g1iplypiivtvwpx">
               <w:r>
                 <w:rPr>
                   <w:rFonts w:ascii="Arial" w:cs="Arial" w:eastAsia="Arial" w:hAnsi="Arial"/>
@@ -9612,7 +9612,7 @@
               <w:spacing w:after="10" w:before="0"/>
               <w:ind w:left="120"/>
             </w:pPr>
-            <w:hyperlink w:history="1" r:id="rIdhm6r5jnj7jixifst60ujp">
+            <w:hyperlink w:history="1" r:id="rIdrmspalesyqqyfuxoy4l1f">
               <w:r>
                 <w:rPr>
                   <w:rFonts w:ascii="Arial" w:cs="Arial" w:eastAsia="Arial" w:hAnsi="Arial"/>
@@ -9657,7 +9657,7 @@
             <w:pPr>
               <w:spacing w:after="20" w:before="0"/>
             </w:pPr>
-            <w:hyperlink w:history="1" r:id="rId3nhybcx1fbnj8fndnypee">
+            <w:hyperlink w:history="1" r:id="rIdth2g8gmuossrauws4h8u5">
               <w:r>
                 <w:rPr>
                   <w:rFonts w:ascii="Arial" w:cs="Arial" w:eastAsia="Arial" w:hAnsi="Arial"/>
@@ -9690,7 +9690,7 @@
               <w:spacing w:after="10" w:before="0"/>
               <w:ind w:left="120"/>
             </w:pPr>
-            <w:hyperlink w:history="1" r:id="rIdjoppcqbh5fk-zhiuspkpk">
+            <w:hyperlink w:history="1" r:id="rIdi0zrepwhxs7spfrbmi5bl">
               <w:r>
                 <w:rPr>
                   <w:rFonts w:ascii="Arial" w:cs="Arial" w:eastAsia="Arial" w:hAnsi="Arial"/>
@@ -9885,7 +9885,7 @@
             <w:pPr>
               <w:spacing w:after="20" w:before="0"/>
             </w:pPr>
-            <w:hyperlink w:history="1" r:id="rIdp4wzaaz7dvdhzpstu0eb4">
+            <w:hyperlink w:history="1" r:id="rIdplohmd0l3gp75uk8wsexb">
               <w:r>
                 <w:rPr>
                   <w:rFonts w:ascii="Arial" w:cs="Arial" w:eastAsia="Arial" w:hAnsi="Arial"/>
@@ -9918,7 +9918,7 @@
               <w:spacing w:after="10" w:before="0"/>
               <w:ind w:left="120"/>
             </w:pPr>
-            <w:hyperlink w:history="1" r:id="rId_v_ytaaprwt4tabxt8rm_">
+            <w:hyperlink w:history="1" r:id="rIdedihpoc8vbirr95oyyuda">
               <w:r>
                 <w:rPr>
                   <w:rFonts w:ascii="Arial" w:cs="Arial" w:eastAsia="Arial" w:hAnsi="Arial"/>
@@ -9963,7 +9963,7 @@
             <w:pPr>
               <w:spacing w:after="20" w:before="0"/>
             </w:pPr>
-            <w:hyperlink w:history="1" r:id="rIdkfe7ur9cmfksg4s5pal4e">
+            <w:hyperlink w:history="1" r:id="rIdv06vybv5kcvotirrdjvol">
               <w:r>
                 <w:rPr>
                   <w:rFonts w:ascii="Arial" w:cs="Arial" w:eastAsia="Arial" w:hAnsi="Arial"/>
@@ -9996,7 +9996,7 @@
               <w:spacing w:after="10" w:before="0"/>
               <w:ind w:left="120"/>
             </w:pPr>
-            <w:hyperlink w:history="1" r:id="rId1byottxlxxfi5w7j10tzb">
+            <w:hyperlink w:history="1" r:id="rIdazxxarxtmt084jhhxbogc">
               <w:r>
                 <w:rPr>
                   <w:rFonts w:ascii="Arial" w:cs="Arial" w:eastAsia="Arial" w:hAnsi="Arial"/>
@@ -10191,7 +10191,7 @@
             <w:pPr>
               <w:spacing w:after="20" w:before="0"/>
             </w:pPr>
-            <w:hyperlink w:history="1" r:id="rIdv-j5ouuryfbmj4es_bgvc">
+            <w:hyperlink w:history="1" r:id="rIdxyci542daxquehgfzsvj2">
               <w:r>
                 <w:rPr>
                   <w:rFonts w:ascii="Arial" w:cs="Arial" w:eastAsia="Arial" w:hAnsi="Arial"/>
@@ -10224,7 +10224,7 @@
               <w:spacing w:after="10" w:before="0"/>
               <w:ind w:left="120"/>
             </w:pPr>
-            <w:hyperlink w:history="1" r:id="rIdeqezynxwfi1w50osvtjwu">
+            <w:hyperlink w:history="1" r:id="rIddutun5vw6ts96lzkmkr6t">
               <w:r>
                 <w:rPr>
                   <w:rFonts w:ascii="Arial" w:cs="Arial" w:eastAsia="Arial" w:hAnsi="Arial"/>
@@ -10269,7 +10269,7 @@
             <w:pPr>
               <w:spacing w:after="20" w:before="0"/>
             </w:pPr>
-            <w:hyperlink w:history="1" r:id="rId7js4qzyxzgmjj_enkp6vc">
+            <w:hyperlink w:history="1" r:id="rIdgxu1wfz2zpk2fzvh5pxoj">
               <w:r>
                 <w:rPr>
                   <w:rFonts w:ascii="Arial" w:cs="Arial" w:eastAsia="Arial" w:hAnsi="Arial"/>
@@ -10302,7 +10302,7 @@
               <w:spacing w:after="10" w:before="0"/>
               <w:ind w:left="120"/>
             </w:pPr>
-            <w:hyperlink w:history="1" r:id="rId6xxabwh7nuweuu-gnhxyp">
+            <w:hyperlink w:history="1" r:id="rIdu7m3j2ajah1u-vvetkepo">
               <w:r>
                 <w:rPr>
                   <w:rFonts w:ascii="Arial" w:cs="Arial" w:eastAsia="Arial" w:hAnsi="Arial"/>
@@ -11789,7 +11789,7 @@
             <w:pPr>
               <w:spacing w:after="20" w:before="0"/>
             </w:pPr>
-            <w:hyperlink w:history="1" r:id="rIdgslumuusnnx1hizle9bui">
+            <w:hyperlink w:history="1" r:id="rIdqvi7gcxcmvwflz5iu3ubk">
               <w:r>
                 <w:rPr>
                   <w:rFonts w:ascii="Arial" w:cs="Arial" w:eastAsia="Arial" w:hAnsi="Arial"/>
@@ -11822,7 +11822,7 @@
               <w:spacing w:after="10" w:before="0"/>
               <w:ind w:left="120"/>
             </w:pPr>
-            <w:hyperlink w:history="1" r:id="rIdwupxjihauejdkhgrkqqsv">
+            <w:hyperlink w:history="1" r:id="rIdpxp_60osoazwupabqa4bp">
               <w:r>
                 <w:rPr>
                   <w:rFonts w:ascii="Arial" w:cs="Arial" w:eastAsia="Arial" w:hAnsi="Arial"/>
@@ -11867,7 +11867,7 @@
             <w:pPr>
               <w:spacing w:after="20" w:before="0"/>
             </w:pPr>
-            <w:hyperlink w:history="1" r:id="rIde2x33jv-9mscxi2xkpy6b">
+            <w:hyperlink w:history="1" r:id="rIde4fiyhuchwayygb6bruve">
               <w:r>
                 <w:rPr>
                   <w:rFonts w:ascii="Arial" w:cs="Arial" w:eastAsia="Arial" w:hAnsi="Arial"/>
@@ -11900,7 +11900,7 @@
               <w:spacing w:after="10" w:before="0"/>
               <w:ind w:left="120"/>
             </w:pPr>
-            <w:hyperlink w:history="1" r:id="rId3s7dscau5owsjhj9sl8nv">
+            <w:hyperlink w:history="1" r:id="rId8ljwg4m6srm9f_jg0ksf4">
               <w:r>
                 <w:rPr>
                   <w:rFonts w:ascii="Arial" w:cs="Arial" w:eastAsia="Arial" w:hAnsi="Arial"/>
@@ -12095,7 +12095,7 @@
             <w:pPr>
               <w:spacing w:after="20" w:before="0"/>
             </w:pPr>
-            <w:hyperlink w:history="1" r:id="rIdq_5imu1lfkizlew4hbp-6">
+            <w:hyperlink w:history="1" r:id="rIddvlbdsga9iurezh0rwads">
               <w:r>
                 <w:rPr>
                   <w:rFonts w:ascii="Arial" w:cs="Arial" w:eastAsia="Arial" w:hAnsi="Arial"/>
@@ -12128,7 +12128,7 @@
               <w:spacing w:after="10" w:before="0"/>
               <w:ind w:left="120"/>
             </w:pPr>
-            <w:hyperlink w:history="1" r:id="rIdntl1tuujoxiqa7f2inj7d">
+            <w:hyperlink w:history="1" r:id="rIdcv8_8vc9gtqgr2n4qprgn">
               <w:r>
                 <w:rPr>
                   <w:rFonts w:ascii="Arial" w:cs="Arial" w:eastAsia="Arial" w:hAnsi="Arial"/>
@@ -12173,7 +12173,7 @@
             <w:pPr>
               <w:spacing w:after="20" w:before="0"/>
             </w:pPr>
-            <w:hyperlink w:history="1" r:id="rIdvcac3-k7odtscn6-aowze">
+            <w:hyperlink w:history="1" r:id="rIdamlvplludol7xucd4gx-b">
               <w:r>
                 <w:rPr>
                   <w:rFonts w:ascii="Arial" w:cs="Arial" w:eastAsia="Arial" w:hAnsi="Arial"/>
@@ -12206,7 +12206,7 @@
               <w:spacing w:after="10" w:before="0"/>
               <w:ind w:left="120"/>
             </w:pPr>
-            <w:hyperlink w:history="1" r:id="rIdl0jrhjr6alb2hr1zpcp2j">
+            <w:hyperlink w:history="1" r:id="rIdhsiqoamix_hhudqjer2sw">
               <w:r>
                 <w:rPr>
                   <w:rFonts w:ascii="Arial" w:cs="Arial" w:eastAsia="Arial" w:hAnsi="Arial"/>
@@ -12401,7 +12401,7 @@
             <w:pPr>
               <w:spacing w:after="20" w:before="0"/>
             </w:pPr>
-            <w:hyperlink w:history="1" r:id="rIduagszspxktw0k0y-ax8g6">
+            <w:hyperlink w:history="1" r:id="rIdlpp3mruqryhtlw3f06uqy">
               <w:r>
                 <w:rPr>
                   <w:rFonts w:ascii="Arial" w:cs="Arial" w:eastAsia="Arial" w:hAnsi="Arial"/>
@@ -12434,7 +12434,7 @@
               <w:spacing w:after="10" w:before="0"/>
               <w:ind w:left="120"/>
             </w:pPr>
-            <w:hyperlink w:history="1" r:id="rIdkteoervd3ojovt037dhps">
+            <w:hyperlink w:history="1" r:id="rIds5ns48vizovrmoor6djhr">
               <w:r>
                 <w:rPr>
                   <w:rFonts w:ascii="Arial" w:cs="Arial" w:eastAsia="Arial" w:hAnsi="Arial"/>
@@ -12479,7 +12479,7 @@
             <w:pPr>
               <w:spacing w:after="20" w:before="0"/>
             </w:pPr>
-            <w:hyperlink w:history="1" r:id="rIda_hdbvbpsjw3hijdh4n9n">
+            <w:hyperlink w:history="1" r:id="rIdjclohq7mf6b-kydcmarqz">
               <w:r>
                 <w:rPr>
                   <w:rFonts w:ascii="Arial" w:cs="Arial" w:eastAsia="Arial" w:hAnsi="Arial"/>
@@ -12512,7 +12512,7 @@
               <w:spacing w:after="10" w:before="0"/>
               <w:ind w:left="120"/>
             </w:pPr>
-            <w:hyperlink w:history="1" r:id="rId_t9y9pqanqffw6nmfyyjk">
+            <w:hyperlink w:history="1" r:id="rIdcwu3fsonvmojlhhk_5vjo">
               <w:r>
                 <w:rPr>
                   <w:rFonts w:ascii="Arial" w:cs="Arial" w:eastAsia="Arial" w:hAnsi="Arial"/>
@@ -12707,7 +12707,7 @@
             <w:pPr>
               <w:spacing w:after="20" w:before="0"/>
             </w:pPr>
-            <w:hyperlink w:history="1" r:id="rId_lk5l46lb_tgfg2iapini">
+            <w:hyperlink w:history="1" r:id="rIdirnhyk0bl8mog4l_d8qew">
               <w:r>
                 <w:rPr>
                   <w:rFonts w:ascii="Arial" w:cs="Arial" w:eastAsia="Arial" w:hAnsi="Arial"/>
@@ -12740,7 +12740,7 @@
               <w:spacing w:after="10" w:before="0"/>
               <w:ind w:left="120"/>
             </w:pPr>
-            <w:hyperlink w:history="1" r:id="rIdayf4i92wiaqtvmkrc_rnu">
+            <w:hyperlink w:history="1" r:id="rIdduajjaoals_9ollrda1ij">
               <w:r>
                 <w:rPr>
                   <w:rFonts w:ascii="Arial" w:cs="Arial" w:eastAsia="Arial" w:hAnsi="Arial"/>
@@ -12785,7 +12785,7 @@
             <w:pPr>
               <w:spacing w:after="20" w:before="0"/>
             </w:pPr>
-            <w:hyperlink w:history="1" r:id="rIdawytsscwdatv3bs0i6gb_">
+            <w:hyperlink w:history="1" r:id="rIdl5lkllszpr6dy9devmry4">
               <w:r>
                 <w:rPr>
                   <w:rFonts w:ascii="Arial" w:cs="Arial" w:eastAsia="Arial" w:hAnsi="Arial"/>
@@ -12818,7 +12818,7 @@
               <w:spacing w:after="10" w:before="0"/>
               <w:ind w:left="120"/>
             </w:pPr>
-            <w:hyperlink w:history="1" r:id="rIdrp2ect_b9u4ynlohdyfaa">
+            <w:hyperlink w:history="1" r:id="rIdd2rmbukcbncgnbh2u2s-z">
               <w:r>
                 <w:rPr>
                   <w:rFonts w:ascii="Arial" w:cs="Arial" w:eastAsia="Arial" w:hAnsi="Arial"/>
@@ -13013,7 +13013,7 @@
             <w:pPr>
               <w:spacing w:after="20" w:before="0"/>
             </w:pPr>
-            <w:hyperlink w:history="1" r:id="rIdad4sucrrnl9xiryobcbh5">
+            <w:hyperlink w:history="1" r:id="rIdye7sjygbd62pccvqy-93l">
               <w:r>
                 <w:rPr>
                   <w:rFonts w:ascii="Arial" w:cs="Arial" w:eastAsia="Arial" w:hAnsi="Arial"/>
@@ -13046,7 +13046,7 @@
               <w:spacing w:after="10" w:before="0"/>
               <w:ind w:left="120"/>
             </w:pPr>
-            <w:hyperlink w:history="1" r:id="rIdyqrosrhse3pbqohnkqetn">
+            <w:hyperlink w:history="1" r:id="rIdl8d3g3rkiyamy-emefx81">
               <w:r>
                 <w:rPr>
                   <w:rFonts w:ascii="Arial" w:cs="Arial" w:eastAsia="Arial" w:hAnsi="Arial"/>
@@ -13091,7 +13091,7 @@
             <w:pPr>
               <w:spacing w:after="20" w:before="0"/>
             </w:pPr>
-            <w:hyperlink w:history="1" r:id="rIdgfzzpgzygwrfwmbasyxbj">
+            <w:hyperlink w:history="1" r:id="rIdvjgv7k2kuqtle_r0fvnbx">
               <w:r>
                 <w:rPr>
                   <w:rFonts w:ascii="Arial" w:cs="Arial" w:eastAsia="Arial" w:hAnsi="Arial"/>
@@ -13124,7 +13124,7 @@
               <w:spacing w:after="10" w:before="0"/>
               <w:ind w:left="120"/>
             </w:pPr>
-            <w:hyperlink w:history="1" r:id="rIdr2thjzc5rbrzssqpy-1p9">
+            <w:hyperlink w:history="1" r:id="rIdepcz_t2gzkv6p1g7yhpt8">
               <w:r>
                 <w:rPr>
                   <w:rFonts w:ascii="Arial" w:cs="Arial" w:eastAsia="Arial" w:hAnsi="Arial"/>
@@ -14611,7 +14611,7 @@
             <w:pPr>
               <w:spacing w:after="20" w:before="0"/>
             </w:pPr>
-            <w:hyperlink w:history="1" r:id="rIdrxgl2nd3vpt-gj2u2kvtq">
+            <w:hyperlink w:history="1" r:id="rId3q-1qvzkoywymgfj64ih3">
               <w:r>
                 <w:rPr>
                   <w:rFonts w:ascii="Arial" w:cs="Arial" w:eastAsia="Arial" w:hAnsi="Arial"/>
@@ -14644,7 +14644,7 @@
               <w:spacing w:after="10" w:before="0"/>
               <w:ind w:left="120"/>
             </w:pPr>
-            <w:hyperlink w:history="1" r:id="rId5hdwtoohl0s56stsxilre">
+            <w:hyperlink w:history="1" r:id="rIdao-kqyocedp4-f04x3nj5">
               <w:r>
                 <w:rPr>
                   <w:rFonts w:ascii="Arial" w:cs="Arial" w:eastAsia="Arial" w:hAnsi="Arial"/>
@@ -14689,7 +14689,7 @@
             <w:pPr>
               <w:spacing w:after="20" w:before="0"/>
             </w:pPr>
-            <w:hyperlink w:history="1" r:id="rIdr5m0uljibl3mq9qczzq9n">
+            <w:hyperlink w:history="1" r:id="rId4gbjcmw7tvtih4j_ivdcq">
               <w:r>
                 <w:rPr>
                   <w:rFonts w:ascii="Arial" w:cs="Arial" w:eastAsia="Arial" w:hAnsi="Arial"/>
@@ -14722,7 +14722,7 @@
               <w:spacing w:after="10" w:before="0"/>
               <w:ind w:left="120"/>
             </w:pPr>
-            <w:hyperlink w:history="1" r:id="rIdoykcj_ef8nhpeluom9lah">
+            <w:hyperlink w:history="1" r:id="rIdbbidmyxs26dnyat0hjkfj">
               <w:r>
                 <w:rPr>
                   <w:rFonts w:ascii="Arial" w:cs="Arial" w:eastAsia="Arial" w:hAnsi="Arial"/>
@@ -14917,7 +14917,7 @@
             <w:pPr>
               <w:spacing w:after="20" w:before="0"/>
             </w:pPr>
-            <w:hyperlink w:history="1" r:id="rId8mfb2yal5dimhbuselzyp">
+            <w:hyperlink w:history="1" r:id="rIdsp5cumqgayy5cw5lwkoip">
               <w:r>
                 <w:rPr>
                   <w:rFonts w:ascii="Arial" w:cs="Arial" w:eastAsia="Arial" w:hAnsi="Arial"/>
@@ -14950,7 +14950,7 @@
               <w:spacing w:after="10" w:before="0"/>
               <w:ind w:left="120"/>
             </w:pPr>
-            <w:hyperlink w:history="1" r:id="rId-dvlgduv6urfjpfqdenvi">
+            <w:hyperlink w:history="1" r:id="rIddzizvrbyu8fp3jhwuihrb">
               <w:r>
                 <w:rPr>
                   <w:rFonts w:ascii="Arial" w:cs="Arial" w:eastAsia="Arial" w:hAnsi="Arial"/>
@@ -14995,7 +14995,7 @@
             <w:pPr>
               <w:spacing w:after="20" w:before="0"/>
             </w:pPr>
-            <w:hyperlink w:history="1" r:id="rIdmus0nyqyjplb-lwxpbv_x">
+            <w:hyperlink w:history="1" r:id="rId5yixr1czaaeadldqz49nq">
               <w:r>
                 <w:rPr>
                   <w:rFonts w:ascii="Arial" w:cs="Arial" w:eastAsia="Arial" w:hAnsi="Arial"/>
@@ -15028,7 +15028,7 @@
               <w:spacing w:after="10" w:before="0"/>
               <w:ind w:left="120"/>
             </w:pPr>
-            <w:hyperlink w:history="1" r:id="rIdtlfxjici5jwrg9bejat5f">
+            <w:hyperlink w:history="1" r:id="rId4brhqm4bhtqnukya-wv4s">
               <w:r>
                 <w:rPr>
                   <w:rFonts w:ascii="Arial" w:cs="Arial" w:eastAsia="Arial" w:hAnsi="Arial"/>
@@ -15223,7 +15223,7 @@
             <w:pPr>
               <w:spacing w:after="20" w:before="0"/>
             </w:pPr>
-            <w:hyperlink w:history="1" r:id="rId2_fxgehkmgidwxbpy-i6u">
+            <w:hyperlink w:history="1" r:id="rIdklipcy801ixsaommw9sci">
               <w:r>
                 <w:rPr>
                   <w:rFonts w:ascii="Arial" w:cs="Arial" w:eastAsia="Arial" w:hAnsi="Arial"/>
@@ -15256,7 +15256,7 @@
               <w:spacing w:after="10" w:before="0"/>
               <w:ind w:left="120"/>
             </w:pPr>
-            <w:hyperlink w:history="1" r:id="rIdeppbc_lfavov7lnhagkeh">
+            <w:hyperlink w:history="1" r:id="rIdyugdcxcevaneuwkmbknot">
               <w:r>
                 <w:rPr>
                   <w:rFonts w:ascii="Arial" w:cs="Arial" w:eastAsia="Arial" w:hAnsi="Arial"/>
@@ -15301,7 +15301,7 @@
             <w:pPr>
               <w:spacing w:after="20" w:before="0"/>
             </w:pPr>
-            <w:hyperlink w:history="1" r:id="rIdlpqw1rkflip3ijzht6y0k">
+            <w:hyperlink w:history="1" r:id="rIdnafuf9-yixk2iwsz2bjce">
               <w:r>
                 <w:rPr>
                   <w:rFonts w:ascii="Arial" w:cs="Arial" w:eastAsia="Arial" w:hAnsi="Arial"/>
@@ -15334,7 +15334,7 @@
               <w:spacing w:after="10" w:before="0"/>
               <w:ind w:left="120"/>
             </w:pPr>
-            <w:hyperlink w:history="1" r:id="rIdhrwwj_mhkpjl98lrgq12_">
+            <w:hyperlink w:history="1" r:id="rId1fsn747gmeyf51pnvckvh">
               <w:r>
                 <w:rPr>
                   <w:rFonts w:ascii="Arial" w:cs="Arial" w:eastAsia="Arial" w:hAnsi="Arial"/>
@@ -15529,7 +15529,7 @@
             <w:pPr>
               <w:spacing w:after="20" w:before="0"/>
             </w:pPr>
-            <w:hyperlink w:history="1" r:id="rIdgy2kv2wumeodnnzelgg_l">
+            <w:hyperlink w:history="1" r:id="rIdvhk4krpb84sngtaomha8o">
               <w:r>
                 <w:rPr>
                   <w:rFonts w:ascii="Arial" w:cs="Arial" w:eastAsia="Arial" w:hAnsi="Arial"/>
@@ -15562,7 +15562,7 @@
               <w:spacing w:after="10" w:before="0"/>
               <w:ind w:left="120"/>
             </w:pPr>
-            <w:hyperlink w:history="1" r:id="rIdv_hi5toulqnm2lf3ye4-r">
+            <w:hyperlink w:history="1" r:id="rId6yiopgg62gr8ijm21br7b">
               <w:r>
                 <w:rPr>
                   <w:rFonts w:ascii="Arial" w:cs="Arial" w:eastAsia="Arial" w:hAnsi="Arial"/>
@@ -15607,7 +15607,7 @@
             <w:pPr>
               <w:spacing w:after="20" w:before="0"/>
             </w:pPr>
-            <w:hyperlink w:history="1" r:id="rIdfgmfjy6inqwigziopyc3v">
+            <w:hyperlink w:history="1" r:id="rIdjoaoevhdhjxtgv4dxe1aa">
               <w:r>
                 <w:rPr>
                   <w:rFonts w:ascii="Arial" w:cs="Arial" w:eastAsia="Arial" w:hAnsi="Arial"/>
@@ -15640,7 +15640,7 @@
               <w:spacing w:after="10" w:before="0"/>
               <w:ind w:left="120"/>
             </w:pPr>
-            <w:hyperlink w:history="1" r:id="rIdrhmbecrz1ncp1vv6bryie">
+            <w:hyperlink w:history="1" r:id="rIda_hmabkv73140r7y6aymu">
               <w:r>
                 <w:rPr>
                   <w:rFonts w:ascii="Arial" w:cs="Arial" w:eastAsia="Arial" w:hAnsi="Arial"/>
@@ -15835,7 +15835,7 @@
             <w:pPr>
               <w:spacing w:after="20" w:before="0"/>
             </w:pPr>
-            <w:hyperlink w:history="1" r:id="rIdfjv985oa3pfkgqvc2jyhv">
+            <w:hyperlink w:history="1" r:id="rIdc8md_3etxceflkdfpdpnr">
               <w:r>
                 <w:rPr>
                   <w:rFonts w:ascii="Arial" w:cs="Arial" w:eastAsia="Arial" w:hAnsi="Arial"/>
@@ -15868,7 +15868,7 @@
               <w:spacing w:after="10" w:before="0"/>
               <w:ind w:left="120"/>
             </w:pPr>
-            <w:hyperlink w:history="1" r:id="rIdbhe_nacfzsarlgrh1ef_y">
+            <w:hyperlink w:history="1" r:id="rIdvasrhdirwvrmn7vzfocg8">
               <w:r>
                 <w:rPr>
                   <w:rFonts w:ascii="Arial" w:cs="Arial" w:eastAsia="Arial" w:hAnsi="Arial"/>
@@ -15913,7 +15913,7 @@
             <w:pPr>
               <w:spacing w:after="20" w:before="0"/>
             </w:pPr>
-            <w:hyperlink w:history="1" r:id="rId_eddpbr0yvz_sdezctnjq">
+            <w:hyperlink w:history="1" r:id="rIdercvmm-bmkk5fwks4zjyh">
               <w:r>
                 <w:rPr>
                   <w:rFonts w:ascii="Arial" w:cs="Arial" w:eastAsia="Arial" w:hAnsi="Arial"/>
@@ -15946,7 +15946,7 @@
               <w:spacing w:after="10" w:before="0"/>
               <w:ind w:left="120"/>
             </w:pPr>
-            <w:hyperlink w:history="1" r:id="rIdxjczzerdpi42t4e0odx_8">
+            <w:hyperlink w:history="1" r:id="rIdexwrvkvshnnnl7aikrtxc">
               <w:r>
                 <w:rPr>
                   <w:rFonts w:ascii="Arial" w:cs="Arial" w:eastAsia="Arial" w:hAnsi="Arial"/>
@@ -17528,7 +17528,7 @@
             <w:pPr>
               <w:spacing w:after="20" w:before="0"/>
             </w:pPr>
-            <w:hyperlink w:history="1" r:id="rIdlkgqfyizx3dcc7j_szbsa">
+            <w:hyperlink w:history="1" r:id="rIdiflcual-jurzpjcsrgcrh">
               <w:r>
                 <w:rPr>
                   <w:rFonts w:ascii="Arial" w:cs="Arial" w:eastAsia="Arial" w:hAnsi="Arial"/>
@@ -17561,7 +17561,7 @@
               <w:spacing w:after="10" w:before="0"/>
               <w:ind w:left="120"/>
             </w:pPr>
-            <w:hyperlink w:history="1" r:id="rIdble3zh0fmugjqjkmj1ox2">
+            <w:hyperlink w:history="1" r:id="rId76ryr16h2jmeszmdapypw">
               <w:r>
                 <w:rPr>
                   <w:rFonts w:ascii="Arial" w:cs="Arial" w:eastAsia="Arial" w:hAnsi="Arial"/>
@@ -17606,7 +17606,7 @@
             <w:pPr>
               <w:spacing w:after="20" w:before="0"/>
             </w:pPr>
-            <w:hyperlink w:history="1" r:id="rIdkiexpehj5qgsq8-pls-zt">
+            <w:hyperlink w:history="1" r:id="rIdn4rny3-qqo-t_vvwqsnbp">
               <w:r>
                 <w:rPr>
                   <w:rFonts w:ascii="Arial" w:cs="Arial" w:eastAsia="Arial" w:hAnsi="Arial"/>
@@ -17639,7 +17639,7 @@
               <w:spacing w:after="10" w:before="0"/>
               <w:ind w:left="120"/>
             </w:pPr>
-            <w:hyperlink w:history="1" r:id="rIdggabgwszhltt2vdmnjlag">
+            <w:hyperlink w:history="1" r:id="rId40ezumx5ib8itvbupb23j">
               <w:r>
                 <w:rPr>
                   <w:rFonts w:ascii="Arial" w:cs="Arial" w:eastAsia="Arial" w:hAnsi="Arial"/>
@@ -17834,7 +17834,7 @@
             <w:pPr>
               <w:spacing w:after="20" w:before="0"/>
             </w:pPr>
-            <w:hyperlink w:history="1" r:id="rIdun1dfrpkx_knhk-3pvbki">
+            <w:hyperlink w:history="1" r:id="rIdhnlloyyuimatg3hxnxg4p">
               <w:r>
                 <w:rPr>
                   <w:rFonts w:ascii="Arial" w:cs="Arial" w:eastAsia="Arial" w:hAnsi="Arial"/>
@@ -17867,7 +17867,7 @@
               <w:spacing w:after="10" w:before="0"/>
               <w:ind w:left="120"/>
             </w:pPr>
-            <w:hyperlink w:history="1" r:id="rIddsu2gos_a-fg_3owojqvs">
+            <w:hyperlink w:history="1" r:id="rIdlunwtombguldhefnbefun">
               <w:r>
                 <w:rPr>
                   <w:rFonts w:ascii="Arial" w:cs="Arial" w:eastAsia="Arial" w:hAnsi="Arial"/>
@@ -17912,7 +17912,7 @@
             <w:pPr>
               <w:spacing w:after="20" w:before="0"/>
             </w:pPr>
-            <w:hyperlink w:history="1" r:id="rId24xqtyzzil222mczl9zvs">
+            <w:hyperlink w:history="1" r:id="rIdbsy-jeec-tbi6r9jyzydw">
               <w:r>
                 <w:rPr>
                   <w:rFonts w:ascii="Arial" w:cs="Arial" w:eastAsia="Arial" w:hAnsi="Arial"/>
@@ -17945,7 +17945,7 @@
               <w:spacing w:after="10" w:before="0"/>
               <w:ind w:left="120"/>
             </w:pPr>
-            <w:hyperlink w:history="1" r:id="rIdvjlf_1a4dfqavuyhvowpc">
+            <w:hyperlink w:history="1" r:id="rIdwbgfuut_wh5zsug4go_ff">
               <w:r>
                 <w:rPr>
                   <w:rFonts w:ascii="Arial" w:cs="Arial" w:eastAsia="Arial" w:hAnsi="Arial"/>
@@ -18406,7 +18406,7 @@
             <w:pPr>
               <w:spacing w:after="20" w:before="0"/>
             </w:pPr>
-            <w:hyperlink w:history="1" r:id="rIdev41vjh7zqdkcm0opcu96">
+            <w:hyperlink w:history="1" r:id="rIdumq4r5ue7tyo6ok6pdvem">
               <w:r>
                 <w:rPr>
                   <w:rFonts w:ascii="Arial" w:cs="Arial" w:eastAsia="Arial" w:hAnsi="Arial"/>
@@ -18439,7 +18439,7 @@
               <w:spacing w:after="10" w:before="0"/>
               <w:ind w:left="120"/>
             </w:pPr>
-            <w:hyperlink w:history="1" r:id="rIdckufhgw1bs3wekr9l_mdp">
+            <w:hyperlink w:history="1" r:id="rIdgu54udzgtto7kklwfsszj">
               <w:r>
                 <w:rPr>
                   <w:rFonts w:ascii="Arial" w:cs="Arial" w:eastAsia="Arial" w:hAnsi="Arial"/>
@@ -18484,7 +18484,7 @@
             <w:pPr>
               <w:spacing w:after="20" w:before="0"/>
             </w:pPr>
-            <w:hyperlink w:history="1" r:id="rIdvgcofxh2wxypbyd-xsk0p">
+            <w:hyperlink w:history="1" r:id="rIdnwvfidkabbpnb6luuq22i">
               <w:r>
                 <w:rPr>
                   <w:rFonts w:ascii="Arial" w:cs="Arial" w:eastAsia="Arial" w:hAnsi="Arial"/>
@@ -18517,7 +18517,7 @@
               <w:spacing w:after="10" w:before="0"/>
               <w:ind w:left="120"/>
             </w:pPr>
-            <w:hyperlink w:history="1" r:id="rIdvjsluthyeikpfuneivlqo">
+            <w:hyperlink w:history="1" r:id="rIdpmhcngg0-fe0zcd3drr19">
               <w:r>
                 <w:rPr>
                   <w:rFonts w:ascii="Arial" w:cs="Arial" w:eastAsia="Arial" w:hAnsi="Arial"/>
@@ -18902,7 +18902,7 @@
             <w:pPr>
               <w:spacing w:after="20" w:before="0"/>
             </w:pPr>
-            <w:hyperlink w:history="1" r:id="rId00w7rt6oa1smrsacoai7n">
+            <w:hyperlink w:history="1" r:id="rIdbdblv5dcoahfd76wl6f5y">
               <w:r>
                 <w:rPr>
                   <w:rFonts w:ascii="Arial" w:cs="Arial" w:eastAsia="Arial" w:hAnsi="Arial"/>
@@ -18935,7 +18935,7 @@
               <w:spacing w:after="10" w:before="0"/>
               <w:ind w:left="120"/>
             </w:pPr>
-            <w:hyperlink w:history="1" r:id="rIdtg1bfihkm7q7enrkvpthm">
+            <w:hyperlink w:history="1" r:id="rIdvy3vraftyply4bhz8w8za">
               <w:r>
                 <w:rPr>
                   <w:rFonts w:ascii="Arial" w:cs="Arial" w:eastAsia="Arial" w:hAnsi="Arial"/>
@@ -18980,7 +18980,7 @@
             <w:pPr>
               <w:spacing w:after="20" w:before="0"/>
             </w:pPr>
-            <w:hyperlink w:history="1" r:id="rIdqowqohett1psgypgjs2wg">
+            <w:hyperlink w:history="1" r:id="rIdvg9fg9mvvcekpyrwlvrof">
               <w:r>
                 <w:rPr>
                   <w:rFonts w:ascii="Arial" w:cs="Arial" w:eastAsia="Arial" w:hAnsi="Arial"/>
@@ -19013,7 +19013,7 @@
               <w:spacing w:after="10" w:before="0"/>
               <w:ind w:left="120"/>
             </w:pPr>
-            <w:hyperlink w:history="1" r:id="rId1zxxklqkktnxkzwfefskl">
+            <w:hyperlink w:history="1" r:id="rIdgmfqptlbmomeorqddphs9">
               <w:r>
                 <w:rPr>
                   <w:rFonts w:ascii="Arial" w:cs="Arial" w:eastAsia="Arial" w:hAnsi="Arial"/>
@@ -19284,7 +19284,7 @@
             <w:pPr>
               <w:spacing w:after="20" w:before="0"/>
             </w:pPr>
-            <w:hyperlink w:history="1" r:id="rIdaaneactadjdzox3o4uwy9">
+            <w:hyperlink w:history="1" r:id="rIdbfqngs6drukyxmveehihu">
               <w:r>
                 <w:rPr>
                   <w:rFonts w:ascii="Arial" w:cs="Arial" w:eastAsia="Arial" w:hAnsi="Arial"/>
@@ -19317,7 +19317,7 @@
               <w:spacing w:after="10" w:before="0"/>
               <w:ind w:left="120"/>
             </w:pPr>
-            <w:hyperlink w:history="1" r:id="rIdaxz2pfluu2a5uib1w9n8c">
+            <w:hyperlink w:history="1" r:id="rIdjym_tnbbad3uq2xy3qlsh">
               <w:r>
                 <w:rPr>
                   <w:rFonts w:ascii="Arial" w:cs="Arial" w:eastAsia="Arial" w:hAnsi="Arial"/>
@@ -19362,7 +19362,7 @@
             <w:pPr>
               <w:spacing w:after="20" w:before="0"/>
             </w:pPr>
-            <w:hyperlink w:history="1" r:id="rIdckvvvzybk6h25pfpfaf0r">
+            <w:hyperlink w:history="1" r:id="rIdwsyk8o-ns_0-po-fakpqg">
               <w:r>
                 <w:rPr>
                   <w:rFonts w:ascii="Arial" w:cs="Arial" w:eastAsia="Arial" w:hAnsi="Arial"/>
@@ -19395,7 +19395,7 @@
               <w:spacing w:after="10" w:before="0"/>
               <w:ind w:left="120"/>
             </w:pPr>
-            <w:hyperlink w:history="1" r:id="rIdrzq631kmzdif9hj-lun4d">
+            <w:hyperlink w:history="1" r:id="rIdx8algihc5t3c96cpzkohg">
               <w:r>
                 <w:rPr>
                   <w:rFonts w:ascii="Arial" w:cs="Arial" w:eastAsia="Arial" w:hAnsi="Arial"/>
@@ -21167,7 +21167,7 @@
             <w:pPr>
               <w:spacing w:after="20" w:before="0"/>
             </w:pPr>
-            <w:hyperlink w:history="1" r:id="rId7q0telimcm5rdiqt5daih">
+            <w:hyperlink w:history="1" r:id="rIdo9qpadkuusnzz2lhqhrnf">
               <w:r>
                 <w:rPr>
                   <w:rFonts w:ascii="Arial" w:cs="Arial" w:eastAsia="Arial" w:hAnsi="Arial"/>
@@ -21200,7 +21200,7 @@
               <w:spacing w:after="10" w:before="0"/>
               <w:ind w:left="120"/>
             </w:pPr>
-            <w:hyperlink w:history="1" r:id="rIdyuy9clt7vci9rjt1ktanv">
+            <w:hyperlink w:history="1" r:id="rIdofnw4s-pjzeixoh3djyzo">
               <w:r>
                 <w:rPr>
                   <w:rFonts w:ascii="Arial" w:cs="Arial" w:eastAsia="Arial" w:hAnsi="Arial"/>
@@ -21245,7 +21245,7 @@
             <w:pPr>
               <w:spacing w:after="20" w:before="0"/>
             </w:pPr>
-            <w:hyperlink w:history="1" r:id="rIdbvvzcjac5fxrvzf9zdkuo">
+            <w:hyperlink w:history="1" r:id="rIdt7nloiud1fb1x-k3w_m7y">
               <w:r>
                 <w:rPr>
                   <w:rFonts w:ascii="Arial" w:cs="Arial" w:eastAsia="Arial" w:hAnsi="Arial"/>
@@ -21278,7 +21278,7 @@
               <w:spacing w:after="10" w:before="0"/>
               <w:ind w:left="120"/>
             </w:pPr>
-            <w:hyperlink w:history="1" r:id="rIdpailcv66ph01h93p9wx5_">
+            <w:hyperlink w:history="1" r:id="rIdkuw9eq1rvugchk1hc5hdr">
               <w:r>
                 <w:rPr>
                   <w:rFonts w:ascii="Arial" w:cs="Arial" w:eastAsia="Arial" w:hAnsi="Arial"/>
@@ -21473,7 +21473,7 @@
             <w:pPr>
               <w:spacing w:after="20" w:before="0"/>
             </w:pPr>
-            <w:hyperlink w:history="1" r:id="rId1x3wpw2hh_kidxat1c7e_">
+            <w:hyperlink w:history="1" r:id="rIdn8z8tziw8u201gzg4cywu">
               <w:r>
                 <w:rPr>
                   <w:rFonts w:ascii="Arial" w:cs="Arial" w:eastAsia="Arial" w:hAnsi="Arial"/>
@@ -21506,7 +21506,7 @@
               <w:spacing w:after="10" w:before="0"/>
               <w:ind w:left="120"/>
             </w:pPr>
-            <w:hyperlink w:history="1" r:id="rIdq1larnyccchpeqgeon-zx">
+            <w:hyperlink w:history="1" r:id="rIdd6ocwwqn06pxwbsbydicd">
               <w:r>
                 <w:rPr>
                   <w:rFonts w:ascii="Arial" w:cs="Arial" w:eastAsia="Arial" w:hAnsi="Arial"/>
@@ -21551,7 +21551,7 @@
             <w:pPr>
               <w:spacing w:after="20" w:before="0"/>
             </w:pPr>
-            <w:hyperlink w:history="1" r:id="rIdicb8htzuugpwlbmc-szis">
+            <w:hyperlink w:history="1" r:id="rId8cugh3mgs3vpgfvl_xafu">
               <w:r>
                 <w:rPr>
                   <w:rFonts w:ascii="Arial" w:cs="Arial" w:eastAsia="Arial" w:hAnsi="Arial"/>
@@ -21584,7 +21584,7 @@
               <w:spacing w:after="10" w:before="0"/>
               <w:ind w:left="120"/>
             </w:pPr>
-            <w:hyperlink w:history="1" r:id="rIdivbzsxlc-kzacespvvqsa">
+            <w:hyperlink w:history="1" r:id="rIdlzyjjnxlcygbfwe-s11ti">
               <w:r>
                 <w:rPr>
                   <w:rFonts w:ascii="Arial" w:cs="Arial" w:eastAsia="Arial" w:hAnsi="Arial"/>
@@ -21779,7 +21779,7 @@
             <w:pPr>
               <w:spacing w:after="20" w:before="0"/>
             </w:pPr>
-            <w:hyperlink w:history="1" r:id="rIdpvpwxk1fsyn-c8tfevac4">
+            <w:hyperlink w:history="1" r:id="rId5t58hqhqyp22vwle86xv4">
               <w:r>
                 <w:rPr>
                   <w:rFonts w:ascii="Arial" w:cs="Arial" w:eastAsia="Arial" w:hAnsi="Arial"/>
@@ -21812,7 +21812,7 @@
               <w:spacing w:after="10" w:before="0"/>
               <w:ind w:left="120"/>
             </w:pPr>
-            <w:hyperlink w:history="1" r:id="rIdxnij49yb_bxeg9a4fq-lu">
+            <w:hyperlink w:history="1" r:id="rIdsuwpabwornq5j4cddztt6">
               <w:r>
                 <w:rPr>
                   <w:rFonts w:ascii="Arial" w:cs="Arial" w:eastAsia="Arial" w:hAnsi="Arial"/>
@@ -21857,7 +21857,7 @@
             <w:pPr>
               <w:spacing w:after="20" w:before="0"/>
             </w:pPr>
-            <w:hyperlink w:history="1" r:id="rIdomdjzk5hm4ktpn6te-hkx">
+            <w:hyperlink w:history="1" r:id="rIdq9erpnozpzesei2idkrtc">
               <w:r>
                 <w:rPr>
                   <w:rFonts w:ascii="Arial" w:cs="Arial" w:eastAsia="Arial" w:hAnsi="Arial"/>
@@ -21890,7 +21890,7 @@
               <w:spacing w:after="10" w:before="0"/>
               <w:ind w:left="120"/>
             </w:pPr>
-            <w:hyperlink w:history="1" r:id="rIdnp6f5ffrd9i2ndre5ztsi">
+            <w:hyperlink w:history="1" r:id="rIdk2jb8luvgvws2db6a-set">
               <w:r>
                 <w:rPr>
                   <w:rFonts w:ascii="Arial" w:cs="Arial" w:eastAsia="Arial" w:hAnsi="Arial"/>
@@ -22085,7 +22085,7 @@
             <w:pPr>
               <w:spacing w:after="20" w:before="0"/>
             </w:pPr>
-            <w:hyperlink w:history="1" r:id="rIdljot3uwqfbfht_fwg6tw9">
+            <w:hyperlink w:history="1" r:id="rIdn4jts9xrhta-lgone5zw_">
               <w:r>
                 <w:rPr>
                   <w:rFonts w:ascii="Arial" w:cs="Arial" w:eastAsia="Arial" w:hAnsi="Arial"/>
@@ -22118,7 +22118,7 @@
               <w:spacing w:after="10" w:before="0"/>
               <w:ind w:left="120"/>
             </w:pPr>
-            <w:hyperlink w:history="1" r:id="rIdov0u4c5oxr54cu8ogfw84">
+            <w:hyperlink w:history="1" r:id="rIdvfznszirdthmkjr8hogul">
               <w:r>
                 <w:rPr>
                   <w:rFonts w:ascii="Arial" w:cs="Arial" w:eastAsia="Arial" w:hAnsi="Arial"/>
@@ -22163,7 +22163,7 @@
             <w:pPr>
               <w:spacing w:after="20" w:before="0"/>
             </w:pPr>
-            <w:hyperlink w:history="1" r:id="rIddvd18pmkf4dupabnz6nmk">
+            <w:hyperlink w:history="1" r:id="rIdpmmpptufpxgqjqhgdvkzz">
               <w:r>
                 <w:rPr>
                   <w:rFonts w:ascii="Arial" w:cs="Arial" w:eastAsia="Arial" w:hAnsi="Arial"/>
@@ -22196,7 +22196,7 @@
               <w:spacing w:after="10" w:before="0"/>
               <w:ind w:left="120"/>
             </w:pPr>
-            <w:hyperlink w:history="1" r:id="rIdvz1qs-ry8sez_9ei0jxp6">
+            <w:hyperlink w:history="1" r:id="rIdoucbs9l-8gwt-dhv-tnb0">
               <w:r>
                 <w:rPr>
                   <w:rFonts w:ascii="Arial" w:cs="Arial" w:eastAsia="Arial" w:hAnsi="Arial"/>
@@ -22391,7 +22391,7 @@
             <w:pPr>
               <w:spacing w:after="20" w:before="0"/>
             </w:pPr>
-            <w:hyperlink w:history="1" r:id="rIdqrhvab4pxbebvolds-d1x">
+            <w:hyperlink w:history="1" r:id="rIdr8xfmeax7maadgt8gwwjo">
               <w:r>
                 <w:rPr>
                   <w:rFonts w:ascii="Arial" w:cs="Arial" w:eastAsia="Arial" w:hAnsi="Arial"/>
@@ -22424,7 +22424,7 @@
               <w:spacing w:after="10" w:before="0"/>
               <w:ind w:left="120"/>
             </w:pPr>
-            <w:hyperlink w:history="1" r:id="rIdymzdfrbzp9bha9brfuq5u">
+            <w:hyperlink w:history="1" r:id="rIdb78syrbxvyfnhyr19tk36">
               <w:r>
                 <w:rPr>
                   <w:rFonts w:ascii="Arial" w:cs="Arial" w:eastAsia="Arial" w:hAnsi="Arial"/>
@@ -22469,7 +22469,7 @@
             <w:pPr>
               <w:spacing w:after="20" w:before="0"/>
             </w:pPr>
-            <w:hyperlink w:history="1" r:id="rIduv5kfgyppckl4fqkolpjm">
+            <w:hyperlink w:history="1" r:id="rId3a1x37hliafafajk_wpim">
               <w:r>
                 <w:rPr>
                   <w:rFonts w:ascii="Arial" w:cs="Arial" w:eastAsia="Arial" w:hAnsi="Arial"/>
@@ -22502,7 +22502,7 @@
               <w:spacing w:after="10" w:before="0"/>
               <w:ind w:left="120"/>
             </w:pPr>
-            <w:hyperlink w:history="1" r:id="rIdurmpopd_tzvkt6fcjcbfr">
+            <w:hyperlink w:history="1" r:id="rIdso13tn4njthjql1uhk4pk">
               <w:r>
                 <w:rPr>
                   <w:rFonts w:ascii="Arial" w:cs="Arial" w:eastAsia="Arial" w:hAnsi="Arial"/>
@@ -23989,7 +23989,7 @@
             <w:pPr>
               <w:spacing w:after="20" w:before="0"/>
             </w:pPr>
-            <w:hyperlink w:history="1" r:id="rIdpl3xxvfxevkb_3kfvyup_">
+            <w:hyperlink w:history="1" r:id="rIdl8vlxp2pf_2zx2bemoz4j">
               <w:r>
                 <w:rPr>
                   <w:rFonts w:ascii="Arial" w:cs="Arial" w:eastAsia="Arial" w:hAnsi="Arial"/>
@@ -24022,7 +24022,7 @@
               <w:spacing w:after="10" w:before="0"/>
               <w:ind w:left="120"/>
             </w:pPr>
-            <w:hyperlink w:history="1" r:id="rIdl4dtontnka-5ah5zduiem">
+            <w:hyperlink w:history="1" r:id="rId3r4ywswhnx6dyrbc3-pv-">
               <w:r>
                 <w:rPr>
                   <w:rFonts w:ascii="Arial" w:cs="Arial" w:eastAsia="Arial" w:hAnsi="Arial"/>
@@ -24067,7 +24067,7 @@
             <w:pPr>
               <w:spacing w:after="20" w:before="0"/>
             </w:pPr>
-            <w:hyperlink w:history="1" r:id="rIdiaouxdjuzynip0x7ocxrg">
+            <w:hyperlink w:history="1" r:id="rIdqwpo6i8qbuedfc2bv4pfs">
               <w:r>
                 <w:rPr>
                   <w:rFonts w:ascii="Arial" w:cs="Arial" w:eastAsia="Arial" w:hAnsi="Arial"/>
@@ -24100,7 +24100,7 @@
               <w:spacing w:after="10" w:before="0"/>
               <w:ind w:left="120"/>
             </w:pPr>
-            <w:hyperlink w:history="1" r:id="rId73rxm7u3nxcnu6dbltazk">
+            <w:hyperlink w:history="1" r:id="rIdocgkvu1i4agwhxr3fagfx">
               <w:r>
                 <w:rPr>
                   <w:rFonts w:ascii="Arial" w:cs="Arial" w:eastAsia="Arial" w:hAnsi="Arial"/>
@@ -24295,7 +24295,7 @@
             <w:pPr>
               <w:spacing w:after="20" w:before="0"/>
             </w:pPr>
-            <w:hyperlink w:history="1" r:id="rIduthn221yx2vluvmngdpaz">
+            <w:hyperlink w:history="1" r:id="rIdcy5oklnxmpj4prm4ed5h1">
               <w:r>
                 <w:rPr>
                   <w:rFonts w:ascii="Arial" w:cs="Arial" w:eastAsia="Arial" w:hAnsi="Arial"/>
@@ -24328,7 +24328,7 @@
               <w:spacing w:after="10" w:before="0"/>
               <w:ind w:left="120"/>
             </w:pPr>
-            <w:hyperlink w:history="1" r:id="rIdi9dshxzocnaga9kx__t1p">
+            <w:hyperlink w:history="1" r:id="rIdzervmfm1cbd2edm4gvt_p">
               <w:r>
                 <w:rPr>
                   <w:rFonts w:ascii="Arial" w:cs="Arial" w:eastAsia="Arial" w:hAnsi="Arial"/>
@@ -24373,7 +24373,7 @@
             <w:pPr>
               <w:spacing w:after="20" w:before="0"/>
             </w:pPr>
-            <w:hyperlink w:history="1" r:id="rIdmh7t9nya9tmvyq11gbuc3">
+            <w:hyperlink w:history="1" r:id="rIdpn1wizu6zyzhqf1ctvob8">
               <w:r>
                 <w:rPr>
                   <w:rFonts w:ascii="Arial" w:cs="Arial" w:eastAsia="Arial" w:hAnsi="Arial"/>
@@ -24406,7 +24406,7 @@
               <w:spacing w:after="10" w:before="0"/>
               <w:ind w:left="120"/>
             </w:pPr>
-            <w:hyperlink w:history="1" r:id="rIdmzfrzi_s1wdmbtg7rec5s">
+            <w:hyperlink w:history="1" r:id="rId3wpjcftz6nqe8i0xe5fqp">
               <w:r>
                 <w:rPr>
                   <w:rFonts w:ascii="Arial" w:cs="Arial" w:eastAsia="Arial" w:hAnsi="Arial"/>
@@ -24601,7 +24601,7 @@
             <w:pPr>
               <w:spacing w:after="20" w:before="0"/>
             </w:pPr>
-            <w:hyperlink w:history="1" r:id="rIdhfvy0fxvejjhqepcbh0an">
+            <w:hyperlink w:history="1" r:id="rId-syhgtsx7s4o4hrq1chdj">
               <w:r>
                 <w:rPr>
                   <w:rFonts w:ascii="Arial" w:cs="Arial" w:eastAsia="Arial" w:hAnsi="Arial"/>
@@ -24634,7 +24634,7 @@
               <w:spacing w:after="10" w:before="0"/>
               <w:ind w:left="120"/>
             </w:pPr>
-            <w:hyperlink w:history="1" r:id="rIddg9gylff-1khxowz0ttlh">
+            <w:hyperlink w:history="1" r:id="rIdqrg6scdnnewky56lklpfy">
               <w:r>
                 <w:rPr>
                   <w:rFonts w:ascii="Arial" w:cs="Arial" w:eastAsia="Arial" w:hAnsi="Arial"/>
@@ -24679,7 +24679,7 @@
             <w:pPr>
               <w:spacing w:after="20" w:before="0"/>
             </w:pPr>
-            <w:hyperlink w:history="1" r:id="rId60puwfbwuxo13p1v1eqt-">
+            <w:hyperlink w:history="1" r:id="rIdarpnqozgvsvz1vj0sx2yr">
               <w:r>
                 <w:rPr>
                   <w:rFonts w:ascii="Arial" w:cs="Arial" w:eastAsia="Arial" w:hAnsi="Arial"/>
@@ -24712,7 +24712,7 @@
               <w:spacing w:after="10" w:before="0"/>
               <w:ind w:left="120"/>
             </w:pPr>
-            <w:hyperlink w:history="1" r:id="rId86uhfmbcc4anf_x5hbq-1">
+            <w:hyperlink w:history="1" r:id="rIdnncf6esexkzwtdujqfl5f">
               <w:r>
                 <w:rPr>
                   <w:rFonts w:ascii="Arial" w:cs="Arial" w:eastAsia="Arial" w:hAnsi="Arial"/>
@@ -24907,7 +24907,7 @@
             <w:pPr>
               <w:spacing w:after="20" w:before="0"/>
             </w:pPr>
-            <w:hyperlink w:history="1" r:id="rIdyygcmcvy_wuu0vyr9vskk">
+            <w:hyperlink w:history="1" r:id="rIdnm2sf6m7p2j0cdb4jyaap">
               <w:r>
                 <w:rPr>
                   <w:rFonts w:ascii="Arial" w:cs="Arial" w:eastAsia="Arial" w:hAnsi="Arial"/>
@@ -24940,7 +24940,7 @@
               <w:spacing w:after="10" w:before="0"/>
               <w:ind w:left="120"/>
             </w:pPr>
-            <w:hyperlink w:history="1" r:id="rIdnqxseehaxelu_1z5ybuux">
+            <w:hyperlink w:history="1" r:id="rIddrmkdziihjebc62ctghzk">
               <w:r>
                 <w:rPr>
                   <w:rFonts w:ascii="Arial" w:cs="Arial" w:eastAsia="Arial" w:hAnsi="Arial"/>
@@ -24985,7 +24985,7 @@
             <w:pPr>
               <w:spacing w:after="20" w:before="0"/>
             </w:pPr>
-            <w:hyperlink w:history="1" r:id="rIdceafydrduwqhoidsy-imb">
+            <w:hyperlink w:history="1" r:id="rIdl4sazzttbfmz5ij1zlyfv">
               <w:r>
                 <w:rPr>
                   <w:rFonts w:ascii="Arial" w:cs="Arial" w:eastAsia="Arial" w:hAnsi="Arial"/>
@@ -25018,7 +25018,7 @@
               <w:spacing w:after="10" w:before="0"/>
               <w:ind w:left="120"/>
             </w:pPr>
-            <w:hyperlink w:history="1" r:id="rIdurshvbneih-oeyn2clr4c">
+            <w:hyperlink w:history="1" r:id="rIdmz8ae1u-tqm2vbxkro38w">
               <w:r>
                 <w:rPr>
                   <w:rFonts w:ascii="Arial" w:cs="Arial" w:eastAsia="Arial" w:hAnsi="Arial"/>
@@ -25213,7 +25213,7 @@
             <w:pPr>
               <w:spacing w:after="20" w:before="0"/>
             </w:pPr>
-            <w:hyperlink w:history="1" r:id="rId-5taug0v-iuwmtuutwobu">
+            <w:hyperlink w:history="1" r:id="rIddpxsgkxnub-5bacx4e9nv">
               <w:r>
                 <w:rPr>
                   <w:rFonts w:ascii="Arial" w:cs="Arial" w:eastAsia="Arial" w:hAnsi="Arial"/>
@@ -25246,7 +25246,7 @@
               <w:spacing w:after="10" w:before="0"/>
               <w:ind w:left="120"/>
             </w:pPr>
-            <w:hyperlink w:history="1" r:id="rIdz4guwzipxqm_rxbuqc9n-">
+            <w:hyperlink w:history="1" r:id="rIdrskz27h02exon9pj5e_sw">
               <w:r>
                 <w:rPr>
                   <w:rFonts w:ascii="Arial" w:cs="Arial" w:eastAsia="Arial" w:hAnsi="Arial"/>
@@ -25291,7 +25291,7 @@
             <w:pPr>
               <w:spacing w:after="20" w:before="0"/>
             </w:pPr>
-            <w:hyperlink w:history="1" r:id="rId7njpmle5oszizzubsl3br">
+            <w:hyperlink w:history="1" r:id="rIdwhvlosblbhybzbxplw4lf">
               <w:r>
                 <w:rPr>
                   <w:rFonts w:ascii="Arial" w:cs="Arial" w:eastAsia="Arial" w:hAnsi="Arial"/>
@@ -25324,7 +25324,7 @@
               <w:spacing w:after="10" w:before="0"/>
               <w:ind w:left="120"/>
             </w:pPr>
-            <w:hyperlink w:history="1" r:id="rIdqtbjw-smvu-6p2fv5ujbu">
+            <w:hyperlink w:history="1" r:id="rIdy1arqq1yf6f8rs-pzihc9">
               <w:r>
                 <w:rPr>
                   <w:rFonts w:ascii="Arial" w:cs="Arial" w:eastAsia="Arial" w:hAnsi="Arial"/>

--- a/data/outputs/v2/Physics/SS1.4_Energy,_Work,_Power_and_Machines/Physics_Energy,_Work,_Power_and_Machines_CBE_LessonSequence.docx
+++ b/data/outputs/v2/Physics/SS1.4_Energy,_Work,_Power_and_Machines/Physics_Energy,_Work,_Power_and_Machines_CBE_LessonSequence.docx
@@ -3323,7 +3323,7 @@
             <w:pPr>
               <w:spacing w:after="20" w:before="0"/>
             </w:pPr>
-            <w:hyperlink w:history="1" r:id="rIdt4vlusl_cvq9kipad_rez">
+            <w:hyperlink w:history="1" r:id="rIdcenbj8uk0izbi-wyklqcn">
               <w:r>
                 <w:rPr>
                   <w:rFonts w:ascii="Arial" w:cs="Arial" w:eastAsia="Arial" w:hAnsi="Arial"/>
@@ -3356,7 +3356,7 @@
               <w:spacing w:after="10" w:before="0"/>
               <w:ind w:left="120"/>
             </w:pPr>
-            <w:hyperlink w:history="1" r:id="rIdvdg2q_mfr6nokjpgqvnjy">
+            <w:hyperlink w:history="1" r:id="rIdgtvnrrprnne0yivd_kwoq">
               <w:r>
                 <w:rPr>
                   <w:rFonts w:ascii="Arial" w:cs="Arial" w:eastAsia="Arial" w:hAnsi="Arial"/>
@@ -3401,7 +3401,7 @@
             <w:pPr>
               <w:spacing w:after="20" w:before="0"/>
             </w:pPr>
-            <w:hyperlink w:history="1" r:id="rId8hjsfl2zptsd5rlfoyqi1">
+            <w:hyperlink w:history="1" r:id="rIde4emweucmyi7-pwdltaui">
               <w:r>
                 <w:rPr>
                   <w:rFonts w:ascii="Arial" w:cs="Arial" w:eastAsia="Arial" w:hAnsi="Arial"/>
@@ -3434,7 +3434,7 @@
               <w:spacing w:after="10" w:before="0"/>
               <w:ind w:left="120"/>
             </w:pPr>
-            <w:hyperlink w:history="1" r:id="rIdxo3hbws9sv_5ofjg3o8xt">
+            <w:hyperlink w:history="1" r:id="rIdzxnjmvhejpqn9pzggziej">
               <w:r>
                 <w:rPr>
                   <w:rFonts w:ascii="Arial" w:cs="Arial" w:eastAsia="Arial" w:hAnsi="Arial"/>
@@ -3629,7 +3629,7 @@
             <w:pPr>
               <w:spacing w:after="20" w:before="0"/>
             </w:pPr>
-            <w:hyperlink w:history="1" r:id="rIdgg0ztdskevgo4af0gq16h">
+            <w:hyperlink w:history="1" r:id="rId3cjkcqjdhwm8s47evmac8">
               <w:r>
                 <w:rPr>
                   <w:rFonts w:ascii="Arial" w:cs="Arial" w:eastAsia="Arial" w:hAnsi="Arial"/>
@@ -3662,7 +3662,7 @@
               <w:spacing w:after="10" w:before="0"/>
               <w:ind w:left="120"/>
             </w:pPr>
-            <w:hyperlink w:history="1" r:id="rId-bb5byv_cuqzlphdrshqx">
+            <w:hyperlink w:history="1" r:id="rIdjfoaxbtrwrbbnbf8s_rbj">
               <w:r>
                 <w:rPr>
                   <w:rFonts w:ascii="Arial" w:cs="Arial" w:eastAsia="Arial" w:hAnsi="Arial"/>
@@ -3707,7 +3707,7 @@
             <w:pPr>
               <w:spacing w:after="20" w:before="0"/>
             </w:pPr>
-            <w:hyperlink w:history="1" r:id="rIdsyxg53-ktrdxjy1uotjda">
+            <w:hyperlink w:history="1" r:id="rId5vjf5gobs3zd1wmnqafe-">
               <w:r>
                 <w:rPr>
                   <w:rFonts w:ascii="Arial" w:cs="Arial" w:eastAsia="Arial" w:hAnsi="Arial"/>
@@ -3740,7 +3740,7 @@
               <w:spacing w:after="10" w:before="0"/>
               <w:ind w:left="120"/>
             </w:pPr>
-            <w:hyperlink w:history="1" r:id="rIdfxmqhwypskt2l5jsybcjc">
+            <w:hyperlink w:history="1" r:id="rIdlu5sk6egteti93myumfzp">
               <w:r>
                 <w:rPr>
                   <w:rFonts w:ascii="Arial" w:cs="Arial" w:eastAsia="Arial" w:hAnsi="Arial"/>
@@ -3935,7 +3935,7 @@
             <w:pPr>
               <w:spacing w:after="20" w:before="0"/>
             </w:pPr>
-            <w:hyperlink w:history="1" r:id="rId3gntrjxjg7tb7ulkatd_h">
+            <w:hyperlink w:history="1" r:id="rIdcjmt5ybfjwkgl6qslincr">
               <w:r>
                 <w:rPr>
                   <w:rFonts w:ascii="Arial" w:cs="Arial" w:eastAsia="Arial" w:hAnsi="Arial"/>
@@ -3968,7 +3968,7 @@
               <w:spacing w:after="10" w:before="0"/>
               <w:ind w:left="120"/>
             </w:pPr>
-            <w:hyperlink w:history="1" r:id="rId6-eckbcfuyb0rbl4eradn">
+            <w:hyperlink w:history="1" r:id="rIdxz8r6wsrm8dx45uwvgude">
               <w:r>
                 <w:rPr>
                   <w:rFonts w:ascii="Arial" w:cs="Arial" w:eastAsia="Arial" w:hAnsi="Arial"/>
@@ -4013,7 +4013,7 @@
             <w:pPr>
               <w:spacing w:after="20" w:before="0"/>
             </w:pPr>
-            <w:hyperlink w:history="1" r:id="rIdgggc1ml6oxnauu3qyycbp">
+            <w:hyperlink w:history="1" r:id="rId66rai2gs-urufegywjuqu">
               <w:r>
                 <w:rPr>
                   <w:rFonts w:ascii="Arial" w:cs="Arial" w:eastAsia="Arial" w:hAnsi="Arial"/>
@@ -4046,7 +4046,7 @@
               <w:spacing w:after="10" w:before="0"/>
               <w:ind w:left="120"/>
             </w:pPr>
-            <w:hyperlink w:history="1" r:id="rIdmcnrsgrr500ocnp32dyyd">
+            <w:hyperlink w:history="1" r:id="rIddurewhtxnnjgxjpdhowhs">
               <w:r>
                 <w:rPr>
                   <w:rFonts w:ascii="Arial" w:cs="Arial" w:eastAsia="Arial" w:hAnsi="Arial"/>
@@ -4241,7 +4241,7 @@
             <w:pPr>
               <w:spacing w:after="20" w:before="0"/>
             </w:pPr>
-            <w:hyperlink w:history="1" r:id="rIdvu20vuuhccbllhji1wh09">
+            <w:hyperlink w:history="1" r:id="rIdcnyjizdjd_g4amdbgkvnl">
               <w:r>
                 <w:rPr>
                   <w:rFonts w:ascii="Arial" w:cs="Arial" w:eastAsia="Arial" w:hAnsi="Arial"/>
@@ -4274,7 +4274,7 @@
               <w:spacing w:after="10" w:before="0"/>
               <w:ind w:left="120"/>
             </w:pPr>
-            <w:hyperlink w:history="1" r:id="rIdlaz_xeqidujpasna8braj">
+            <w:hyperlink w:history="1" r:id="rIdhpl9uc1ysqazsimpy1pog">
               <w:r>
                 <w:rPr>
                   <w:rFonts w:ascii="Arial" w:cs="Arial" w:eastAsia="Arial" w:hAnsi="Arial"/>
@@ -4319,7 +4319,7 @@
             <w:pPr>
               <w:spacing w:after="20" w:before="0"/>
             </w:pPr>
-            <w:hyperlink w:history="1" r:id="rIdagahfniemex_suh5rvzee">
+            <w:hyperlink w:history="1" r:id="rIddjk_jgpprfmmjo1cqwmit">
               <w:r>
                 <w:rPr>
                   <w:rFonts w:ascii="Arial" w:cs="Arial" w:eastAsia="Arial" w:hAnsi="Arial"/>
@@ -4352,7 +4352,7 @@
               <w:spacing w:after="10" w:before="0"/>
               <w:ind w:left="120"/>
             </w:pPr>
-            <w:hyperlink w:history="1" r:id="rIdspa62vsnwtm02misblfj-">
+            <w:hyperlink w:history="1" r:id="rIdlt5wg7drmeab7x3sr1yzu">
               <w:r>
                 <w:rPr>
                   <w:rFonts w:ascii="Arial" w:cs="Arial" w:eastAsia="Arial" w:hAnsi="Arial"/>
@@ -4547,7 +4547,7 @@
             <w:pPr>
               <w:spacing w:after="20" w:before="0"/>
             </w:pPr>
-            <w:hyperlink w:history="1" r:id="rIdelkmijxxrlvvx25ubnfc5">
+            <w:hyperlink w:history="1" r:id="rIdrto4h_4raem2cvoyno_2h">
               <w:r>
                 <w:rPr>
                   <w:rFonts w:ascii="Arial" w:cs="Arial" w:eastAsia="Arial" w:hAnsi="Arial"/>
@@ -4580,7 +4580,7 @@
               <w:spacing w:after="10" w:before="0"/>
               <w:ind w:left="120"/>
             </w:pPr>
-            <w:hyperlink w:history="1" r:id="rIdwuvqb3nehlz3yno_gewox">
+            <w:hyperlink w:history="1" r:id="rIddho5anvarqhb9qtfmgdje">
               <w:r>
                 <w:rPr>
                   <w:rFonts w:ascii="Arial" w:cs="Arial" w:eastAsia="Arial" w:hAnsi="Arial"/>
@@ -4625,7 +4625,7 @@
             <w:pPr>
               <w:spacing w:after="20" w:before="0"/>
             </w:pPr>
-            <w:hyperlink w:history="1" r:id="rIdksds7ljzbhgnrnl0irnf3">
+            <w:hyperlink w:history="1" r:id="rIdptlziey2sjudrvlaesza7">
               <w:r>
                 <w:rPr>
                   <w:rFonts w:ascii="Arial" w:cs="Arial" w:eastAsia="Arial" w:hAnsi="Arial"/>
@@ -4658,7 +4658,7 @@
               <w:spacing w:after="10" w:before="0"/>
               <w:ind w:left="120"/>
             </w:pPr>
-            <w:hyperlink w:history="1" r:id="rIdmry67av0y0vzsgitkqq0e">
+            <w:hyperlink w:history="1" r:id="rIdot5dnofwze-bwyrweikle">
               <w:r>
                 <w:rPr>
                   <w:rFonts w:ascii="Arial" w:cs="Arial" w:eastAsia="Arial" w:hAnsi="Arial"/>
@@ -6145,7 +6145,7 @@
             <w:pPr>
               <w:spacing w:after="20" w:before="0"/>
             </w:pPr>
-            <w:hyperlink w:history="1" r:id="rIdbiqi9hgd4dalkihaunhu7">
+            <w:hyperlink w:history="1" r:id="rIdrxbaitmr1kbzpwcdnfp2r">
               <w:r>
                 <w:rPr>
                   <w:rFonts w:ascii="Arial" w:cs="Arial" w:eastAsia="Arial" w:hAnsi="Arial"/>
@@ -6178,7 +6178,7 @@
               <w:spacing w:after="10" w:before="0"/>
               <w:ind w:left="120"/>
             </w:pPr>
-            <w:hyperlink w:history="1" r:id="rIdp5btgbwq4brskvx3rgtr2">
+            <w:hyperlink w:history="1" r:id="rIdrd0w59rhgrwiojlnvcqwy">
               <w:r>
                 <w:rPr>
                   <w:rFonts w:ascii="Arial" w:cs="Arial" w:eastAsia="Arial" w:hAnsi="Arial"/>
@@ -6223,7 +6223,7 @@
             <w:pPr>
               <w:spacing w:after="20" w:before="0"/>
             </w:pPr>
-            <w:hyperlink w:history="1" r:id="rIds7gubp--gx3w5wnfwawfo">
+            <w:hyperlink w:history="1" r:id="rIdmqvo6xew_0ynqbvxihltm">
               <w:r>
                 <w:rPr>
                   <w:rFonts w:ascii="Arial" w:cs="Arial" w:eastAsia="Arial" w:hAnsi="Arial"/>
@@ -6256,7 +6256,7 @@
               <w:spacing w:after="10" w:before="0"/>
               <w:ind w:left="120"/>
             </w:pPr>
-            <w:hyperlink w:history="1" r:id="rIdw68rq8j_-p_gg-y8jidzt">
+            <w:hyperlink w:history="1" r:id="rIdjaybbelhkxbwvga998ot-">
               <w:r>
                 <w:rPr>
                   <w:rFonts w:ascii="Arial" w:cs="Arial" w:eastAsia="Arial" w:hAnsi="Arial"/>
@@ -6451,7 +6451,7 @@
             <w:pPr>
               <w:spacing w:after="20" w:before="0"/>
             </w:pPr>
-            <w:hyperlink w:history="1" r:id="rId0bxgvebasyohaftvyiqjc">
+            <w:hyperlink w:history="1" r:id="rIdqfitfdysiylh_tjiwv4ya">
               <w:r>
                 <w:rPr>
                   <w:rFonts w:ascii="Arial" w:cs="Arial" w:eastAsia="Arial" w:hAnsi="Arial"/>
@@ -6484,7 +6484,7 @@
               <w:spacing w:after="10" w:before="0"/>
               <w:ind w:left="120"/>
             </w:pPr>
-            <w:hyperlink w:history="1" r:id="rIdfd1yhdiekuwhprjm0oo_e">
+            <w:hyperlink w:history="1" r:id="rIdfsegyzt_1wujqd1zuw7bh">
               <w:r>
                 <w:rPr>
                   <w:rFonts w:ascii="Arial" w:cs="Arial" w:eastAsia="Arial" w:hAnsi="Arial"/>
@@ -6529,7 +6529,7 @@
             <w:pPr>
               <w:spacing w:after="20" w:before="0"/>
             </w:pPr>
-            <w:hyperlink w:history="1" r:id="rIdnr5-zp4ilz4d12ny-mash">
+            <w:hyperlink w:history="1" r:id="rIdmwm0gxpyo5jiuquqfmdfp">
               <w:r>
                 <w:rPr>
                   <w:rFonts w:ascii="Arial" w:cs="Arial" w:eastAsia="Arial" w:hAnsi="Arial"/>
@@ -6562,7 +6562,7 @@
               <w:spacing w:after="10" w:before="0"/>
               <w:ind w:left="120"/>
             </w:pPr>
-            <w:hyperlink w:history="1" r:id="rId_jqrcs81t5ywvrqvfeoin">
+            <w:hyperlink w:history="1" r:id="rIdx2rbwqqthrm4bnt1ri61d">
               <w:r>
                 <w:rPr>
                   <w:rFonts w:ascii="Arial" w:cs="Arial" w:eastAsia="Arial" w:hAnsi="Arial"/>
@@ -6757,7 +6757,7 @@
             <w:pPr>
               <w:spacing w:after="20" w:before="0"/>
             </w:pPr>
-            <w:hyperlink w:history="1" r:id="rId9nn2dwlrgroy2ibshbthy">
+            <w:hyperlink w:history="1" r:id="rIdnbjzmrs5x0u7s_pmxs2uc">
               <w:r>
                 <w:rPr>
                   <w:rFonts w:ascii="Arial" w:cs="Arial" w:eastAsia="Arial" w:hAnsi="Arial"/>
@@ -6790,7 +6790,7 @@
               <w:spacing w:after="10" w:before="0"/>
               <w:ind w:left="120"/>
             </w:pPr>
-            <w:hyperlink w:history="1" r:id="rIdmhmhf8gztgaxtjvuuuqa7">
+            <w:hyperlink w:history="1" r:id="rIdnry-8812fr6jpspj8dh8p">
               <w:r>
                 <w:rPr>
                   <w:rFonts w:ascii="Arial" w:cs="Arial" w:eastAsia="Arial" w:hAnsi="Arial"/>
@@ -6835,7 +6835,7 @@
             <w:pPr>
               <w:spacing w:after="20" w:before="0"/>
             </w:pPr>
-            <w:hyperlink w:history="1" r:id="rIdpa0y9qh0uuvxy77u2p3us">
+            <w:hyperlink w:history="1" r:id="rIdnxqfv2bx1qlwskjge45nc">
               <w:r>
                 <w:rPr>
                   <w:rFonts w:ascii="Arial" w:cs="Arial" w:eastAsia="Arial" w:hAnsi="Arial"/>
@@ -6868,7 +6868,7 @@
               <w:spacing w:after="10" w:before="0"/>
               <w:ind w:left="120"/>
             </w:pPr>
-            <w:hyperlink w:history="1" r:id="rIdopc7gqqhez7_ro6mkhidn">
+            <w:hyperlink w:history="1" r:id="rIdzoqbupewcaupxrp8ijf5k">
               <w:r>
                 <w:rPr>
                   <w:rFonts w:ascii="Arial" w:cs="Arial" w:eastAsia="Arial" w:hAnsi="Arial"/>
@@ -7063,7 +7063,7 @@
             <w:pPr>
               <w:spacing w:after="20" w:before="0"/>
             </w:pPr>
-            <w:hyperlink w:history="1" r:id="rIdt5v99xfiklhikibutp5pf">
+            <w:hyperlink w:history="1" r:id="rIdn_xlnhwfpg63etqqbid8f">
               <w:r>
                 <w:rPr>
                   <w:rFonts w:ascii="Arial" w:cs="Arial" w:eastAsia="Arial" w:hAnsi="Arial"/>
@@ -7096,7 +7096,7 @@
               <w:spacing w:after="10" w:before="0"/>
               <w:ind w:left="120"/>
             </w:pPr>
-            <w:hyperlink w:history="1" r:id="rIdkveugfgheamf3poav6onv">
+            <w:hyperlink w:history="1" r:id="rIdagwgst8f_zujzbf-sgsvf">
               <w:r>
                 <w:rPr>
                   <w:rFonts w:ascii="Arial" w:cs="Arial" w:eastAsia="Arial" w:hAnsi="Arial"/>
@@ -7141,7 +7141,7 @@
             <w:pPr>
               <w:spacing w:after="20" w:before="0"/>
             </w:pPr>
-            <w:hyperlink w:history="1" r:id="rIdixxhotml-spbo18ufv-k_">
+            <w:hyperlink w:history="1" r:id="rId25w1mrzq-kl3jqjnx6fjv">
               <w:r>
                 <w:rPr>
                   <w:rFonts w:ascii="Arial" w:cs="Arial" w:eastAsia="Arial" w:hAnsi="Arial"/>
@@ -7174,7 +7174,7 @@
               <w:spacing w:after="10" w:before="0"/>
               <w:ind w:left="120"/>
             </w:pPr>
-            <w:hyperlink w:history="1" r:id="rIdym5tltmyoklmwy6uvoxvk">
+            <w:hyperlink w:history="1" r:id="rIdfq6hn3mvebxn9kux06a7o">
               <w:r>
                 <w:rPr>
                   <w:rFonts w:ascii="Arial" w:cs="Arial" w:eastAsia="Arial" w:hAnsi="Arial"/>
@@ -7369,7 +7369,7 @@
             <w:pPr>
               <w:spacing w:after="20" w:before="0"/>
             </w:pPr>
-            <w:hyperlink w:history="1" r:id="rIdjjdocfytpwz5vnhm7_aos">
+            <w:hyperlink w:history="1" r:id="rIdkkfy6ddz3pvjc7l4dy8v9">
               <w:r>
                 <w:rPr>
                   <w:rFonts w:ascii="Arial" w:cs="Arial" w:eastAsia="Arial" w:hAnsi="Arial"/>
@@ -7402,7 +7402,7 @@
               <w:spacing w:after="10" w:before="0"/>
               <w:ind w:left="120"/>
             </w:pPr>
-            <w:hyperlink w:history="1" r:id="rIdtkomi7qp6tmbkpz6gyq12">
+            <w:hyperlink w:history="1" r:id="rId8w-o6ige-1-n6xjnzzfwb">
               <w:r>
                 <w:rPr>
                   <w:rFonts w:ascii="Arial" w:cs="Arial" w:eastAsia="Arial" w:hAnsi="Arial"/>
@@ -7447,7 +7447,7 @@
             <w:pPr>
               <w:spacing w:after="20" w:before="0"/>
             </w:pPr>
-            <w:hyperlink w:history="1" r:id="rIdwuxurmoja5wbaknvcwmrt">
+            <w:hyperlink w:history="1" r:id="rIdll8kazfqtb0demdm5v6ya">
               <w:r>
                 <w:rPr>
                   <w:rFonts w:ascii="Arial" w:cs="Arial" w:eastAsia="Arial" w:hAnsi="Arial"/>
@@ -7480,7 +7480,7 @@
               <w:spacing w:after="10" w:before="0"/>
               <w:ind w:left="120"/>
             </w:pPr>
-            <w:hyperlink w:history="1" r:id="rId0p6fnuubatchiwv7qbuq-">
+            <w:hyperlink w:history="1" r:id="rIdfum6obs-5vyjg2uge8gte">
               <w:r>
                 <w:rPr>
                   <w:rFonts w:ascii="Arial" w:cs="Arial" w:eastAsia="Arial" w:hAnsi="Arial"/>
@@ -8967,7 +8967,7 @@
             <w:pPr>
               <w:spacing w:after="20" w:before="0"/>
             </w:pPr>
-            <w:hyperlink w:history="1" r:id="rIdzrcuqcbmjs18iwacpwhq6">
+            <w:hyperlink w:history="1" r:id="rIdlauiqnkbkyarjoewut_3n">
               <w:r>
                 <w:rPr>
                   <w:rFonts w:ascii="Arial" w:cs="Arial" w:eastAsia="Arial" w:hAnsi="Arial"/>
@@ -9000,7 +9000,7 @@
               <w:spacing w:after="10" w:before="0"/>
               <w:ind w:left="120"/>
             </w:pPr>
-            <w:hyperlink w:history="1" r:id="rIdlxtvapghoy1whvj1ullax">
+            <w:hyperlink w:history="1" r:id="rIdgusdldpufhstbajkbzkt-">
               <w:r>
                 <w:rPr>
                   <w:rFonts w:ascii="Arial" w:cs="Arial" w:eastAsia="Arial" w:hAnsi="Arial"/>
@@ -9045,7 +9045,7 @@
             <w:pPr>
               <w:spacing w:after="20" w:before="0"/>
             </w:pPr>
-            <w:hyperlink w:history="1" r:id="rIdoaxzu72-beankpbxt_fxu">
+            <w:hyperlink w:history="1" r:id="rIddp-30-prddg_hwu5gdr2o">
               <w:r>
                 <w:rPr>
                   <w:rFonts w:ascii="Arial" w:cs="Arial" w:eastAsia="Arial" w:hAnsi="Arial"/>
@@ -9078,7 +9078,7 @@
               <w:spacing w:after="10" w:before="0"/>
               <w:ind w:left="120"/>
             </w:pPr>
-            <w:hyperlink w:history="1" r:id="rIdzgbehjnekko6fyz4aqc7t">
+            <w:hyperlink w:history="1" r:id="rIdzffo9bdjpislfw2sp-uke">
               <w:r>
                 <w:rPr>
                   <w:rFonts w:ascii="Arial" w:cs="Arial" w:eastAsia="Arial" w:hAnsi="Arial"/>
@@ -9273,7 +9273,7 @@
             <w:pPr>
               <w:spacing w:after="20" w:before="0"/>
             </w:pPr>
-            <w:hyperlink w:history="1" r:id="rIdnadgmbe7suoltm9lgzrbz">
+            <w:hyperlink w:history="1" r:id="rId2suxlcbbgqk16kmwejhun">
               <w:r>
                 <w:rPr>
                   <w:rFonts w:ascii="Arial" w:cs="Arial" w:eastAsia="Arial" w:hAnsi="Arial"/>
@@ -9306,7 +9306,7 @@
               <w:spacing w:after="10" w:before="0"/>
               <w:ind w:left="120"/>
             </w:pPr>
-            <w:hyperlink w:history="1" r:id="rId-iyzlcjhob0tpk-f2ez4l">
+            <w:hyperlink w:history="1" r:id="rIdqliqhygfm5rrdqbxttizc">
               <w:r>
                 <w:rPr>
                   <w:rFonts w:ascii="Arial" w:cs="Arial" w:eastAsia="Arial" w:hAnsi="Arial"/>
@@ -9351,7 +9351,7 @@
             <w:pPr>
               <w:spacing w:after="20" w:before="0"/>
             </w:pPr>
-            <w:hyperlink w:history="1" r:id="rId8uktravjo8rdhzoi_udm6">
+            <w:hyperlink w:history="1" r:id="rIdk8ajtegqutq8luiawzwy7">
               <w:r>
                 <w:rPr>
                   <w:rFonts w:ascii="Arial" w:cs="Arial" w:eastAsia="Arial" w:hAnsi="Arial"/>
@@ -9384,7 +9384,7 @@
               <w:spacing w:after="10" w:before="0"/>
               <w:ind w:left="120"/>
             </w:pPr>
-            <w:hyperlink w:history="1" r:id="rIdkp3shj3frncri_tvgwhug">
+            <w:hyperlink w:history="1" r:id="rIdqvld6v_lrtstrwsmlr7du">
               <w:r>
                 <w:rPr>
                   <w:rFonts w:ascii="Arial" w:cs="Arial" w:eastAsia="Arial" w:hAnsi="Arial"/>
@@ -9579,7 +9579,7 @@
             <w:pPr>
               <w:spacing w:after="20" w:before="0"/>
             </w:pPr>
-            <w:hyperlink w:history="1" r:id="rIdlrr1l8g1iplypiivtvwpx">
+            <w:hyperlink w:history="1" r:id="rId0lm0lqxy8-g4sewplwpse">
               <w:r>
                 <w:rPr>
                   <w:rFonts w:ascii="Arial" w:cs="Arial" w:eastAsia="Arial" w:hAnsi="Arial"/>
@@ -9612,7 +9612,7 @@
               <w:spacing w:after="10" w:before="0"/>
               <w:ind w:left="120"/>
             </w:pPr>
-            <w:hyperlink w:history="1" r:id="rIdrmspalesyqqyfuxoy4l1f">
+            <w:hyperlink w:history="1" r:id="rIdwpbm43mjaj1e14aesv-60">
               <w:r>
                 <w:rPr>
                   <w:rFonts w:ascii="Arial" w:cs="Arial" w:eastAsia="Arial" w:hAnsi="Arial"/>
@@ -9657,7 +9657,7 @@
             <w:pPr>
               <w:spacing w:after="20" w:before="0"/>
             </w:pPr>
-            <w:hyperlink w:history="1" r:id="rIdth2g8gmuossrauws4h8u5">
+            <w:hyperlink w:history="1" r:id="rId2kkwrpmscmzfv7jg4lps9">
               <w:r>
                 <w:rPr>
                   <w:rFonts w:ascii="Arial" w:cs="Arial" w:eastAsia="Arial" w:hAnsi="Arial"/>
@@ -9690,7 +9690,7 @@
               <w:spacing w:after="10" w:before="0"/>
               <w:ind w:left="120"/>
             </w:pPr>
-            <w:hyperlink w:history="1" r:id="rIdi0zrepwhxs7spfrbmi5bl">
+            <w:hyperlink w:history="1" r:id="rIdhgcz8cgcykbv2xpisodnv">
               <w:r>
                 <w:rPr>
                   <w:rFonts w:ascii="Arial" w:cs="Arial" w:eastAsia="Arial" w:hAnsi="Arial"/>
@@ -9885,7 +9885,7 @@
             <w:pPr>
               <w:spacing w:after="20" w:before="0"/>
             </w:pPr>
-            <w:hyperlink w:history="1" r:id="rIdplohmd0l3gp75uk8wsexb">
+            <w:hyperlink w:history="1" r:id="rIdblxbaodcj4ntoo7bqwqjd">
               <w:r>
                 <w:rPr>
                   <w:rFonts w:ascii="Arial" w:cs="Arial" w:eastAsia="Arial" w:hAnsi="Arial"/>
@@ -9918,7 +9918,7 @@
               <w:spacing w:after="10" w:before="0"/>
               <w:ind w:left="120"/>
             </w:pPr>
-            <w:hyperlink w:history="1" r:id="rIdedihpoc8vbirr95oyyuda">
+            <w:hyperlink w:history="1" r:id="rIdavjvfbgdlwbn0yb7caw7p">
               <w:r>
                 <w:rPr>
                   <w:rFonts w:ascii="Arial" w:cs="Arial" w:eastAsia="Arial" w:hAnsi="Arial"/>
@@ -9963,7 +9963,7 @@
             <w:pPr>
               <w:spacing w:after="20" w:before="0"/>
             </w:pPr>
-            <w:hyperlink w:history="1" r:id="rIdv06vybv5kcvotirrdjvol">
+            <w:hyperlink w:history="1" r:id="rIdf8z0jz9kib-yiim30ivpe">
               <w:r>
                 <w:rPr>
                   <w:rFonts w:ascii="Arial" w:cs="Arial" w:eastAsia="Arial" w:hAnsi="Arial"/>
@@ -9996,7 +9996,7 @@
               <w:spacing w:after="10" w:before="0"/>
               <w:ind w:left="120"/>
             </w:pPr>
-            <w:hyperlink w:history="1" r:id="rIdazxxarxtmt084jhhxbogc">
+            <w:hyperlink w:history="1" r:id="rIdlhu8kjn_ik4a5sl4ccka7">
               <w:r>
                 <w:rPr>
                   <w:rFonts w:ascii="Arial" w:cs="Arial" w:eastAsia="Arial" w:hAnsi="Arial"/>
@@ -10191,7 +10191,7 @@
             <w:pPr>
               <w:spacing w:after="20" w:before="0"/>
             </w:pPr>
-            <w:hyperlink w:history="1" r:id="rIdxyci542daxquehgfzsvj2">
+            <w:hyperlink w:history="1" r:id="rIdnhqkz4mrgqigksmkn3zsm">
               <w:r>
                 <w:rPr>
                   <w:rFonts w:ascii="Arial" w:cs="Arial" w:eastAsia="Arial" w:hAnsi="Arial"/>
@@ -10224,7 +10224,7 @@
               <w:spacing w:after="10" w:before="0"/>
               <w:ind w:left="120"/>
             </w:pPr>
-            <w:hyperlink w:history="1" r:id="rIddutun5vw6ts96lzkmkr6t">
+            <w:hyperlink w:history="1" r:id="rIdel279n0bzl04t2lo5hyja">
               <w:r>
                 <w:rPr>
                   <w:rFonts w:ascii="Arial" w:cs="Arial" w:eastAsia="Arial" w:hAnsi="Arial"/>
@@ -10269,7 +10269,7 @@
             <w:pPr>
               <w:spacing w:after="20" w:before="0"/>
             </w:pPr>
-            <w:hyperlink w:history="1" r:id="rIdgxu1wfz2zpk2fzvh5pxoj">
+            <w:hyperlink w:history="1" r:id="rId6a-vnacvew7gywgdkbu7h">
               <w:r>
                 <w:rPr>
                   <w:rFonts w:ascii="Arial" w:cs="Arial" w:eastAsia="Arial" w:hAnsi="Arial"/>
@@ -10302,7 +10302,7 @@
               <w:spacing w:after="10" w:before="0"/>
               <w:ind w:left="120"/>
             </w:pPr>
-            <w:hyperlink w:history="1" r:id="rIdu7m3j2ajah1u-vvetkepo">
+            <w:hyperlink w:history="1" r:id="rId9odzvfyro3uwbfpq9zvzq">
               <w:r>
                 <w:rPr>
                   <w:rFonts w:ascii="Arial" w:cs="Arial" w:eastAsia="Arial" w:hAnsi="Arial"/>
@@ -11789,7 +11789,7 @@
             <w:pPr>
               <w:spacing w:after="20" w:before="0"/>
             </w:pPr>
-            <w:hyperlink w:history="1" r:id="rIdqvi7gcxcmvwflz5iu3ubk">
+            <w:hyperlink w:history="1" r:id="rIddlfzix8f2bwm5btvpl_fb">
               <w:r>
                 <w:rPr>
                   <w:rFonts w:ascii="Arial" w:cs="Arial" w:eastAsia="Arial" w:hAnsi="Arial"/>
@@ -11822,7 +11822,7 @@
               <w:spacing w:after="10" w:before="0"/>
               <w:ind w:left="120"/>
             </w:pPr>
-            <w:hyperlink w:history="1" r:id="rIdpxp_60osoazwupabqa4bp">
+            <w:hyperlink w:history="1" r:id="rIdguw8rk3nkacqd-a5z0iob">
               <w:r>
                 <w:rPr>
                   <w:rFonts w:ascii="Arial" w:cs="Arial" w:eastAsia="Arial" w:hAnsi="Arial"/>
@@ -11867,7 +11867,7 @@
             <w:pPr>
               <w:spacing w:after="20" w:before="0"/>
             </w:pPr>
-            <w:hyperlink w:history="1" r:id="rIde4fiyhuchwayygb6bruve">
+            <w:hyperlink w:history="1" r:id="rIdaecafunpujbc9elvkqf_r">
               <w:r>
                 <w:rPr>
                   <w:rFonts w:ascii="Arial" w:cs="Arial" w:eastAsia="Arial" w:hAnsi="Arial"/>
@@ -11900,7 +11900,7 @@
               <w:spacing w:after="10" w:before="0"/>
               <w:ind w:left="120"/>
             </w:pPr>
-            <w:hyperlink w:history="1" r:id="rId8ljwg4m6srm9f_jg0ksf4">
+            <w:hyperlink w:history="1" r:id="rIdp4yhgr45iqkmo_72pavgy">
               <w:r>
                 <w:rPr>
                   <w:rFonts w:ascii="Arial" w:cs="Arial" w:eastAsia="Arial" w:hAnsi="Arial"/>
@@ -12095,7 +12095,7 @@
             <w:pPr>
               <w:spacing w:after="20" w:before="0"/>
             </w:pPr>
-            <w:hyperlink w:history="1" r:id="rIddvlbdsga9iurezh0rwads">
+            <w:hyperlink w:history="1" r:id="rId5axyf0_xz8ve5zwrdvp_h">
               <w:r>
                 <w:rPr>
                   <w:rFonts w:ascii="Arial" w:cs="Arial" w:eastAsia="Arial" w:hAnsi="Arial"/>
@@ -12128,7 +12128,7 @@
               <w:spacing w:after="10" w:before="0"/>
               <w:ind w:left="120"/>
             </w:pPr>
-            <w:hyperlink w:history="1" r:id="rIdcv8_8vc9gtqgr2n4qprgn">
+            <w:hyperlink w:history="1" r:id="rIduzobsuzrs4rutibgxd-36">
               <w:r>
                 <w:rPr>
                   <w:rFonts w:ascii="Arial" w:cs="Arial" w:eastAsia="Arial" w:hAnsi="Arial"/>
@@ -12173,7 +12173,7 @@
             <w:pPr>
               <w:spacing w:after="20" w:before="0"/>
             </w:pPr>
-            <w:hyperlink w:history="1" r:id="rIdamlvplludol7xucd4gx-b">
+            <w:hyperlink w:history="1" r:id="rIdnpqjzrw9bvemcc3c-f4z3">
               <w:r>
                 <w:rPr>
                   <w:rFonts w:ascii="Arial" w:cs="Arial" w:eastAsia="Arial" w:hAnsi="Arial"/>
@@ -12206,7 +12206,7 @@
               <w:spacing w:after="10" w:before="0"/>
               <w:ind w:left="120"/>
             </w:pPr>
-            <w:hyperlink w:history="1" r:id="rIdhsiqoamix_hhudqjer2sw">
+            <w:hyperlink w:history="1" r:id="rIdrzse1fsbjqw0s81vfqrtu">
               <w:r>
                 <w:rPr>
                   <w:rFonts w:ascii="Arial" w:cs="Arial" w:eastAsia="Arial" w:hAnsi="Arial"/>
@@ -12401,7 +12401,7 @@
             <w:pPr>
               <w:spacing w:after="20" w:before="0"/>
             </w:pPr>
-            <w:hyperlink w:history="1" r:id="rIdlpp3mruqryhtlw3f06uqy">
+            <w:hyperlink w:history="1" r:id="rIdz_tqszsjdyusiupdcfugh">
               <w:r>
                 <w:rPr>
                   <w:rFonts w:ascii="Arial" w:cs="Arial" w:eastAsia="Arial" w:hAnsi="Arial"/>
@@ -12434,7 +12434,7 @@
               <w:spacing w:after="10" w:before="0"/>
               <w:ind w:left="120"/>
             </w:pPr>
-            <w:hyperlink w:history="1" r:id="rIds5ns48vizovrmoor6djhr">
+            <w:hyperlink w:history="1" r:id="rIdsb2zxwnfod0l7nmvbl819">
               <w:r>
                 <w:rPr>
                   <w:rFonts w:ascii="Arial" w:cs="Arial" w:eastAsia="Arial" w:hAnsi="Arial"/>
@@ -12479,7 +12479,7 @@
             <w:pPr>
               <w:spacing w:after="20" w:before="0"/>
             </w:pPr>
-            <w:hyperlink w:history="1" r:id="rIdjclohq7mf6b-kydcmarqz">
+            <w:hyperlink w:history="1" r:id="rIdm1hd01dcdeldk1zdwinme">
               <w:r>
                 <w:rPr>
                   <w:rFonts w:ascii="Arial" w:cs="Arial" w:eastAsia="Arial" w:hAnsi="Arial"/>
@@ -12512,7 +12512,7 @@
               <w:spacing w:after="10" w:before="0"/>
               <w:ind w:left="120"/>
             </w:pPr>
-            <w:hyperlink w:history="1" r:id="rIdcwu3fsonvmojlhhk_5vjo">
+            <w:hyperlink w:history="1" r:id="rIdzf9r5imxgcez2zwfgojyt">
               <w:r>
                 <w:rPr>
                   <w:rFonts w:ascii="Arial" w:cs="Arial" w:eastAsia="Arial" w:hAnsi="Arial"/>
@@ -12707,7 +12707,7 @@
             <w:pPr>
               <w:spacing w:after="20" w:before="0"/>
             </w:pPr>
-            <w:hyperlink w:history="1" r:id="rIdirnhyk0bl8mog4l_d8qew">
+            <w:hyperlink w:history="1" r:id="rIdlmgqoquqgvt3pwwbrmuaw">
               <w:r>
                 <w:rPr>
                   <w:rFonts w:ascii="Arial" w:cs="Arial" w:eastAsia="Arial" w:hAnsi="Arial"/>
@@ -12740,7 +12740,7 @@
               <w:spacing w:after="10" w:before="0"/>
               <w:ind w:left="120"/>
             </w:pPr>
-            <w:hyperlink w:history="1" r:id="rIdduajjaoals_9ollrda1ij">
+            <w:hyperlink w:history="1" r:id="rId5w8oxwql7mcrqdrrnemjh">
               <w:r>
                 <w:rPr>
                   <w:rFonts w:ascii="Arial" w:cs="Arial" w:eastAsia="Arial" w:hAnsi="Arial"/>
@@ -12785,7 +12785,7 @@
             <w:pPr>
               <w:spacing w:after="20" w:before="0"/>
             </w:pPr>
-            <w:hyperlink w:history="1" r:id="rIdl5lkllszpr6dy9devmry4">
+            <w:hyperlink w:history="1" r:id="rId6sbo7ol_jbjwqwzv2ml2d">
               <w:r>
                 <w:rPr>
                   <w:rFonts w:ascii="Arial" w:cs="Arial" w:eastAsia="Arial" w:hAnsi="Arial"/>
@@ -12818,7 +12818,7 @@
               <w:spacing w:after="10" w:before="0"/>
               <w:ind w:left="120"/>
             </w:pPr>
-            <w:hyperlink w:history="1" r:id="rIdd2rmbukcbncgnbh2u2s-z">
+            <w:hyperlink w:history="1" r:id="rIdcm0i8e0xuozpkudkxh43w">
               <w:r>
                 <w:rPr>
                   <w:rFonts w:ascii="Arial" w:cs="Arial" w:eastAsia="Arial" w:hAnsi="Arial"/>
@@ -13013,7 +13013,7 @@
             <w:pPr>
               <w:spacing w:after="20" w:before="0"/>
             </w:pPr>
-            <w:hyperlink w:history="1" r:id="rIdye7sjygbd62pccvqy-93l">
+            <w:hyperlink w:history="1" r:id="rIdxnlfzewr6l14xphmrxkrk">
               <w:r>
                 <w:rPr>
                   <w:rFonts w:ascii="Arial" w:cs="Arial" w:eastAsia="Arial" w:hAnsi="Arial"/>
@@ -13046,7 +13046,7 @@
               <w:spacing w:after="10" w:before="0"/>
               <w:ind w:left="120"/>
             </w:pPr>
-            <w:hyperlink w:history="1" r:id="rIdl8d3g3rkiyamy-emefx81">
+            <w:hyperlink w:history="1" r:id="rId_rlpshzzde5-mcjzsdqas">
               <w:r>
                 <w:rPr>
                   <w:rFonts w:ascii="Arial" w:cs="Arial" w:eastAsia="Arial" w:hAnsi="Arial"/>
@@ -13091,7 +13091,7 @@
             <w:pPr>
               <w:spacing w:after="20" w:before="0"/>
             </w:pPr>
-            <w:hyperlink w:history="1" r:id="rIdvjgv7k2kuqtle_r0fvnbx">
+            <w:hyperlink w:history="1" r:id="rId-1gqfujtog0znifam4tu9">
               <w:r>
                 <w:rPr>
                   <w:rFonts w:ascii="Arial" w:cs="Arial" w:eastAsia="Arial" w:hAnsi="Arial"/>
@@ -13124,7 +13124,7 @@
               <w:spacing w:after="10" w:before="0"/>
               <w:ind w:left="120"/>
             </w:pPr>
-            <w:hyperlink w:history="1" r:id="rIdepcz_t2gzkv6p1g7yhpt8">
+            <w:hyperlink w:history="1" r:id="rIdbcububopmfdz7hzehxjsq">
               <w:r>
                 <w:rPr>
                   <w:rFonts w:ascii="Arial" w:cs="Arial" w:eastAsia="Arial" w:hAnsi="Arial"/>
@@ -14611,7 +14611,7 @@
             <w:pPr>
               <w:spacing w:after="20" w:before="0"/>
             </w:pPr>
-            <w:hyperlink w:history="1" r:id="rId3q-1qvzkoywymgfj64ih3">
+            <w:hyperlink w:history="1" r:id="rIddbe8spml7dbsffvwa12ze">
               <w:r>
                 <w:rPr>
                   <w:rFonts w:ascii="Arial" w:cs="Arial" w:eastAsia="Arial" w:hAnsi="Arial"/>
@@ -14644,7 +14644,7 @@
               <w:spacing w:after="10" w:before="0"/>
               <w:ind w:left="120"/>
             </w:pPr>
-            <w:hyperlink w:history="1" r:id="rIdao-kqyocedp4-f04x3nj5">
+            <w:hyperlink w:history="1" r:id="rId6zpcqzwsgluqs0aqibbne">
               <w:r>
                 <w:rPr>
                   <w:rFonts w:ascii="Arial" w:cs="Arial" w:eastAsia="Arial" w:hAnsi="Arial"/>
@@ -14689,7 +14689,7 @@
             <w:pPr>
               <w:spacing w:after="20" w:before="0"/>
             </w:pPr>
-            <w:hyperlink w:history="1" r:id="rId4gbjcmw7tvtih4j_ivdcq">
+            <w:hyperlink w:history="1" r:id="rIdzrxumnga73eesmxqgu5yw">
               <w:r>
                 <w:rPr>
                   <w:rFonts w:ascii="Arial" w:cs="Arial" w:eastAsia="Arial" w:hAnsi="Arial"/>
@@ -14722,7 +14722,7 @@
               <w:spacing w:after="10" w:before="0"/>
               <w:ind w:left="120"/>
             </w:pPr>
-            <w:hyperlink w:history="1" r:id="rIdbbidmyxs26dnyat0hjkfj">
+            <w:hyperlink w:history="1" r:id="rIdxwqsciqor93cfxf9kxehx">
               <w:r>
                 <w:rPr>
                   <w:rFonts w:ascii="Arial" w:cs="Arial" w:eastAsia="Arial" w:hAnsi="Arial"/>
@@ -14917,7 +14917,7 @@
             <w:pPr>
               <w:spacing w:after="20" w:before="0"/>
             </w:pPr>
-            <w:hyperlink w:history="1" r:id="rIdsp5cumqgayy5cw5lwkoip">
+            <w:hyperlink w:history="1" r:id="rId6rxqwmv4eke52_kcmjylm">
               <w:r>
                 <w:rPr>
                   <w:rFonts w:ascii="Arial" w:cs="Arial" w:eastAsia="Arial" w:hAnsi="Arial"/>
@@ -14950,7 +14950,7 @@
               <w:spacing w:after="10" w:before="0"/>
               <w:ind w:left="120"/>
             </w:pPr>
-            <w:hyperlink w:history="1" r:id="rIddzizvrbyu8fp3jhwuihrb">
+            <w:hyperlink w:history="1" r:id="rIdm811zxccinkkr7bdgykei">
               <w:r>
                 <w:rPr>
                   <w:rFonts w:ascii="Arial" w:cs="Arial" w:eastAsia="Arial" w:hAnsi="Arial"/>
@@ -14995,7 +14995,7 @@
             <w:pPr>
               <w:spacing w:after="20" w:before="0"/>
             </w:pPr>
-            <w:hyperlink w:history="1" r:id="rId5yixr1czaaeadldqz49nq">
+            <w:hyperlink w:history="1" r:id="rIdblddggav5demlxvtnwbau">
               <w:r>
                 <w:rPr>
                   <w:rFonts w:ascii="Arial" w:cs="Arial" w:eastAsia="Arial" w:hAnsi="Arial"/>
@@ -15028,7 +15028,7 @@
               <w:spacing w:after="10" w:before="0"/>
               <w:ind w:left="120"/>
             </w:pPr>
-            <w:hyperlink w:history="1" r:id="rId4brhqm4bhtqnukya-wv4s">
+            <w:hyperlink w:history="1" r:id="rIdib6nv78aavunwi-l5tqkt">
               <w:r>
                 <w:rPr>
                   <w:rFonts w:ascii="Arial" w:cs="Arial" w:eastAsia="Arial" w:hAnsi="Arial"/>
@@ -15223,7 +15223,7 @@
             <w:pPr>
               <w:spacing w:after="20" w:before="0"/>
             </w:pPr>
-            <w:hyperlink w:history="1" r:id="rIdklipcy801ixsaommw9sci">
+            <w:hyperlink w:history="1" r:id="rIdnuh-xlfo6s464ezqxhcl9">
               <w:r>
                 <w:rPr>
                   <w:rFonts w:ascii="Arial" w:cs="Arial" w:eastAsia="Arial" w:hAnsi="Arial"/>
@@ -15256,7 +15256,7 @@
               <w:spacing w:after="10" w:before="0"/>
               <w:ind w:left="120"/>
             </w:pPr>
-            <w:hyperlink w:history="1" r:id="rIdyugdcxcevaneuwkmbknot">
+            <w:hyperlink w:history="1" r:id="rId004n3hosdfreeibrfzxsw">
               <w:r>
                 <w:rPr>
                   <w:rFonts w:ascii="Arial" w:cs="Arial" w:eastAsia="Arial" w:hAnsi="Arial"/>
@@ -15301,7 +15301,7 @@
             <w:pPr>
               <w:spacing w:after="20" w:before="0"/>
             </w:pPr>
-            <w:hyperlink w:history="1" r:id="rIdnafuf9-yixk2iwsz2bjce">
+            <w:hyperlink w:history="1" r:id="rIdvrrv-cqprld5pc234psq5">
               <w:r>
                 <w:rPr>
                   <w:rFonts w:ascii="Arial" w:cs="Arial" w:eastAsia="Arial" w:hAnsi="Arial"/>
@@ -15334,7 +15334,7 @@
               <w:spacing w:after="10" w:before="0"/>
               <w:ind w:left="120"/>
             </w:pPr>
-            <w:hyperlink w:history="1" r:id="rId1fsn747gmeyf51pnvckvh">
+            <w:hyperlink w:history="1" r:id="rIdam0haa-y7a6eriecedv8u">
               <w:r>
                 <w:rPr>
                   <w:rFonts w:ascii="Arial" w:cs="Arial" w:eastAsia="Arial" w:hAnsi="Arial"/>
@@ -15529,7 +15529,7 @@
             <w:pPr>
               <w:spacing w:after="20" w:before="0"/>
             </w:pPr>
-            <w:hyperlink w:history="1" r:id="rIdvhk4krpb84sngtaomha8o">
+            <w:hyperlink w:history="1" r:id="rId-igjegafqqswg6kvbbj1f">
               <w:r>
                 <w:rPr>
                   <w:rFonts w:ascii="Arial" w:cs="Arial" w:eastAsia="Arial" w:hAnsi="Arial"/>
@@ -15562,7 +15562,7 @@
               <w:spacing w:after="10" w:before="0"/>
               <w:ind w:left="120"/>
             </w:pPr>
-            <w:hyperlink w:history="1" r:id="rId6yiopgg62gr8ijm21br7b">
+            <w:hyperlink w:history="1" r:id="rIdtoeibfc1u5sye_djhdot4">
               <w:r>
                 <w:rPr>
                   <w:rFonts w:ascii="Arial" w:cs="Arial" w:eastAsia="Arial" w:hAnsi="Arial"/>
@@ -15607,7 +15607,7 @@
             <w:pPr>
               <w:spacing w:after="20" w:before="0"/>
             </w:pPr>
-            <w:hyperlink w:history="1" r:id="rIdjoaoevhdhjxtgv4dxe1aa">
+            <w:hyperlink w:history="1" r:id="rId2d76sqgbsj_fhk0aasrfu">
               <w:r>
                 <w:rPr>
                   <w:rFonts w:ascii="Arial" w:cs="Arial" w:eastAsia="Arial" w:hAnsi="Arial"/>
@@ -15640,7 +15640,7 @@
               <w:spacing w:after="10" w:before="0"/>
               <w:ind w:left="120"/>
             </w:pPr>
-            <w:hyperlink w:history="1" r:id="rIda_hmabkv73140r7y6aymu">
+            <w:hyperlink w:history="1" r:id="rIdakwpnrqcq9hkjrhehc3a_">
               <w:r>
                 <w:rPr>
                   <w:rFonts w:ascii="Arial" w:cs="Arial" w:eastAsia="Arial" w:hAnsi="Arial"/>
@@ -15835,7 +15835,7 @@
             <w:pPr>
               <w:spacing w:after="20" w:before="0"/>
             </w:pPr>
-            <w:hyperlink w:history="1" r:id="rIdc8md_3etxceflkdfpdpnr">
+            <w:hyperlink w:history="1" r:id="rId2lw66ratwm108h2bxqizi">
               <w:r>
                 <w:rPr>
                   <w:rFonts w:ascii="Arial" w:cs="Arial" w:eastAsia="Arial" w:hAnsi="Arial"/>
@@ -15868,7 +15868,7 @@
               <w:spacing w:after="10" w:before="0"/>
               <w:ind w:left="120"/>
             </w:pPr>
-            <w:hyperlink w:history="1" r:id="rIdvasrhdirwvrmn7vzfocg8">
+            <w:hyperlink w:history="1" r:id="rId535kvnxluztfkcq_-z_n7">
               <w:r>
                 <w:rPr>
                   <w:rFonts w:ascii="Arial" w:cs="Arial" w:eastAsia="Arial" w:hAnsi="Arial"/>
@@ -15913,7 +15913,7 @@
             <w:pPr>
               <w:spacing w:after="20" w:before="0"/>
             </w:pPr>
-            <w:hyperlink w:history="1" r:id="rIdercvmm-bmkk5fwks4zjyh">
+            <w:hyperlink w:history="1" r:id="rIdm0hjiuddabe_defxhnw9e">
               <w:r>
                 <w:rPr>
                   <w:rFonts w:ascii="Arial" w:cs="Arial" w:eastAsia="Arial" w:hAnsi="Arial"/>
@@ -15946,7 +15946,7 @@
               <w:spacing w:after="10" w:before="0"/>
               <w:ind w:left="120"/>
             </w:pPr>
-            <w:hyperlink w:history="1" r:id="rIdexwrvkvshnnnl7aikrtxc">
+            <w:hyperlink w:history="1" r:id="rIddv_z5lai3rur9cszrfxzm">
               <w:r>
                 <w:rPr>
                   <w:rFonts w:ascii="Arial" w:cs="Arial" w:eastAsia="Arial" w:hAnsi="Arial"/>
@@ -17528,7 +17528,7 @@
             <w:pPr>
               <w:spacing w:after="20" w:before="0"/>
             </w:pPr>
-            <w:hyperlink w:history="1" r:id="rIdiflcual-jurzpjcsrgcrh">
+            <w:hyperlink w:history="1" r:id="rIdzgpgrvmolmybvxtrktvk1">
               <w:r>
                 <w:rPr>
                   <w:rFonts w:ascii="Arial" w:cs="Arial" w:eastAsia="Arial" w:hAnsi="Arial"/>
@@ -17561,7 +17561,7 @@
               <w:spacing w:after="10" w:before="0"/>
               <w:ind w:left="120"/>
             </w:pPr>
-            <w:hyperlink w:history="1" r:id="rId76ryr16h2jmeszmdapypw">
+            <w:hyperlink w:history="1" r:id="rIdardqoej9cp03hss6jnycf">
               <w:r>
                 <w:rPr>
                   <w:rFonts w:ascii="Arial" w:cs="Arial" w:eastAsia="Arial" w:hAnsi="Arial"/>
@@ -17606,7 +17606,7 @@
             <w:pPr>
               <w:spacing w:after="20" w:before="0"/>
             </w:pPr>
-            <w:hyperlink w:history="1" r:id="rIdn4rny3-qqo-t_vvwqsnbp">
+            <w:hyperlink w:history="1" r:id="rIdu1oj1fslazkdjllhtgdli">
               <w:r>
                 <w:rPr>
                   <w:rFonts w:ascii="Arial" w:cs="Arial" w:eastAsia="Arial" w:hAnsi="Arial"/>
@@ -17639,7 +17639,7 @@
               <w:spacing w:after="10" w:before="0"/>
               <w:ind w:left="120"/>
             </w:pPr>
-            <w:hyperlink w:history="1" r:id="rId40ezumx5ib8itvbupb23j">
+            <w:hyperlink w:history="1" r:id="rIdpi_exiemvcd933ukmtlxi">
               <w:r>
                 <w:rPr>
                   <w:rFonts w:ascii="Arial" w:cs="Arial" w:eastAsia="Arial" w:hAnsi="Arial"/>
@@ -17834,7 +17834,7 @@
             <w:pPr>
               <w:spacing w:after="20" w:before="0"/>
             </w:pPr>
-            <w:hyperlink w:history="1" r:id="rIdhnlloyyuimatg3hxnxg4p">
+            <w:hyperlink w:history="1" r:id="rId1jn1kn6x5mjzq9eyv-kjp">
               <w:r>
                 <w:rPr>
                   <w:rFonts w:ascii="Arial" w:cs="Arial" w:eastAsia="Arial" w:hAnsi="Arial"/>
@@ -17867,7 +17867,7 @@
               <w:spacing w:after="10" w:before="0"/>
               <w:ind w:left="120"/>
             </w:pPr>
-            <w:hyperlink w:history="1" r:id="rIdlunwtombguldhefnbefun">
+            <w:hyperlink w:history="1" r:id="rId2ugxb5lrwzxyh8dttwpp5">
               <w:r>
                 <w:rPr>
                   <w:rFonts w:ascii="Arial" w:cs="Arial" w:eastAsia="Arial" w:hAnsi="Arial"/>
@@ -17912,7 +17912,7 @@
             <w:pPr>
               <w:spacing w:after="20" w:before="0"/>
             </w:pPr>
-            <w:hyperlink w:history="1" r:id="rIdbsy-jeec-tbi6r9jyzydw">
+            <w:hyperlink w:history="1" r:id="rId8gqltx0jqm3ylccrnbv9r">
               <w:r>
                 <w:rPr>
                   <w:rFonts w:ascii="Arial" w:cs="Arial" w:eastAsia="Arial" w:hAnsi="Arial"/>
@@ -17945,7 +17945,7 @@
               <w:spacing w:after="10" w:before="0"/>
               <w:ind w:left="120"/>
             </w:pPr>
-            <w:hyperlink w:history="1" r:id="rIdwbgfuut_wh5zsug4go_ff">
+            <w:hyperlink w:history="1" r:id="rIdj4zm0fj-mskvhrpcpbypm">
               <w:r>
                 <w:rPr>
                   <w:rFonts w:ascii="Arial" w:cs="Arial" w:eastAsia="Arial" w:hAnsi="Arial"/>
@@ -18406,7 +18406,7 @@
             <w:pPr>
               <w:spacing w:after="20" w:before="0"/>
             </w:pPr>
-            <w:hyperlink w:history="1" r:id="rIdumq4r5ue7tyo6ok6pdvem">
+            <w:hyperlink w:history="1" r:id="rIdxi1xpcylmjwkzxod66m1f">
               <w:r>
                 <w:rPr>
                   <w:rFonts w:ascii="Arial" w:cs="Arial" w:eastAsia="Arial" w:hAnsi="Arial"/>
@@ -18439,7 +18439,7 @@
               <w:spacing w:after="10" w:before="0"/>
               <w:ind w:left="120"/>
             </w:pPr>
-            <w:hyperlink w:history="1" r:id="rIdgu54udzgtto7kklwfsszj">
+            <w:hyperlink w:history="1" r:id="rIddjrm1q5kybkt-bhg4w_ip">
               <w:r>
                 <w:rPr>
                   <w:rFonts w:ascii="Arial" w:cs="Arial" w:eastAsia="Arial" w:hAnsi="Arial"/>
@@ -18484,7 +18484,7 @@
             <w:pPr>
               <w:spacing w:after="20" w:before="0"/>
             </w:pPr>
-            <w:hyperlink w:history="1" r:id="rIdnwvfidkabbpnb6luuq22i">
+            <w:hyperlink w:history="1" r:id="rId0ck2notm3i_csfw-u9tnj">
               <w:r>
                 <w:rPr>
                   <w:rFonts w:ascii="Arial" w:cs="Arial" w:eastAsia="Arial" w:hAnsi="Arial"/>
@@ -18517,7 +18517,7 @@
               <w:spacing w:after="10" w:before="0"/>
               <w:ind w:left="120"/>
             </w:pPr>
-            <w:hyperlink w:history="1" r:id="rIdpmhcngg0-fe0zcd3drr19">
+            <w:hyperlink w:history="1" r:id="rIdxkbtkrexdnz7m8kgx0dnc">
               <w:r>
                 <w:rPr>
                   <w:rFonts w:ascii="Arial" w:cs="Arial" w:eastAsia="Arial" w:hAnsi="Arial"/>
@@ -18902,7 +18902,7 @@
             <w:pPr>
               <w:spacing w:after="20" w:before="0"/>
             </w:pPr>
-            <w:hyperlink w:history="1" r:id="rIdbdblv5dcoahfd76wl6f5y">
+            <w:hyperlink w:history="1" r:id="rIdbhrozc4un4xikui_pkyne">
               <w:r>
                 <w:rPr>
                   <w:rFonts w:ascii="Arial" w:cs="Arial" w:eastAsia="Arial" w:hAnsi="Arial"/>
@@ -18935,7 +18935,7 @@
               <w:spacing w:after="10" w:before="0"/>
               <w:ind w:left="120"/>
             </w:pPr>
-            <w:hyperlink w:history="1" r:id="rIdvy3vraftyply4bhz8w8za">
+            <w:hyperlink w:history="1" r:id="rIdyi-zblwavdsgc0qoas266">
               <w:r>
                 <w:rPr>
                   <w:rFonts w:ascii="Arial" w:cs="Arial" w:eastAsia="Arial" w:hAnsi="Arial"/>
@@ -18980,7 +18980,7 @@
             <w:pPr>
               <w:spacing w:after="20" w:before="0"/>
             </w:pPr>
-            <w:hyperlink w:history="1" r:id="rIdvg9fg9mvvcekpyrwlvrof">
+            <w:hyperlink w:history="1" r:id="rIdvn09gnmi_f3gazakq5xdm">
               <w:r>
                 <w:rPr>
                   <w:rFonts w:ascii="Arial" w:cs="Arial" w:eastAsia="Arial" w:hAnsi="Arial"/>
@@ -19013,7 +19013,7 @@
               <w:spacing w:after="10" w:before="0"/>
               <w:ind w:left="120"/>
             </w:pPr>
-            <w:hyperlink w:history="1" r:id="rIdgmfqptlbmomeorqddphs9">
+            <w:hyperlink w:history="1" r:id="rIdjolwd-upeac7f_qtyd5uy">
               <w:r>
                 <w:rPr>
                   <w:rFonts w:ascii="Arial" w:cs="Arial" w:eastAsia="Arial" w:hAnsi="Arial"/>
@@ -19284,7 +19284,7 @@
             <w:pPr>
               <w:spacing w:after="20" w:before="0"/>
             </w:pPr>
-            <w:hyperlink w:history="1" r:id="rIdbfqngs6drukyxmveehihu">
+            <w:hyperlink w:history="1" r:id="rIdgdabzrwide0tv5w6xaafu">
               <w:r>
                 <w:rPr>
                   <w:rFonts w:ascii="Arial" w:cs="Arial" w:eastAsia="Arial" w:hAnsi="Arial"/>
@@ -19317,7 +19317,7 @@
               <w:spacing w:after="10" w:before="0"/>
               <w:ind w:left="120"/>
             </w:pPr>
-            <w:hyperlink w:history="1" r:id="rIdjym_tnbbad3uq2xy3qlsh">
+            <w:hyperlink w:history="1" r:id="rIdhtqgxqeu4rf9ltzmzz5el">
               <w:r>
                 <w:rPr>
                   <w:rFonts w:ascii="Arial" w:cs="Arial" w:eastAsia="Arial" w:hAnsi="Arial"/>
@@ -19362,7 +19362,7 @@
             <w:pPr>
               <w:spacing w:after="20" w:before="0"/>
             </w:pPr>
-            <w:hyperlink w:history="1" r:id="rIdwsyk8o-ns_0-po-fakpqg">
+            <w:hyperlink w:history="1" r:id="rId4kjit3ygw6yszng7xjnbw">
               <w:r>
                 <w:rPr>
                   <w:rFonts w:ascii="Arial" w:cs="Arial" w:eastAsia="Arial" w:hAnsi="Arial"/>
@@ -19395,7 +19395,7 @@
               <w:spacing w:after="10" w:before="0"/>
               <w:ind w:left="120"/>
             </w:pPr>
-            <w:hyperlink w:history="1" r:id="rIdx8algihc5t3c96cpzkohg">
+            <w:hyperlink w:history="1" r:id="rIdmzlvvgxhmqrykkt_buh6r">
               <w:r>
                 <w:rPr>
                   <w:rFonts w:ascii="Arial" w:cs="Arial" w:eastAsia="Arial" w:hAnsi="Arial"/>
@@ -21167,7 +21167,7 @@
             <w:pPr>
               <w:spacing w:after="20" w:before="0"/>
             </w:pPr>
-            <w:hyperlink w:history="1" r:id="rIdo9qpadkuusnzz2lhqhrnf">
+            <w:hyperlink w:history="1" r:id="rIdmphb58emiknccz_ukiuja">
               <w:r>
                 <w:rPr>
                   <w:rFonts w:ascii="Arial" w:cs="Arial" w:eastAsia="Arial" w:hAnsi="Arial"/>
@@ -21200,7 +21200,7 @@
               <w:spacing w:after="10" w:before="0"/>
               <w:ind w:left="120"/>
             </w:pPr>
-            <w:hyperlink w:history="1" r:id="rIdofnw4s-pjzeixoh3djyzo">
+            <w:hyperlink w:history="1" r:id="rId_hxqotwr9b0ryvfnw5wq6">
               <w:r>
                 <w:rPr>
                   <w:rFonts w:ascii="Arial" w:cs="Arial" w:eastAsia="Arial" w:hAnsi="Arial"/>
@@ -21245,7 +21245,7 @@
             <w:pPr>
               <w:spacing w:after="20" w:before="0"/>
             </w:pPr>
-            <w:hyperlink w:history="1" r:id="rIdt7nloiud1fb1x-k3w_m7y">
+            <w:hyperlink w:history="1" r:id="rIdytibgiqhpopkozs1z99mi">
               <w:r>
                 <w:rPr>
                   <w:rFonts w:ascii="Arial" w:cs="Arial" w:eastAsia="Arial" w:hAnsi="Arial"/>
@@ -21278,7 +21278,7 @@
               <w:spacing w:after="10" w:before="0"/>
               <w:ind w:left="120"/>
             </w:pPr>
-            <w:hyperlink w:history="1" r:id="rIdkuw9eq1rvugchk1hc5hdr">
+            <w:hyperlink w:history="1" r:id="rIdymxnstqr-qh2aw7yji5zu">
               <w:r>
                 <w:rPr>
                   <w:rFonts w:ascii="Arial" w:cs="Arial" w:eastAsia="Arial" w:hAnsi="Arial"/>
@@ -21473,7 +21473,7 @@
             <w:pPr>
               <w:spacing w:after="20" w:before="0"/>
             </w:pPr>
-            <w:hyperlink w:history="1" r:id="rIdn8z8tziw8u201gzg4cywu">
+            <w:hyperlink w:history="1" r:id="rId0u1c9iltnqmjppdesaglp">
               <w:r>
                 <w:rPr>
                   <w:rFonts w:ascii="Arial" w:cs="Arial" w:eastAsia="Arial" w:hAnsi="Arial"/>
@@ -21506,7 +21506,7 @@
               <w:spacing w:after="10" w:before="0"/>
               <w:ind w:left="120"/>
             </w:pPr>
-            <w:hyperlink w:history="1" r:id="rIdd6ocwwqn06pxwbsbydicd">
+            <w:hyperlink w:history="1" r:id="rIdex5kh5ytdjch2rjbvfots">
               <w:r>
                 <w:rPr>
                   <w:rFonts w:ascii="Arial" w:cs="Arial" w:eastAsia="Arial" w:hAnsi="Arial"/>
@@ -21551,7 +21551,7 @@
             <w:pPr>
               <w:spacing w:after="20" w:before="0"/>
             </w:pPr>
-            <w:hyperlink w:history="1" r:id="rId8cugh3mgs3vpgfvl_xafu">
+            <w:hyperlink w:history="1" r:id="rIdg0aa8alwsciaj98ldrlkt">
               <w:r>
                 <w:rPr>
                   <w:rFonts w:ascii="Arial" w:cs="Arial" w:eastAsia="Arial" w:hAnsi="Arial"/>
@@ -21584,7 +21584,7 @@
               <w:spacing w:after="10" w:before="0"/>
               <w:ind w:left="120"/>
             </w:pPr>
-            <w:hyperlink w:history="1" r:id="rIdlzyjjnxlcygbfwe-s11ti">
+            <w:hyperlink w:history="1" r:id="rIdj9afnucne_gncc3kk_rsc">
               <w:r>
                 <w:rPr>
                   <w:rFonts w:ascii="Arial" w:cs="Arial" w:eastAsia="Arial" w:hAnsi="Arial"/>
@@ -21779,7 +21779,7 @@
             <w:pPr>
               <w:spacing w:after="20" w:before="0"/>
             </w:pPr>
-            <w:hyperlink w:history="1" r:id="rId5t58hqhqyp22vwle86xv4">
+            <w:hyperlink w:history="1" r:id="rIdeq8wdvguelzfwcwe1azst">
               <w:r>
                 <w:rPr>
                   <w:rFonts w:ascii="Arial" w:cs="Arial" w:eastAsia="Arial" w:hAnsi="Arial"/>
@@ -21812,7 +21812,7 @@
               <w:spacing w:after="10" w:before="0"/>
               <w:ind w:left="120"/>
             </w:pPr>
-            <w:hyperlink w:history="1" r:id="rIdsuwpabwornq5j4cddztt6">
+            <w:hyperlink w:history="1" r:id="rIdvccfw4tjcus-jxcqcez6l">
               <w:r>
                 <w:rPr>
                   <w:rFonts w:ascii="Arial" w:cs="Arial" w:eastAsia="Arial" w:hAnsi="Arial"/>
@@ -21857,7 +21857,7 @@
             <w:pPr>
               <w:spacing w:after="20" w:before="0"/>
             </w:pPr>
-            <w:hyperlink w:history="1" r:id="rIdq9erpnozpzesei2idkrtc">
+            <w:hyperlink w:history="1" r:id="rIdaqv1zr90cnzoqmjfhm7ti">
               <w:r>
                 <w:rPr>
                   <w:rFonts w:ascii="Arial" w:cs="Arial" w:eastAsia="Arial" w:hAnsi="Arial"/>
@@ -21890,7 +21890,7 @@
               <w:spacing w:after="10" w:before="0"/>
               <w:ind w:left="120"/>
             </w:pPr>
-            <w:hyperlink w:history="1" r:id="rIdk2jb8luvgvws2db6a-set">
+            <w:hyperlink w:history="1" r:id="rId-fsfvbywn-pnvwvhhyqpx">
               <w:r>
                 <w:rPr>
                   <w:rFonts w:ascii="Arial" w:cs="Arial" w:eastAsia="Arial" w:hAnsi="Arial"/>
@@ -22085,7 +22085,7 @@
             <w:pPr>
               <w:spacing w:after="20" w:before="0"/>
             </w:pPr>
-            <w:hyperlink w:history="1" r:id="rIdn4jts9xrhta-lgone5zw_">
+            <w:hyperlink w:history="1" r:id="rIdl3gbuxitknj_h-hmfudga">
               <w:r>
                 <w:rPr>
                   <w:rFonts w:ascii="Arial" w:cs="Arial" w:eastAsia="Arial" w:hAnsi="Arial"/>
@@ -22118,7 +22118,7 @@
               <w:spacing w:after="10" w:before="0"/>
               <w:ind w:left="120"/>
             </w:pPr>
-            <w:hyperlink w:history="1" r:id="rIdvfznszirdthmkjr8hogul">
+            <w:hyperlink w:history="1" r:id="rIdcv70c0g9fsusgfiuninog">
               <w:r>
                 <w:rPr>
                   <w:rFonts w:ascii="Arial" w:cs="Arial" w:eastAsia="Arial" w:hAnsi="Arial"/>
@@ -22163,7 +22163,7 @@
             <w:pPr>
               <w:spacing w:after="20" w:before="0"/>
             </w:pPr>
-            <w:hyperlink w:history="1" r:id="rIdpmmpptufpxgqjqhgdvkzz">
+            <w:hyperlink w:history="1" r:id="rIdl9kidx6uzaaph_vgyxqva">
               <w:r>
                 <w:rPr>
                   <w:rFonts w:ascii="Arial" w:cs="Arial" w:eastAsia="Arial" w:hAnsi="Arial"/>
@@ -22196,7 +22196,7 @@
               <w:spacing w:after="10" w:before="0"/>
               <w:ind w:left="120"/>
             </w:pPr>
-            <w:hyperlink w:history="1" r:id="rIdoucbs9l-8gwt-dhv-tnb0">
+            <w:hyperlink w:history="1" r:id="rIdvku0navg1ebajqcjd7klh">
               <w:r>
                 <w:rPr>
                   <w:rFonts w:ascii="Arial" w:cs="Arial" w:eastAsia="Arial" w:hAnsi="Arial"/>
@@ -22391,7 +22391,7 @@
             <w:pPr>
               <w:spacing w:after="20" w:before="0"/>
             </w:pPr>
-            <w:hyperlink w:history="1" r:id="rIdr8xfmeax7maadgt8gwwjo">
+            <w:hyperlink w:history="1" r:id="rId-h3cq1sbscfuguvblx2lr">
               <w:r>
                 <w:rPr>
                   <w:rFonts w:ascii="Arial" w:cs="Arial" w:eastAsia="Arial" w:hAnsi="Arial"/>
@@ -22424,7 +22424,7 @@
               <w:spacing w:after="10" w:before="0"/>
               <w:ind w:left="120"/>
             </w:pPr>
-            <w:hyperlink w:history="1" r:id="rIdb78syrbxvyfnhyr19tk36">
+            <w:hyperlink w:history="1" r:id="rIdlh9fgjr1rlvrsnyivb5hp">
               <w:r>
                 <w:rPr>
                   <w:rFonts w:ascii="Arial" w:cs="Arial" w:eastAsia="Arial" w:hAnsi="Arial"/>
@@ -22469,7 +22469,7 @@
             <w:pPr>
               <w:spacing w:after="20" w:before="0"/>
             </w:pPr>
-            <w:hyperlink w:history="1" r:id="rId3a1x37hliafafajk_wpim">
+            <w:hyperlink w:history="1" r:id="rIdzj9giztt6wwfie2xpdi08">
               <w:r>
                 <w:rPr>
                   <w:rFonts w:ascii="Arial" w:cs="Arial" w:eastAsia="Arial" w:hAnsi="Arial"/>
@@ -22502,7 +22502,7 @@
               <w:spacing w:after="10" w:before="0"/>
               <w:ind w:left="120"/>
             </w:pPr>
-            <w:hyperlink w:history="1" r:id="rIdso13tn4njthjql1uhk4pk">
+            <w:hyperlink w:history="1" r:id="rIdjej_mpac3phd531kqkxob">
               <w:r>
                 <w:rPr>
                   <w:rFonts w:ascii="Arial" w:cs="Arial" w:eastAsia="Arial" w:hAnsi="Arial"/>
@@ -23989,7 +23989,7 @@
             <w:pPr>
               <w:spacing w:after="20" w:before="0"/>
             </w:pPr>
-            <w:hyperlink w:history="1" r:id="rIdl8vlxp2pf_2zx2bemoz4j">
+            <w:hyperlink w:history="1" r:id="rIdxkxred9kswbytjphfepys">
               <w:r>
                 <w:rPr>
                   <w:rFonts w:ascii="Arial" w:cs="Arial" w:eastAsia="Arial" w:hAnsi="Arial"/>
@@ -24022,7 +24022,7 @@
               <w:spacing w:after="10" w:before="0"/>
               <w:ind w:left="120"/>
             </w:pPr>
-            <w:hyperlink w:history="1" r:id="rId3r4ywswhnx6dyrbc3-pv-">
+            <w:hyperlink w:history="1" r:id="rId-vphmwkxbtyvnpylwexiy">
               <w:r>
                 <w:rPr>
                   <w:rFonts w:ascii="Arial" w:cs="Arial" w:eastAsia="Arial" w:hAnsi="Arial"/>
@@ -24067,7 +24067,7 @@
             <w:pPr>
               <w:spacing w:after="20" w:before="0"/>
             </w:pPr>
-            <w:hyperlink w:history="1" r:id="rIdqwpo6i8qbuedfc2bv4pfs">
+            <w:hyperlink w:history="1" r:id="rIdmn7pe_eydx-szkqn15gl7">
               <w:r>
                 <w:rPr>
                   <w:rFonts w:ascii="Arial" w:cs="Arial" w:eastAsia="Arial" w:hAnsi="Arial"/>
@@ -24100,7 +24100,7 @@
               <w:spacing w:after="10" w:before="0"/>
               <w:ind w:left="120"/>
             </w:pPr>
-            <w:hyperlink w:history="1" r:id="rIdocgkvu1i4agwhxr3fagfx">
+            <w:hyperlink w:history="1" r:id="rIdolwzpwtqpgjdpgojkykf7">
               <w:r>
                 <w:rPr>
                   <w:rFonts w:ascii="Arial" w:cs="Arial" w:eastAsia="Arial" w:hAnsi="Arial"/>
@@ -24295,7 +24295,7 @@
             <w:pPr>
               <w:spacing w:after="20" w:before="0"/>
             </w:pPr>
-            <w:hyperlink w:history="1" r:id="rIdcy5oklnxmpj4prm4ed5h1">
+            <w:hyperlink w:history="1" r:id="rIdtu7qtvfwsm-mhvh62rflf">
               <w:r>
                 <w:rPr>
                   <w:rFonts w:ascii="Arial" w:cs="Arial" w:eastAsia="Arial" w:hAnsi="Arial"/>
@@ -24328,7 +24328,7 @@
               <w:spacing w:after="10" w:before="0"/>
               <w:ind w:left="120"/>
             </w:pPr>
-            <w:hyperlink w:history="1" r:id="rIdzervmfm1cbd2edm4gvt_p">
+            <w:hyperlink w:history="1" r:id="rIdgai-okbxzynwlzpw7el09">
               <w:r>
                 <w:rPr>
                   <w:rFonts w:ascii="Arial" w:cs="Arial" w:eastAsia="Arial" w:hAnsi="Arial"/>
@@ -24373,7 +24373,7 @@
             <w:pPr>
               <w:spacing w:after="20" w:before="0"/>
             </w:pPr>
-            <w:hyperlink w:history="1" r:id="rIdpn1wizu6zyzhqf1ctvob8">
+            <w:hyperlink w:history="1" r:id="rIddr4gntbit0obnm64vznbg">
               <w:r>
                 <w:rPr>
                   <w:rFonts w:ascii="Arial" w:cs="Arial" w:eastAsia="Arial" w:hAnsi="Arial"/>
@@ -24406,7 +24406,7 @@
               <w:spacing w:after="10" w:before="0"/>
               <w:ind w:left="120"/>
             </w:pPr>
-            <w:hyperlink w:history="1" r:id="rId3wpjcftz6nqe8i0xe5fqp">
+            <w:hyperlink w:history="1" r:id="rId1ozy6q_jdpidwyh0dbj51">
               <w:r>
                 <w:rPr>
                   <w:rFonts w:ascii="Arial" w:cs="Arial" w:eastAsia="Arial" w:hAnsi="Arial"/>
@@ -24601,7 +24601,7 @@
             <w:pPr>
               <w:spacing w:after="20" w:before="0"/>
             </w:pPr>
-            <w:hyperlink w:history="1" r:id="rId-syhgtsx7s4o4hrq1chdj">
+            <w:hyperlink w:history="1" r:id="rIdwtz_6wswhdnbdpbisknn3">
               <w:r>
                 <w:rPr>
                   <w:rFonts w:ascii="Arial" w:cs="Arial" w:eastAsia="Arial" w:hAnsi="Arial"/>
@@ -24634,7 +24634,7 @@
               <w:spacing w:after="10" w:before="0"/>
               <w:ind w:left="120"/>
             </w:pPr>
-            <w:hyperlink w:history="1" r:id="rIdqrg6scdnnewky56lklpfy">
+            <w:hyperlink w:history="1" r:id="rIdzjah5b4xnysa8rpmsofdu">
               <w:r>
                 <w:rPr>
                   <w:rFonts w:ascii="Arial" w:cs="Arial" w:eastAsia="Arial" w:hAnsi="Arial"/>
@@ -24679,7 +24679,7 @@
             <w:pPr>
               <w:spacing w:after="20" w:before="0"/>
             </w:pPr>
-            <w:hyperlink w:history="1" r:id="rIdarpnqozgvsvz1vj0sx2yr">
+            <w:hyperlink w:history="1" r:id="rIdool2h8qxxjizkqgocabo8">
               <w:r>
                 <w:rPr>
                   <w:rFonts w:ascii="Arial" w:cs="Arial" w:eastAsia="Arial" w:hAnsi="Arial"/>
@@ -24712,7 +24712,7 @@
               <w:spacing w:after="10" w:before="0"/>
               <w:ind w:left="120"/>
             </w:pPr>
-            <w:hyperlink w:history="1" r:id="rIdnncf6esexkzwtdujqfl5f">
+            <w:hyperlink w:history="1" r:id="rIdgxcb12jc54c4w6fe9v3gy">
               <w:r>
                 <w:rPr>
                   <w:rFonts w:ascii="Arial" w:cs="Arial" w:eastAsia="Arial" w:hAnsi="Arial"/>
@@ -24907,7 +24907,7 @@
             <w:pPr>
               <w:spacing w:after="20" w:before="0"/>
             </w:pPr>
-            <w:hyperlink w:history="1" r:id="rIdnm2sf6m7p2j0cdb4jyaap">
+            <w:hyperlink w:history="1" r:id="rId612sxfn_11kpwuaomjkfo">
               <w:r>
                 <w:rPr>
                   <w:rFonts w:ascii="Arial" w:cs="Arial" w:eastAsia="Arial" w:hAnsi="Arial"/>
@@ -24940,7 +24940,7 @@
               <w:spacing w:after="10" w:before="0"/>
               <w:ind w:left="120"/>
             </w:pPr>
-            <w:hyperlink w:history="1" r:id="rIddrmkdziihjebc62ctghzk">
+            <w:hyperlink w:history="1" r:id="rIdnk8psaeyqnsin3t9qxdq4">
               <w:r>
                 <w:rPr>
                   <w:rFonts w:ascii="Arial" w:cs="Arial" w:eastAsia="Arial" w:hAnsi="Arial"/>
@@ -24985,7 +24985,7 @@
             <w:pPr>
               <w:spacing w:after="20" w:before="0"/>
             </w:pPr>
-            <w:hyperlink w:history="1" r:id="rIdl4sazzttbfmz5ij1zlyfv">
+            <w:hyperlink w:history="1" r:id="rIdjdlath3bybafalcbf0_ud">
               <w:r>
                 <w:rPr>
                   <w:rFonts w:ascii="Arial" w:cs="Arial" w:eastAsia="Arial" w:hAnsi="Arial"/>
@@ -25018,7 +25018,7 @@
               <w:spacing w:after="10" w:before="0"/>
               <w:ind w:left="120"/>
             </w:pPr>
-            <w:hyperlink w:history="1" r:id="rIdmz8ae1u-tqm2vbxkro38w">
+            <w:hyperlink w:history="1" r:id="rIdzp6vdtnemmazkdb7rls2s">
               <w:r>
                 <w:rPr>
                   <w:rFonts w:ascii="Arial" w:cs="Arial" w:eastAsia="Arial" w:hAnsi="Arial"/>
@@ -25213,7 +25213,7 @@
             <w:pPr>
               <w:spacing w:after="20" w:before="0"/>
             </w:pPr>
-            <w:hyperlink w:history="1" r:id="rIddpxsgkxnub-5bacx4e9nv">
+            <w:hyperlink w:history="1" r:id="rIdujgfng7o4thquegfro8vn">
               <w:r>
                 <w:rPr>
                   <w:rFonts w:ascii="Arial" w:cs="Arial" w:eastAsia="Arial" w:hAnsi="Arial"/>
@@ -25246,7 +25246,7 @@
               <w:spacing w:after="10" w:before="0"/>
               <w:ind w:left="120"/>
             </w:pPr>
-            <w:hyperlink w:history="1" r:id="rIdrskz27h02exon9pj5e_sw">
+            <w:hyperlink w:history="1" r:id="rIdd0mrubrogbnskbx-k8pmy">
               <w:r>
                 <w:rPr>
                   <w:rFonts w:ascii="Arial" w:cs="Arial" w:eastAsia="Arial" w:hAnsi="Arial"/>
@@ -25291,7 +25291,7 @@
             <w:pPr>
               <w:spacing w:after="20" w:before="0"/>
             </w:pPr>
-            <w:hyperlink w:history="1" r:id="rIdwhvlosblbhybzbxplw4lf">
+            <w:hyperlink w:history="1" r:id="rIdxjdvatfut58q3yeau1nxa">
               <w:r>
                 <w:rPr>
                   <w:rFonts w:ascii="Arial" w:cs="Arial" w:eastAsia="Arial" w:hAnsi="Arial"/>
@@ -25324,7 +25324,7 @@
               <w:spacing w:after="10" w:before="0"/>
               <w:ind w:left="120"/>
             </w:pPr>
-            <w:hyperlink w:history="1" r:id="rIdy1arqq1yf6f8rs-pzihc9">
+            <w:hyperlink w:history="1" r:id="rIdiw3wqkwv2qzmr3wo_dcyn">
               <w:r>
                 <w:rPr>
                   <w:rFonts w:ascii="Arial" w:cs="Arial" w:eastAsia="Arial" w:hAnsi="Arial"/>

--- a/data/outputs/v2/Physics/SS1.4_Energy,_Work,_Power_and_Machines/Physics_Energy,_Work,_Power_and_Machines_CBE_LessonSequence.docx
+++ b/data/outputs/v2/Physics/SS1.4_Energy,_Work,_Power_and_Machines/Physics_Energy,_Work,_Power_and_Machines_CBE_LessonSequence.docx
@@ -3323,7 +3323,7 @@
             <w:pPr>
               <w:spacing w:after="20" w:before="0"/>
             </w:pPr>
-            <w:hyperlink w:history="1" r:id="rIdcenbj8uk0izbi-wyklqcn">
+            <w:hyperlink w:history="1" r:id="rIdhkkr-fnwefvvx9objcaty">
               <w:r>
                 <w:rPr>
                   <w:rFonts w:ascii="Arial" w:cs="Arial" w:eastAsia="Arial" w:hAnsi="Arial"/>
@@ -3356,7 +3356,7 @@
               <w:spacing w:after="10" w:before="0"/>
               <w:ind w:left="120"/>
             </w:pPr>
-            <w:hyperlink w:history="1" r:id="rIdgtvnrrprnne0yivd_kwoq">
+            <w:hyperlink w:history="1" r:id="rIdbnseeebjuyvy68tcnom2g">
               <w:r>
                 <w:rPr>
                   <w:rFonts w:ascii="Arial" w:cs="Arial" w:eastAsia="Arial" w:hAnsi="Arial"/>
@@ -3401,7 +3401,7 @@
             <w:pPr>
               <w:spacing w:after="20" w:before="0"/>
             </w:pPr>
-            <w:hyperlink w:history="1" r:id="rIde4emweucmyi7-pwdltaui">
+            <w:hyperlink w:history="1" r:id="rId_mnuzylovxr7ezwzro6ca">
               <w:r>
                 <w:rPr>
                   <w:rFonts w:ascii="Arial" w:cs="Arial" w:eastAsia="Arial" w:hAnsi="Arial"/>
@@ -3434,7 +3434,7 @@
               <w:spacing w:after="10" w:before="0"/>
               <w:ind w:left="120"/>
             </w:pPr>
-            <w:hyperlink w:history="1" r:id="rIdzxnjmvhejpqn9pzggziej">
+            <w:hyperlink w:history="1" r:id="rIdndxht5_pubdy5ixdtp0mn">
               <w:r>
                 <w:rPr>
                   <w:rFonts w:ascii="Arial" w:cs="Arial" w:eastAsia="Arial" w:hAnsi="Arial"/>
@@ -3629,7 +3629,7 @@
             <w:pPr>
               <w:spacing w:after="20" w:before="0"/>
             </w:pPr>
-            <w:hyperlink w:history="1" r:id="rId3cjkcqjdhwm8s47evmac8">
+            <w:hyperlink w:history="1" r:id="rIdlbf_qw5tuffw-edgl1fiu">
               <w:r>
                 <w:rPr>
                   <w:rFonts w:ascii="Arial" w:cs="Arial" w:eastAsia="Arial" w:hAnsi="Arial"/>
@@ -3662,7 +3662,7 @@
               <w:spacing w:after="10" w:before="0"/>
               <w:ind w:left="120"/>
             </w:pPr>
-            <w:hyperlink w:history="1" r:id="rIdjfoaxbtrwrbbnbf8s_rbj">
+            <w:hyperlink w:history="1" r:id="rIdj0hkv8wppuzxtnhzrjahj">
               <w:r>
                 <w:rPr>
                   <w:rFonts w:ascii="Arial" w:cs="Arial" w:eastAsia="Arial" w:hAnsi="Arial"/>
@@ -3707,7 +3707,7 @@
             <w:pPr>
               <w:spacing w:after="20" w:before="0"/>
             </w:pPr>
-            <w:hyperlink w:history="1" r:id="rId5vjf5gobs3zd1wmnqafe-">
+            <w:hyperlink w:history="1" r:id="rIdqioignbztng_4qdhqbjxi">
               <w:r>
                 <w:rPr>
                   <w:rFonts w:ascii="Arial" w:cs="Arial" w:eastAsia="Arial" w:hAnsi="Arial"/>
@@ -3740,7 +3740,7 @@
               <w:spacing w:after="10" w:before="0"/>
               <w:ind w:left="120"/>
             </w:pPr>
-            <w:hyperlink w:history="1" r:id="rIdlu5sk6egteti93myumfzp">
+            <w:hyperlink w:history="1" r:id="rId_vh9vnxtgftu0_yovvifj">
               <w:r>
                 <w:rPr>
                   <w:rFonts w:ascii="Arial" w:cs="Arial" w:eastAsia="Arial" w:hAnsi="Arial"/>
@@ -3935,7 +3935,7 @@
             <w:pPr>
               <w:spacing w:after="20" w:before="0"/>
             </w:pPr>
-            <w:hyperlink w:history="1" r:id="rIdcjmt5ybfjwkgl6qslincr">
+            <w:hyperlink w:history="1" r:id="rId9fublmjurat54fz20qtm4">
               <w:r>
                 <w:rPr>
                   <w:rFonts w:ascii="Arial" w:cs="Arial" w:eastAsia="Arial" w:hAnsi="Arial"/>
@@ -3968,7 +3968,7 @@
               <w:spacing w:after="10" w:before="0"/>
               <w:ind w:left="120"/>
             </w:pPr>
-            <w:hyperlink w:history="1" r:id="rIdxz8r6wsrm8dx45uwvgude">
+            <w:hyperlink w:history="1" r:id="rIdl8uenfj500r3hjbajmuyi">
               <w:r>
                 <w:rPr>
                   <w:rFonts w:ascii="Arial" w:cs="Arial" w:eastAsia="Arial" w:hAnsi="Arial"/>
@@ -4013,7 +4013,7 @@
             <w:pPr>
               <w:spacing w:after="20" w:before="0"/>
             </w:pPr>
-            <w:hyperlink w:history="1" r:id="rId66rai2gs-urufegywjuqu">
+            <w:hyperlink w:history="1" r:id="rIdk8felmfemthaxxhkmjk5v">
               <w:r>
                 <w:rPr>
                   <w:rFonts w:ascii="Arial" w:cs="Arial" w:eastAsia="Arial" w:hAnsi="Arial"/>
@@ -4046,7 +4046,7 @@
               <w:spacing w:after="10" w:before="0"/>
               <w:ind w:left="120"/>
             </w:pPr>
-            <w:hyperlink w:history="1" r:id="rIddurewhtxnnjgxjpdhowhs">
+            <w:hyperlink w:history="1" r:id="rIdj3eekuftfznyi19nwghzm">
               <w:r>
                 <w:rPr>
                   <w:rFonts w:ascii="Arial" w:cs="Arial" w:eastAsia="Arial" w:hAnsi="Arial"/>
@@ -4241,7 +4241,7 @@
             <w:pPr>
               <w:spacing w:after="20" w:before="0"/>
             </w:pPr>
-            <w:hyperlink w:history="1" r:id="rIdcnyjizdjd_g4amdbgkvnl">
+            <w:hyperlink w:history="1" r:id="rIdqyupvbgy9w45tuy28iitf">
               <w:r>
                 <w:rPr>
                   <w:rFonts w:ascii="Arial" w:cs="Arial" w:eastAsia="Arial" w:hAnsi="Arial"/>
@@ -4274,7 +4274,7 @@
               <w:spacing w:after="10" w:before="0"/>
               <w:ind w:left="120"/>
             </w:pPr>
-            <w:hyperlink w:history="1" r:id="rIdhpl9uc1ysqazsimpy1pog">
+            <w:hyperlink w:history="1" r:id="rIdm5xifljrsluh0e-0ewuzu">
               <w:r>
                 <w:rPr>
                   <w:rFonts w:ascii="Arial" w:cs="Arial" w:eastAsia="Arial" w:hAnsi="Arial"/>
@@ -4319,7 +4319,7 @@
             <w:pPr>
               <w:spacing w:after="20" w:before="0"/>
             </w:pPr>
-            <w:hyperlink w:history="1" r:id="rIddjk_jgpprfmmjo1cqwmit">
+            <w:hyperlink w:history="1" r:id="rIdaspdjcx0satd3net62swy">
               <w:r>
                 <w:rPr>
                   <w:rFonts w:ascii="Arial" w:cs="Arial" w:eastAsia="Arial" w:hAnsi="Arial"/>
@@ -4352,7 +4352,7 @@
               <w:spacing w:after="10" w:before="0"/>
               <w:ind w:left="120"/>
             </w:pPr>
-            <w:hyperlink w:history="1" r:id="rIdlt5wg7drmeab7x3sr1yzu">
+            <w:hyperlink w:history="1" r:id="rIdbjaft3yhw8afidjfqmkk4">
               <w:r>
                 <w:rPr>
                   <w:rFonts w:ascii="Arial" w:cs="Arial" w:eastAsia="Arial" w:hAnsi="Arial"/>
@@ -4547,7 +4547,7 @@
             <w:pPr>
               <w:spacing w:after="20" w:before="0"/>
             </w:pPr>
-            <w:hyperlink w:history="1" r:id="rIdrto4h_4raem2cvoyno_2h">
+            <w:hyperlink w:history="1" r:id="rIda19nssbb8q3fcz45qnqgy">
               <w:r>
                 <w:rPr>
                   <w:rFonts w:ascii="Arial" w:cs="Arial" w:eastAsia="Arial" w:hAnsi="Arial"/>
@@ -4580,7 +4580,7 @@
               <w:spacing w:after="10" w:before="0"/>
               <w:ind w:left="120"/>
             </w:pPr>
-            <w:hyperlink w:history="1" r:id="rIddho5anvarqhb9qtfmgdje">
+            <w:hyperlink w:history="1" r:id="rIdsgolql80wect9a3zewzhm">
               <w:r>
                 <w:rPr>
                   <w:rFonts w:ascii="Arial" w:cs="Arial" w:eastAsia="Arial" w:hAnsi="Arial"/>
@@ -4625,7 +4625,7 @@
             <w:pPr>
               <w:spacing w:after="20" w:before="0"/>
             </w:pPr>
-            <w:hyperlink w:history="1" r:id="rIdptlziey2sjudrvlaesza7">
+            <w:hyperlink w:history="1" r:id="rIdv-qvnt3rd2uiob8hfxmlk">
               <w:r>
                 <w:rPr>
                   <w:rFonts w:ascii="Arial" w:cs="Arial" w:eastAsia="Arial" w:hAnsi="Arial"/>
@@ -4658,7 +4658,7 @@
               <w:spacing w:after="10" w:before="0"/>
               <w:ind w:left="120"/>
             </w:pPr>
-            <w:hyperlink w:history="1" r:id="rIdot5dnofwze-bwyrweikle">
+            <w:hyperlink w:history="1" r:id="rIdmo39rtyuex0wqpkcbpgcd">
               <w:r>
                 <w:rPr>
                   <w:rFonts w:ascii="Arial" w:cs="Arial" w:eastAsia="Arial" w:hAnsi="Arial"/>
@@ -6145,7 +6145,7 @@
             <w:pPr>
               <w:spacing w:after="20" w:before="0"/>
             </w:pPr>
-            <w:hyperlink w:history="1" r:id="rIdrxbaitmr1kbzpwcdnfp2r">
+            <w:hyperlink w:history="1" r:id="rIdduvgqzbxz22ji1t--wwmc">
               <w:r>
                 <w:rPr>
                   <w:rFonts w:ascii="Arial" w:cs="Arial" w:eastAsia="Arial" w:hAnsi="Arial"/>
@@ -6178,7 +6178,7 @@
               <w:spacing w:after="10" w:before="0"/>
               <w:ind w:left="120"/>
             </w:pPr>
-            <w:hyperlink w:history="1" r:id="rIdrd0w59rhgrwiojlnvcqwy">
+            <w:hyperlink w:history="1" r:id="rIdwpolmezof6ostzls3jcek">
               <w:r>
                 <w:rPr>
                   <w:rFonts w:ascii="Arial" w:cs="Arial" w:eastAsia="Arial" w:hAnsi="Arial"/>
@@ -6223,7 +6223,7 @@
             <w:pPr>
               <w:spacing w:after="20" w:before="0"/>
             </w:pPr>
-            <w:hyperlink w:history="1" r:id="rIdmqvo6xew_0ynqbvxihltm">
+            <w:hyperlink w:history="1" r:id="rId85gw6essr5qq9llrqz3tj">
               <w:r>
                 <w:rPr>
                   <w:rFonts w:ascii="Arial" w:cs="Arial" w:eastAsia="Arial" w:hAnsi="Arial"/>
@@ -6256,7 +6256,7 @@
               <w:spacing w:after="10" w:before="0"/>
               <w:ind w:left="120"/>
             </w:pPr>
-            <w:hyperlink w:history="1" r:id="rIdjaybbelhkxbwvga998ot-">
+            <w:hyperlink w:history="1" r:id="rIdvxxlg7sudbgqnsxehvr32">
               <w:r>
                 <w:rPr>
                   <w:rFonts w:ascii="Arial" w:cs="Arial" w:eastAsia="Arial" w:hAnsi="Arial"/>
@@ -6451,7 +6451,7 @@
             <w:pPr>
               <w:spacing w:after="20" w:before="0"/>
             </w:pPr>
-            <w:hyperlink w:history="1" r:id="rIdqfitfdysiylh_tjiwv4ya">
+            <w:hyperlink w:history="1" r:id="rId1m7t562esyzp-zotnsf4z">
               <w:r>
                 <w:rPr>
                   <w:rFonts w:ascii="Arial" w:cs="Arial" w:eastAsia="Arial" w:hAnsi="Arial"/>
@@ -6484,7 +6484,7 @@
               <w:spacing w:after="10" w:before="0"/>
               <w:ind w:left="120"/>
             </w:pPr>
-            <w:hyperlink w:history="1" r:id="rIdfsegyzt_1wujqd1zuw7bh">
+            <w:hyperlink w:history="1" r:id="rIdn4rz05dw-ely-_ndgykxo">
               <w:r>
                 <w:rPr>
                   <w:rFonts w:ascii="Arial" w:cs="Arial" w:eastAsia="Arial" w:hAnsi="Arial"/>
@@ -6529,7 +6529,7 @@
             <w:pPr>
               <w:spacing w:after="20" w:before="0"/>
             </w:pPr>
-            <w:hyperlink w:history="1" r:id="rIdmwm0gxpyo5jiuquqfmdfp">
+            <w:hyperlink w:history="1" r:id="rIdvgnkjyvpfx66zvmyveaic">
               <w:r>
                 <w:rPr>
                   <w:rFonts w:ascii="Arial" w:cs="Arial" w:eastAsia="Arial" w:hAnsi="Arial"/>
@@ -6562,7 +6562,7 @@
               <w:spacing w:after="10" w:before="0"/>
               <w:ind w:left="120"/>
             </w:pPr>
-            <w:hyperlink w:history="1" r:id="rIdx2rbwqqthrm4bnt1ri61d">
+            <w:hyperlink w:history="1" r:id="rId-w7fx57bsd5gyy6vsc08u">
               <w:r>
                 <w:rPr>
                   <w:rFonts w:ascii="Arial" w:cs="Arial" w:eastAsia="Arial" w:hAnsi="Arial"/>
@@ -6757,7 +6757,7 @@
             <w:pPr>
               <w:spacing w:after="20" w:before="0"/>
             </w:pPr>
-            <w:hyperlink w:history="1" r:id="rIdnbjzmrs5x0u7s_pmxs2uc">
+            <w:hyperlink w:history="1" r:id="rIdflqeh4h5ws0r_6boebzsv">
               <w:r>
                 <w:rPr>
                   <w:rFonts w:ascii="Arial" w:cs="Arial" w:eastAsia="Arial" w:hAnsi="Arial"/>
@@ -6790,7 +6790,7 @@
               <w:spacing w:after="10" w:before="0"/>
               <w:ind w:left="120"/>
             </w:pPr>
-            <w:hyperlink w:history="1" r:id="rIdnry-8812fr6jpspj8dh8p">
+            <w:hyperlink w:history="1" r:id="rIdygp30uqm4r3o-fowmrtqh">
               <w:r>
                 <w:rPr>
                   <w:rFonts w:ascii="Arial" w:cs="Arial" w:eastAsia="Arial" w:hAnsi="Arial"/>
@@ -6835,7 +6835,7 @@
             <w:pPr>
               <w:spacing w:after="20" w:before="0"/>
             </w:pPr>
-            <w:hyperlink w:history="1" r:id="rIdnxqfv2bx1qlwskjge45nc">
+            <w:hyperlink w:history="1" r:id="rId78gkudqahnnr6bjfhyjf1">
               <w:r>
                 <w:rPr>
                   <w:rFonts w:ascii="Arial" w:cs="Arial" w:eastAsia="Arial" w:hAnsi="Arial"/>
@@ -6868,7 +6868,7 @@
               <w:spacing w:after="10" w:before="0"/>
               <w:ind w:left="120"/>
             </w:pPr>
-            <w:hyperlink w:history="1" r:id="rIdzoqbupewcaupxrp8ijf5k">
+            <w:hyperlink w:history="1" r:id="rId6s3vsxtl4kpsehcyrtjn4">
               <w:r>
                 <w:rPr>
                   <w:rFonts w:ascii="Arial" w:cs="Arial" w:eastAsia="Arial" w:hAnsi="Arial"/>
@@ -7063,7 +7063,7 @@
             <w:pPr>
               <w:spacing w:after="20" w:before="0"/>
             </w:pPr>
-            <w:hyperlink w:history="1" r:id="rIdn_xlnhwfpg63etqqbid8f">
+            <w:hyperlink w:history="1" r:id="rIda3wp5c9o12y8p5caivtt9">
               <w:r>
                 <w:rPr>
                   <w:rFonts w:ascii="Arial" w:cs="Arial" w:eastAsia="Arial" w:hAnsi="Arial"/>
@@ -7096,7 +7096,7 @@
               <w:spacing w:after="10" w:before="0"/>
               <w:ind w:left="120"/>
             </w:pPr>
-            <w:hyperlink w:history="1" r:id="rIdagwgst8f_zujzbf-sgsvf">
+            <w:hyperlink w:history="1" r:id="rIdxp01fxdrrgqd7szqbh4hw">
               <w:r>
                 <w:rPr>
                   <w:rFonts w:ascii="Arial" w:cs="Arial" w:eastAsia="Arial" w:hAnsi="Arial"/>
@@ -7141,7 +7141,7 @@
             <w:pPr>
               <w:spacing w:after="20" w:before="0"/>
             </w:pPr>
-            <w:hyperlink w:history="1" r:id="rId25w1mrzq-kl3jqjnx6fjv">
+            <w:hyperlink w:history="1" r:id="rIdd7_qosv7hs2zk5aubmdkz">
               <w:r>
                 <w:rPr>
                   <w:rFonts w:ascii="Arial" w:cs="Arial" w:eastAsia="Arial" w:hAnsi="Arial"/>
@@ -7174,7 +7174,7 @@
               <w:spacing w:after="10" w:before="0"/>
               <w:ind w:left="120"/>
             </w:pPr>
-            <w:hyperlink w:history="1" r:id="rIdfq6hn3mvebxn9kux06a7o">
+            <w:hyperlink w:history="1" r:id="rIdadffazzh_8epnlvcil1ne">
               <w:r>
                 <w:rPr>
                   <w:rFonts w:ascii="Arial" w:cs="Arial" w:eastAsia="Arial" w:hAnsi="Arial"/>
@@ -7369,7 +7369,7 @@
             <w:pPr>
               <w:spacing w:after="20" w:before="0"/>
             </w:pPr>
-            <w:hyperlink w:history="1" r:id="rIdkkfy6ddz3pvjc7l4dy8v9">
+            <w:hyperlink w:history="1" r:id="rIdxsan_yt2igshhttenrdc5">
               <w:r>
                 <w:rPr>
                   <w:rFonts w:ascii="Arial" w:cs="Arial" w:eastAsia="Arial" w:hAnsi="Arial"/>
@@ -7402,7 +7402,7 @@
               <w:spacing w:after="10" w:before="0"/>
               <w:ind w:left="120"/>
             </w:pPr>
-            <w:hyperlink w:history="1" r:id="rId8w-o6ige-1-n6xjnzzfwb">
+            <w:hyperlink w:history="1" r:id="rId_u4ss5w4-ls2mjlcrzfor">
               <w:r>
                 <w:rPr>
                   <w:rFonts w:ascii="Arial" w:cs="Arial" w:eastAsia="Arial" w:hAnsi="Arial"/>
@@ -7447,7 +7447,7 @@
             <w:pPr>
               <w:spacing w:after="20" w:before="0"/>
             </w:pPr>
-            <w:hyperlink w:history="1" r:id="rIdll8kazfqtb0demdm5v6ya">
+            <w:hyperlink w:history="1" r:id="rIdq3olepx42y_-7pp6-yqso">
               <w:r>
                 <w:rPr>
                   <w:rFonts w:ascii="Arial" w:cs="Arial" w:eastAsia="Arial" w:hAnsi="Arial"/>
@@ -7480,7 +7480,7 @@
               <w:spacing w:after="10" w:before="0"/>
               <w:ind w:left="120"/>
             </w:pPr>
-            <w:hyperlink w:history="1" r:id="rIdfum6obs-5vyjg2uge8gte">
+            <w:hyperlink w:history="1" r:id="rIdhrzcoj1aa3bucgvurerpp">
               <w:r>
                 <w:rPr>
                   <w:rFonts w:ascii="Arial" w:cs="Arial" w:eastAsia="Arial" w:hAnsi="Arial"/>
@@ -8967,7 +8967,7 @@
             <w:pPr>
               <w:spacing w:after="20" w:before="0"/>
             </w:pPr>
-            <w:hyperlink w:history="1" r:id="rIdlauiqnkbkyarjoewut_3n">
+            <w:hyperlink w:history="1" r:id="rIdwso8zsawvbsgaj2r4l0qw">
               <w:r>
                 <w:rPr>
                   <w:rFonts w:ascii="Arial" w:cs="Arial" w:eastAsia="Arial" w:hAnsi="Arial"/>
@@ -9000,7 +9000,7 @@
               <w:spacing w:after="10" w:before="0"/>
               <w:ind w:left="120"/>
             </w:pPr>
-            <w:hyperlink w:history="1" r:id="rIdgusdldpufhstbajkbzkt-">
+            <w:hyperlink w:history="1" r:id="rIdjoqlcw0btuqxbit-5vihj">
               <w:r>
                 <w:rPr>
                   <w:rFonts w:ascii="Arial" w:cs="Arial" w:eastAsia="Arial" w:hAnsi="Arial"/>
@@ -9045,7 +9045,7 @@
             <w:pPr>
               <w:spacing w:after="20" w:before="0"/>
             </w:pPr>
-            <w:hyperlink w:history="1" r:id="rIddp-30-prddg_hwu5gdr2o">
+            <w:hyperlink w:history="1" r:id="rIdcubxw-0tqbvgbx6uw4nfm">
               <w:r>
                 <w:rPr>
                   <w:rFonts w:ascii="Arial" w:cs="Arial" w:eastAsia="Arial" w:hAnsi="Arial"/>
@@ -9078,7 +9078,7 @@
               <w:spacing w:after="10" w:before="0"/>
               <w:ind w:left="120"/>
             </w:pPr>
-            <w:hyperlink w:history="1" r:id="rIdzffo9bdjpislfw2sp-uke">
+            <w:hyperlink w:history="1" r:id="rIdagwysmiqpiduznefcqs6n">
               <w:r>
                 <w:rPr>
                   <w:rFonts w:ascii="Arial" w:cs="Arial" w:eastAsia="Arial" w:hAnsi="Arial"/>
@@ -9273,7 +9273,7 @@
             <w:pPr>
               <w:spacing w:after="20" w:before="0"/>
             </w:pPr>
-            <w:hyperlink w:history="1" r:id="rId2suxlcbbgqk16kmwejhun">
+            <w:hyperlink w:history="1" r:id="rIdyn7s9hchr51et3yjejqkv">
               <w:r>
                 <w:rPr>
                   <w:rFonts w:ascii="Arial" w:cs="Arial" w:eastAsia="Arial" w:hAnsi="Arial"/>
@@ -9306,7 +9306,7 @@
               <w:spacing w:after="10" w:before="0"/>
               <w:ind w:left="120"/>
             </w:pPr>
-            <w:hyperlink w:history="1" r:id="rIdqliqhygfm5rrdqbxttizc">
+            <w:hyperlink w:history="1" r:id="rIdlfw9bybnc3iyt5_6cm-sd">
               <w:r>
                 <w:rPr>
                   <w:rFonts w:ascii="Arial" w:cs="Arial" w:eastAsia="Arial" w:hAnsi="Arial"/>
@@ -9351,7 +9351,7 @@
             <w:pPr>
               <w:spacing w:after="20" w:before="0"/>
             </w:pPr>
-            <w:hyperlink w:history="1" r:id="rIdk8ajtegqutq8luiawzwy7">
+            <w:hyperlink w:history="1" r:id="rIdugilxub2bcrl-mrq_efht">
               <w:r>
                 <w:rPr>
                   <w:rFonts w:ascii="Arial" w:cs="Arial" w:eastAsia="Arial" w:hAnsi="Arial"/>
@@ -9384,7 +9384,7 @@
               <w:spacing w:after="10" w:before="0"/>
               <w:ind w:left="120"/>
             </w:pPr>
-            <w:hyperlink w:history="1" r:id="rIdqvld6v_lrtstrwsmlr7du">
+            <w:hyperlink w:history="1" r:id="rIdeanwffgotu0sl-h0xavmt">
               <w:r>
                 <w:rPr>
                   <w:rFonts w:ascii="Arial" w:cs="Arial" w:eastAsia="Arial" w:hAnsi="Arial"/>
@@ -9579,7 +9579,7 @@
             <w:pPr>
               <w:spacing w:after="20" w:before="0"/>
             </w:pPr>
-            <w:hyperlink w:history="1" r:id="rId0lm0lqxy8-g4sewplwpse">
+            <w:hyperlink w:history="1" r:id="rIdehqrpsmierwciqxoinz6v">
               <w:r>
                 <w:rPr>
                   <w:rFonts w:ascii="Arial" w:cs="Arial" w:eastAsia="Arial" w:hAnsi="Arial"/>
@@ -9612,7 +9612,7 @@
               <w:spacing w:after="10" w:before="0"/>
               <w:ind w:left="120"/>
             </w:pPr>
-            <w:hyperlink w:history="1" r:id="rIdwpbm43mjaj1e14aesv-60">
+            <w:hyperlink w:history="1" r:id="rIdkowhb7pgizpzcls1nkdxi">
               <w:r>
                 <w:rPr>
                   <w:rFonts w:ascii="Arial" w:cs="Arial" w:eastAsia="Arial" w:hAnsi="Arial"/>
@@ -9657,7 +9657,7 @@
             <w:pPr>
               <w:spacing w:after="20" w:before="0"/>
             </w:pPr>
-            <w:hyperlink w:history="1" r:id="rId2kkwrpmscmzfv7jg4lps9">
+            <w:hyperlink w:history="1" r:id="rIdqjgmhwtpqhapypbg66-ui">
               <w:r>
                 <w:rPr>
                   <w:rFonts w:ascii="Arial" w:cs="Arial" w:eastAsia="Arial" w:hAnsi="Arial"/>
@@ -9690,7 +9690,7 @@
               <w:spacing w:after="10" w:before="0"/>
               <w:ind w:left="120"/>
             </w:pPr>
-            <w:hyperlink w:history="1" r:id="rIdhgcz8cgcykbv2xpisodnv">
+            <w:hyperlink w:history="1" r:id="rIdebwox3vkixr-zsujwsmy8">
               <w:r>
                 <w:rPr>
                   <w:rFonts w:ascii="Arial" w:cs="Arial" w:eastAsia="Arial" w:hAnsi="Arial"/>
@@ -9885,7 +9885,7 @@
             <w:pPr>
               <w:spacing w:after="20" w:before="0"/>
             </w:pPr>
-            <w:hyperlink w:history="1" r:id="rIdblxbaodcj4ntoo7bqwqjd">
+            <w:hyperlink w:history="1" r:id="rIdo9nru5xvlb4mkqtub5svj">
               <w:r>
                 <w:rPr>
                   <w:rFonts w:ascii="Arial" w:cs="Arial" w:eastAsia="Arial" w:hAnsi="Arial"/>
@@ -9918,7 +9918,7 @@
               <w:spacing w:after="10" w:before="0"/>
               <w:ind w:left="120"/>
             </w:pPr>
-            <w:hyperlink w:history="1" r:id="rIdavjvfbgdlwbn0yb7caw7p">
+            <w:hyperlink w:history="1" r:id="rId7kghdpapq1ymwdxyakaa6">
               <w:r>
                 <w:rPr>
                   <w:rFonts w:ascii="Arial" w:cs="Arial" w:eastAsia="Arial" w:hAnsi="Arial"/>
@@ -9963,7 +9963,7 @@
             <w:pPr>
               <w:spacing w:after="20" w:before="0"/>
             </w:pPr>
-            <w:hyperlink w:history="1" r:id="rIdf8z0jz9kib-yiim30ivpe">
+            <w:hyperlink w:history="1" r:id="rIdbjtlksobcwxylvoldf7_p">
               <w:r>
                 <w:rPr>
                   <w:rFonts w:ascii="Arial" w:cs="Arial" w:eastAsia="Arial" w:hAnsi="Arial"/>
@@ -9996,7 +9996,7 @@
               <w:spacing w:after="10" w:before="0"/>
               <w:ind w:left="120"/>
             </w:pPr>
-            <w:hyperlink w:history="1" r:id="rIdlhu8kjn_ik4a5sl4ccka7">
+            <w:hyperlink w:history="1" r:id="rIdnnki_utqkaflso6hio5x2">
               <w:r>
                 <w:rPr>
                   <w:rFonts w:ascii="Arial" w:cs="Arial" w:eastAsia="Arial" w:hAnsi="Arial"/>
@@ -10191,7 +10191,7 @@
             <w:pPr>
               <w:spacing w:after="20" w:before="0"/>
             </w:pPr>
-            <w:hyperlink w:history="1" r:id="rIdnhqkz4mrgqigksmkn3zsm">
+            <w:hyperlink w:history="1" r:id="rIdfwvolopord17fyftnxhgc">
               <w:r>
                 <w:rPr>
                   <w:rFonts w:ascii="Arial" w:cs="Arial" w:eastAsia="Arial" w:hAnsi="Arial"/>
@@ -10224,7 +10224,7 @@
               <w:spacing w:after="10" w:before="0"/>
               <w:ind w:left="120"/>
             </w:pPr>
-            <w:hyperlink w:history="1" r:id="rIdel279n0bzl04t2lo5hyja">
+            <w:hyperlink w:history="1" r:id="rId9wnm4elytv5yywb1wewwk">
               <w:r>
                 <w:rPr>
                   <w:rFonts w:ascii="Arial" w:cs="Arial" w:eastAsia="Arial" w:hAnsi="Arial"/>
@@ -10269,7 +10269,7 @@
             <w:pPr>
               <w:spacing w:after="20" w:before="0"/>
             </w:pPr>
-            <w:hyperlink w:history="1" r:id="rId6a-vnacvew7gywgdkbu7h">
+            <w:hyperlink w:history="1" r:id="rIdgflvfnhnxsbounlwnw_cq">
               <w:r>
                 <w:rPr>
                   <w:rFonts w:ascii="Arial" w:cs="Arial" w:eastAsia="Arial" w:hAnsi="Arial"/>
@@ -10302,7 +10302,7 @@
               <w:spacing w:after="10" w:before="0"/>
               <w:ind w:left="120"/>
             </w:pPr>
-            <w:hyperlink w:history="1" r:id="rId9odzvfyro3uwbfpq9zvzq">
+            <w:hyperlink w:history="1" r:id="rIdr7_2gv3pig1sz6cgqb8l4">
               <w:r>
                 <w:rPr>
                   <w:rFonts w:ascii="Arial" w:cs="Arial" w:eastAsia="Arial" w:hAnsi="Arial"/>
@@ -11789,7 +11789,7 @@
             <w:pPr>
               <w:spacing w:after="20" w:before="0"/>
             </w:pPr>
-            <w:hyperlink w:history="1" r:id="rIddlfzix8f2bwm5btvpl_fb">
+            <w:hyperlink w:history="1" r:id="rIdolwzlztagqzwxcaoyiry0">
               <w:r>
                 <w:rPr>
                   <w:rFonts w:ascii="Arial" w:cs="Arial" w:eastAsia="Arial" w:hAnsi="Arial"/>
@@ -11822,7 +11822,7 @@
               <w:spacing w:after="10" w:before="0"/>
               <w:ind w:left="120"/>
             </w:pPr>
-            <w:hyperlink w:history="1" r:id="rIdguw8rk3nkacqd-a5z0iob">
+            <w:hyperlink w:history="1" r:id="rIdsiwstg32mqjgvgfojn8tn">
               <w:r>
                 <w:rPr>
                   <w:rFonts w:ascii="Arial" w:cs="Arial" w:eastAsia="Arial" w:hAnsi="Arial"/>
@@ -11867,7 +11867,7 @@
             <w:pPr>
               <w:spacing w:after="20" w:before="0"/>
             </w:pPr>
-            <w:hyperlink w:history="1" r:id="rIdaecafunpujbc9elvkqf_r">
+            <w:hyperlink w:history="1" r:id="rIdcp7x48aldipuizylyi99p">
               <w:r>
                 <w:rPr>
                   <w:rFonts w:ascii="Arial" w:cs="Arial" w:eastAsia="Arial" w:hAnsi="Arial"/>
@@ -11900,7 +11900,7 @@
               <w:spacing w:after="10" w:before="0"/>
               <w:ind w:left="120"/>
             </w:pPr>
-            <w:hyperlink w:history="1" r:id="rIdp4yhgr45iqkmo_72pavgy">
+            <w:hyperlink w:history="1" r:id="rIdnin5wspahzdefm6lk-a6o">
               <w:r>
                 <w:rPr>
                   <w:rFonts w:ascii="Arial" w:cs="Arial" w:eastAsia="Arial" w:hAnsi="Arial"/>
@@ -12095,7 +12095,7 @@
             <w:pPr>
               <w:spacing w:after="20" w:before="0"/>
             </w:pPr>
-            <w:hyperlink w:history="1" r:id="rId5axyf0_xz8ve5zwrdvp_h">
+            <w:hyperlink w:history="1" r:id="rIdzhog3lqbnmkuwerrscdsf">
               <w:r>
                 <w:rPr>
                   <w:rFonts w:ascii="Arial" w:cs="Arial" w:eastAsia="Arial" w:hAnsi="Arial"/>
@@ -12128,7 +12128,7 @@
               <w:spacing w:after="10" w:before="0"/>
               <w:ind w:left="120"/>
             </w:pPr>
-            <w:hyperlink w:history="1" r:id="rIduzobsuzrs4rutibgxd-36">
+            <w:hyperlink w:history="1" r:id="rIdgq6xl-05lqoar03rl71ch">
               <w:r>
                 <w:rPr>
                   <w:rFonts w:ascii="Arial" w:cs="Arial" w:eastAsia="Arial" w:hAnsi="Arial"/>
@@ -12173,7 +12173,7 @@
             <w:pPr>
               <w:spacing w:after="20" w:before="0"/>
             </w:pPr>
-            <w:hyperlink w:history="1" r:id="rIdnpqjzrw9bvemcc3c-f4z3">
+            <w:hyperlink w:history="1" r:id="rIdnmrjsqaxl-gmeln7cpdgs">
               <w:r>
                 <w:rPr>
                   <w:rFonts w:ascii="Arial" w:cs="Arial" w:eastAsia="Arial" w:hAnsi="Arial"/>
@@ -12206,7 +12206,7 @@
               <w:spacing w:after="10" w:before="0"/>
               <w:ind w:left="120"/>
             </w:pPr>
-            <w:hyperlink w:history="1" r:id="rIdrzse1fsbjqw0s81vfqrtu">
+            <w:hyperlink w:history="1" r:id="rIdin0qnhe9r9-y5clyyowhy">
               <w:r>
                 <w:rPr>
                   <w:rFonts w:ascii="Arial" w:cs="Arial" w:eastAsia="Arial" w:hAnsi="Arial"/>
@@ -12401,7 +12401,7 @@
             <w:pPr>
               <w:spacing w:after="20" w:before="0"/>
             </w:pPr>
-            <w:hyperlink w:history="1" r:id="rIdz_tqszsjdyusiupdcfugh">
+            <w:hyperlink w:history="1" r:id="rIdet3yfvs4qcmk4zb0uwojh">
               <w:r>
                 <w:rPr>
                   <w:rFonts w:ascii="Arial" w:cs="Arial" w:eastAsia="Arial" w:hAnsi="Arial"/>
@@ -12434,7 +12434,7 @@
               <w:spacing w:after="10" w:before="0"/>
               <w:ind w:left="120"/>
             </w:pPr>
-            <w:hyperlink w:history="1" r:id="rIdsb2zxwnfod0l7nmvbl819">
+            <w:hyperlink w:history="1" r:id="rIdvdzpj9mh7k4y83gyl_egx">
               <w:r>
                 <w:rPr>
                   <w:rFonts w:ascii="Arial" w:cs="Arial" w:eastAsia="Arial" w:hAnsi="Arial"/>
@@ -12479,7 +12479,7 @@
             <w:pPr>
               <w:spacing w:after="20" w:before="0"/>
             </w:pPr>
-            <w:hyperlink w:history="1" r:id="rIdm1hd01dcdeldk1zdwinme">
+            <w:hyperlink w:history="1" r:id="rIdb-vyfppn9okmohqbxviod">
               <w:r>
                 <w:rPr>
                   <w:rFonts w:ascii="Arial" w:cs="Arial" w:eastAsia="Arial" w:hAnsi="Arial"/>
@@ -12512,7 +12512,7 @@
               <w:spacing w:after="10" w:before="0"/>
               <w:ind w:left="120"/>
             </w:pPr>
-            <w:hyperlink w:history="1" r:id="rIdzf9r5imxgcez2zwfgojyt">
+            <w:hyperlink w:history="1" r:id="rIdww1dvt-8xjprorggxlm43">
               <w:r>
                 <w:rPr>
                   <w:rFonts w:ascii="Arial" w:cs="Arial" w:eastAsia="Arial" w:hAnsi="Arial"/>
@@ -12707,7 +12707,7 @@
             <w:pPr>
               <w:spacing w:after="20" w:before="0"/>
             </w:pPr>
-            <w:hyperlink w:history="1" r:id="rIdlmgqoquqgvt3pwwbrmuaw">
+            <w:hyperlink w:history="1" r:id="rIdahrnocryqvpjxuzx88qej">
               <w:r>
                 <w:rPr>
                   <w:rFonts w:ascii="Arial" w:cs="Arial" w:eastAsia="Arial" w:hAnsi="Arial"/>
@@ -12740,7 +12740,7 @@
               <w:spacing w:after="10" w:before="0"/>
               <w:ind w:left="120"/>
             </w:pPr>
-            <w:hyperlink w:history="1" r:id="rId5w8oxwql7mcrqdrrnemjh">
+            <w:hyperlink w:history="1" r:id="rIdusydlef0jpp4qh1l5_4oa">
               <w:r>
                 <w:rPr>
                   <w:rFonts w:ascii="Arial" w:cs="Arial" w:eastAsia="Arial" w:hAnsi="Arial"/>
@@ -12785,7 +12785,7 @@
             <w:pPr>
               <w:spacing w:after="20" w:before="0"/>
             </w:pPr>
-            <w:hyperlink w:history="1" r:id="rId6sbo7ol_jbjwqwzv2ml2d">
+            <w:hyperlink w:history="1" r:id="rIdb0zfdv6bhldatd_z7r7z7">
               <w:r>
                 <w:rPr>
                   <w:rFonts w:ascii="Arial" w:cs="Arial" w:eastAsia="Arial" w:hAnsi="Arial"/>
@@ -12818,7 +12818,7 @@
               <w:spacing w:after="10" w:before="0"/>
               <w:ind w:left="120"/>
             </w:pPr>
-            <w:hyperlink w:history="1" r:id="rIdcm0i8e0xuozpkudkxh43w">
+            <w:hyperlink w:history="1" r:id="rId1gci_kyn_bj649snycpyu">
               <w:r>
                 <w:rPr>
                   <w:rFonts w:ascii="Arial" w:cs="Arial" w:eastAsia="Arial" w:hAnsi="Arial"/>
@@ -13013,7 +13013,7 @@
             <w:pPr>
               <w:spacing w:after="20" w:before="0"/>
             </w:pPr>
-            <w:hyperlink w:history="1" r:id="rIdxnlfzewr6l14xphmrxkrk">
+            <w:hyperlink w:history="1" r:id="rIdr4alvr5oyalo_uxn45vqn">
               <w:r>
                 <w:rPr>
                   <w:rFonts w:ascii="Arial" w:cs="Arial" w:eastAsia="Arial" w:hAnsi="Arial"/>
@@ -13046,7 +13046,7 @@
               <w:spacing w:after="10" w:before="0"/>
               <w:ind w:left="120"/>
             </w:pPr>
-            <w:hyperlink w:history="1" r:id="rId_rlpshzzde5-mcjzsdqas">
+            <w:hyperlink w:history="1" r:id="rIdkkesnt8fjqgre0mpldwkv">
               <w:r>
                 <w:rPr>
                   <w:rFonts w:ascii="Arial" w:cs="Arial" w:eastAsia="Arial" w:hAnsi="Arial"/>
@@ -13091,7 +13091,7 @@
             <w:pPr>
               <w:spacing w:after="20" w:before="0"/>
             </w:pPr>
-            <w:hyperlink w:history="1" r:id="rId-1gqfujtog0znifam4tu9">
+            <w:hyperlink w:history="1" r:id="rIda3hd2e8k3p_wiptwq2evo">
               <w:r>
                 <w:rPr>
                   <w:rFonts w:ascii="Arial" w:cs="Arial" w:eastAsia="Arial" w:hAnsi="Arial"/>
@@ -13124,7 +13124,7 @@
               <w:spacing w:after="10" w:before="0"/>
               <w:ind w:left="120"/>
             </w:pPr>
-            <w:hyperlink w:history="1" r:id="rIdbcububopmfdz7hzehxjsq">
+            <w:hyperlink w:history="1" r:id="rIdr_o3zmvlxphandutklgvn">
               <w:r>
                 <w:rPr>
                   <w:rFonts w:ascii="Arial" w:cs="Arial" w:eastAsia="Arial" w:hAnsi="Arial"/>
@@ -14611,7 +14611,7 @@
             <w:pPr>
               <w:spacing w:after="20" w:before="0"/>
             </w:pPr>
-            <w:hyperlink w:history="1" r:id="rIddbe8spml7dbsffvwa12ze">
+            <w:hyperlink w:history="1" r:id="rIdqu-jwpguli_5woi0vgwvy">
               <w:r>
                 <w:rPr>
                   <w:rFonts w:ascii="Arial" w:cs="Arial" w:eastAsia="Arial" w:hAnsi="Arial"/>
@@ -14644,7 +14644,7 @@
               <w:spacing w:after="10" w:before="0"/>
               <w:ind w:left="120"/>
             </w:pPr>
-            <w:hyperlink w:history="1" r:id="rId6zpcqzwsgluqs0aqibbne">
+            <w:hyperlink w:history="1" r:id="rIdmwkzh2fu-uia3gwvkjt6f">
               <w:r>
                 <w:rPr>
                   <w:rFonts w:ascii="Arial" w:cs="Arial" w:eastAsia="Arial" w:hAnsi="Arial"/>
@@ -14689,7 +14689,7 @@
             <w:pPr>
               <w:spacing w:after="20" w:before="0"/>
             </w:pPr>
-            <w:hyperlink w:history="1" r:id="rIdzrxumnga73eesmxqgu5yw">
+            <w:hyperlink w:history="1" r:id="rId_vb1exhsyps0bflnhiokw">
               <w:r>
                 <w:rPr>
                   <w:rFonts w:ascii="Arial" w:cs="Arial" w:eastAsia="Arial" w:hAnsi="Arial"/>
@@ -14722,7 +14722,7 @@
               <w:spacing w:after="10" w:before="0"/>
               <w:ind w:left="120"/>
             </w:pPr>
-            <w:hyperlink w:history="1" r:id="rIdxwqsciqor93cfxf9kxehx">
+            <w:hyperlink w:history="1" r:id="rIdfbb7ajxqfeauhdhr8tc2y">
               <w:r>
                 <w:rPr>
                   <w:rFonts w:ascii="Arial" w:cs="Arial" w:eastAsia="Arial" w:hAnsi="Arial"/>
@@ -14917,7 +14917,7 @@
             <w:pPr>
               <w:spacing w:after="20" w:before="0"/>
             </w:pPr>
-            <w:hyperlink w:history="1" r:id="rId6rxqwmv4eke52_kcmjylm">
+            <w:hyperlink w:history="1" r:id="rIdg7g86w-1pdcustyxsheca">
               <w:r>
                 <w:rPr>
                   <w:rFonts w:ascii="Arial" w:cs="Arial" w:eastAsia="Arial" w:hAnsi="Arial"/>
@@ -14950,7 +14950,7 @@
               <w:spacing w:after="10" w:before="0"/>
               <w:ind w:left="120"/>
             </w:pPr>
-            <w:hyperlink w:history="1" r:id="rIdm811zxccinkkr7bdgykei">
+            <w:hyperlink w:history="1" r:id="rIdflqbajkprr8swfuf480ua">
               <w:r>
                 <w:rPr>
                   <w:rFonts w:ascii="Arial" w:cs="Arial" w:eastAsia="Arial" w:hAnsi="Arial"/>
@@ -14995,7 +14995,7 @@
             <w:pPr>
               <w:spacing w:after="20" w:before="0"/>
             </w:pPr>
-            <w:hyperlink w:history="1" r:id="rIdblddggav5demlxvtnwbau">
+            <w:hyperlink w:history="1" r:id="rId-jj6tykpzuswvyfnuza8t">
               <w:r>
                 <w:rPr>
                   <w:rFonts w:ascii="Arial" w:cs="Arial" w:eastAsia="Arial" w:hAnsi="Arial"/>
@@ -15028,7 +15028,7 @@
               <w:spacing w:after="10" w:before="0"/>
               <w:ind w:left="120"/>
             </w:pPr>
-            <w:hyperlink w:history="1" r:id="rIdib6nv78aavunwi-l5tqkt">
+            <w:hyperlink w:history="1" r:id="rIdioivilnagu1w54i5xlzkc">
               <w:r>
                 <w:rPr>
                   <w:rFonts w:ascii="Arial" w:cs="Arial" w:eastAsia="Arial" w:hAnsi="Arial"/>
@@ -15223,7 +15223,7 @@
             <w:pPr>
               <w:spacing w:after="20" w:before="0"/>
             </w:pPr>
-            <w:hyperlink w:history="1" r:id="rIdnuh-xlfo6s464ezqxhcl9">
+            <w:hyperlink w:history="1" r:id="rId7u0l6a5w1xg1aktgrfim-">
               <w:r>
                 <w:rPr>
                   <w:rFonts w:ascii="Arial" w:cs="Arial" w:eastAsia="Arial" w:hAnsi="Arial"/>
@@ -15256,7 +15256,7 @@
               <w:spacing w:after="10" w:before="0"/>
               <w:ind w:left="120"/>
             </w:pPr>
-            <w:hyperlink w:history="1" r:id="rId004n3hosdfreeibrfzxsw">
+            <w:hyperlink w:history="1" r:id="rId2tpaugn3onhnqo_amc4lo">
               <w:r>
                 <w:rPr>
                   <w:rFonts w:ascii="Arial" w:cs="Arial" w:eastAsia="Arial" w:hAnsi="Arial"/>
@@ -15301,7 +15301,7 @@
             <w:pPr>
               <w:spacing w:after="20" w:before="0"/>
             </w:pPr>
-            <w:hyperlink w:history="1" r:id="rIdvrrv-cqprld5pc234psq5">
+            <w:hyperlink w:history="1" r:id="rIdjp1rgwuck0mevni3u5pkh">
               <w:r>
                 <w:rPr>
                   <w:rFonts w:ascii="Arial" w:cs="Arial" w:eastAsia="Arial" w:hAnsi="Arial"/>
@@ -15334,7 +15334,7 @@
               <w:spacing w:after="10" w:before="0"/>
               <w:ind w:left="120"/>
             </w:pPr>
-            <w:hyperlink w:history="1" r:id="rIdam0haa-y7a6eriecedv8u">
+            <w:hyperlink w:history="1" r:id="rIdmj7tyhf0eib_gug6ceptt">
               <w:r>
                 <w:rPr>
                   <w:rFonts w:ascii="Arial" w:cs="Arial" w:eastAsia="Arial" w:hAnsi="Arial"/>
@@ -15529,7 +15529,7 @@
             <w:pPr>
               <w:spacing w:after="20" w:before="0"/>
             </w:pPr>
-            <w:hyperlink w:history="1" r:id="rId-igjegafqqswg6kvbbj1f">
+            <w:hyperlink w:history="1" r:id="rIdx9jdvtigvpn1cvqqgkjdx">
               <w:r>
                 <w:rPr>
                   <w:rFonts w:ascii="Arial" w:cs="Arial" w:eastAsia="Arial" w:hAnsi="Arial"/>
@@ -15562,7 +15562,7 @@
               <w:spacing w:after="10" w:before="0"/>
               <w:ind w:left="120"/>
             </w:pPr>
-            <w:hyperlink w:history="1" r:id="rIdtoeibfc1u5sye_djhdot4">
+            <w:hyperlink w:history="1" r:id="rIdsxtas1ss-jzyw5pwt9v3v">
               <w:r>
                 <w:rPr>
                   <w:rFonts w:ascii="Arial" w:cs="Arial" w:eastAsia="Arial" w:hAnsi="Arial"/>
@@ -15607,7 +15607,7 @@
             <w:pPr>
               <w:spacing w:after="20" w:before="0"/>
             </w:pPr>
-            <w:hyperlink w:history="1" r:id="rId2d76sqgbsj_fhk0aasrfu">
+            <w:hyperlink w:history="1" r:id="rIdkrgcw3wwlclwo1nzmhrxn">
               <w:r>
                 <w:rPr>
                   <w:rFonts w:ascii="Arial" w:cs="Arial" w:eastAsia="Arial" w:hAnsi="Arial"/>
@@ -15640,7 +15640,7 @@
               <w:spacing w:after="10" w:before="0"/>
               <w:ind w:left="120"/>
             </w:pPr>
-            <w:hyperlink w:history="1" r:id="rIdakwpnrqcq9hkjrhehc3a_">
+            <w:hyperlink w:history="1" r:id="rIddyep8tokrsvgl37ew4ewt">
               <w:r>
                 <w:rPr>
                   <w:rFonts w:ascii="Arial" w:cs="Arial" w:eastAsia="Arial" w:hAnsi="Arial"/>
@@ -15835,7 +15835,7 @@
             <w:pPr>
               <w:spacing w:after="20" w:before="0"/>
             </w:pPr>
-            <w:hyperlink w:history="1" r:id="rId2lw66ratwm108h2bxqizi">
+            <w:hyperlink w:history="1" r:id="rIdjupheximjriessvt5i5uj">
               <w:r>
                 <w:rPr>
                   <w:rFonts w:ascii="Arial" w:cs="Arial" w:eastAsia="Arial" w:hAnsi="Arial"/>
@@ -15868,7 +15868,7 @@
               <w:spacing w:after="10" w:before="0"/>
               <w:ind w:left="120"/>
             </w:pPr>
-            <w:hyperlink w:history="1" r:id="rId535kvnxluztfkcq_-z_n7">
+            <w:hyperlink w:history="1" r:id="rIdttt861bjstby2ulnu42b_">
               <w:r>
                 <w:rPr>
                   <w:rFonts w:ascii="Arial" w:cs="Arial" w:eastAsia="Arial" w:hAnsi="Arial"/>
@@ -15913,7 +15913,7 @@
             <w:pPr>
               <w:spacing w:after="20" w:before="0"/>
             </w:pPr>
-            <w:hyperlink w:history="1" r:id="rIdm0hjiuddabe_defxhnw9e">
+            <w:hyperlink w:history="1" r:id="rId27qcx1j9vn7-abro_lciq">
               <w:r>
                 <w:rPr>
                   <w:rFonts w:ascii="Arial" w:cs="Arial" w:eastAsia="Arial" w:hAnsi="Arial"/>
@@ -15946,7 +15946,7 @@
               <w:spacing w:after="10" w:before="0"/>
               <w:ind w:left="120"/>
             </w:pPr>
-            <w:hyperlink w:history="1" r:id="rIddv_z5lai3rur9cszrfxzm">
+            <w:hyperlink w:history="1" r:id="rIdtvtzmxwguagaptjd3emid">
               <w:r>
                 <w:rPr>
                   <w:rFonts w:ascii="Arial" w:cs="Arial" w:eastAsia="Arial" w:hAnsi="Arial"/>
@@ -17528,7 +17528,7 @@
             <w:pPr>
               <w:spacing w:after="20" w:before="0"/>
             </w:pPr>
-            <w:hyperlink w:history="1" r:id="rIdzgpgrvmolmybvxtrktvk1">
+            <w:hyperlink w:history="1" r:id="rIdq-5hvfbfwvntyqse9kfod">
               <w:r>
                 <w:rPr>
                   <w:rFonts w:ascii="Arial" w:cs="Arial" w:eastAsia="Arial" w:hAnsi="Arial"/>
@@ -17561,7 +17561,7 @@
               <w:spacing w:after="10" w:before="0"/>
               <w:ind w:left="120"/>
             </w:pPr>
-            <w:hyperlink w:history="1" r:id="rIdardqoej9cp03hss6jnycf">
+            <w:hyperlink w:history="1" r:id="rIdpuvvmgkwyvp80krqr6ndc">
               <w:r>
                 <w:rPr>
                   <w:rFonts w:ascii="Arial" w:cs="Arial" w:eastAsia="Arial" w:hAnsi="Arial"/>
@@ -17606,7 +17606,7 @@
             <w:pPr>
               <w:spacing w:after="20" w:before="0"/>
             </w:pPr>
-            <w:hyperlink w:history="1" r:id="rIdu1oj1fslazkdjllhtgdli">
+            <w:hyperlink w:history="1" r:id="rIdxsxeml5q4gwpjrea-qoed">
               <w:r>
                 <w:rPr>
                   <w:rFonts w:ascii="Arial" w:cs="Arial" w:eastAsia="Arial" w:hAnsi="Arial"/>
@@ -17639,7 +17639,7 @@
               <w:spacing w:after="10" w:before="0"/>
               <w:ind w:left="120"/>
             </w:pPr>
-            <w:hyperlink w:history="1" r:id="rIdpi_exiemvcd933ukmtlxi">
+            <w:hyperlink w:history="1" r:id="rIdm-0w0nsjbuiwjgkaemelx">
               <w:r>
                 <w:rPr>
                   <w:rFonts w:ascii="Arial" w:cs="Arial" w:eastAsia="Arial" w:hAnsi="Arial"/>
@@ -17834,7 +17834,7 @@
             <w:pPr>
               <w:spacing w:after="20" w:before="0"/>
             </w:pPr>
-            <w:hyperlink w:history="1" r:id="rId1jn1kn6x5mjzq9eyv-kjp">
+            <w:hyperlink w:history="1" r:id="rId_dib5rj-bszbrnflmn1ji">
               <w:r>
                 <w:rPr>
                   <w:rFonts w:ascii="Arial" w:cs="Arial" w:eastAsia="Arial" w:hAnsi="Arial"/>
@@ -17867,7 +17867,7 @@
               <w:spacing w:after="10" w:before="0"/>
               <w:ind w:left="120"/>
             </w:pPr>
-            <w:hyperlink w:history="1" r:id="rId2ugxb5lrwzxyh8dttwpp5">
+            <w:hyperlink w:history="1" r:id="rIdz3hgjxd19mgt7kwu6ikxw">
               <w:r>
                 <w:rPr>
                   <w:rFonts w:ascii="Arial" w:cs="Arial" w:eastAsia="Arial" w:hAnsi="Arial"/>
@@ -17912,7 +17912,7 @@
             <w:pPr>
               <w:spacing w:after="20" w:before="0"/>
             </w:pPr>
-            <w:hyperlink w:history="1" r:id="rId8gqltx0jqm3ylccrnbv9r">
+            <w:hyperlink w:history="1" r:id="rIdomi7xahj9m_vhcm99eq0m">
               <w:r>
                 <w:rPr>
                   <w:rFonts w:ascii="Arial" w:cs="Arial" w:eastAsia="Arial" w:hAnsi="Arial"/>
@@ -17945,7 +17945,7 @@
               <w:spacing w:after="10" w:before="0"/>
               <w:ind w:left="120"/>
             </w:pPr>
-            <w:hyperlink w:history="1" r:id="rIdj4zm0fj-mskvhrpcpbypm">
+            <w:hyperlink w:history="1" r:id="rIdwcf0exl9qbibskvzuvniq">
               <w:r>
                 <w:rPr>
                   <w:rFonts w:ascii="Arial" w:cs="Arial" w:eastAsia="Arial" w:hAnsi="Arial"/>
@@ -18406,7 +18406,7 @@
             <w:pPr>
               <w:spacing w:after="20" w:before="0"/>
             </w:pPr>
-            <w:hyperlink w:history="1" r:id="rIdxi1xpcylmjwkzxod66m1f">
+            <w:hyperlink w:history="1" r:id="rIdwwa9jtzpnrefvzzgkcvuq">
               <w:r>
                 <w:rPr>
                   <w:rFonts w:ascii="Arial" w:cs="Arial" w:eastAsia="Arial" w:hAnsi="Arial"/>
@@ -18439,7 +18439,7 @@
               <w:spacing w:after="10" w:before="0"/>
               <w:ind w:left="120"/>
             </w:pPr>
-            <w:hyperlink w:history="1" r:id="rIddjrm1q5kybkt-bhg4w_ip">
+            <w:hyperlink w:history="1" r:id="rIdnx24qspz_vxpas1h2yfbl">
               <w:r>
                 <w:rPr>
                   <w:rFonts w:ascii="Arial" w:cs="Arial" w:eastAsia="Arial" w:hAnsi="Arial"/>
@@ -18484,7 +18484,7 @@
             <w:pPr>
               <w:spacing w:after="20" w:before="0"/>
             </w:pPr>
-            <w:hyperlink w:history="1" r:id="rId0ck2notm3i_csfw-u9tnj">
+            <w:hyperlink w:history="1" r:id="rIdhm0bcvzmfnydvrbr1y4qx">
               <w:r>
                 <w:rPr>
                   <w:rFonts w:ascii="Arial" w:cs="Arial" w:eastAsia="Arial" w:hAnsi="Arial"/>
@@ -18517,7 +18517,7 @@
               <w:spacing w:after="10" w:before="0"/>
               <w:ind w:left="120"/>
             </w:pPr>
-            <w:hyperlink w:history="1" r:id="rIdxkbtkrexdnz7m8kgx0dnc">
+            <w:hyperlink w:history="1" r:id="rIdd_k47gxj9c-3_kxkg1zs1">
               <w:r>
                 <w:rPr>
                   <w:rFonts w:ascii="Arial" w:cs="Arial" w:eastAsia="Arial" w:hAnsi="Arial"/>
@@ -18902,7 +18902,7 @@
             <w:pPr>
               <w:spacing w:after="20" w:before="0"/>
             </w:pPr>
-            <w:hyperlink w:history="1" r:id="rIdbhrozc4un4xikui_pkyne">
+            <w:hyperlink w:history="1" r:id="rId7xvwxnugb_ey2-jfamdcv">
               <w:r>
                 <w:rPr>
                   <w:rFonts w:ascii="Arial" w:cs="Arial" w:eastAsia="Arial" w:hAnsi="Arial"/>
@@ -18935,7 +18935,7 @@
               <w:spacing w:after="10" w:before="0"/>
               <w:ind w:left="120"/>
             </w:pPr>
-            <w:hyperlink w:history="1" r:id="rIdyi-zblwavdsgc0qoas266">
+            <w:hyperlink w:history="1" r:id="rIddeikl8wxz_d7ligqzmizs">
               <w:r>
                 <w:rPr>
                   <w:rFonts w:ascii="Arial" w:cs="Arial" w:eastAsia="Arial" w:hAnsi="Arial"/>
@@ -18980,7 +18980,7 @@
             <w:pPr>
               <w:spacing w:after="20" w:before="0"/>
             </w:pPr>
-            <w:hyperlink w:history="1" r:id="rIdvn09gnmi_f3gazakq5xdm">
+            <w:hyperlink w:history="1" r:id="rIdtfa-bfuocjlfflwo8mdff">
               <w:r>
                 <w:rPr>
                   <w:rFonts w:ascii="Arial" w:cs="Arial" w:eastAsia="Arial" w:hAnsi="Arial"/>
@@ -19013,7 +19013,7 @@
               <w:spacing w:after="10" w:before="0"/>
               <w:ind w:left="120"/>
             </w:pPr>
-            <w:hyperlink w:history="1" r:id="rIdjolwd-upeac7f_qtyd5uy">
+            <w:hyperlink w:history="1" r:id="rId88r0bbbrqgegbiec5hn8r">
               <w:r>
                 <w:rPr>
                   <w:rFonts w:ascii="Arial" w:cs="Arial" w:eastAsia="Arial" w:hAnsi="Arial"/>
@@ -19284,7 +19284,7 @@
             <w:pPr>
               <w:spacing w:after="20" w:before="0"/>
             </w:pPr>
-            <w:hyperlink w:history="1" r:id="rIdgdabzrwide0tv5w6xaafu">
+            <w:hyperlink w:history="1" r:id="rIdbcknlnjonehxv-d6ohrmz">
               <w:r>
                 <w:rPr>
                   <w:rFonts w:ascii="Arial" w:cs="Arial" w:eastAsia="Arial" w:hAnsi="Arial"/>
@@ -19317,7 +19317,7 @@
               <w:spacing w:after="10" w:before="0"/>
               <w:ind w:left="120"/>
             </w:pPr>
-            <w:hyperlink w:history="1" r:id="rIdhtqgxqeu4rf9ltzmzz5el">
+            <w:hyperlink w:history="1" r:id="rId_tcoajvl-x3lc0abo4pve">
               <w:r>
                 <w:rPr>
                   <w:rFonts w:ascii="Arial" w:cs="Arial" w:eastAsia="Arial" w:hAnsi="Arial"/>
@@ -19362,7 +19362,7 @@
             <w:pPr>
               <w:spacing w:after="20" w:before="0"/>
             </w:pPr>
-            <w:hyperlink w:history="1" r:id="rId4kjit3ygw6yszng7xjnbw">
+            <w:hyperlink w:history="1" r:id="rId4gvlix_9q8vrkohvuktkl">
               <w:r>
                 <w:rPr>
                   <w:rFonts w:ascii="Arial" w:cs="Arial" w:eastAsia="Arial" w:hAnsi="Arial"/>
@@ -19395,7 +19395,7 @@
               <w:spacing w:after="10" w:before="0"/>
               <w:ind w:left="120"/>
             </w:pPr>
-            <w:hyperlink w:history="1" r:id="rIdmzlvvgxhmqrykkt_buh6r">
+            <w:hyperlink w:history="1" r:id="rIdipxtejmdckszwprjk7-r7">
               <w:r>
                 <w:rPr>
                   <w:rFonts w:ascii="Arial" w:cs="Arial" w:eastAsia="Arial" w:hAnsi="Arial"/>
@@ -21167,7 +21167,7 @@
             <w:pPr>
               <w:spacing w:after="20" w:before="0"/>
             </w:pPr>
-            <w:hyperlink w:history="1" r:id="rIdmphb58emiknccz_ukiuja">
+            <w:hyperlink w:history="1" r:id="rIddczpqj5ehg9__31hxzxxe">
               <w:r>
                 <w:rPr>
                   <w:rFonts w:ascii="Arial" w:cs="Arial" w:eastAsia="Arial" w:hAnsi="Arial"/>
@@ -21200,7 +21200,7 @@
               <w:spacing w:after="10" w:before="0"/>
               <w:ind w:left="120"/>
             </w:pPr>
-            <w:hyperlink w:history="1" r:id="rId_hxqotwr9b0ryvfnw5wq6">
+            <w:hyperlink w:history="1" r:id="rIdlkil3v6wywqutjcaf19rb">
               <w:r>
                 <w:rPr>
                   <w:rFonts w:ascii="Arial" w:cs="Arial" w:eastAsia="Arial" w:hAnsi="Arial"/>
@@ -21245,7 +21245,7 @@
             <w:pPr>
               <w:spacing w:after="20" w:before="0"/>
             </w:pPr>
-            <w:hyperlink w:history="1" r:id="rIdytibgiqhpopkozs1z99mi">
+            <w:hyperlink w:history="1" r:id="rId7unvo4yvnhf46o1_tboch">
               <w:r>
                 <w:rPr>
                   <w:rFonts w:ascii="Arial" w:cs="Arial" w:eastAsia="Arial" w:hAnsi="Arial"/>
@@ -21278,7 +21278,7 @@
               <w:spacing w:after="10" w:before="0"/>
               <w:ind w:left="120"/>
             </w:pPr>
-            <w:hyperlink w:history="1" r:id="rIdymxnstqr-qh2aw7yji5zu">
+            <w:hyperlink w:history="1" r:id="rIdjdyx6eydq8y62pfmjrbbz">
               <w:r>
                 <w:rPr>
                   <w:rFonts w:ascii="Arial" w:cs="Arial" w:eastAsia="Arial" w:hAnsi="Arial"/>
@@ -21473,7 +21473,7 @@
             <w:pPr>
               <w:spacing w:after="20" w:before="0"/>
             </w:pPr>
-            <w:hyperlink w:history="1" r:id="rId0u1c9iltnqmjppdesaglp">
+            <w:hyperlink w:history="1" r:id="rId12d41vulqtopcpqmpdutd">
               <w:r>
                 <w:rPr>
                   <w:rFonts w:ascii="Arial" w:cs="Arial" w:eastAsia="Arial" w:hAnsi="Arial"/>
@@ -21506,7 +21506,7 @@
               <w:spacing w:after="10" w:before="0"/>
               <w:ind w:left="120"/>
             </w:pPr>
-            <w:hyperlink w:history="1" r:id="rIdex5kh5ytdjch2rjbvfots">
+            <w:hyperlink w:history="1" r:id="rIdmbgs4h398p-l4sudjmhg9">
               <w:r>
                 <w:rPr>
                   <w:rFonts w:ascii="Arial" w:cs="Arial" w:eastAsia="Arial" w:hAnsi="Arial"/>
@@ -21551,7 +21551,7 @@
             <w:pPr>
               <w:spacing w:after="20" w:before="0"/>
             </w:pPr>
-            <w:hyperlink w:history="1" r:id="rIdg0aa8alwsciaj98ldrlkt">
+            <w:hyperlink w:history="1" r:id="rIdzolzdayliwiofq33jv1-j">
               <w:r>
                 <w:rPr>
                   <w:rFonts w:ascii="Arial" w:cs="Arial" w:eastAsia="Arial" w:hAnsi="Arial"/>
@@ -21584,7 +21584,7 @@
               <w:spacing w:after="10" w:before="0"/>
               <w:ind w:left="120"/>
             </w:pPr>
-            <w:hyperlink w:history="1" r:id="rIdj9afnucne_gncc3kk_rsc">
+            <w:hyperlink w:history="1" r:id="rIdqasy6llsidibppdmw4has">
               <w:r>
                 <w:rPr>
                   <w:rFonts w:ascii="Arial" w:cs="Arial" w:eastAsia="Arial" w:hAnsi="Arial"/>
@@ -21779,7 +21779,7 @@
             <w:pPr>
               <w:spacing w:after="20" w:before="0"/>
             </w:pPr>
-            <w:hyperlink w:history="1" r:id="rIdeq8wdvguelzfwcwe1azst">
+            <w:hyperlink w:history="1" r:id="rIdaz0ntfdvj5i6dbwf5dv-c">
               <w:r>
                 <w:rPr>
                   <w:rFonts w:ascii="Arial" w:cs="Arial" w:eastAsia="Arial" w:hAnsi="Arial"/>
@@ -21812,7 +21812,7 @@
               <w:spacing w:after="10" w:before="0"/>
               <w:ind w:left="120"/>
             </w:pPr>
-            <w:hyperlink w:history="1" r:id="rIdvccfw4tjcus-jxcqcez6l">
+            <w:hyperlink w:history="1" r:id="rIdo2di6hvc-vmznu7rath43">
               <w:r>
                 <w:rPr>
                   <w:rFonts w:ascii="Arial" w:cs="Arial" w:eastAsia="Arial" w:hAnsi="Arial"/>
@@ -21857,7 +21857,7 @@
             <w:pPr>
               <w:spacing w:after="20" w:before="0"/>
             </w:pPr>
-            <w:hyperlink w:history="1" r:id="rIdaqv1zr90cnzoqmjfhm7ti">
+            <w:hyperlink w:history="1" r:id="rIdlwilswwccjcesad888loj">
               <w:r>
                 <w:rPr>
                   <w:rFonts w:ascii="Arial" w:cs="Arial" w:eastAsia="Arial" w:hAnsi="Arial"/>
@@ -21890,7 +21890,7 @@
               <w:spacing w:after="10" w:before="0"/>
               <w:ind w:left="120"/>
             </w:pPr>
-            <w:hyperlink w:history="1" r:id="rId-fsfvbywn-pnvwvhhyqpx">
+            <w:hyperlink w:history="1" r:id="rIdnfadcpmdjxv4i2dx7xhvw">
               <w:r>
                 <w:rPr>
                   <w:rFonts w:ascii="Arial" w:cs="Arial" w:eastAsia="Arial" w:hAnsi="Arial"/>
@@ -22085,7 +22085,7 @@
             <w:pPr>
               <w:spacing w:after="20" w:before="0"/>
             </w:pPr>
-            <w:hyperlink w:history="1" r:id="rIdl3gbuxitknj_h-hmfudga">
+            <w:hyperlink w:history="1" r:id="rId8wc-o-tq1kkcjikigb_h4">
               <w:r>
                 <w:rPr>
                   <w:rFonts w:ascii="Arial" w:cs="Arial" w:eastAsia="Arial" w:hAnsi="Arial"/>
@@ -22118,7 +22118,7 @@
               <w:spacing w:after="10" w:before="0"/>
               <w:ind w:left="120"/>
             </w:pPr>
-            <w:hyperlink w:history="1" r:id="rIdcv70c0g9fsusgfiuninog">
+            <w:hyperlink w:history="1" r:id="rId2tgyzjs765hcna7_iwsav">
               <w:r>
                 <w:rPr>
                   <w:rFonts w:ascii="Arial" w:cs="Arial" w:eastAsia="Arial" w:hAnsi="Arial"/>
@@ -22163,7 +22163,7 @@
             <w:pPr>
               <w:spacing w:after="20" w:before="0"/>
             </w:pPr>
-            <w:hyperlink w:history="1" r:id="rIdl9kidx6uzaaph_vgyxqva">
+            <w:hyperlink w:history="1" r:id="rId7pzgpagdah4wgnczbju1f">
               <w:r>
                 <w:rPr>
                   <w:rFonts w:ascii="Arial" w:cs="Arial" w:eastAsia="Arial" w:hAnsi="Arial"/>
@@ -22196,7 +22196,7 @@
               <w:spacing w:after="10" w:before="0"/>
               <w:ind w:left="120"/>
             </w:pPr>
-            <w:hyperlink w:history="1" r:id="rIdvku0navg1ebajqcjd7klh">
+            <w:hyperlink w:history="1" r:id="rIdzm4pmgcggom3vlwditnrb">
               <w:r>
                 <w:rPr>
                   <w:rFonts w:ascii="Arial" w:cs="Arial" w:eastAsia="Arial" w:hAnsi="Arial"/>
@@ -22391,7 +22391,7 @@
             <w:pPr>
               <w:spacing w:after="20" w:before="0"/>
             </w:pPr>
-            <w:hyperlink w:history="1" r:id="rId-h3cq1sbscfuguvblx2lr">
+            <w:hyperlink w:history="1" r:id="rIdfldl7mxmywbincu84p0y3">
               <w:r>
                 <w:rPr>
                   <w:rFonts w:ascii="Arial" w:cs="Arial" w:eastAsia="Arial" w:hAnsi="Arial"/>
@@ -22424,7 +22424,7 @@
               <w:spacing w:after="10" w:before="0"/>
               <w:ind w:left="120"/>
             </w:pPr>
-            <w:hyperlink w:history="1" r:id="rIdlh9fgjr1rlvrsnyivb5hp">
+            <w:hyperlink w:history="1" r:id="rIduhias5x7wvsagb53rg3ct">
               <w:r>
                 <w:rPr>
                   <w:rFonts w:ascii="Arial" w:cs="Arial" w:eastAsia="Arial" w:hAnsi="Arial"/>
@@ -22469,7 +22469,7 @@
             <w:pPr>
               <w:spacing w:after="20" w:before="0"/>
             </w:pPr>
-            <w:hyperlink w:history="1" r:id="rIdzj9giztt6wwfie2xpdi08">
+            <w:hyperlink w:history="1" r:id="rIdsmhkdbngozysri9csp72p">
               <w:r>
                 <w:rPr>
                   <w:rFonts w:ascii="Arial" w:cs="Arial" w:eastAsia="Arial" w:hAnsi="Arial"/>
@@ -22502,7 +22502,7 @@
               <w:spacing w:after="10" w:before="0"/>
               <w:ind w:left="120"/>
             </w:pPr>
-            <w:hyperlink w:history="1" r:id="rIdjej_mpac3phd531kqkxob">
+            <w:hyperlink w:history="1" r:id="rIdr1xw1adwhwkjxzgqth0f4">
               <w:r>
                 <w:rPr>
                   <w:rFonts w:ascii="Arial" w:cs="Arial" w:eastAsia="Arial" w:hAnsi="Arial"/>
@@ -23989,7 +23989,7 @@
             <w:pPr>
               <w:spacing w:after="20" w:before="0"/>
             </w:pPr>
-            <w:hyperlink w:history="1" r:id="rIdxkxred9kswbytjphfepys">
+            <w:hyperlink w:history="1" r:id="rIdzveldsqvpueyzicupgd5b">
               <w:r>
                 <w:rPr>
                   <w:rFonts w:ascii="Arial" w:cs="Arial" w:eastAsia="Arial" w:hAnsi="Arial"/>
@@ -24022,7 +24022,7 @@
               <w:spacing w:after="10" w:before="0"/>
               <w:ind w:left="120"/>
             </w:pPr>
-            <w:hyperlink w:history="1" r:id="rId-vphmwkxbtyvnpylwexiy">
+            <w:hyperlink w:history="1" r:id="rIdlq8weqzhdo1yftrceanew">
               <w:r>
                 <w:rPr>
                   <w:rFonts w:ascii="Arial" w:cs="Arial" w:eastAsia="Arial" w:hAnsi="Arial"/>
@@ -24067,7 +24067,7 @@
             <w:pPr>
               <w:spacing w:after="20" w:before="0"/>
             </w:pPr>
-            <w:hyperlink w:history="1" r:id="rIdmn7pe_eydx-szkqn15gl7">
+            <w:hyperlink w:history="1" r:id="rIdgdeme8ckbx1xpxg8e3ghi">
               <w:r>
                 <w:rPr>
                   <w:rFonts w:ascii="Arial" w:cs="Arial" w:eastAsia="Arial" w:hAnsi="Arial"/>
@@ -24100,7 +24100,7 @@
               <w:spacing w:after="10" w:before="0"/>
               <w:ind w:left="120"/>
             </w:pPr>
-            <w:hyperlink w:history="1" r:id="rIdolwzpwtqpgjdpgojkykf7">
+            <w:hyperlink w:history="1" r:id="rIdxwj4w_txskcgbokz5glty">
               <w:r>
                 <w:rPr>
                   <w:rFonts w:ascii="Arial" w:cs="Arial" w:eastAsia="Arial" w:hAnsi="Arial"/>
@@ -24295,7 +24295,7 @@
             <w:pPr>
               <w:spacing w:after="20" w:before="0"/>
             </w:pPr>
-            <w:hyperlink w:history="1" r:id="rIdtu7qtvfwsm-mhvh62rflf">
+            <w:hyperlink w:history="1" r:id="rIdkxfoiuacwwzbl-k72tajg">
               <w:r>
                 <w:rPr>
                   <w:rFonts w:ascii="Arial" w:cs="Arial" w:eastAsia="Arial" w:hAnsi="Arial"/>
@@ -24328,7 +24328,7 @@
               <w:spacing w:after="10" w:before="0"/>
               <w:ind w:left="120"/>
             </w:pPr>
-            <w:hyperlink w:history="1" r:id="rIdgai-okbxzynwlzpw7el09">
+            <w:hyperlink w:history="1" r:id="rIdjq0n7zvcsno0hby2c_mlh">
               <w:r>
                 <w:rPr>
                   <w:rFonts w:ascii="Arial" w:cs="Arial" w:eastAsia="Arial" w:hAnsi="Arial"/>
@@ -24373,7 +24373,7 @@
             <w:pPr>
               <w:spacing w:after="20" w:before="0"/>
             </w:pPr>
-            <w:hyperlink w:history="1" r:id="rIddr4gntbit0obnm64vznbg">
+            <w:hyperlink w:history="1" r:id="rIdutb9hg1m7cr-iutwqjn0i">
               <w:r>
                 <w:rPr>
                   <w:rFonts w:ascii="Arial" w:cs="Arial" w:eastAsia="Arial" w:hAnsi="Arial"/>
@@ -24406,7 +24406,7 @@
               <w:spacing w:after="10" w:before="0"/>
               <w:ind w:left="120"/>
             </w:pPr>
-            <w:hyperlink w:history="1" r:id="rId1ozy6q_jdpidwyh0dbj51">
+            <w:hyperlink w:history="1" r:id="rIdqhfel7ct2nq1rtn_9ftap">
               <w:r>
                 <w:rPr>
                   <w:rFonts w:ascii="Arial" w:cs="Arial" w:eastAsia="Arial" w:hAnsi="Arial"/>
@@ -24601,7 +24601,7 @@
             <w:pPr>
               <w:spacing w:after="20" w:before="0"/>
             </w:pPr>
-            <w:hyperlink w:history="1" r:id="rIdwtz_6wswhdnbdpbisknn3">
+            <w:hyperlink w:history="1" r:id="rIdrxu4_laz_ekpv9ugu2ggq">
               <w:r>
                 <w:rPr>
                   <w:rFonts w:ascii="Arial" w:cs="Arial" w:eastAsia="Arial" w:hAnsi="Arial"/>
@@ -24634,7 +24634,7 @@
               <w:spacing w:after="10" w:before="0"/>
               <w:ind w:left="120"/>
             </w:pPr>
-            <w:hyperlink w:history="1" r:id="rIdzjah5b4xnysa8rpmsofdu">
+            <w:hyperlink w:history="1" r:id="rIduurbvagjfpyxptjoudeqf">
               <w:r>
                 <w:rPr>
                   <w:rFonts w:ascii="Arial" w:cs="Arial" w:eastAsia="Arial" w:hAnsi="Arial"/>
@@ -24679,7 +24679,7 @@
             <w:pPr>
               <w:spacing w:after="20" w:before="0"/>
             </w:pPr>
-            <w:hyperlink w:history="1" r:id="rIdool2h8qxxjizkqgocabo8">
+            <w:hyperlink w:history="1" r:id="rIdcleaaxlzcrwboxybccpnr">
               <w:r>
                 <w:rPr>
                   <w:rFonts w:ascii="Arial" w:cs="Arial" w:eastAsia="Arial" w:hAnsi="Arial"/>
@@ -24712,7 +24712,7 @@
               <w:spacing w:after="10" w:before="0"/>
               <w:ind w:left="120"/>
             </w:pPr>
-            <w:hyperlink w:history="1" r:id="rIdgxcb12jc54c4w6fe9v3gy">
+            <w:hyperlink w:history="1" r:id="rId5zrvgederdvunxxbiv_al">
               <w:r>
                 <w:rPr>
                   <w:rFonts w:ascii="Arial" w:cs="Arial" w:eastAsia="Arial" w:hAnsi="Arial"/>
@@ -24907,7 +24907,7 @@
             <w:pPr>
               <w:spacing w:after="20" w:before="0"/>
             </w:pPr>
-            <w:hyperlink w:history="1" r:id="rId612sxfn_11kpwuaomjkfo">
+            <w:hyperlink w:history="1" r:id="rId_k01uyjqm2sogb3i9tgw4">
               <w:r>
                 <w:rPr>
                   <w:rFonts w:ascii="Arial" w:cs="Arial" w:eastAsia="Arial" w:hAnsi="Arial"/>
@@ -24940,7 +24940,7 @@
               <w:spacing w:after="10" w:before="0"/>
               <w:ind w:left="120"/>
             </w:pPr>
-            <w:hyperlink w:history="1" r:id="rIdnk8psaeyqnsin3t9qxdq4">
+            <w:hyperlink w:history="1" r:id="rIdmni6wrdslerob_79wdw1e">
               <w:r>
                 <w:rPr>
                   <w:rFonts w:ascii="Arial" w:cs="Arial" w:eastAsia="Arial" w:hAnsi="Arial"/>
@@ -24985,7 +24985,7 @@
             <w:pPr>
               <w:spacing w:after="20" w:before="0"/>
             </w:pPr>
-            <w:hyperlink w:history="1" r:id="rIdjdlath3bybafalcbf0_ud">
+            <w:hyperlink w:history="1" r:id="rIdwf-caem-1nmia45bnzy87">
               <w:r>
                 <w:rPr>
                   <w:rFonts w:ascii="Arial" w:cs="Arial" w:eastAsia="Arial" w:hAnsi="Arial"/>
@@ -25018,7 +25018,7 @@
               <w:spacing w:after="10" w:before="0"/>
               <w:ind w:left="120"/>
             </w:pPr>
-            <w:hyperlink w:history="1" r:id="rIdzp6vdtnemmazkdb7rls2s">
+            <w:hyperlink w:history="1" r:id="rIdkuhfyb4x1mcu_1owekgds">
               <w:r>
                 <w:rPr>
                   <w:rFonts w:ascii="Arial" w:cs="Arial" w:eastAsia="Arial" w:hAnsi="Arial"/>
@@ -25213,7 +25213,7 @@
             <w:pPr>
               <w:spacing w:after="20" w:before="0"/>
             </w:pPr>
-            <w:hyperlink w:history="1" r:id="rIdujgfng7o4thquegfro8vn">
+            <w:hyperlink w:history="1" r:id="rIdmyjj5qif15e-lfhxheavt">
               <w:r>
                 <w:rPr>
                   <w:rFonts w:ascii="Arial" w:cs="Arial" w:eastAsia="Arial" w:hAnsi="Arial"/>
@@ -25246,7 +25246,7 @@
               <w:spacing w:after="10" w:before="0"/>
               <w:ind w:left="120"/>
             </w:pPr>
-            <w:hyperlink w:history="1" r:id="rIdd0mrubrogbnskbx-k8pmy">
+            <w:hyperlink w:history="1" r:id="rId_5efy7h5whmkg4plwtryk">
               <w:r>
                 <w:rPr>
                   <w:rFonts w:ascii="Arial" w:cs="Arial" w:eastAsia="Arial" w:hAnsi="Arial"/>
@@ -25291,7 +25291,7 @@
             <w:pPr>
               <w:spacing w:after="20" w:before="0"/>
             </w:pPr>
-            <w:hyperlink w:history="1" r:id="rIdxjdvatfut58q3yeau1nxa">
+            <w:hyperlink w:history="1" r:id="rIdt8-bxrp5fg3_quqycfbuo">
               <w:r>
                 <w:rPr>
                   <w:rFonts w:ascii="Arial" w:cs="Arial" w:eastAsia="Arial" w:hAnsi="Arial"/>
@@ -25324,7 +25324,7 @@
               <w:spacing w:after="10" w:before="0"/>
               <w:ind w:left="120"/>
             </w:pPr>
-            <w:hyperlink w:history="1" r:id="rIdiw3wqkwv2qzmr3wo_dcyn">
+            <w:hyperlink w:history="1" r:id="rId9-2ezvmasbh0m_8q-zmim">
               <w:r>
                 <w:rPr>
                   <w:rFonts w:ascii="Arial" w:cs="Arial" w:eastAsia="Arial" w:hAnsi="Arial"/>

--- a/data/outputs/v2/Physics/SS1.4_Energy,_Work,_Power_and_Machines/Physics_Energy,_Work,_Power_and_Machines_CBE_LessonSequence.docx
+++ b/data/outputs/v2/Physics/SS1.4_Energy,_Work,_Power_and_Machines/Physics_Energy,_Work,_Power_and_Machines_CBE_LessonSequence.docx
@@ -3323,7 +3323,7 @@
             <w:pPr>
               <w:spacing w:after="20" w:before="0"/>
             </w:pPr>
-            <w:hyperlink w:history="1" r:id="rIdhkkr-fnwefvvx9objcaty">
+            <w:hyperlink w:history="1" r:id="rIdtvlx_7ufkrpr-mdm90q-v">
               <w:r>
                 <w:rPr>
                   <w:rFonts w:ascii="Arial" w:cs="Arial" w:eastAsia="Arial" w:hAnsi="Arial"/>
@@ -3356,7 +3356,7 @@
               <w:spacing w:after="10" w:before="0"/>
               <w:ind w:left="120"/>
             </w:pPr>
-            <w:hyperlink w:history="1" r:id="rIdbnseeebjuyvy68tcnom2g">
+            <w:hyperlink w:history="1" r:id="rIdrrsnzqx-d9wt_ng7cx5h2">
               <w:r>
                 <w:rPr>
                   <w:rFonts w:ascii="Arial" w:cs="Arial" w:eastAsia="Arial" w:hAnsi="Arial"/>
@@ -3401,7 +3401,7 @@
             <w:pPr>
               <w:spacing w:after="20" w:before="0"/>
             </w:pPr>
-            <w:hyperlink w:history="1" r:id="rId_mnuzylovxr7ezwzro6ca">
+            <w:hyperlink w:history="1" r:id="rIdq_t1uxipsfrskyirguur_">
               <w:r>
                 <w:rPr>
                   <w:rFonts w:ascii="Arial" w:cs="Arial" w:eastAsia="Arial" w:hAnsi="Arial"/>
@@ -3434,7 +3434,7 @@
               <w:spacing w:after="10" w:before="0"/>
               <w:ind w:left="120"/>
             </w:pPr>
-            <w:hyperlink w:history="1" r:id="rIdndxht5_pubdy5ixdtp0mn">
+            <w:hyperlink w:history="1" r:id="rIdyfak0n_l0stojmjtn6k1o">
               <w:r>
                 <w:rPr>
                   <w:rFonts w:ascii="Arial" w:cs="Arial" w:eastAsia="Arial" w:hAnsi="Arial"/>
@@ -3629,7 +3629,7 @@
             <w:pPr>
               <w:spacing w:after="20" w:before="0"/>
             </w:pPr>
-            <w:hyperlink w:history="1" r:id="rIdlbf_qw5tuffw-edgl1fiu">
+            <w:hyperlink w:history="1" r:id="rIdsfvtzvlg8jipamyycx8jh">
               <w:r>
                 <w:rPr>
                   <w:rFonts w:ascii="Arial" w:cs="Arial" w:eastAsia="Arial" w:hAnsi="Arial"/>
@@ -3662,7 +3662,7 @@
               <w:spacing w:after="10" w:before="0"/>
               <w:ind w:left="120"/>
             </w:pPr>
-            <w:hyperlink w:history="1" r:id="rIdj0hkv8wppuzxtnhzrjahj">
+            <w:hyperlink w:history="1" r:id="rIdgqjg855zeniryz36msoo2">
               <w:r>
                 <w:rPr>
                   <w:rFonts w:ascii="Arial" w:cs="Arial" w:eastAsia="Arial" w:hAnsi="Arial"/>
@@ -3707,7 +3707,7 @@
             <w:pPr>
               <w:spacing w:after="20" w:before="0"/>
             </w:pPr>
-            <w:hyperlink w:history="1" r:id="rIdqioignbztng_4qdhqbjxi">
+            <w:hyperlink w:history="1" r:id="rIdm89ybqqes8nbrrchmt4_i">
               <w:r>
                 <w:rPr>
                   <w:rFonts w:ascii="Arial" w:cs="Arial" w:eastAsia="Arial" w:hAnsi="Arial"/>
@@ -3740,7 +3740,7 @@
               <w:spacing w:after="10" w:before="0"/>
               <w:ind w:left="120"/>
             </w:pPr>
-            <w:hyperlink w:history="1" r:id="rId_vh9vnxtgftu0_yovvifj">
+            <w:hyperlink w:history="1" r:id="rIdb3ulpt_wdfvbpolvvdnx_">
               <w:r>
                 <w:rPr>
                   <w:rFonts w:ascii="Arial" w:cs="Arial" w:eastAsia="Arial" w:hAnsi="Arial"/>
@@ -3935,7 +3935,7 @@
             <w:pPr>
               <w:spacing w:after="20" w:before="0"/>
             </w:pPr>
-            <w:hyperlink w:history="1" r:id="rId9fublmjurat54fz20qtm4">
+            <w:hyperlink w:history="1" r:id="rIdirkpdbj3zhl4rfwnl-wxz">
               <w:r>
                 <w:rPr>
                   <w:rFonts w:ascii="Arial" w:cs="Arial" w:eastAsia="Arial" w:hAnsi="Arial"/>
@@ -3968,7 +3968,7 @@
               <w:spacing w:after="10" w:before="0"/>
               <w:ind w:left="120"/>
             </w:pPr>
-            <w:hyperlink w:history="1" r:id="rIdl8uenfj500r3hjbajmuyi">
+            <w:hyperlink w:history="1" r:id="rIdffds6dvlpfdzjzkdjgqwa">
               <w:r>
                 <w:rPr>
                   <w:rFonts w:ascii="Arial" w:cs="Arial" w:eastAsia="Arial" w:hAnsi="Arial"/>
@@ -4013,7 +4013,7 @@
             <w:pPr>
               <w:spacing w:after="20" w:before="0"/>
             </w:pPr>
-            <w:hyperlink w:history="1" r:id="rIdk8felmfemthaxxhkmjk5v">
+            <w:hyperlink w:history="1" r:id="rIdmnergpln7yt4rlsycee5j">
               <w:r>
                 <w:rPr>
                   <w:rFonts w:ascii="Arial" w:cs="Arial" w:eastAsia="Arial" w:hAnsi="Arial"/>
@@ -4046,7 +4046,7 @@
               <w:spacing w:after="10" w:before="0"/>
               <w:ind w:left="120"/>
             </w:pPr>
-            <w:hyperlink w:history="1" r:id="rIdj3eekuftfznyi19nwghzm">
+            <w:hyperlink w:history="1" r:id="rId3zhbvctydzi6zxgvixhwp">
               <w:r>
                 <w:rPr>
                   <w:rFonts w:ascii="Arial" w:cs="Arial" w:eastAsia="Arial" w:hAnsi="Arial"/>
@@ -4241,7 +4241,7 @@
             <w:pPr>
               <w:spacing w:after="20" w:before="0"/>
             </w:pPr>
-            <w:hyperlink w:history="1" r:id="rIdqyupvbgy9w45tuy28iitf">
+            <w:hyperlink w:history="1" r:id="rIdq9yduxnoq_satdbaznw0t">
               <w:r>
                 <w:rPr>
                   <w:rFonts w:ascii="Arial" w:cs="Arial" w:eastAsia="Arial" w:hAnsi="Arial"/>
@@ -4274,7 +4274,7 @@
               <w:spacing w:after="10" w:before="0"/>
               <w:ind w:left="120"/>
             </w:pPr>
-            <w:hyperlink w:history="1" r:id="rIdm5xifljrsluh0e-0ewuzu">
+            <w:hyperlink w:history="1" r:id="rIdejozkyfkzrrqrwhqk57u6">
               <w:r>
                 <w:rPr>
                   <w:rFonts w:ascii="Arial" w:cs="Arial" w:eastAsia="Arial" w:hAnsi="Arial"/>
@@ -4319,7 +4319,7 @@
             <w:pPr>
               <w:spacing w:after="20" w:before="0"/>
             </w:pPr>
-            <w:hyperlink w:history="1" r:id="rIdaspdjcx0satd3net62swy">
+            <w:hyperlink w:history="1" r:id="rIdu_bvl8fgd5jeisavyf6da">
               <w:r>
                 <w:rPr>
                   <w:rFonts w:ascii="Arial" w:cs="Arial" w:eastAsia="Arial" w:hAnsi="Arial"/>
@@ -4352,7 +4352,7 @@
               <w:spacing w:after="10" w:before="0"/>
               <w:ind w:left="120"/>
             </w:pPr>
-            <w:hyperlink w:history="1" r:id="rIdbjaft3yhw8afidjfqmkk4">
+            <w:hyperlink w:history="1" r:id="rIdewkgott2ecfyjmr5wg3gd">
               <w:r>
                 <w:rPr>
                   <w:rFonts w:ascii="Arial" w:cs="Arial" w:eastAsia="Arial" w:hAnsi="Arial"/>
@@ -4547,7 +4547,7 @@
             <w:pPr>
               <w:spacing w:after="20" w:before="0"/>
             </w:pPr>
-            <w:hyperlink w:history="1" r:id="rIda19nssbb8q3fcz45qnqgy">
+            <w:hyperlink w:history="1" r:id="rIdniuvdnn9i-bfnk3dfzvkx">
               <w:r>
                 <w:rPr>
                   <w:rFonts w:ascii="Arial" w:cs="Arial" w:eastAsia="Arial" w:hAnsi="Arial"/>
@@ -4580,7 +4580,7 @@
               <w:spacing w:after="10" w:before="0"/>
               <w:ind w:left="120"/>
             </w:pPr>
-            <w:hyperlink w:history="1" r:id="rIdsgolql80wect9a3zewzhm">
+            <w:hyperlink w:history="1" r:id="rIdqc_ttgokgjgk_u5-q8kno">
               <w:r>
                 <w:rPr>
                   <w:rFonts w:ascii="Arial" w:cs="Arial" w:eastAsia="Arial" w:hAnsi="Arial"/>
@@ -4625,7 +4625,7 @@
             <w:pPr>
               <w:spacing w:after="20" w:before="0"/>
             </w:pPr>
-            <w:hyperlink w:history="1" r:id="rIdv-qvnt3rd2uiob8hfxmlk">
+            <w:hyperlink w:history="1" r:id="rIdpjaznfrvryrc_xkm5936d">
               <w:r>
                 <w:rPr>
                   <w:rFonts w:ascii="Arial" w:cs="Arial" w:eastAsia="Arial" w:hAnsi="Arial"/>
@@ -4658,7 +4658,7 @@
               <w:spacing w:after="10" w:before="0"/>
               <w:ind w:left="120"/>
             </w:pPr>
-            <w:hyperlink w:history="1" r:id="rIdmo39rtyuex0wqpkcbpgcd">
+            <w:hyperlink w:history="1" r:id="rIdxkxjecq5etopaqin47m1c">
               <w:r>
                 <w:rPr>
                   <w:rFonts w:ascii="Arial" w:cs="Arial" w:eastAsia="Arial" w:hAnsi="Arial"/>
@@ -6145,7 +6145,7 @@
             <w:pPr>
               <w:spacing w:after="20" w:before="0"/>
             </w:pPr>
-            <w:hyperlink w:history="1" r:id="rIdduvgqzbxz22ji1t--wwmc">
+            <w:hyperlink w:history="1" r:id="rIdneuow5czkjvfbam5cws64">
               <w:r>
                 <w:rPr>
                   <w:rFonts w:ascii="Arial" w:cs="Arial" w:eastAsia="Arial" w:hAnsi="Arial"/>
@@ -6178,7 +6178,7 @@
               <w:spacing w:after="10" w:before="0"/>
               <w:ind w:left="120"/>
             </w:pPr>
-            <w:hyperlink w:history="1" r:id="rIdwpolmezof6ostzls3jcek">
+            <w:hyperlink w:history="1" r:id="rIdmdjcbkhhac1l-5tt4y9_6">
               <w:r>
                 <w:rPr>
                   <w:rFonts w:ascii="Arial" w:cs="Arial" w:eastAsia="Arial" w:hAnsi="Arial"/>
@@ -6223,7 +6223,7 @@
             <w:pPr>
               <w:spacing w:after="20" w:before="0"/>
             </w:pPr>
-            <w:hyperlink w:history="1" r:id="rId85gw6essr5qq9llrqz3tj">
+            <w:hyperlink w:history="1" r:id="rIdmaby8ygc6gssrrcxkeool">
               <w:r>
                 <w:rPr>
                   <w:rFonts w:ascii="Arial" w:cs="Arial" w:eastAsia="Arial" w:hAnsi="Arial"/>
@@ -6256,7 +6256,7 @@
               <w:spacing w:after="10" w:before="0"/>
               <w:ind w:left="120"/>
             </w:pPr>
-            <w:hyperlink w:history="1" r:id="rIdvxxlg7sudbgqnsxehvr32">
+            <w:hyperlink w:history="1" r:id="rId7beaplsloyknw9gkitats">
               <w:r>
                 <w:rPr>
                   <w:rFonts w:ascii="Arial" w:cs="Arial" w:eastAsia="Arial" w:hAnsi="Arial"/>
@@ -6451,7 +6451,7 @@
             <w:pPr>
               <w:spacing w:after="20" w:before="0"/>
             </w:pPr>
-            <w:hyperlink w:history="1" r:id="rId1m7t562esyzp-zotnsf4z">
+            <w:hyperlink w:history="1" r:id="rId6h-daa4e1okfc25ah6uf6">
               <w:r>
                 <w:rPr>
                   <w:rFonts w:ascii="Arial" w:cs="Arial" w:eastAsia="Arial" w:hAnsi="Arial"/>
@@ -6484,7 +6484,7 @@
               <w:spacing w:after="10" w:before="0"/>
               <w:ind w:left="120"/>
             </w:pPr>
-            <w:hyperlink w:history="1" r:id="rIdn4rz05dw-ely-_ndgykxo">
+            <w:hyperlink w:history="1" r:id="rId4a8lmpa46plcqblxau0xd">
               <w:r>
                 <w:rPr>
                   <w:rFonts w:ascii="Arial" w:cs="Arial" w:eastAsia="Arial" w:hAnsi="Arial"/>
@@ -6529,7 +6529,7 @@
             <w:pPr>
               <w:spacing w:after="20" w:before="0"/>
             </w:pPr>
-            <w:hyperlink w:history="1" r:id="rIdvgnkjyvpfx66zvmyveaic">
+            <w:hyperlink w:history="1" r:id="rIdd8yjx5r0xcnjeuizznnjz">
               <w:r>
                 <w:rPr>
                   <w:rFonts w:ascii="Arial" w:cs="Arial" w:eastAsia="Arial" w:hAnsi="Arial"/>
@@ -6562,7 +6562,7 @@
               <w:spacing w:after="10" w:before="0"/>
               <w:ind w:left="120"/>
             </w:pPr>
-            <w:hyperlink w:history="1" r:id="rId-w7fx57bsd5gyy6vsc08u">
+            <w:hyperlink w:history="1" r:id="rId9l55lziupx6yxzxwz5xcs">
               <w:r>
                 <w:rPr>
                   <w:rFonts w:ascii="Arial" w:cs="Arial" w:eastAsia="Arial" w:hAnsi="Arial"/>
@@ -6757,7 +6757,7 @@
             <w:pPr>
               <w:spacing w:after="20" w:before="0"/>
             </w:pPr>
-            <w:hyperlink w:history="1" r:id="rIdflqeh4h5ws0r_6boebzsv">
+            <w:hyperlink w:history="1" r:id="rIdqa8ogywnxk62kvcxduggn">
               <w:r>
                 <w:rPr>
                   <w:rFonts w:ascii="Arial" w:cs="Arial" w:eastAsia="Arial" w:hAnsi="Arial"/>
@@ -6790,7 +6790,7 @@
               <w:spacing w:after="10" w:before="0"/>
               <w:ind w:left="120"/>
             </w:pPr>
-            <w:hyperlink w:history="1" r:id="rIdygp30uqm4r3o-fowmrtqh">
+            <w:hyperlink w:history="1" r:id="rIdazwgo8l71tapuijky1wqu">
               <w:r>
                 <w:rPr>
                   <w:rFonts w:ascii="Arial" w:cs="Arial" w:eastAsia="Arial" w:hAnsi="Arial"/>
@@ -6835,7 +6835,7 @@
             <w:pPr>
               <w:spacing w:after="20" w:before="0"/>
             </w:pPr>
-            <w:hyperlink w:history="1" r:id="rId78gkudqahnnr6bjfhyjf1">
+            <w:hyperlink w:history="1" r:id="rIdjmoekcfvhhk7raxisimoc">
               <w:r>
                 <w:rPr>
                   <w:rFonts w:ascii="Arial" w:cs="Arial" w:eastAsia="Arial" w:hAnsi="Arial"/>
@@ -6868,7 +6868,7 @@
               <w:spacing w:after="10" w:before="0"/>
               <w:ind w:left="120"/>
             </w:pPr>
-            <w:hyperlink w:history="1" r:id="rId6s3vsxtl4kpsehcyrtjn4">
+            <w:hyperlink w:history="1" r:id="rIdfhjnjuh4fnx167hab4soh">
               <w:r>
                 <w:rPr>
                   <w:rFonts w:ascii="Arial" w:cs="Arial" w:eastAsia="Arial" w:hAnsi="Arial"/>
@@ -7063,7 +7063,7 @@
             <w:pPr>
               <w:spacing w:after="20" w:before="0"/>
             </w:pPr>
-            <w:hyperlink w:history="1" r:id="rIda3wp5c9o12y8p5caivtt9">
+            <w:hyperlink w:history="1" r:id="rIdhp3tizlxo2fcj68ajn1dr">
               <w:r>
                 <w:rPr>
                   <w:rFonts w:ascii="Arial" w:cs="Arial" w:eastAsia="Arial" w:hAnsi="Arial"/>
@@ -7096,7 +7096,7 @@
               <w:spacing w:after="10" w:before="0"/>
               <w:ind w:left="120"/>
             </w:pPr>
-            <w:hyperlink w:history="1" r:id="rIdxp01fxdrrgqd7szqbh4hw">
+            <w:hyperlink w:history="1" r:id="rIdxb3gm0ipfrlret7cb1c2k">
               <w:r>
                 <w:rPr>
                   <w:rFonts w:ascii="Arial" w:cs="Arial" w:eastAsia="Arial" w:hAnsi="Arial"/>
@@ -7141,7 +7141,7 @@
             <w:pPr>
               <w:spacing w:after="20" w:before="0"/>
             </w:pPr>
-            <w:hyperlink w:history="1" r:id="rIdd7_qosv7hs2zk5aubmdkz">
+            <w:hyperlink w:history="1" r:id="rIdy3a3nny9yt5duxhetf1_d">
               <w:r>
                 <w:rPr>
                   <w:rFonts w:ascii="Arial" w:cs="Arial" w:eastAsia="Arial" w:hAnsi="Arial"/>
@@ -7174,7 +7174,7 @@
               <w:spacing w:after="10" w:before="0"/>
               <w:ind w:left="120"/>
             </w:pPr>
-            <w:hyperlink w:history="1" r:id="rIdadffazzh_8epnlvcil1ne">
+            <w:hyperlink w:history="1" r:id="rIdo-bw0lhf-uxvcgavgqni6">
               <w:r>
                 <w:rPr>
                   <w:rFonts w:ascii="Arial" w:cs="Arial" w:eastAsia="Arial" w:hAnsi="Arial"/>
@@ -7369,7 +7369,7 @@
             <w:pPr>
               <w:spacing w:after="20" w:before="0"/>
             </w:pPr>
-            <w:hyperlink w:history="1" r:id="rIdxsan_yt2igshhttenrdc5">
+            <w:hyperlink w:history="1" r:id="rIdb5nczikwskv_3x6wyrsna">
               <w:r>
                 <w:rPr>
                   <w:rFonts w:ascii="Arial" w:cs="Arial" w:eastAsia="Arial" w:hAnsi="Arial"/>
@@ -7402,7 +7402,7 @@
               <w:spacing w:after="10" w:before="0"/>
               <w:ind w:left="120"/>
             </w:pPr>
-            <w:hyperlink w:history="1" r:id="rId_u4ss5w4-ls2mjlcrzfor">
+            <w:hyperlink w:history="1" r:id="rIdmxcwopnmw0li1_dqvhutr">
               <w:r>
                 <w:rPr>
                   <w:rFonts w:ascii="Arial" w:cs="Arial" w:eastAsia="Arial" w:hAnsi="Arial"/>
@@ -7447,7 +7447,7 @@
             <w:pPr>
               <w:spacing w:after="20" w:before="0"/>
             </w:pPr>
-            <w:hyperlink w:history="1" r:id="rIdq3olepx42y_-7pp6-yqso">
+            <w:hyperlink w:history="1" r:id="rIdt_zmetygex98a32lqzzea">
               <w:r>
                 <w:rPr>
                   <w:rFonts w:ascii="Arial" w:cs="Arial" w:eastAsia="Arial" w:hAnsi="Arial"/>
@@ -7480,7 +7480,7 @@
               <w:spacing w:after="10" w:before="0"/>
               <w:ind w:left="120"/>
             </w:pPr>
-            <w:hyperlink w:history="1" r:id="rIdhrzcoj1aa3bucgvurerpp">
+            <w:hyperlink w:history="1" r:id="rId3vnt888j0rtiw8mkd6jfy">
               <w:r>
                 <w:rPr>
                   <w:rFonts w:ascii="Arial" w:cs="Arial" w:eastAsia="Arial" w:hAnsi="Arial"/>
@@ -8967,7 +8967,7 @@
             <w:pPr>
               <w:spacing w:after="20" w:before="0"/>
             </w:pPr>
-            <w:hyperlink w:history="1" r:id="rIdwso8zsawvbsgaj2r4l0qw">
+            <w:hyperlink w:history="1" r:id="rIdtkx0ljwxz1-lhhhdep-d5">
               <w:r>
                 <w:rPr>
                   <w:rFonts w:ascii="Arial" w:cs="Arial" w:eastAsia="Arial" w:hAnsi="Arial"/>
@@ -9000,7 +9000,7 @@
               <w:spacing w:after="10" w:before="0"/>
               <w:ind w:left="120"/>
             </w:pPr>
-            <w:hyperlink w:history="1" r:id="rIdjoqlcw0btuqxbit-5vihj">
+            <w:hyperlink w:history="1" r:id="rIdkfsa1zn2hscrmsac3_k2j">
               <w:r>
                 <w:rPr>
                   <w:rFonts w:ascii="Arial" w:cs="Arial" w:eastAsia="Arial" w:hAnsi="Arial"/>
@@ -9045,7 +9045,7 @@
             <w:pPr>
               <w:spacing w:after="20" w:before="0"/>
             </w:pPr>
-            <w:hyperlink w:history="1" r:id="rIdcubxw-0tqbvgbx6uw4nfm">
+            <w:hyperlink w:history="1" r:id="rIda8sywlydmtsjbsf7dnodv">
               <w:r>
                 <w:rPr>
                   <w:rFonts w:ascii="Arial" w:cs="Arial" w:eastAsia="Arial" w:hAnsi="Arial"/>
@@ -9078,7 +9078,7 @@
               <w:spacing w:after="10" w:before="0"/>
               <w:ind w:left="120"/>
             </w:pPr>
-            <w:hyperlink w:history="1" r:id="rIdagwysmiqpiduznefcqs6n">
+            <w:hyperlink w:history="1" r:id="rIdgu-l6nmn62xbihn1ygdxk">
               <w:r>
                 <w:rPr>
                   <w:rFonts w:ascii="Arial" w:cs="Arial" w:eastAsia="Arial" w:hAnsi="Arial"/>
@@ -9273,7 +9273,7 @@
             <w:pPr>
               <w:spacing w:after="20" w:before="0"/>
             </w:pPr>
-            <w:hyperlink w:history="1" r:id="rIdyn7s9hchr51et3yjejqkv">
+            <w:hyperlink w:history="1" r:id="rIdz7eg8gjujflzdju2blgfk">
               <w:r>
                 <w:rPr>
                   <w:rFonts w:ascii="Arial" w:cs="Arial" w:eastAsia="Arial" w:hAnsi="Arial"/>
@@ -9306,7 +9306,7 @@
               <w:spacing w:after="10" w:before="0"/>
               <w:ind w:left="120"/>
             </w:pPr>
-            <w:hyperlink w:history="1" r:id="rIdlfw9bybnc3iyt5_6cm-sd">
+            <w:hyperlink w:history="1" r:id="rIdnn-rhs9qpyim9r5klkdr5">
               <w:r>
                 <w:rPr>
                   <w:rFonts w:ascii="Arial" w:cs="Arial" w:eastAsia="Arial" w:hAnsi="Arial"/>
@@ -9351,7 +9351,7 @@
             <w:pPr>
               <w:spacing w:after="20" w:before="0"/>
             </w:pPr>
-            <w:hyperlink w:history="1" r:id="rIdugilxub2bcrl-mrq_efht">
+            <w:hyperlink w:history="1" r:id="rId1tolazp9crctncou_g46q">
               <w:r>
                 <w:rPr>
                   <w:rFonts w:ascii="Arial" w:cs="Arial" w:eastAsia="Arial" w:hAnsi="Arial"/>
@@ -9384,7 +9384,7 @@
               <w:spacing w:after="10" w:before="0"/>
               <w:ind w:left="120"/>
             </w:pPr>
-            <w:hyperlink w:history="1" r:id="rIdeanwffgotu0sl-h0xavmt">
+            <w:hyperlink w:history="1" r:id="rIdaxcxjogmx7nxepkyf8ous">
               <w:r>
                 <w:rPr>
                   <w:rFonts w:ascii="Arial" w:cs="Arial" w:eastAsia="Arial" w:hAnsi="Arial"/>
@@ -9579,7 +9579,7 @@
             <w:pPr>
               <w:spacing w:after="20" w:before="0"/>
             </w:pPr>
-            <w:hyperlink w:history="1" r:id="rIdehqrpsmierwciqxoinz6v">
+            <w:hyperlink w:history="1" r:id="rId6slfw0vomgfymhewcg3nc">
               <w:r>
                 <w:rPr>
                   <w:rFonts w:ascii="Arial" w:cs="Arial" w:eastAsia="Arial" w:hAnsi="Arial"/>
@@ -9612,7 +9612,7 @@
               <w:spacing w:after="10" w:before="0"/>
               <w:ind w:left="120"/>
             </w:pPr>
-            <w:hyperlink w:history="1" r:id="rIdkowhb7pgizpzcls1nkdxi">
+            <w:hyperlink w:history="1" r:id="rIdm8djncpva5wncmkb0nnl-">
               <w:r>
                 <w:rPr>
                   <w:rFonts w:ascii="Arial" w:cs="Arial" w:eastAsia="Arial" w:hAnsi="Arial"/>
@@ -9657,7 +9657,7 @@
             <w:pPr>
               <w:spacing w:after="20" w:before="0"/>
             </w:pPr>
-            <w:hyperlink w:history="1" r:id="rIdqjgmhwtpqhapypbg66-ui">
+            <w:hyperlink w:history="1" r:id="rIdt5r5b3goqhusvpl2aqwhl">
               <w:r>
                 <w:rPr>
                   <w:rFonts w:ascii="Arial" w:cs="Arial" w:eastAsia="Arial" w:hAnsi="Arial"/>
@@ -9690,7 +9690,7 @@
               <w:spacing w:after="10" w:before="0"/>
               <w:ind w:left="120"/>
             </w:pPr>
-            <w:hyperlink w:history="1" r:id="rIdebwox3vkixr-zsujwsmy8">
+            <w:hyperlink w:history="1" r:id="rIdb_qphm8zmbwfutacqcde_">
               <w:r>
                 <w:rPr>
                   <w:rFonts w:ascii="Arial" w:cs="Arial" w:eastAsia="Arial" w:hAnsi="Arial"/>
@@ -9885,7 +9885,7 @@
             <w:pPr>
               <w:spacing w:after="20" w:before="0"/>
             </w:pPr>
-            <w:hyperlink w:history="1" r:id="rIdo9nru5xvlb4mkqtub5svj">
+            <w:hyperlink w:history="1" r:id="rIdquyjw97vhw-q6el9jb95f">
               <w:r>
                 <w:rPr>
                   <w:rFonts w:ascii="Arial" w:cs="Arial" w:eastAsia="Arial" w:hAnsi="Arial"/>
@@ -9918,7 +9918,7 @@
               <w:spacing w:after="10" w:before="0"/>
               <w:ind w:left="120"/>
             </w:pPr>
-            <w:hyperlink w:history="1" r:id="rId7kghdpapq1ymwdxyakaa6">
+            <w:hyperlink w:history="1" r:id="rId65lquxia9gw5u1hil8wqb">
               <w:r>
                 <w:rPr>
                   <w:rFonts w:ascii="Arial" w:cs="Arial" w:eastAsia="Arial" w:hAnsi="Arial"/>
@@ -9963,7 +9963,7 @@
             <w:pPr>
               <w:spacing w:after="20" w:before="0"/>
             </w:pPr>
-            <w:hyperlink w:history="1" r:id="rIdbjtlksobcwxylvoldf7_p">
+            <w:hyperlink w:history="1" r:id="rId3n-rdj6ygye63kx5idvo4">
               <w:r>
                 <w:rPr>
                   <w:rFonts w:ascii="Arial" w:cs="Arial" w:eastAsia="Arial" w:hAnsi="Arial"/>
@@ -9996,7 +9996,7 @@
               <w:spacing w:after="10" w:before="0"/>
               <w:ind w:left="120"/>
             </w:pPr>
-            <w:hyperlink w:history="1" r:id="rIdnnki_utqkaflso6hio5x2">
+            <w:hyperlink w:history="1" r:id="rIdznraxl1nz-vutlrj_6lwl">
               <w:r>
                 <w:rPr>
                   <w:rFonts w:ascii="Arial" w:cs="Arial" w:eastAsia="Arial" w:hAnsi="Arial"/>
@@ -10191,7 +10191,7 @@
             <w:pPr>
               <w:spacing w:after="20" w:before="0"/>
             </w:pPr>
-            <w:hyperlink w:history="1" r:id="rIdfwvolopord17fyftnxhgc">
+            <w:hyperlink w:history="1" r:id="rIdp1j7-qaibqquftgtavqg5">
               <w:r>
                 <w:rPr>
                   <w:rFonts w:ascii="Arial" w:cs="Arial" w:eastAsia="Arial" w:hAnsi="Arial"/>
@@ -10224,7 +10224,7 @@
               <w:spacing w:after="10" w:before="0"/>
               <w:ind w:left="120"/>
             </w:pPr>
-            <w:hyperlink w:history="1" r:id="rId9wnm4elytv5yywb1wewwk">
+            <w:hyperlink w:history="1" r:id="rId1ndfuflih6l9ft9_iio8e">
               <w:r>
                 <w:rPr>
                   <w:rFonts w:ascii="Arial" w:cs="Arial" w:eastAsia="Arial" w:hAnsi="Arial"/>
@@ -10269,7 +10269,7 @@
             <w:pPr>
               <w:spacing w:after="20" w:before="0"/>
             </w:pPr>
-            <w:hyperlink w:history="1" r:id="rIdgflvfnhnxsbounlwnw_cq">
+            <w:hyperlink w:history="1" r:id="rIdhk--e-l9bhla6t53biiyy">
               <w:r>
                 <w:rPr>
                   <w:rFonts w:ascii="Arial" w:cs="Arial" w:eastAsia="Arial" w:hAnsi="Arial"/>
@@ -10302,7 +10302,7 @@
               <w:spacing w:after="10" w:before="0"/>
               <w:ind w:left="120"/>
             </w:pPr>
-            <w:hyperlink w:history="1" r:id="rIdr7_2gv3pig1sz6cgqb8l4">
+            <w:hyperlink w:history="1" r:id="rIdddctfofh73pydaiajuwlp">
               <w:r>
                 <w:rPr>
                   <w:rFonts w:ascii="Arial" w:cs="Arial" w:eastAsia="Arial" w:hAnsi="Arial"/>
@@ -11789,7 +11789,7 @@
             <w:pPr>
               <w:spacing w:after="20" w:before="0"/>
             </w:pPr>
-            <w:hyperlink w:history="1" r:id="rIdolwzlztagqzwxcaoyiry0">
+            <w:hyperlink w:history="1" r:id="rIddw6v1gq36tbldeuz47wya">
               <w:r>
                 <w:rPr>
                   <w:rFonts w:ascii="Arial" w:cs="Arial" w:eastAsia="Arial" w:hAnsi="Arial"/>
@@ -11822,7 +11822,7 @@
               <w:spacing w:after="10" w:before="0"/>
               <w:ind w:left="120"/>
             </w:pPr>
-            <w:hyperlink w:history="1" r:id="rIdsiwstg32mqjgvgfojn8tn">
+            <w:hyperlink w:history="1" r:id="rIdxz8qh_3ajdoxx4si6kxdm">
               <w:r>
                 <w:rPr>
                   <w:rFonts w:ascii="Arial" w:cs="Arial" w:eastAsia="Arial" w:hAnsi="Arial"/>
@@ -11867,7 +11867,7 @@
             <w:pPr>
               <w:spacing w:after="20" w:before="0"/>
             </w:pPr>
-            <w:hyperlink w:history="1" r:id="rIdcp7x48aldipuizylyi99p">
+            <w:hyperlink w:history="1" r:id="rIdnlykvcydruyxay0hvinfm">
               <w:r>
                 <w:rPr>
                   <w:rFonts w:ascii="Arial" w:cs="Arial" w:eastAsia="Arial" w:hAnsi="Arial"/>
@@ -11900,7 +11900,7 @@
               <w:spacing w:after="10" w:before="0"/>
               <w:ind w:left="120"/>
             </w:pPr>
-            <w:hyperlink w:history="1" r:id="rIdnin5wspahzdefm6lk-a6o">
+            <w:hyperlink w:history="1" r:id="rId_kbzl0h9iwso6icb9s8-r">
               <w:r>
                 <w:rPr>
                   <w:rFonts w:ascii="Arial" w:cs="Arial" w:eastAsia="Arial" w:hAnsi="Arial"/>
@@ -12095,7 +12095,7 @@
             <w:pPr>
               <w:spacing w:after="20" w:before="0"/>
             </w:pPr>
-            <w:hyperlink w:history="1" r:id="rIdzhog3lqbnmkuwerrscdsf">
+            <w:hyperlink w:history="1" r:id="rIdub1yfqblx5kyi_9ov0ki8">
               <w:r>
                 <w:rPr>
                   <w:rFonts w:ascii="Arial" w:cs="Arial" w:eastAsia="Arial" w:hAnsi="Arial"/>
@@ -12128,7 +12128,7 @@
               <w:spacing w:after="10" w:before="0"/>
               <w:ind w:left="120"/>
             </w:pPr>
-            <w:hyperlink w:history="1" r:id="rIdgq6xl-05lqoar03rl71ch">
+            <w:hyperlink w:history="1" r:id="rId8hdxxty132zie2okv9li8">
               <w:r>
                 <w:rPr>
                   <w:rFonts w:ascii="Arial" w:cs="Arial" w:eastAsia="Arial" w:hAnsi="Arial"/>
@@ -12173,7 +12173,7 @@
             <w:pPr>
               <w:spacing w:after="20" w:before="0"/>
             </w:pPr>
-            <w:hyperlink w:history="1" r:id="rIdnmrjsqaxl-gmeln7cpdgs">
+            <w:hyperlink w:history="1" r:id="rIdjxx7oyi1-oakuwjke1ify">
               <w:r>
                 <w:rPr>
                   <w:rFonts w:ascii="Arial" w:cs="Arial" w:eastAsia="Arial" w:hAnsi="Arial"/>
@@ -12206,7 +12206,7 @@
               <w:spacing w:after="10" w:before="0"/>
               <w:ind w:left="120"/>
             </w:pPr>
-            <w:hyperlink w:history="1" r:id="rIdin0qnhe9r9-y5clyyowhy">
+            <w:hyperlink w:history="1" r:id="rId8do8-pqabwledyiu_wn8o">
               <w:r>
                 <w:rPr>
                   <w:rFonts w:ascii="Arial" w:cs="Arial" w:eastAsia="Arial" w:hAnsi="Arial"/>
@@ -12401,7 +12401,7 @@
             <w:pPr>
               <w:spacing w:after="20" w:before="0"/>
             </w:pPr>
-            <w:hyperlink w:history="1" r:id="rIdet3yfvs4qcmk4zb0uwojh">
+            <w:hyperlink w:history="1" r:id="rIdqn86ujojtixwgp_8bge5u">
               <w:r>
                 <w:rPr>
                   <w:rFonts w:ascii="Arial" w:cs="Arial" w:eastAsia="Arial" w:hAnsi="Arial"/>
@@ -12434,7 +12434,7 @@
               <w:spacing w:after="10" w:before="0"/>
               <w:ind w:left="120"/>
             </w:pPr>
-            <w:hyperlink w:history="1" r:id="rIdvdzpj9mh7k4y83gyl_egx">
+            <w:hyperlink w:history="1" r:id="rId-hcfnrd2to9vp6qfw3m2m">
               <w:r>
                 <w:rPr>
                   <w:rFonts w:ascii="Arial" w:cs="Arial" w:eastAsia="Arial" w:hAnsi="Arial"/>
@@ -12479,7 +12479,7 @@
             <w:pPr>
               <w:spacing w:after="20" w:before="0"/>
             </w:pPr>
-            <w:hyperlink w:history="1" r:id="rIdb-vyfppn9okmohqbxviod">
+            <w:hyperlink w:history="1" r:id="rIdj9o8tq0c-hfeongzkcp2t">
               <w:r>
                 <w:rPr>
                   <w:rFonts w:ascii="Arial" w:cs="Arial" w:eastAsia="Arial" w:hAnsi="Arial"/>
@@ -12512,7 +12512,7 @@
               <w:spacing w:after="10" w:before="0"/>
               <w:ind w:left="120"/>
             </w:pPr>
-            <w:hyperlink w:history="1" r:id="rIdww1dvt-8xjprorggxlm43">
+            <w:hyperlink w:history="1" r:id="rId1atmgcflos5ue8mg1timt">
               <w:r>
                 <w:rPr>
                   <w:rFonts w:ascii="Arial" w:cs="Arial" w:eastAsia="Arial" w:hAnsi="Arial"/>
@@ -12707,7 +12707,7 @@
             <w:pPr>
               <w:spacing w:after="20" w:before="0"/>
             </w:pPr>
-            <w:hyperlink w:history="1" r:id="rIdahrnocryqvpjxuzx88qej">
+            <w:hyperlink w:history="1" r:id="rIdmvuokf8nbjlagl1r9n4vb">
               <w:r>
                 <w:rPr>
                   <w:rFonts w:ascii="Arial" w:cs="Arial" w:eastAsia="Arial" w:hAnsi="Arial"/>
@@ -12740,7 +12740,7 @@
               <w:spacing w:after="10" w:before="0"/>
               <w:ind w:left="120"/>
             </w:pPr>
-            <w:hyperlink w:history="1" r:id="rIdusydlef0jpp4qh1l5_4oa">
+            <w:hyperlink w:history="1" r:id="rIdsnfhsqf7izhr5i0x5vwt8">
               <w:r>
                 <w:rPr>
                   <w:rFonts w:ascii="Arial" w:cs="Arial" w:eastAsia="Arial" w:hAnsi="Arial"/>
@@ -12785,7 +12785,7 @@
             <w:pPr>
               <w:spacing w:after="20" w:before="0"/>
             </w:pPr>
-            <w:hyperlink w:history="1" r:id="rIdb0zfdv6bhldatd_z7r7z7">
+            <w:hyperlink w:history="1" r:id="rIda9gkig9fqr0yodt98jesy">
               <w:r>
                 <w:rPr>
                   <w:rFonts w:ascii="Arial" w:cs="Arial" w:eastAsia="Arial" w:hAnsi="Arial"/>
@@ -12818,7 +12818,7 @@
               <w:spacing w:after="10" w:before="0"/>
               <w:ind w:left="120"/>
             </w:pPr>
-            <w:hyperlink w:history="1" r:id="rId1gci_kyn_bj649snycpyu">
+            <w:hyperlink w:history="1" r:id="rId10p9uxlrwjdtuv5d782jh">
               <w:r>
                 <w:rPr>
                   <w:rFonts w:ascii="Arial" w:cs="Arial" w:eastAsia="Arial" w:hAnsi="Arial"/>
@@ -13013,7 +13013,7 @@
             <w:pPr>
               <w:spacing w:after="20" w:before="0"/>
             </w:pPr>
-            <w:hyperlink w:history="1" r:id="rIdr4alvr5oyalo_uxn45vqn">
+            <w:hyperlink w:history="1" r:id="rId-pciducg5ctqm4uwfm3zt">
               <w:r>
                 <w:rPr>
                   <w:rFonts w:ascii="Arial" w:cs="Arial" w:eastAsia="Arial" w:hAnsi="Arial"/>
@@ -13046,7 +13046,7 @@
               <w:spacing w:after="10" w:before="0"/>
               <w:ind w:left="120"/>
             </w:pPr>
-            <w:hyperlink w:history="1" r:id="rIdkkesnt8fjqgre0mpldwkv">
+            <w:hyperlink w:history="1" r:id="rId8eakcocf32spsve0fww9o">
               <w:r>
                 <w:rPr>
                   <w:rFonts w:ascii="Arial" w:cs="Arial" w:eastAsia="Arial" w:hAnsi="Arial"/>
@@ -13091,7 +13091,7 @@
             <w:pPr>
               <w:spacing w:after="20" w:before="0"/>
             </w:pPr>
-            <w:hyperlink w:history="1" r:id="rIda3hd2e8k3p_wiptwq2evo">
+            <w:hyperlink w:history="1" r:id="rIdtguexxmjbhnjioczatjs1">
               <w:r>
                 <w:rPr>
                   <w:rFonts w:ascii="Arial" w:cs="Arial" w:eastAsia="Arial" w:hAnsi="Arial"/>
@@ -13124,7 +13124,7 @@
               <w:spacing w:after="10" w:before="0"/>
               <w:ind w:left="120"/>
             </w:pPr>
-            <w:hyperlink w:history="1" r:id="rIdr_o3zmvlxphandutklgvn">
+            <w:hyperlink w:history="1" r:id="rIdg1twdnlahjqqq4huf0d8v">
               <w:r>
                 <w:rPr>
                   <w:rFonts w:ascii="Arial" w:cs="Arial" w:eastAsia="Arial" w:hAnsi="Arial"/>
@@ -14611,7 +14611,7 @@
             <w:pPr>
               <w:spacing w:after="20" w:before="0"/>
             </w:pPr>
-            <w:hyperlink w:history="1" r:id="rIdqu-jwpguli_5woi0vgwvy">
+            <w:hyperlink w:history="1" r:id="rId89mklcittdbwmlsm9gmm6">
               <w:r>
                 <w:rPr>
                   <w:rFonts w:ascii="Arial" w:cs="Arial" w:eastAsia="Arial" w:hAnsi="Arial"/>
@@ -14644,7 +14644,7 @@
               <w:spacing w:after="10" w:before="0"/>
               <w:ind w:left="120"/>
             </w:pPr>
-            <w:hyperlink w:history="1" r:id="rIdmwkzh2fu-uia3gwvkjt6f">
+            <w:hyperlink w:history="1" r:id="rIdltn6fa7qb37ubkjv3cpta">
               <w:r>
                 <w:rPr>
                   <w:rFonts w:ascii="Arial" w:cs="Arial" w:eastAsia="Arial" w:hAnsi="Arial"/>
@@ -14689,7 +14689,7 @@
             <w:pPr>
               <w:spacing w:after="20" w:before="0"/>
             </w:pPr>
-            <w:hyperlink w:history="1" r:id="rId_vb1exhsyps0bflnhiokw">
+            <w:hyperlink w:history="1" r:id="rId944wa1xqov5woxhwzt39_">
               <w:r>
                 <w:rPr>
                   <w:rFonts w:ascii="Arial" w:cs="Arial" w:eastAsia="Arial" w:hAnsi="Arial"/>
@@ -14722,7 +14722,7 @@
               <w:spacing w:after="10" w:before="0"/>
               <w:ind w:left="120"/>
             </w:pPr>
-            <w:hyperlink w:history="1" r:id="rIdfbb7ajxqfeauhdhr8tc2y">
+            <w:hyperlink w:history="1" r:id="rIdrbzjrp1rbdlqx6tlia8p1">
               <w:r>
                 <w:rPr>
                   <w:rFonts w:ascii="Arial" w:cs="Arial" w:eastAsia="Arial" w:hAnsi="Arial"/>
@@ -14917,7 +14917,7 @@
             <w:pPr>
               <w:spacing w:after="20" w:before="0"/>
             </w:pPr>
-            <w:hyperlink w:history="1" r:id="rIdg7g86w-1pdcustyxsheca">
+            <w:hyperlink w:history="1" r:id="rIdmjg9fe8lbffhzvv1btspj">
               <w:r>
                 <w:rPr>
                   <w:rFonts w:ascii="Arial" w:cs="Arial" w:eastAsia="Arial" w:hAnsi="Arial"/>
@@ -14950,7 +14950,7 @@
               <w:spacing w:after="10" w:before="0"/>
               <w:ind w:left="120"/>
             </w:pPr>
-            <w:hyperlink w:history="1" r:id="rIdflqbajkprr8swfuf480ua">
+            <w:hyperlink w:history="1" r:id="rIdj4xk1uxlilywcvvf1rkw-">
               <w:r>
                 <w:rPr>
                   <w:rFonts w:ascii="Arial" w:cs="Arial" w:eastAsia="Arial" w:hAnsi="Arial"/>
@@ -14995,7 +14995,7 @@
             <w:pPr>
               <w:spacing w:after="20" w:before="0"/>
             </w:pPr>
-            <w:hyperlink w:history="1" r:id="rId-jj6tykpzuswvyfnuza8t">
+            <w:hyperlink w:history="1" r:id="rIdokejs7tzhd-oe6a-vtghr">
               <w:r>
                 <w:rPr>
                   <w:rFonts w:ascii="Arial" w:cs="Arial" w:eastAsia="Arial" w:hAnsi="Arial"/>
@@ -15028,7 +15028,7 @@
               <w:spacing w:after="10" w:before="0"/>
               <w:ind w:left="120"/>
             </w:pPr>
-            <w:hyperlink w:history="1" r:id="rIdioivilnagu1w54i5xlzkc">
+            <w:hyperlink w:history="1" r:id="rIdwbaoghodbaecyp-bctyfc">
               <w:r>
                 <w:rPr>
                   <w:rFonts w:ascii="Arial" w:cs="Arial" w:eastAsia="Arial" w:hAnsi="Arial"/>
@@ -15223,7 +15223,7 @@
             <w:pPr>
               <w:spacing w:after="20" w:before="0"/>
             </w:pPr>
-            <w:hyperlink w:history="1" r:id="rId7u0l6a5w1xg1aktgrfim-">
+            <w:hyperlink w:history="1" r:id="rIdpekgdjjkwcxilswxe8vtp">
               <w:r>
                 <w:rPr>
                   <w:rFonts w:ascii="Arial" w:cs="Arial" w:eastAsia="Arial" w:hAnsi="Arial"/>
@@ -15256,7 +15256,7 @@
               <w:spacing w:after="10" w:before="0"/>
               <w:ind w:left="120"/>
             </w:pPr>
-            <w:hyperlink w:history="1" r:id="rId2tpaugn3onhnqo_amc4lo">
+            <w:hyperlink w:history="1" r:id="rIdrelfenxcx9v3tblhfntsa">
               <w:r>
                 <w:rPr>
                   <w:rFonts w:ascii="Arial" w:cs="Arial" w:eastAsia="Arial" w:hAnsi="Arial"/>
@@ -15301,7 +15301,7 @@
             <w:pPr>
               <w:spacing w:after="20" w:before="0"/>
             </w:pPr>
-            <w:hyperlink w:history="1" r:id="rIdjp1rgwuck0mevni3u5pkh">
+            <w:hyperlink w:history="1" r:id="rId3wbipdptb4hi5zj9etglm">
               <w:r>
                 <w:rPr>
                   <w:rFonts w:ascii="Arial" w:cs="Arial" w:eastAsia="Arial" w:hAnsi="Arial"/>
@@ -15334,7 +15334,7 @@
               <w:spacing w:after="10" w:before="0"/>
               <w:ind w:left="120"/>
             </w:pPr>
-            <w:hyperlink w:history="1" r:id="rIdmj7tyhf0eib_gug6ceptt">
+            <w:hyperlink w:history="1" r:id="rIds5vt3d8crva9lprydplzg">
               <w:r>
                 <w:rPr>
                   <w:rFonts w:ascii="Arial" w:cs="Arial" w:eastAsia="Arial" w:hAnsi="Arial"/>
@@ -15529,7 +15529,7 @@
             <w:pPr>
               <w:spacing w:after="20" w:before="0"/>
             </w:pPr>
-            <w:hyperlink w:history="1" r:id="rIdx9jdvtigvpn1cvqqgkjdx">
+            <w:hyperlink w:history="1" r:id="rIdrb1fqgsqva3fdnxneu6ld">
               <w:r>
                 <w:rPr>
                   <w:rFonts w:ascii="Arial" w:cs="Arial" w:eastAsia="Arial" w:hAnsi="Arial"/>
@@ -15562,7 +15562,7 @@
               <w:spacing w:after="10" w:before="0"/>
               <w:ind w:left="120"/>
             </w:pPr>
-            <w:hyperlink w:history="1" r:id="rIdsxtas1ss-jzyw5pwt9v3v">
+            <w:hyperlink w:history="1" r:id="rIdxte9cbogqymrggh8xohfm">
               <w:r>
                 <w:rPr>
                   <w:rFonts w:ascii="Arial" w:cs="Arial" w:eastAsia="Arial" w:hAnsi="Arial"/>
@@ -15607,7 +15607,7 @@
             <w:pPr>
               <w:spacing w:after="20" w:before="0"/>
             </w:pPr>
-            <w:hyperlink w:history="1" r:id="rIdkrgcw3wwlclwo1nzmhrxn">
+            <w:hyperlink w:history="1" r:id="rId70x8jnrdgzegvm7n9vo7b">
               <w:r>
                 <w:rPr>
                   <w:rFonts w:ascii="Arial" w:cs="Arial" w:eastAsia="Arial" w:hAnsi="Arial"/>
@@ -15640,7 +15640,7 @@
               <w:spacing w:after="10" w:before="0"/>
               <w:ind w:left="120"/>
             </w:pPr>
-            <w:hyperlink w:history="1" r:id="rIddyep8tokrsvgl37ew4ewt">
+            <w:hyperlink w:history="1" r:id="rIdhiu2rxc0wcivrajw37hif">
               <w:r>
                 <w:rPr>
                   <w:rFonts w:ascii="Arial" w:cs="Arial" w:eastAsia="Arial" w:hAnsi="Arial"/>
@@ -15835,7 +15835,7 @@
             <w:pPr>
               <w:spacing w:after="20" w:before="0"/>
             </w:pPr>
-            <w:hyperlink w:history="1" r:id="rIdjupheximjriessvt5i5uj">
+            <w:hyperlink w:history="1" r:id="rIddi1p1eb-jiho2qogd70gb">
               <w:r>
                 <w:rPr>
                   <w:rFonts w:ascii="Arial" w:cs="Arial" w:eastAsia="Arial" w:hAnsi="Arial"/>
@@ -15868,7 +15868,7 @@
               <w:spacing w:after="10" w:before="0"/>
               <w:ind w:left="120"/>
             </w:pPr>
-            <w:hyperlink w:history="1" r:id="rIdttt861bjstby2ulnu42b_">
+            <w:hyperlink w:history="1" r:id="rIddlmwzaquvk1iucnjsy_ji">
               <w:r>
                 <w:rPr>
                   <w:rFonts w:ascii="Arial" w:cs="Arial" w:eastAsia="Arial" w:hAnsi="Arial"/>
@@ -15913,7 +15913,7 @@
             <w:pPr>
               <w:spacing w:after="20" w:before="0"/>
             </w:pPr>
-            <w:hyperlink w:history="1" r:id="rId27qcx1j9vn7-abro_lciq">
+            <w:hyperlink w:history="1" r:id="rId9rs09t96prkg8mox7xdtz">
               <w:r>
                 <w:rPr>
                   <w:rFonts w:ascii="Arial" w:cs="Arial" w:eastAsia="Arial" w:hAnsi="Arial"/>
@@ -15946,7 +15946,7 @@
               <w:spacing w:after="10" w:before="0"/>
               <w:ind w:left="120"/>
             </w:pPr>
-            <w:hyperlink w:history="1" r:id="rIdtvtzmxwguagaptjd3emid">
+            <w:hyperlink w:history="1" r:id="rIdp3ekubxfm4ihqnhsoabmj">
               <w:r>
                 <w:rPr>
                   <w:rFonts w:ascii="Arial" w:cs="Arial" w:eastAsia="Arial" w:hAnsi="Arial"/>
@@ -17528,7 +17528,7 @@
             <w:pPr>
               <w:spacing w:after="20" w:before="0"/>
             </w:pPr>
-            <w:hyperlink w:history="1" r:id="rIdq-5hvfbfwvntyqse9kfod">
+            <w:hyperlink w:history="1" r:id="rIdfbi19qpyyqvt6i4xabmha">
               <w:r>
                 <w:rPr>
                   <w:rFonts w:ascii="Arial" w:cs="Arial" w:eastAsia="Arial" w:hAnsi="Arial"/>
@@ -17561,7 +17561,7 @@
               <w:spacing w:after="10" w:before="0"/>
               <w:ind w:left="120"/>
             </w:pPr>
-            <w:hyperlink w:history="1" r:id="rIdpuvvmgkwyvp80krqr6ndc">
+            <w:hyperlink w:history="1" r:id="rIdeb3t9r7fhxigqxzio9fpb">
               <w:r>
                 <w:rPr>
                   <w:rFonts w:ascii="Arial" w:cs="Arial" w:eastAsia="Arial" w:hAnsi="Arial"/>
@@ -17606,7 +17606,7 @@
             <w:pPr>
               <w:spacing w:after="20" w:before="0"/>
             </w:pPr>
-            <w:hyperlink w:history="1" r:id="rIdxsxeml5q4gwpjrea-qoed">
+            <w:hyperlink w:history="1" r:id="rIdv1kyns_xjt5fihzva9bu3">
               <w:r>
                 <w:rPr>
                   <w:rFonts w:ascii="Arial" w:cs="Arial" w:eastAsia="Arial" w:hAnsi="Arial"/>
@@ -17639,7 +17639,7 @@
               <w:spacing w:after="10" w:before="0"/>
               <w:ind w:left="120"/>
             </w:pPr>
-            <w:hyperlink w:history="1" r:id="rIdm-0w0nsjbuiwjgkaemelx">
+            <w:hyperlink w:history="1" r:id="rIddyvdhklxzeqq9wkofpf8m">
               <w:r>
                 <w:rPr>
                   <w:rFonts w:ascii="Arial" w:cs="Arial" w:eastAsia="Arial" w:hAnsi="Arial"/>
@@ -17834,7 +17834,7 @@
             <w:pPr>
               <w:spacing w:after="20" w:before="0"/>
             </w:pPr>
-            <w:hyperlink w:history="1" r:id="rId_dib5rj-bszbrnflmn1ji">
+            <w:hyperlink w:history="1" r:id="rIdfwv3gmc1lhgcjgbaf_c5i">
               <w:r>
                 <w:rPr>
                   <w:rFonts w:ascii="Arial" w:cs="Arial" w:eastAsia="Arial" w:hAnsi="Arial"/>
@@ -17867,7 +17867,7 @@
               <w:spacing w:after="10" w:before="0"/>
               <w:ind w:left="120"/>
             </w:pPr>
-            <w:hyperlink w:history="1" r:id="rIdz3hgjxd19mgt7kwu6ikxw">
+            <w:hyperlink w:history="1" r:id="rId3t4xmnau3gbvkkvgefcox">
               <w:r>
                 <w:rPr>
                   <w:rFonts w:ascii="Arial" w:cs="Arial" w:eastAsia="Arial" w:hAnsi="Arial"/>
@@ -17912,7 +17912,7 @@
             <w:pPr>
               <w:spacing w:after="20" w:before="0"/>
             </w:pPr>
-            <w:hyperlink w:history="1" r:id="rIdomi7xahj9m_vhcm99eq0m">
+            <w:hyperlink w:history="1" r:id="rIdvntc5xmivcohdo2vkwpze">
               <w:r>
                 <w:rPr>
                   <w:rFonts w:ascii="Arial" w:cs="Arial" w:eastAsia="Arial" w:hAnsi="Arial"/>
@@ -17945,7 +17945,7 @@
               <w:spacing w:after="10" w:before="0"/>
               <w:ind w:left="120"/>
             </w:pPr>
-            <w:hyperlink w:history="1" r:id="rIdwcf0exl9qbibskvzuvniq">
+            <w:hyperlink w:history="1" r:id="rId0jszgbmhv5hpsoqmk3a03">
               <w:r>
                 <w:rPr>
                   <w:rFonts w:ascii="Arial" w:cs="Arial" w:eastAsia="Arial" w:hAnsi="Arial"/>
@@ -18406,7 +18406,7 @@
             <w:pPr>
               <w:spacing w:after="20" w:before="0"/>
             </w:pPr>
-            <w:hyperlink w:history="1" r:id="rIdwwa9jtzpnrefvzzgkcvuq">
+            <w:hyperlink w:history="1" r:id="rIdmmbjpmffwynfwcfygh7sc">
               <w:r>
                 <w:rPr>
                   <w:rFonts w:ascii="Arial" w:cs="Arial" w:eastAsia="Arial" w:hAnsi="Arial"/>
@@ -18439,7 +18439,7 @@
               <w:spacing w:after="10" w:before="0"/>
               <w:ind w:left="120"/>
             </w:pPr>
-            <w:hyperlink w:history="1" r:id="rIdnx24qspz_vxpas1h2yfbl">
+            <w:hyperlink w:history="1" r:id="rId4vohevpxowsvej3zi5-ut">
               <w:r>
                 <w:rPr>
                   <w:rFonts w:ascii="Arial" w:cs="Arial" w:eastAsia="Arial" w:hAnsi="Arial"/>
@@ -18484,7 +18484,7 @@
             <w:pPr>
               <w:spacing w:after="20" w:before="0"/>
             </w:pPr>
-            <w:hyperlink w:history="1" r:id="rIdhm0bcvzmfnydvrbr1y4qx">
+            <w:hyperlink w:history="1" r:id="rIdvavkzkcgsybg9orutp5fw">
               <w:r>
                 <w:rPr>
                   <w:rFonts w:ascii="Arial" w:cs="Arial" w:eastAsia="Arial" w:hAnsi="Arial"/>
@@ -18517,7 +18517,7 @@
               <w:spacing w:after="10" w:before="0"/>
               <w:ind w:left="120"/>
             </w:pPr>
-            <w:hyperlink w:history="1" r:id="rIdd_k47gxj9c-3_kxkg1zs1">
+            <w:hyperlink w:history="1" r:id="rId11hx9srzgeu-kprw6kioz">
               <w:r>
                 <w:rPr>
                   <w:rFonts w:ascii="Arial" w:cs="Arial" w:eastAsia="Arial" w:hAnsi="Arial"/>
@@ -18902,7 +18902,7 @@
             <w:pPr>
               <w:spacing w:after="20" w:before="0"/>
             </w:pPr>
-            <w:hyperlink w:history="1" r:id="rId7xvwxnugb_ey2-jfamdcv">
+            <w:hyperlink w:history="1" r:id="rIdtkj-wb9jafgpej1kjylsg">
               <w:r>
                 <w:rPr>
                   <w:rFonts w:ascii="Arial" w:cs="Arial" w:eastAsia="Arial" w:hAnsi="Arial"/>
@@ -18935,7 +18935,7 @@
               <w:spacing w:after="10" w:before="0"/>
               <w:ind w:left="120"/>
             </w:pPr>
-            <w:hyperlink w:history="1" r:id="rIddeikl8wxz_d7ligqzmizs">
+            <w:hyperlink w:history="1" r:id="rId1hbi6dlla-ebeb5u4vnkc">
               <w:r>
                 <w:rPr>
                   <w:rFonts w:ascii="Arial" w:cs="Arial" w:eastAsia="Arial" w:hAnsi="Arial"/>
@@ -18980,7 +18980,7 @@
             <w:pPr>
               <w:spacing w:after="20" w:before="0"/>
             </w:pPr>
-            <w:hyperlink w:history="1" r:id="rIdtfa-bfuocjlfflwo8mdff">
+            <w:hyperlink w:history="1" r:id="rId4guwxekwcpauswnfiyyha">
               <w:r>
                 <w:rPr>
                   <w:rFonts w:ascii="Arial" w:cs="Arial" w:eastAsia="Arial" w:hAnsi="Arial"/>
@@ -19013,7 +19013,7 @@
               <w:spacing w:after="10" w:before="0"/>
               <w:ind w:left="120"/>
             </w:pPr>
-            <w:hyperlink w:history="1" r:id="rId88r0bbbrqgegbiec5hn8r">
+            <w:hyperlink w:history="1" r:id="rIdmqqeqiyohckzlgskkwink">
               <w:r>
                 <w:rPr>
                   <w:rFonts w:ascii="Arial" w:cs="Arial" w:eastAsia="Arial" w:hAnsi="Arial"/>
@@ -19284,7 +19284,7 @@
             <w:pPr>
               <w:spacing w:after="20" w:before="0"/>
             </w:pPr>
-            <w:hyperlink w:history="1" r:id="rIdbcknlnjonehxv-d6ohrmz">
+            <w:hyperlink w:history="1" r:id="rIdnp7iai9bhva3c7_jcrut7">
               <w:r>
                 <w:rPr>
                   <w:rFonts w:ascii="Arial" w:cs="Arial" w:eastAsia="Arial" w:hAnsi="Arial"/>
@@ -19317,7 +19317,7 @@
               <w:spacing w:after="10" w:before="0"/>
               <w:ind w:left="120"/>
             </w:pPr>
-            <w:hyperlink w:history="1" r:id="rId_tcoajvl-x3lc0abo4pve">
+            <w:hyperlink w:history="1" r:id="rIdpjqujkq18am2w99sn4w35">
               <w:r>
                 <w:rPr>
                   <w:rFonts w:ascii="Arial" w:cs="Arial" w:eastAsia="Arial" w:hAnsi="Arial"/>
@@ -19362,7 +19362,7 @@
             <w:pPr>
               <w:spacing w:after="20" w:before="0"/>
             </w:pPr>
-            <w:hyperlink w:history="1" r:id="rId4gvlix_9q8vrkohvuktkl">
+            <w:hyperlink w:history="1" r:id="rId32q4l_xyhzvayfidb_nef">
               <w:r>
                 <w:rPr>
                   <w:rFonts w:ascii="Arial" w:cs="Arial" w:eastAsia="Arial" w:hAnsi="Arial"/>
@@ -19395,7 +19395,7 @@
               <w:spacing w:after="10" w:before="0"/>
               <w:ind w:left="120"/>
             </w:pPr>
-            <w:hyperlink w:history="1" r:id="rIdipxtejmdckszwprjk7-r7">
+            <w:hyperlink w:history="1" r:id="rId46szhnhbugeyjlz8ybfzw">
               <w:r>
                 <w:rPr>
                   <w:rFonts w:ascii="Arial" w:cs="Arial" w:eastAsia="Arial" w:hAnsi="Arial"/>
@@ -21167,7 +21167,7 @@
             <w:pPr>
               <w:spacing w:after="20" w:before="0"/>
             </w:pPr>
-            <w:hyperlink w:history="1" r:id="rIddczpqj5ehg9__31hxzxxe">
+            <w:hyperlink w:history="1" r:id="rIdksufb_bb1xpmbpvwe_5w1">
               <w:r>
                 <w:rPr>
                   <w:rFonts w:ascii="Arial" w:cs="Arial" w:eastAsia="Arial" w:hAnsi="Arial"/>
@@ -21200,7 +21200,7 @@
               <w:spacing w:after="10" w:before="0"/>
               <w:ind w:left="120"/>
             </w:pPr>
-            <w:hyperlink w:history="1" r:id="rIdlkil3v6wywqutjcaf19rb">
+            <w:hyperlink w:history="1" r:id="rIdx9efslkp3fvavk7qxoioo">
               <w:r>
                 <w:rPr>
                   <w:rFonts w:ascii="Arial" w:cs="Arial" w:eastAsia="Arial" w:hAnsi="Arial"/>
@@ -21245,7 +21245,7 @@
             <w:pPr>
               <w:spacing w:after="20" w:before="0"/>
             </w:pPr>
-            <w:hyperlink w:history="1" r:id="rId7unvo4yvnhf46o1_tboch">
+            <w:hyperlink w:history="1" r:id="rIdqkiqaoii2vvgcxc48ztgb">
               <w:r>
                 <w:rPr>
                   <w:rFonts w:ascii="Arial" w:cs="Arial" w:eastAsia="Arial" w:hAnsi="Arial"/>
@@ -21278,7 +21278,7 @@
               <w:spacing w:after="10" w:before="0"/>
               <w:ind w:left="120"/>
             </w:pPr>
-            <w:hyperlink w:history="1" r:id="rIdjdyx6eydq8y62pfmjrbbz">
+            <w:hyperlink w:history="1" r:id="rIdwqwtofwz6h3jc99-5twf1">
               <w:r>
                 <w:rPr>
                   <w:rFonts w:ascii="Arial" w:cs="Arial" w:eastAsia="Arial" w:hAnsi="Arial"/>
@@ -21473,7 +21473,7 @@
             <w:pPr>
               <w:spacing w:after="20" w:before="0"/>
             </w:pPr>
-            <w:hyperlink w:history="1" r:id="rId12d41vulqtopcpqmpdutd">
+            <w:hyperlink w:history="1" r:id="rIdvbkmr9ucngamq6bmrq-dv">
               <w:r>
                 <w:rPr>
                   <w:rFonts w:ascii="Arial" w:cs="Arial" w:eastAsia="Arial" w:hAnsi="Arial"/>
@@ -21506,7 +21506,7 @@
               <w:spacing w:after="10" w:before="0"/>
               <w:ind w:left="120"/>
             </w:pPr>
-            <w:hyperlink w:history="1" r:id="rIdmbgs4h398p-l4sudjmhg9">
+            <w:hyperlink w:history="1" r:id="rIdhsyid9uwrrckr5pbhe3q1">
               <w:r>
                 <w:rPr>
                   <w:rFonts w:ascii="Arial" w:cs="Arial" w:eastAsia="Arial" w:hAnsi="Arial"/>
@@ -21551,7 +21551,7 @@
             <w:pPr>
               <w:spacing w:after="20" w:before="0"/>
             </w:pPr>
-            <w:hyperlink w:history="1" r:id="rIdzolzdayliwiofq33jv1-j">
+            <w:hyperlink w:history="1" r:id="rIdus22tfaydie_bq5zye0ey">
               <w:r>
                 <w:rPr>
                   <w:rFonts w:ascii="Arial" w:cs="Arial" w:eastAsia="Arial" w:hAnsi="Arial"/>
@@ -21584,7 +21584,7 @@
               <w:spacing w:after="10" w:before="0"/>
               <w:ind w:left="120"/>
             </w:pPr>
-            <w:hyperlink w:history="1" r:id="rIdqasy6llsidibppdmw4has">
+            <w:hyperlink w:history="1" r:id="rIdu7trpb2wyfyrcjl09azut">
               <w:r>
                 <w:rPr>
                   <w:rFonts w:ascii="Arial" w:cs="Arial" w:eastAsia="Arial" w:hAnsi="Arial"/>
@@ -21779,7 +21779,7 @@
             <w:pPr>
               <w:spacing w:after="20" w:before="0"/>
             </w:pPr>
-            <w:hyperlink w:history="1" r:id="rIdaz0ntfdvj5i6dbwf5dv-c">
+            <w:hyperlink w:history="1" r:id="rIdl45bkeimbswb5gfttkz7e">
               <w:r>
                 <w:rPr>
                   <w:rFonts w:ascii="Arial" w:cs="Arial" w:eastAsia="Arial" w:hAnsi="Arial"/>
@@ -21812,7 +21812,7 @@
               <w:spacing w:after="10" w:before="0"/>
               <w:ind w:left="120"/>
             </w:pPr>
-            <w:hyperlink w:history="1" r:id="rIdo2di6hvc-vmznu7rath43">
+            <w:hyperlink w:history="1" r:id="rIdvpzshiu-9oxglukaaggbf">
               <w:r>
                 <w:rPr>
                   <w:rFonts w:ascii="Arial" w:cs="Arial" w:eastAsia="Arial" w:hAnsi="Arial"/>
@@ -21857,7 +21857,7 @@
             <w:pPr>
               <w:spacing w:after="20" w:before="0"/>
             </w:pPr>
-            <w:hyperlink w:history="1" r:id="rIdlwilswwccjcesad888loj">
+            <w:hyperlink w:history="1" r:id="rIdhkuqw7s3b8jdaqfayrae3">
               <w:r>
                 <w:rPr>
                   <w:rFonts w:ascii="Arial" w:cs="Arial" w:eastAsia="Arial" w:hAnsi="Arial"/>
@@ -21890,7 +21890,7 @@
               <w:spacing w:after="10" w:before="0"/>
               <w:ind w:left="120"/>
             </w:pPr>
-            <w:hyperlink w:history="1" r:id="rIdnfadcpmdjxv4i2dx7xhvw">
+            <w:hyperlink w:history="1" r:id="rIdhqaseoggr_kaf8vpqrwzd">
               <w:r>
                 <w:rPr>
                   <w:rFonts w:ascii="Arial" w:cs="Arial" w:eastAsia="Arial" w:hAnsi="Arial"/>
@@ -22085,7 +22085,7 @@
             <w:pPr>
               <w:spacing w:after="20" w:before="0"/>
             </w:pPr>
-            <w:hyperlink w:history="1" r:id="rId8wc-o-tq1kkcjikigb_h4">
+            <w:hyperlink w:history="1" r:id="rIdbqid4drsndoodxbxm0tr9">
               <w:r>
                 <w:rPr>
                   <w:rFonts w:ascii="Arial" w:cs="Arial" w:eastAsia="Arial" w:hAnsi="Arial"/>
@@ -22118,7 +22118,7 @@
               <w:spacing w:after="10" w:before="0"/>
               <w:ind w:left="120"/>
             </w:pPr>
-            <w:hyperlink w:history="1" r:id="rId2tgyzjs765hcna7_iwsav">
+            <w:hyperlink w:history="1" r:id="rIdyj-y7zx8bze5hffedp2qv">
               <w:r>
                 <w:rPr>
                   <w:rFonts w:ascii="Arial" w:cs="Arial" w:eastAsia="Arial" w:hAnsi="Arial"/>
@@ -22163,7 +22163,7 @@
             <w:pPr>
               <w:spacing w:after="20" w:before="0"/>
             </w:pPr>
-            <w:hyperlink w:history="1" r:id="rId7pzgpagdah4wgnczbju1f">
+            <w:hyperlink w:history="1" r:id="rId0obzrj8hntkewi6focspt">
               <w:r>
                 <w:rPr>
                   <w:rFonts w:ascii="Arial" w:cs="Arial" w:eastAsia="Arial" w:hAnsi="Arial"/>
@@ -22196,7 +22196,7 @@
               <w:spacing w:after="10" w:before="0"/>
               <w:ind w:left="120"/>
             </w:pPr>
-            <w:hyperlink w:history="1" r:id="rIdzm4pmgcggom3vlwditnrb">
+            <w:hyperlink w:history="1" r:id="rId6j3biwmonkwi_bwt2a7qf">
               <w:r>
                 <w:rPr>
                   <w:rFonts w:ascii="Arial" w:cs="Arial" w:eastAsia="Arial" w:hAnsi="Arial"/>
@@ -22391,7 +22391,7 @@
             <w:pPr>
               <w:spacing w:after="20" w:before="0"/>
             </w:pPr>
-            <w:hyperlink w:history="1" r:id="rIdfldl7mxmywbincu84p0y3">
+            <w:hyperlink w:history="1" r:id="rIdmfsbdq--wsyodtufvdxfl">
               <w:r>
                 <w:rPr>
                   <w:rFonts w:ascii="Arial" w:cs="Arial" w:eastAsia="Arial" w:hAnsi="Arial"/>
@@ -22424,7 +22424,7 @@
               <w:spacing w:after="10" w:before="0"/>
               <w:ind w:left="120"/>
             </w:pPr>
-            <w:hyperlink w:history="1" r:id="rIduhias5x7wvsagb53rg3ct">
+            <w:hyperlink w:history="1" r:id="rId2_tqcaavdvcfyr50f7imi">
               <w:r>
                 <w:rPr>
                   <w:rFonts w:ascii="Arial" w:cs="Arial" w:eastAsia="Arial" w:hAnsi="Arial"/>
@@ -22469,7 +22469,7 @@
             <w:pPr>
               <w:spacing w:after="20" w:before="0"/>
             </w:pPr>
-            <w:hyperlink w:history="1" r:id="rIdsmhkdbngozysri9csp72p">
+            <w:hyperlink w:history="1" r:id="rIdr_e5ygpmnzyv4hz2cp9qt">
               <w:r>
                 <w:rPr>
                   <w:rFonts w:ascii="Arial" w:cs="Arial" w:eastAsia="Arial" w:hAnsi="Arial"/>
@@ -22502,7 +22502,7 @@
               <w:spacing w:after="10" w:before="0"/>
               <w:ind w:left="120"/>
             </w:pPr>
-            <w:hyperlink w:history="1" r:id="rIdr1xw1adwhwkjxzgqth0f4">
+            <w:hyperlink w:history="1" r:id="rId--hp_5k2posob_gbojnjr">
               <w:r>
                 <w:rPr>
                   <w:rFonts w:ascii="Arial" w:cs="Arial" w:eastAsia="Arial" w:hAnsi="Arial"/>
@@ -23989,7 +23989,7 @@
             <w:pPr>
               <w:spacing w:after="20" w:before="0"/>
             </w:pPr>
-            <w:hyperlink w:history="1" r:id="rIdzveldsqvpueyzicupgd5b">
+            <w:hyperlink w:history="1" r:id="rIduvi3wsj2-jbse5glfgan8">
               <w:r>
                 <w:rPr>
                   <w:rFonts w:ascii="Arial" w:cs="Arial" w:eastAsia="Arial" w:hAnsi="Arial"/>
@@ -24022,7 +24022,7 @@
               <w:spacing w:after="10" w:before="0"/>
               <w:ind w:left="120"/>
             </w:pPr>
-            <w:hyperlink w:history="1" r:id="rIdlq8weqzhdo1yftrceanew">
+            <w:hyperlink w:history="1" r:id="rId7p4ekagqnemh9sv7q7ijp">
               <w:r>
                 <w:rPr>
                   <w:rFonts w:ascii="Arial" w:cs="Arial" w:eastAsia="Arial" w:hAnsi="Arial"/>
@@ -24067,7 +24067,7 @@
             <w:pPr>
               <w:spacing w:after="20" w:before="0"/>
             </w:pPr>
-            <w:hyperlink w:history="1" r:id="rIdgdeme8ckbx1xpxg8e3ghi">
+            <w:hyperlink w:history="1" r:id="rId4wa9ewbtivhccmfsuh2vc">
               <w:r>
                 <w:rPr>
                   <w:rFonts w:ascii="Arial" w:cs="Arial" w:eastAsia="Arial" w:hAnsi="Arial"/>
@@ -24100,7 +24100,7 @@
               <w:spacing w:after="10" w:before="0"/>
               <w:ind w:left="120"/>
             </w:pPr>
-            <w:hyperlink w:history="1" r:id="rIdxwj4w_txskcgbokz5glty">
+            <w:hyperlink w:history="1" r:id="rIdrn5-axkvs29b2rwu7yoc5">
               <w:r>
                 <w:rPr>
                   <w:rFonts w:ascii="Arial" w:cs="Arial" w:eastAsia="Arial" w:hAnsi="Arial"/>
@@ -24295,7 +24295,7 @@
             <w:pPr>
               <w:spacing w:after="20" w:before="0"/>
             </w:pPr>
-            <w:hyperlink w:history="1" r:id="rIdkxfoiuacwwzbl-k72tajg">
+            <w:hyperlink w:history="1" r:id="rIdnl9htq6fbhw9yf8ndmw_a">
               <w:r>
                 <w:rPr>
                   <w:rFonts w:ascii="Arial" w:cs="Arial" w:eastAsia="Arial" w:hAnsi="Arial"/>
@@ -24328,7 +24328,7 @@
               <w:spacing w:after="10" w:before="0"/>
               <w:ind w:left="120"/>
             </w:pPr>
-            <w:hyperlink w:history="1" r:id="rIdjq0n7zvcsno0hby2c_mlh">
+            <w:hyperlink w:history="1" r:id="rIdsqp9gwy7rgq5x8e_nbosn">
               <w:r>
                 <w:rPr>
                   <w:rFonts w:ascii="Arial" w:cs="Arial" w:eastAsia="Arial" w:hAnsi="Arial"/>
@@ -24373,7 +24373,7 @@
             <w:pPr>
               <w:spacing w:after="20" w:before="0"/>
             </w:pPr>
-            <w:hyperlink w:history="1" r:id="rIdutb9hg1m7cr-iutwqjn0i">
+            <w:hyperlink w:history="1" r:id="rIdgsddj4s8wsww91tijjqyb">
               <w:r>
                 <w:rPr>
                   <w:rFonts w:ascii="Arial" w:cs="Arial" w:eastAsia="Arial" w:hAnsi="Arial"/>
@@ -24406,7 +24406,7 @@
               <w:spacing w:after="10" w:before="0"/>
               <w:ind w:left="120"/>
             </w:pPr>
-            <w:hyperlink w:history="1" r:id="rIdqhfel7ct2nq1rtn_9ftap">
+            <w:hyperlink w:history="1" r:id="rIdqewbq5d_lrp6qol4c7d1q">
               <w:r>
                 <w:rPr>
                   <w:rFonts w:ascii="Arial" w:cs="Arial" w:eastAsia="Arial" w:hAnsi="Arial"/>
@@ -24601,7 +24601,7 @@
             <w:pPr>
               <w:spacing w:after="20" w:before="0"/>
             </w:pPr>
-            <w:hyperlink w:history="1" r:id="rIdrxu4_laz_ekpv9ugu2ggq">
+            <w:hyperlink w:history="1" r:id="rIdirlszlegrghbue9nin6xd">
               <w:r>
                 <w:rPr>
                   <w:rFonts w:ascii="Arial" w:cs="Arial" w:eastAsia="Arial" w:hAnsi="Arial"/>
@@ -24634,7 +24634,7 @@
               <w:spacing w:after="10" w:before="0"/>
               <w:ind w:left="120"/>
             </w:pPr>
-            <w:hyperlink w:history="1" r:id="rIduurbvagjfpyxptjoudeqf">
+            <w:hyperlink w:history="1" r:id="rId5nps1pizh7snbxyeaotlo">
               <w:r>
                 <w:rPr>
                   <w:rFonts w:ascii="Arial" w:cs="Arial" w:eastAsia="Arial" w:hAnsi="Arial"/>
@@ -24679,7 +24679,7 @@
             <w:pPr>
               <w:spacing w:after="20" w:before="0"/>
             </w:pPr>
-            <w:hyperlink w:history="1" r:id="rIdcleaaxlzcrwboxybccpnr">
+            <w:hyperlink w:history="1" r:id="rIdcqxug16ksj5qyb56tt4go">
               <w:r>
                 <w:rPr>
                   <w:rFonts w:ascii="Arial" w:cs="Arial" w:eastAsia="Arial" w:hAnsi="Arial"/>
@@ -24712,7 +24712,7 @@
               <w:spacing w:after="10" w:before="0"/>
               <w:ind w:left="120"/>
             </w:pPr>
-            <w:hyperlink w:history="1" r:id="rId5zrvgederdvunxxbiv_al">
+            <w:hyperlink w:history="1" r:id="rIdgvu_anjxijytkydzph-sj">
               <w:r>
                 <w:rPr>
                   <w:rFonts w:ascii="Arial" w:cs="Arial" w:eastAsia="Arial" w:hAnsi="Arial"/>
@@ -24907,7 +24907,7 @@
             <w:pPr>
               <w:spacing w:after="20" w:before="0"/>
             </w:pPr>
-            <w:hyperlink w:history="1" r:id="rId_k01uyjqm2sogb3i9tgw4">
+            <w:hyperlink w:history="1" r:id="rIdbpwt6mo6hbli94gmfps_2">
               <w:r>
                 <w:rPr>
                   <w:rFonts w:ascii="Arial" w:cs="Arial" w:eastAsia="Arial" w:hAnsi="Arial"/>
@@ -24940,7 +24940,7 @@
               <w:spacing w:after="10" w:before="0"/>
               <w:ind w:left="120"/>
             </w:pPr>
-            <w:hyperlink w:history="1" r:id="rIdmni6wrdslerob_79wdw1e">
+            <w:hyperlink w:history="1" r:id="rId4cibidu4pggjr8njwfjr9">
               <w:r>
                 <w:rPr>
                   <w:rFonts w:ascii="Arial" w:cs="Arial" w:eastAsia="Arial" w:hAnsi="Arial"/>
@@ -24985,7 +24985,7 @@
             <w:pPr>
               <w:spacing w:after="20" w:before="0"/>
             </w:pPr>
-            <w:hyperlink w:history="1" r:id="rIdwf-caem-1nmia45bnzy87">
+            <w:hyperlink w:history="1" r:id="rIdtxuj94aca3wmlqow3zb6w">
               <w:r>
                 <w:rPr>
                   <w:rFonts w:ascii="Arial" w:cs="Arial" w:eastAsia="Arial" w:hAnsi="Arial"/>
@@ -25018,7 +25018,7 @@
               <w:spacing w:after="10" w:before="0"/>
               <w:ind w:left="120"/>
             </w:pPr>
-            <w:hyperlink w:history="1" r:id="rIdkuhfyb4x1mcu_1owekgds">
+            <w:hyperlink w:history="1" r:id="rIdk4sqxsa29sfl9q2xzhzuv">
               <w:r>
                 <w:rPr>
                   <w:rFonts w:ascii="Arial" w:cs="Arial" w:eastAsia="Arial" w:hAnsi="Arial"/>
@@ -25213,7 +25213,7 @@
             <w:pPr>
               <w:spacing w:after="20" w:before="0"/>
             </w:pPr>
-            <w:hyperlink w:history="1" r:id="rIdmyjj5qif15e-lfhxheavt">
+            <w:hyperlink w:history="1" r:id="rIdqpkufilgx4n0ks7n8dbbe">
               <w:r>
                 <w:rPr>
                   <w:rFonts w:ascii="Arial" w:cs="Arial" w:eastAsia="Arial" w:hAnsi="Arial"/>
@@ -25246,7 +25246,7 @@
               <w:spacing w:after="10" w:before="0"/>
               <w:ind w:left="120"/>
             </w:pPr>
-            <w:hyperlink w:history="1" r:id="rId_5efy7h5whmkg4plwtryk">
+            <w:hyperlink w:history="1" r:id="rIdqxj924b-ruqkdd95rwdu3">
               <w:r>
                 <w:rPr>
                   <w:rFonts w:ascii="Arial" w:cs="Arial" w:eastAsia="Arial" w:hAnsi="Arial"/>
@@ -25291,7 +25291,7 @@
             <w:pPr>
               <w:spacing w:after="20" w:before="0"/>
             </w:pPr>
-            <w:hyperlink w:history="1" r:id="rIdt8-bxrp5fg3_quqycfbuo">
+            <w:hyperlink w:history="1" r:id="rIdvqz5wduqpps14zqfss5xo">
               <w:r>
                 <w:rPr>
                   <w:rFonts w:ascii="Arial" w:cs="Arial" w:eastAsia="Arial" w:hAnsi="Arial"/>
@@ -25324,7 +25324,7 @@
               <w:spacing w:after="10" w:before="0"/>
               <w:ind w:left="120"/>
             </w:pPr>
-            <w:hyperlink w:history="1" r:id="rId9-2ezvmasbh0m_8q-zmim">
+            <w:hyperlink w:history="1" r:id="rId6ecvrh-xpfmwugz5l2kbk">
               <w:r>
                 <w:rPr>
                   <w:rFonts w:ascii="Arial" w:cs="Arial" w:eastAsia="Arial" w:hAnsi="Arial"/>

--- a/data/outputs/v2/Physics/SS1.4_Energy,_Work,_Power_and_Machines/Physics_Energy,_Work,_Power_and_Machines_CBE_LessonSequence.docx
+++ b/data/outputs/v2/Physics/SS1.4_Energy,_Work,_Power_and_Machines/Physics_Energy,_Work,_Power_and_Machines_CBE_LessonSequence.docx
@@ -3323,7 +3323,7 @@
             <w:pPr>
               <w:spacing w:after="20" w:before="0"/>
             </w:pPr>
-            <w:hyperlink w:history="1" r:id="rIdtvlx_7ufkrpr-mdm90q-v">
+            <w:hyperlink w:history="1" r:id="rIdnkvfnq2oc-hvqmvwsrbs3">
               <w:r>
                 <w:rPr>
                   <w:rFonts w:ascii="Arial" w:cs="Arial" w:eastAsia="Arial" w:hAnsi="Arial"/>
@@ -3356,7 +3356,7 @@
               <w:spacing w:after="10" w:before="0"/>
               <w:ind w:left="120"/>
             </w:pPr>
-            <w:hyperlink w:history="1" r:id="rIdrrsnzqx-d9wt_ng7cx5h2">
+            <w:hyperlink w:history="1" r:id="rIde7jzyuxwcgwmp43n43dl3">
               <w:r>
                 <w:rPr>
                   <w:rFonts w:ascii="Arial" w:cs="Arial" w:eastAsia="Arial" w:hAnsi="Arial"/>
@@ -3401,7 +3401,7 @@
             <w:pPr>
               <w:spacing w:after="20" w:before="0"/>
             </w:pPr>
-            <w:hyperlink w:history="1" r:id="rIdq_t1uxipsfrskyirguur_">
+            <w:hyperlink w:history="1" r:id="rIddw1b5dity6l6vgacisfby">
               <w:r>
                 <w:rPr>
                   <w:rFonts w:ascii="Arial" w:cs="Arial" w:eastAsia="Arial" w:hAnsi="Arial"/>
@@ -3434,7 +3434,7 @@
               <w:spacing w:after="10" w:before="0"/>
               <w:ind w:left="120"/>
             </w:pPr>
-            <w:hyperlink w:history="1" r:id="rIdyfak0n_l0stojmjtn6k1o">
+            <w:hyperlink w:history="1" r:id="rIdl3qq3m-bdfrz54dnwix2b">
               <w:r>
                 <w:rPr>
                   <w:rFonts w:ascii="Arial" w:cs="Arial" w:eastAsia="Arial" w:hAnsi="Arial"/>
@@ -3629,7 +3629,7 @@
             <w:pPr>
               <w:spacing w:after="20" w:before="0"/>
             </w:pPr>
-            <w:hyperlink w:history="1" r:id="rIdsfvtzvlg8jipamyycx8jh">
+            <w:hyperlink w:history="1" r:id="rIdkw9wtu4bl9yna51odepav">
               <w:r>
                 <w:rPr>
                   <w:rFonts w:ascii="Arial" w:cs="Arial" w:eastAsia="Arial" w:hAnsi="Arial"/>
@@ -3662,7 +3662,7 @@
               <w:spacing w:after="10" w:before="0"/>
               <w:ind w:left="120"/>
             </w:pPr>
-            <w:hyperlink w:history="1" r:id="rIdgqjg855zeniryz36msoo2">
+            <w:hyperlink w:history="1" r:id="rIdftygz9ahyeqbmezh9ybu1">
               <w:r>
                 <w:rPr>
                   <w:rFonts w:ascii="Arial" w:cs="Arial" w:eastAsia="Arial" w:hAnsi="Arial"/>
@@ -3707,7 +3707,7 @@
             <w:pPr>
               <w:spacing w:after="20" w:before="0"/>
             </w:pPr>
-            <w:hyperlink w:history="1" r:id="rIdm89ybqqes8nbrrchmt4_i">
+            <w:hyperlink w:history="1" r:id="rIdolmf2phh3ugm8vnwuffjb">
               <w:r>
                 <w:rPr>
                   <w:rFonts w:ascii="Arial" w:cs="Arial" w:eastAsia="Arial" w:hAnsi="Arial"/>
@@ -3740,7 +3740,7 @@
               <w:spacing w:after="10" w:before="0"/>
               <w:ind w:left="120"/>
             </w:pPr>
-            <w:hyperlink w:history="1" r:id="rIdb3ulpt_wdfvbpolvvdnx_">
+            <w:hyperlink w:history="1" r:id="rIdr5flmv5-qqtgrllgsuwew">
               <w:r>
                 <w:rPr>
                   <w:rFonts w:ascii="Arial" w:cs="Arial" w:eastAsia="Arial" w:hAnsi="Arial"/>
@@ -3935,7 +3935,7 @@
             <w:pPr>
               <w:spacing w:after="20" w:before="0"/>
             </w:pPr>
-            <w:hyperlink w:history="1" r:id="rIdirkpdbj3zhl4rfwnl-wxz">
+            <w:hyperlink w:history="1" r:id="rId7pwr61n-ofksykbcrkoh-">
               <w:r>
                 <w:rPr>
                   <w:rFonts w:ascii="Arial" w:cs="Arial" w:eastAsia="Arial" w:hAnsi="Arial"/>
@@ -3968,7 +3968,7 @@
               <w:spacing w:after="10" w:before="0"/>
               <w:ind w:left="120"/>
             </w:pPr>
-            <w:hyperlink w:history="1" r:id="rIdffds6dvlpfdzjzkdjgqwa">
+            <w:hyperlink w:history="1" r:id="rIdblb3lk6o9o3gycwew6ucr">
               <w:r>
                 <w:rPr>
                   <w:rFonts w:ascii="Arial" w:cs="Arial" w:eastAsia="Arial" w:hAnsi="Arial"/>
@@ -4013,7 +4013,7 @@
             <w:pPr>
               <w:spacing w:after="20" w:before="0"/>
             </w:pPr>
-            <w:hyperlink w:history="1" r:id="rIdmnergpln7yt4rlsycee5j">
+            <w:hyperlink w:history="1" r:id="rIdmt5wzlt2dmwcrq_8flzyr">
               <w:r>
                 <w:rPr>
                   <w:rFonts w:ascii="Arial" w:cs="Arial" w:eastAsia="Arial" w:hAnsi="Arial"/>
@@ -4046,7 +4046,7 @@
               <w:spacing w:after="10" w:before="0"/>
               <w:ind w:left="120"/>
             </w:pPr>
-            <w:hyperlink w:history="1" r:id="rId3zhbvctydzi6zxgvixhwp">
+            <w:hyperlink w:history="1" r:id="rIdpt2vacjxnb8eec9twvmtc">
               <w:r>
                 <w:rPr>
                   <w:rFonts w:ascii="Arial" w:cs="Arial" w:eastAsia="Arial" w:hAnsi="Arial"/>
@@ -4241,7 +4241,7 @@
             <w:pPr>
               <w:spacing w:after="20" w:before="0"/>
             </w:pPr>
-            <w:hyperlink w:history="1" r:id="rIdq9yduxnoq_satdbaznw0t">
+            <w:hyperlink w:history="1" r:id="rId2yyjllopq46qj0h_gfxol">
               <w:r>
                 <w:rPr>
                   <w:rFonts w:ascii="Arial" w:cs="Arial" w:eastAsia="Arial" w:hAnsi="Arial"/>
@@ -4274,7 +4274,7 @@
               <w:spacing w:after="10" w:before="0"/>
               <w:ind w:left="120"/>
             </w:pPr>
-            <w:hyperlink w:history="1" r:id="rIdejozkyfkzrrqrwhqk57u6">
+            <w:hyperlink w:history="1" r:id="rIdsfelqyjm4chzhxtfiola5">
               <w:r>
                 <w:rPr>
                   <w:rFonts w:ascii="Arial" w:cs="Arial" w:eastAsia="Arial" w:hAnsi="Arial"/>
@@ -4319,7 +4319,7 @@
             <w:pPr>
               <w:spacing w:after="20" w:before="0"/>
             </w:pPr>
-            <w:hyperlink w:history="1" r:id="rIdu_bvl8fgd5jeisavyf6da">
+            <w:hyperlink w:history="1" r:id="rIdf-nibzq3pwef8shg8fkck">
               <w:r>
                 <w:rPr>
                   <w:rFonts w:ascii="Arial" w:cs="Arial" w:eastAsia="Arial" w:hAnsi="Arial"/>
@@ -4352,7 +4352,7 @@
               <w:spacing w:after="10" w:before="0"/>
               <w:ind w:left="120"/>
             </w:pPr>
-            <w:hyperlink w:history="1" r:id="rIdewkgott2ecfyjmr5wg3gd">
+            <w:hyperlink w:history="1" r:id="rIdmrp8lhvmxafwhqswldanj">
               <w:r>
                 <w:rPr>
                   <w:rFonts w:ascii="Arial" w:cs="Arial" w:eastAsia="Arial" w:hAnsi="Arial"/>
@@ -4547,7 +4547,7 @@
             <w:pPr>
               <w:spacing w:after="20" w:before="0"/>
             </w:pPr>
-            <w:hyperlink w:history="1" r:id="rIdniuvdnn9i-bfnk3dfzvkx">
+            <w:hyperlink w:history="1" r:id="rIdg9v7uyxpq7a8s2plqaul4">
               <w:r>
                 <w:rPr>
                   <w:rFonts w:ascii="Arial" w:cs="Arial" w:eastAsia="Arial" w:hAnsi="Arial"/>
@@ -4580,7 +4580,7 @@
               <w:spacing w:after="10" w:before="0"/>
               <w:ind w:left="120"/>
             </w:pPr>
-            <w:hyperlink w:history="1" r:id="rIdqc_ttgokgjgk_u5-q8kno">
+            <w:hyperlink w:history="1" r:id="rIdql4xmm9jncjy9qurlflbp">
               <w:r>
                 <w:rPr>
                   <w:rFonts w:ascii="Arial" w:cs="Arial" w:eastAsia="Arial" w:hAnsi="Arial"/>
@@ -4625,7 +4625,7 @@
             <w:pPr>
               <w:spacing w:after="20" w:before="0"/>
             </w:pPr>
-            <w:hyperlink w:history="1" r:id="rIdpjaznfrvryrc_xkm5936d">
+            <w:hyperlink w:history="1" r:id="rIdwfuofjfp0pqbh1scptgod">
               <w:r>
                 <w:rPr>
                   <w:rFonts w:ascii="Arial" w:cs="Arial" w:eastAsia="Arial" w:hAnsi="Arial"/>
@@ -4658,7 +4658,7 @@
               <w:spacing w:after="10" w:before="0"/>
               <w:ind w:left="120"/>
             </w:pPr>
-            <w:hyperlink w:history="1" r:id="rIdxkxjecq5etopaqin47m1c">
+            <w:hyperlink w:history="1" r:id="rIdavbefsuwabzvynw8wqmky">
               <w:r>
                 <w:rPr>
                   <w:rFonts w:ascii="Arial" w:cs="Arial" w:eastAsia="Arial" w:hAnsi="Arial"/>
@@ -6145,7 +6145,7 @@
             <w:pPr>
               <w:spacing w:after="20" w:before="0"/>
             </w:pPr>
-            <w:hyperlink w:history="1" r:id="rIdneuow5czkjvfbam5cws64">
+            <w:hyperlink w:history="1" r:id="rIdbzydsa6s0oj6hb55wwmo2">
               <w:r>
                 <w:rPr>
                   <w:rFonts w:ascii="Arial" w:cs="Arial" w:eastAsia="Arial" w:hAnsi="Arial"/>
@@ -6178,7 +6178,7 @@
               <w:spacing w:after="10" w:before="0"/>
               <w:ind w:left="120"/>
             </w:pPr>
-            <w:hyperlink w:history="1" r:id="rIdmdjcbkhhac1l-5tt4y9_6">
+            <w:hyperlink w:history="1" r:id="rIdntavcvl1wjuzxnybe0qt2">
               <w:r>
                 <w:rPr>
                   <w:rFonts w:ascii="Arial" w:cs="Arial" w:eastAsia="Arial" w:hAnsi="Arial"/>
@@ -6223,7 +6223,7 @@
             <w:pPr>
               <w:spacing w:after="20" w:before="0"/>
             </w:pPr>
-            <w:hyperlink w:history="1" r:id="rIdmaby8ygc6gssrrcxkeool">
+            <w:hyperlink w:history="1" r:id="rIdl7nczx71hirfelxlcwfya">
               <w:r>
                 <w:rPr>
                   <w:rFonts w:ascii="Arial" w:cs="Arial" w:eastAsia="Arial" w:hAnsi="Arial"/>
@@ -6256,7 +6256,7 @@
               <w:spacing w:after="10" w:before="0"/>
               <w:ind w:left="120"/>
             </w:pPr>
-            <w:hyperlink w:history="1" r:id="rId7beaplsloyknw9gkitats">
+            <w:hyperlink w:history="1" r:id="rIdhz_24gsbtkval8wyyvjp7">
               <w:r>
                 <w:rPr>
                   <w:rFonts w:ascii="Arial" w:cs="Arial" w:eastAsia="Arial" w:hAnsi="Arial"/>
@@ -6451,7 +6451,7 @@
             <w:pPr>
               <w:spacing w:after="20" w:before="0"/>
             </w:pPr>
-            <w:hyperlink w:history="1" r:id="rId6h-daa4e1okfc25ah6uf6">
+            <w:hyperlink w:history="1" r:id="rId5mcmcbf3dkk32y9uib3nb">
               <w:r>
                 <w:rPr>
                   <w:rFonts w:ascii="Arial" w:cs="Arial" w:eastAsia="Arial" w:hAnsi="Arial"/>
@@ -6484,7 +6484,7 @@
               <w:spacing w:after="10" w:before="0"/>
               <w:ind w:left="120"/>
             </w:pPr>
-            <w:hyperlink w:history="1" r:id="rId4a8lmpa46plcqblxau0xd">
+            <w:hyperlink w:history="1" r:id="rIdnjxpmguntjkf_3q7eyrob">
               <w:r>
                 <w:rPr>
                   <w:rFonts w:ascii="Arial" w:cs="Arial" w:eastAsia="Arial" w:hAnsi="Arial"/>
@@ -6529,7 +6529,7 @@
             <w:pPr>
               <w:spacing w:after="20" w:before="0"/>
             </w:pPr>
-            <w:hyperlink w:history="1" r:id="rIdd8yjx5r0xcnjeuizznnjz">
+            <w:hyperlink w:history="1" r:id="rId9oy8ijefxl6ecahzhtlhj">
               <w:r>
                 <w:rPr>
                   <w:rFonts w:ascii="Arial" w:cs="Arial" w:eastAsia="Arial" w:hAnsi="Arial"/>
@@ -6562,7 +6562,7 @@
               <w:spacing w:after="10" w:before="0"/>
               <w:ind w:left="120"/>
             </w:pPr>
-            <w:hyperlink w:history="1" r:id="rId9l55lziupx6yxzxwz5xcs">
+            <w:hyperlink w:history="1" r:id="rIdff6zfhsx9lvgb9blee0wz">
               <w:r>
                 <w:rPr>
                   <w:rFonts w:ascii="Arial" w:cs="Arial" w:eastAsia="Arial" w:hAnsi="Arial"/>
@@ -6757,7 +6757,7 @@
             <w:pPr>
               <w:spacing w:after="20" w:before="0"/>
             </w:pPr>
-            <w:hyperlink w:history="1" r:id="rIdqa8ogywnxk62kvcxduggn">
+            <w:hyperlink w:history="1" r:id="rId7xzg1q1kcqhmy8ic4_exu">
               <w:r>
                 <w:rPr>
                   <w:rFonts w:ascii="Arial" w:cs="Arial" w:eastAsia="Arial" w:hAnsi="Arial"/>
@@ -6790,7 +6790,7 @@
               <w:spacing w:after="10" w:before="0"/>
               <w:ind w:left="120"/>
             </w:pPr>
-            <w:hyperlink w:history="1" r:id="rIdazwgo8l71tapuijky1wqu">
+            <w:hyperlink w:history="1" r:id="rId-ur8exysft_jbhey16zdn">
               <w:r>
                 <w:rPr>
                   <w:rFonts w:ascii="Arial" w:cs="Arial" w:eastAsia="Arial" w:hAnsi="Arial"/>
@@ -6835,7 +6835,7 @@
             <w:pPr>
               <w:spacing w:after="20" w:before="0"/>
             </w:pPr>
-            <w:hyperlink w:history="1" r:id="rIdjmoekcfvhhk7raxisimoc">
+            <w:hyperlink w:history="1" r:id="rIdfwsokjpnbb9qtpwplzgbw">
               <w:r>
                 <w:rPr>
                   <w:rFonts w:ascii="Arial" w:cs="Arial" w:eastAsia="Arial" w:hAnsi="Arial"/>
@@ -6868,7 +6868,7 @@
               <w:spacing w:after="10" w:before="0"/>
               <w:ind w:left="120"/>
             </w:pPr>
-            <w:hyperlink w:history="1" r:id="rIdfhjnjuh4fnx167hab4soh">
+            <w:hyperlink w:history="1" r:id="rId6xrxwdvr97unvguftrswd">
               <w:r>
                 <w:rPr>
                   <w:rFonts w:ascii="Arial" w:cs="Arial" w:eastAsia="Arial" w:hAnsi="Arial"/>
@@ -7063,7 +7063,7 @@
             <w:pPr>
               <w:spacing w:after="20" w:before="0"/>
             </w:pPr>
-            <w:hyperlink w:history="1" r:id="rIdhp3tizlxo2fcj68ajn1dr">
+            <w:hyperlink w:history="1" r:id="rIdoffh9lbsauusyade4ayfe">
               <w:r>
                 <w:rPr>
                   <w:rFonts w:ascii="Arial" w:cs="Arial" w:eastAsia="Arial" w:hAnsi="Arial"/>
@@ -7096,7 +7096,7 @@
               <w:spacing w:after="10" w:before="0"/>
               <w:ind w:left="120"/>
             </w:pPr>
-            <w:hyperlink w:history="1" r:id="rIdxb3gm0ipfrlret7cb1c2k">
+            <w:hyperlink w:history="1" r:id="rIdntfqmqut2shp6g1xprgbd">
               <w:r>
                 <w:rPr>
                   <w:rFonts w:ascii="Arial" w:cs="Arial" w:eastAsia="Arial" w:hAnsi="Arial"/>
@@ -7141,7 +7141,7 @@
             <w:pPr>
               <w:spacing w:after="20" w:before="0"/>
             </w:pPr>
-            <w:hyperlink w:history="1" r:id="rIdy3a3nny9yt5duxhetf1_d">
+            <w:hyperlink w:history="1" r:id="rIdi6ut2xdiecdqf6pxjdkom">
               <w:r>
                 <w:rPr>
                   <w:rFonts w:ascii="Arial" w:cs="Arial" w:eastAsia="Arial" w:hAnsi="Arial"/>
@@ -7174,7 +7174,7 @@
               <w:spacing w:after="10" w:before="0"/>
               <w:ind w:left="120"/>
             </w:pPr>
-            <w:hyperlink w:history="1" r:id="rIdo-bw0lhf-uxvcgavgqni6">
+            <w:hyperlink w:history="1" r:id="rIdvqo8oowqywzphnarimsza">
               <w:r>
                 <w:rPr>
                   <w:rFonts w:ascii="Arial" w:cs="Arial" w:eastAsia="Arial" w:hAnsi="Arial"/>
@@ -7369,7 +7369,7 @@
             <w:pPr>
               <w:spacing w:after="20" w:before="0"/>
             </w:pPr>
-            <w:hyperlink w:history="1" r:id="rIdb5nczikwskv_3x6wyrsna">
+            <w:hyperlink w:history="1" r:id="rIdkaf0ct0vlkc1ceevj1g2z">
               <w:r>
                 <w:rPr>
                   <w:rFonts w:ascii="Arial" w:cs="Arial" w:eastAsia="Arial" w:hAnsi="Arial"/>
@@ -7402,7 +7402,7 @@
               <w:spacing w:after="10" w:before="0"/>
               <w:ind w:left="120"/>
             </w:pPr>
-            <w:hyperlink w:history="1" r:id="rIdmxcwopnmw0li1_dqvhutr">
+            <w:hyperlink w:history="1" r:id="rIdhvy7h71krlcopydtm1vbh">
               <w:r>
                 <w:rPr>
                   <w:rFonts w:ascii="Arial" w:cs="Arial" w:eastAsia="Arial" w:hAnsi="Arial"/>
@@ -7447,7 +7447,7 @@
             <w:pPr>
               <w:spacing w:after="20" w:before="0"/>
             </w:pPr>
-            <w:hyperlink w:history="1" r:id="rIdt_zmetygex98a32lqzzea">
+            <w:hyperlink w:history="1" r:id="rIdkzfkitdlftm60upo5s80v">
               <w:r>
                 <w:rPr>
                   <w:rFonts w:ascii="Arial" w:cs="Arial" w:eastAsia="Arial" w:hAnsi="Arial"/>
@@ -7480,7 +7480,7 @@
               <w:spacing w:after="10" w:before="0"/>
               <w:ind w:left="120"/>
             </w:pPr>
-            <w:hyperlink w:history="1" r:id="rId3vnt888j0rtiw8mkd6jfy">
+            <w:hyperlink w:history="1" r:id="rIdptalwm0ypwgjfzrnpyxdd">
               <w:r>
                 <w:rPr>
                   <w:rFonts w:ascii="Arial" w:cs="Arial" w:eastAsia="Arial" w:hAnsi="Arial"/>
@@ -8967,7 +8967,7 @@
             <w:pPr>
               <w:spacing w:after="20" w:before="0"/>
             </w:pPr>
-            <w:hyperlink w:history="1" r:id="rIdtkx0ljwxz1-lhhhdep-d5">
+            <w:hyperlink w:history="1" r:id="rIdvhpcwhyzz5avh5ckrf_ui">
               <w:r>
                 <w:rPr>
                   <w:rFonts w:ascii="Arial" w:cs="Arial" w:eastAsia="Arial" w:hAnsi="Arial"/>
@@ -9000,7 +9000,7 @@
               <w:spacing w:after="10" w:before="0"/>
               <w:ind w:left="120"/>
             </w:pPr>
-            <w:hyperlink w:history="1" r:id="rIdkfsa1zn2hscrmsac3_k2j">
+            <w:hyperlink w:history="1" r:id="rIdemcwntrna9bngracnoqsz">
               <w:r>
                 <w:rPr>
                   <w:rFonts w:ascii="Arial" w:cs="Arial" w:eastAsia="Arial" w:hAnsi="Arial"/>
@@ -9045,7 +9045,7 @@
             <w:pPr>
               <w:spacing w:after="20" w:before="0"/>
             </w:pPr>
-            <w:hyperlink w:history="1" r:id="rIda8sywlydmtsjbsf7dnodv">
+            <w:hyperlink w:history="1" r:id="rIdnavsf_vmqqtfwlpezrb2e">
               <w:r>
                 <w:rPr>
                   <w:rFonts w:ascii="Arial" w:cs="Arial" w:eastAsia="Arial" w:hAnsi="Arial"/>
@@ -9078,7 +9078,7 @@
               <w:spacing w:after="10" w:before="0"/>
               <w:ind w:left="120"/>
             </w:pPr>
-            <w:hyperlink w:history="1" r:id="rIdgu-l6nmn62xbihn1ygdxk">
+            <w:hyperlink w:history="1" r:id="rIdmzd7y43xhv95a1bncoq3b">
               <w:r>
                 <w:rPr>
                   <w:rFonts w:ascii="Arial" w:cs="Arial" w:eastAsia="Arial" w:hAnsi="Arial"/>
@@ -9273,7 +9273,7 @@
             <w:pPr>
               <w:spacing w:after="20" w:before="0"/>
             </w:pPr>
-            <w:hyperlink w:history="1" r:id="rIdz7eg8gjujflzdju2blgfk">
+            <w:hyperlink w:history="1" r:id="rIdbvbk3r1jasyl0ey0onq9a">
               <w:r>
                 <w:rPr>
                   <w:rFonts w:ascii="Arial" w:cs="Arial" w:eastAsia="Arial" w:hAnsi="Arial"/>
@@ -9306,7 +9306,7 @@
               <w:spacing w:after="10" w:before="0"/>
               <w:ind w:left="120"/>
             </w:pPr>
-            <w:hyperlink w:history="1" r:id="rIdnn-rhs9qpyim9r5klkdr5">
+            <w:hyperlink w:history="1" r:id="rIdp3g48s3o8mhzwyvrvn6yn">
               <w:r>
                 <w:rPr>
                   <w:rFonts w:ascii="Arial" w:cs="Arial" w:eastAsia="Arial" w:hAnsi="Arial"/>
@@ -9351,7 +9351,7 @@
             <w:pPr>
               <w:spacing w:after="20" w:before="0"/>
             </w:pPr>
-            <w:hyperlink w:history="1" r:id="rId1tolazp9crctncou_g46q">
+            <w:hyperlink w:history="1" r:id="rIdii52-rda45y0rjkckh0j0">
               <w:r>
                 <w:rPr>
                   <w:rFonts w:ascii="Arial" w:cs="Arial" w:eastAsia="Arial" w:hAnsi="Arial"/>
@@ -9384,7 +9384,7 @@
               <w:spacing w:after="10" w:before="0"/>
               <w:ind w:left="120"/>
             </w:pPr>
-            <w:hyperlink w:history="1" r:id="rIdaxcxjogmx7nxepkyf8ous">
+            <w:hyperlink w:history="1" r:id="rIdxazyuetatvmw08hczp8w0">
               <w:r>
                 <w:rPr>
                   <w:rFonts w:ascii="Arial" w:cs="Arial" w:eastAsia="Arial" w:hAnsi="Arial"/>
@@ -9579,7 +9579,7 @@
             <w:pPr>
               <w:spacing w:after="20" w:before="0"/>
             </w:pPr>
-            <w:hyperlink w:history="1" r:id="rId6slfw0vomgfymhewcg3nc">
+            <w:hyperlink w:history="1" r:id="rIdeprxgw8bibask2djmxp9h">
               <w:r>
                 <w:rPr>
                   <w:rFonts w:ascii="Arial" w:cs="Arial" w:eastAsia="Arial" w:hAnsi="Arial"/>
@@ -9612,7 +9612,7 @@
               <w:spacing w:after="10" w:before="0"/>
               <w:ind w:left="120"/>
             </w:pPr>
-            <w:hyperlink w:history="1" r:id="rIdm8djncpva5wncmkb0nnl-">
+            <w:hyperlink w:history="1" r:id="rIdv0nabeyzwgifuyreqxjvd">
               <w:r>
                 <w:rPr>
                   <w:rFonts w:ascii="Arial" w:cs="Arial" w:eastAsia="Arial" w:hAnsi="Arial"/>
@@ -9657,7 +9657,7 @@
             <w:pPr>
               <w:spacing w:after="20" w:before="0"/>
             </w:pPr>
-            <w:hyperlink w:history="1" r:id="rIdt5r5b3goqhusvpl2aqwhl">
+            <w:hyperlink w:history="1" r:id="rIdnhra-bqwp8jhzgo4bt6pk">
               <w:r>
                 <w:rPr>
                   <w:rFonts w:ascii="Arial" w:cs="Arial" w:eastAsia="Arial" w:hAnsi="Arial"/>
@@ -9690,7 +9690,7 @@
               <w:spacing w:after="10" w:before="0"/>
               <w:ind w:left="120"/>
             </w:pPr>
-            <w:hyperlink w:history="1" r:id="rIdb_qphm8zmbwfutacqcde_">
+            <w:hyperlink w:history="1" r:id="rIdxub8nyfqskmtw68r8zvcl">
               <w:r>
                 <w:rPr>
                   <w:rFonts w:ascii="Arial" w:cs="Arial" w:eastAsia="Arial" w:hAnsi="Arial"/>
@@ -9885,7 +9885,7 @@
             <w:pPr>
               <w:spacing w:after="20" w:before="0"/>
             </w:pPr>
-            <w:hyperlink w:history="1" r:id="rIdquyjw97vhw-q6el9jb95f">
+            <w:hyperlink w:history="1" r:id="rIdh8-0kesymqi-mjhcofdpj">
               <w:r>
                 <w:rPr>
                   <w:rFonts w:ascii="Arial" w:cs="Arial" w:eastAsia="Arial" w:hAnsi="Arial"/>
@@ -9918,7 +9918,7 @@
               <w:spacing w:after="10" w:before="0"/>
               <w:ind w:left="120"/>
             </w:pPr>
-            <w:hyperlink w:history="1" r:id="rId65lquxia9gw5u1hil8wqb">
+            <w:hyperlink w:history="1" r:id="rIdst7i_wfjjtdi9sovtpdgc">
               <w:r>
                 <w:rPr>
                   <w:rFonts w:ascii="Arial" w:cs="Arial" w:eastAsia="Arial" w:hAnsi="Arial"/>
@@ -9963,7 +9963,7 @@
             <w:pPr>
               <w:spacing w:after="20" w:before="0"/>
             </w:pPr>
-            <w:hyperlink w:history="1" r:id="rId3n-rdj6ygye63kx5idvo4">
+            <w:hyperlink w:history="1" r:id="rIdbxyucnrejxo0ymhya1wbw">
               <w:r>
                 <w:rPr>
                   <w:rFonts w:ascii="Arial" w:cs="Arial" w:eastAsia="Arial" w:hAnsi="Arial"/>
@@ -9996,7 +9996,7 @@
               <w:spacing w:after="10" w:before="0"/>
               <w:ind w:left="120"/>
             </w:pPr>
-            <w:hyperlink w:history="1" r:id="rIdznraxl1nz-vutlrj_6lwl">
+            <w:hyperlink w:history="1" r:id="rIdnu0gacsclfeor36i9vzwd">
               <w:r>
                 <w:rPr>
                   <w:rFonts w:ascii="Arial" w:cs="Arial" w:eastAsia="Arial" w:hAnsi="Arial"/>
@@ -10191,7 +10191,7 @@
             <w:pPr>
               <w:spacing w:after="20" w:before="0"/>
             </w:pPr>
-            <w:hyperlink w:history="1" r:id="rIdp1j7-qaibqquftgtavqg5">
+            <w:hyperlink w:history="1" r:id="rIdgazchwxwngoypoaufegwn">
               <w:r>
                 <w:rPr>
                   <w:rFonts w:ascii="Arial" w:cs="Arial" w:eastAsia="Arial" w:hAnsi="Arial"/>
@@ -10224,7 +10224,7 @@
               <w:spacing w:after="10" w:before="0"/>
               <w:ind w:left="120"/>
             </w:pPr>
-            <w:hyperlink w:history="1" r:id="rId1ndfuflih6l9ft9_iio8e">
+            <w:hyperlink w:history="1" r:id="rIdacmbmh0t7ck_kwaw6rqva">
               <w:r>
                 <w:rPr>
                   <w:rFonts w:ascii="Arial" w:cs="Arial" w:eastAsia="Arial" w:hAnsi="Arial"/>
@@ -10269,7 +10269,7 @@
             <w:pPr>
               <w:spacing w:after="20" w:before="0"/>
             </w:pPr>
-            <w:hyperlink w:history="1" r:id="rIdhk--e-l9bhla6t53biiyy">
+            <w:hyperlink w:history="1" r:id="rIdzlieeuhegmpcszy8ozjyv">
               <w:r>
                 <w:rPr>
                   <w:rFonts w:ascii="Arial" w:cs="Arial" w:eastAsia="Arial" w:hAnsi="Arial"/>
@@ -10302,7 +10302,7 @@
               <w:spacing w:after="10" w:before="0"/>
               <w:ind w:left="120"/>
             </w:pPr>
-            <w:hyperlink w:history="1" r:id="rIdddctfofh73pydaiajuwlp">
+            <w:hyperlink w:history="1" r:id="rId-gnpt0l5tezbwhqtkorgt">
               <w:r>
                 <w:rPr>
                   <w:rFonts w:ascii="Arial" w:cs="Arial" w:eastAsia="Arial" w:hAnsi="Arial"/>
@@ -11789,7 +11789,7 @@
             <w:pPr>
               <w:spacing w:after="20" w:before="0"/>
             </w:pPr>
-            <w:hyperlink w:history="1" r:id="rIddw6v1gq36tbldeuz47wya">
+            <w:hyperlink w:history="1" r:id="rIdsw4w8o_r9biu_vs6phh7o">
               <w:r>
                 <w:rPr>
                   <w:rFonts w:ascii="Arial" w:cs="Arial" w:eastAsia="Arial" w:hAnsi="Arial"/>
@@ -11822,7 +11822,7 @@
               <w:spacing w:after="10" w:before="0"/>
               <w:ind w:left="120"/>
             </w:pPr>
-            <w:hyperlink w:history="1" r:id="rIdxz8qh_3ajdoxx4si6kxdm">
+            <w:hyperlink w:history="1" r:id="rId1qgk8wpvvwi2avazuovll">
               <w:r>
                 <w:rPr>
                   <w:rFonts w:ascii="Arial" w:cs="Arial" w:eastAsia="Arial" w:hAnsi="Arial"/>
@@ -11867,7 +11867,7 @@
             <w:pPr>
               <w:spacing w:after="20" w:before="0"/>
             </w:pPr>
-            <w:hyperlink w:history="1" r:id="rIdnlykvcydruyxay0hvinfm">
+            <w:hyperlink w:history="1" r:id="rId7muvrlojz3dph4abeuxua">
               <w:r>
                 <w:rPr>
                   <w:rFonts w:ascii="Arial" w:cs="Arial" w:eastAsia="Arial" w:hAnsi="Arial"/>
@@ -11900,7 +11900,7 @@
               <w:spacing w:after="10" w:before="0"/>
               <w:ind w:left="120"/>
             </w:pPr>
-            <w:hyperlink w:history="1" r:id="rId_kbzl0h9iwso6icb9s8-r">
+            <w:hyperlink w:history="1" r:id="rId6leuyc_x2suywcw9v2z9j">
               <w:r>
                 <w:rPr>
                   <w:rFonts w:ascii="Arial" w:cs="Arial" w:eastAsia="Arial" w:hAnsi="Arial"/>
@@ -12095,7 +12095,7 @@
             <w:pPr>
               <w:spacing w:after="20" w:before="0"/>
             </w:pPr>
-            <w:hyperlink w:history="1" r:id="rIdub1yfqblx5kyi_9ov0ki8">
+            <w:hyperlink w:history="1" r:id="rIdrxqzwcr9lasklppccfcoy">
               <w:r>
                 <w:rPr>
                   <w:rFonts w:ascii="Arial" w:cs="Arial" w:eastAsia="Arial" w:hAnsi="Arial"/>
@@ -12128,7 +12128,7 @@
               <w:spacing w:after="10" w:before="0"/>
               <w:ind w:left="120"/>
             </w:pPr>
-            <w:hyperlink w:history="1" r:id="rId8hdxxty132zie2okv9li8">
+            <w:hyperlink w:history="1" r:id="rIdnc-t5wyb32bsayqmbauxo">
               <w:r>
                 <w:rPr>
                   <w:rFonts w:ascii="Arial" w:cs="Arial" w:eastAsia="Arial" w:hAnsi="Arial"/>
@@ -12173,7 +12173,7 @@
             <w:pPr>
               <w:spacing w:after="20" w:before="0"/>
             </w:pPr>
-            <w:hyperlink w:history="1" r:id="rIdjxx7oyi1-oakuwjke1ify">
+            <w:hyperlink w:history="1" r:id="rIdho1w5zdxix6tk9p2jyjkf">
               <w:r>
                 <w:rPr>
                   <w:rFonts w:ascii="Arial" w:cs="Arial" w:eastAsia="Arial" w:hAnsi="Arial"/>
@@ -12206,7 +12206,7 @@
               <w:spacing w:after="10" w:before="0"/>
               <w:ind w:left="120"/>
             </w:pPr>
-            <w:hyperlink w:history="1" r:id="rId8do8-pqabwledyiu_wn8o">
+            <w:hyperlink w:history="1" r:id="rId0mpi5nhv4tgs84vjiwzdg">
               <w:r>
                 <w:rPr>
                   <w:rFonts w:ascii="Arial" w:cs="Arial" w:eastAsia="Arial" w:hAnsi="Arial"/>
@@ -12401,7 +12401,7 @@
             <w:pPr>
               <w:spacing w:after="20" w:before="0"/>
             </w:pPr>
-            <w:hyperlink w:history="1" r:id="rIdqn86ujojtixwgp_8bge5u">
+            <w:hyperlink w:history="1" r:id="rId0li4t3utdue71fub7nr-h">
               <w:r>
                 <w:rPr>
                   <w:rFonts w:ascii="Arial" w:cs="Arial" w:eastAsia="Arial" w:hAnsi="Arial"/>
@@ -12434,7 +12434,7 @@
               <w:spacing w:after="10" w:before="0"/>
               <w:ind w:left="120"/>
             </w:pPr>
-            <w:hyperlink w:history="1" r:id="rId-hcfnrd2to9vp6qfw3m2m">
+            <w:hyperlink w:history="1" r:id="rIdlrowkz5f5axt66pz3qba3">
               <w:r>
                 <w:rPr>
                   <w:rFonts w:ascii="Arial" w:cs="Arial" w:eastAsia="Arial" w:hAnsi="Arial"/>
@@ -12479,7 +12479,7 @@
             <w:pPr>
               <w:spacing w:after="20" w:before="0"/>
             </w:pPr>
-            <w:hyperlink w:history="1" r:id="rIdj9o8tq0c-hfeongzkcp2t">
+            <w:hyperlink w:history="1" r:id="rIdpq3lztnaybib-jp1fvkz6">
               <w:r>
                 <w:rPr>
                   <w:rFonts w:ascii="Arial" w:cs="Arial" w:eastAsia="Arial" w:hAnsi="Arial"/>
@@ -12512,7 +12512,7 @@
               <w:spacing w:after="10" w:before="0"/>
               <w:ind w:left="120"/>
             </w:pPr>
-            <w:hyperlink w:history="1" r:id="rId1atmgcflos5ue8mg1timt">
+            <w:hyperlink w:history="1" r:id="rIdwkckohwv-93-htof0f6k0">
               <w:r>
                 <w:rPr>
                   <w:rFonts w:ascii="Arial" w:cs="Arial" w:eastAsia="Arial" w:hAnsi="Arial"/>
@@ -12707,7 +12707,7 @@
             <w:pPr>
               <w:spacing w:after="20" w:before="0"/>
             </w:pPr>
-            <w:hyperlink w:history="1" r:id="rIdmvuokf8nbjlagl1r9n4vb">
+            <w:hyperlink w:history="1" r:id="rIdiny5wfthh0oe6m6oxs561">
               <w:r>
                 <w:rPr>
                   <w:rFonts w:ascii="Arial" w:cs="Arial" w:eastAsia="Arial" w:hAnsi="Arial"/>
@@ -12740,7 +12740,7 @@
               <w:spacing w:after="10" w:before="0"/>
               <w:ind w:left="120"/>
             </w:pPr>
-            <w:hyperlink w:history="1" r:id="rIdsnfhsqf7izhr5i0x5vwt8">
+            <w:hyperlink w:history="1" r:id="rIdjdta8m4ve-n52cugkcq0t">
               <w:r>
                 <w:rPr>
                   <w:rFonts w:ascii="Arial" w:cs="Arial" w:eastAsia="Arial" w:hAnsi="Arial"/>
@@ -12785,7 +12785,7 @@
             <w:pPr>
               <w:spacing w:after="20" w:before="0"/>
             </w:pPr>
-            <w:hyperlink w:history="1" r:id="rIda9gkig9fqr0yodt98jesy">
+            <w:hyperlink w:history="1" r:id="rIdqvqravjeaey6bewgdd6wb">
               <w:r>
                 <w:rPr>
                   <w:rFonts w:ascii="Arial" w:cs="Arial" w:eastAsia="Arial" w:hAnsi="Arial"/>
@@ -12818,7 +12818,7 @@
               <w:spacing w:after="10" w:before="0"/>
               <w:ind w:left="120"/>
             </w:pPr>
-            <w:hyperlink w:history="1" r:id="rId10p9uxlrwjdtuv5d782jh">
+            <w:hyperlink w:history="1" r:id="rIddgbrafcinwleydkno9fgd">
               <w:r>
                 <w:rPr>
                   <w:rFonts w:ascii="Arial" w:cs="Arial" w:eastAsia="Arial" w:hAnsi="Arial"/>
@@ -13013,7 +13013,7 @@
             <w:pPr>
               <w:spacing w:after="20" w:before="0"/>
             </w:pPr>
-            <w:hyperlink w:history="1" r:id="rId-pciducg5ctqm4uwfm3zt">
+            <w:hyperlink w:history="1" r:id="rIdqvcyr3eapfu8-wuzc9xt6">
               <w:r>
                 <w:rPr>
                   <w:rFonts w:ascii="Arial" w:cs="Arial" w:eastAsia="Arial" w:hAnsi="Arial"/>
@@ -13046,7 +13046,7 @@
               <w:spacing w:after="10" w:before="0"/>
               <w:ind w:left="120"/>
             </w:pPr>
-            <w:hyperlink w:history="1" r:id="rId8eakcocf32spsve0fww9o">
+            <w:hyperlink w:history="1" r:id="rIdosvrwen9ij_ilhhattjid">
               <w:r>
                 <w:rPr>
                   <w:rFonts w:ascii="Arial" w:cs="Arial" w:eastAsia="Arial" w:hAnsi="Arial"/>
@@ -13091,7 +13091,7 @@
             <w:pPr>
               <w:spacing w:after="20" w:before="0"/>
             </w:pPr>
-            <w:hyperlink w:history="1" r:id="rIdtguexxmjbhnjioczatjs1">
+            <w:hyperlink w:history="1" r:id="rIdjupoqvomhgzmo3utnwezq">
               <w:r>
                 <w:rPr>
                   <w:rFonts w:ascii="Arial" w:cs="Arial" w:eastAsia="Arial" w:hAnsi="Arial"/>
@@ -13124,7 +13124,7 @@
               <w:spacing w:after="10" w:before="0"/>
               <w:ind w:left="120"/>
             </w:pPr>
-            <w:hyperlink w:history="1" r:id="rIdg1twdnlahjqqq4huf0d8v">
+            <w:hyperlink w:history="1" r:id="rId7lvba5mrwmy_aambppzlw">
               <w:r>
                 <w:rPr>
                   <w:rFonts w:ascii="Arial" w:cs="Arial" w:eastAsia="Arial" w:hAnsi="Arial"/>
@@ -14611,7 +14611,7 @@
             <w:pPr>
               <w:spacing w:after="20" w:before="0"/>
             </w:pPr>
-            <w:hyperlink w:history="1" r:id="rId89mklcittdbwmlsm9gmm6">
+            <w:hyperlink w:history="1" r:id="rIdtxkkwcfk5k-dru00arz9o">
               <w:r>
                 <w:rPr>
                   <w:rFonts w:ascii="Arial" w:cs="Arial" w:eastAsia="Arial" w:hAnsi="Arial"/>
@@ -14644,7 +14644,7 @@
               <w:spacing w:after="10" w:before="0"/>
               <w:ind w:left="120"/>
             </w:pPr>
-            <w:hyperlink w:history="1" r:id="rIdltn6fa7qb37ubkjv3cpta">
+            <w:hyperlink w:history="1" r:id="rIdvgohycnqjbw6m3u3mwng7">
               <w:r>
                 <w:rPr>
                   <w:rFonts w:ascii="Arial" w:cs="Arial" w:eastAsia="Arial" w:hAnsi="Arial"/>
@@ -14689,7 +14689,7 @@
             <w:pPr>
               <w:spacing w:after="20" w:before="0"/>
             </w:pPr>
-            <w:hyperlink w:history="1" r:id="rId944wa1xqov5woxhwzt39_">
+            <w:hyperlink w:history="1" r:id="rIdtq-nldedsrm_sx3mfswmr">
               <w:r>
                 <w:rPr>
                   <w:rFonts w:ascii="Arial" w:cs="Arial" w:eastAsia="Arial" w:hAnsi="Arial"/>
@@ -14722,7 +14722,7 @@
               <w:spacing w:after="10" w:before="0"/>
               <w:ind w:left="120"/>
             </w:pPr>
-            <w:hyperlink w:history="1" r:id="rIdrbzjrp1rbdlqx6tlia8p1">
+            <w:hyperlink w:history="1" r:id="rIdbgmphabrwcfvbnqq574wk">
               <w:r>
                 <w:rPr>
                   <w:rFonts w:ascii="Arial" w:cs="Arial" w:eastAsia="Arial" w:hAnsi="Arial"/>
@@ -14917,7 +14917,7 @@
             <w:pPr>
               <w:spacing w:after="20" w:before="0"/>
             </w:pPr>
-            <w:hyperlink w:history="1" r:id="rIdmjg9fe8lbffhzvv1btspj">
+            <w:hyperlink w:history="1" r:id="rIdibfqmamgyudwlwz5pkxsk">
               <w:r>
                 <w:rPr>
                   <w:rFonts w:ascii="Arial" w:cs="Arial" w:eastAsia="Arial" w:hAnsi="Arial"/>
@@ -14950,7 +14950,7 @@
               <w:spacing w:after="10" w:before="0"/>
               <w:ind w:left="120"/>
             </w:pPr>
-            <w:hyperlink w:history="1" r:id="rIdj4xk1uxlilywcvvf1rkw-">
+            <w:hyperlink w:history="1" r:id="rIdsreke0duyyk6s-9bu31wi">
               <w:r>
                 <w:rPr>
                   <w:rFonts w:ascii="Arial" w:cs="Arial" w:eastAsia="Arial" w:hAnsi="Arial"/>
@@ -14995,7 +14995,7 @@
             <w:pPr>
               <w:spacing w:after="20" w:before="0"/>
             </w:pPr>
-            <w:hyperlink w:history="1" r:id="rIdokejs7tzhd-oe6a-vtghr">
+            <w:hyperlink w:history="1" r:id="rIdyhdkahkkfxchynxbn7uhx">
               <w:r>
                 <w:rPr>
                   <w:rFonts w:ascii="Arial" w:cs="Arial" w:eastAsia="Arial" w:hAnsi="Arial"/>
@@ -15028,7 +15028,7 @@
               <w:spacing w:after="10" w:before="0"/>
               <w:ind w:left="120"/>
             </w:pPr>
-            <w:hyperlink w:history="1" r:id="rIdwbaoghodbaecyp-bctyfc">
+            <w:hyperlink w:history="1" r:id="rIddohhclhynymrzvbff3xqt">
               <w:r>
                 <w:rPr>
                   <w:rFonts w:ascii="Arial" w:cs="Arial" w:eastAsia="Arial" w:hAnsi="Arial"/>
@@ -15223,7 +15223,7 @@
             <w:pPr>
               <w:spacing w:after="20" w:before="0"/>
             </w:pPr>
-            <w:hyperlink w:history="1" r:id="rIdpekgdjjkwcxilswxe8vtp">
+            <w:hyperlink w:history="1" r:id="rIdeonwxdy_znq5i5rjpdywr">
               <w:r>
                 <w:rPr>
                   <w:rFonts w:ascii="Arial" w:cs="Arial" w:eastAsia="Arial" w:hAnsi="Arial"/>
@@ -15256,7 +15256,7 @@
               <w:spacing w:after="10" w:before="0"/>
               <w:ind w:left="120"/>
             </w:pPr>
-            <w:hyperlink w:history="1" r:id="rIdrelfenxcx9v3tblhfntsa">
+            <w:hyperlink w:history="1" r:id="rIdnxc_rjl3ayiue7w6z5dwm">
               <w:r>
                 <w:rPr>
                   <w:rFonts w:ascii="Arial" w:cs="Arial" w:eastAsia="Arial" w:hAnsi="Arial"/>
@@ -15301,7 +15301,7 @@
             <w:pPr>
               <w:spacing w:after="20" w:before="0"/>
             </w:pPr>
-            <w:hyperlink w:history="1" r:id="rId3wbipdptb4hi5zj9etglm">
+            <w:hyperlink w:history="1" r:id="rIdssx1s27nkbmv47uevjudm">
               <w:r>
                 <w:rPr>
                   <w:rFonts w:ascii="Arial" w:cs="Arial" w:eastAsia="Arial" w:hAnsi="Arial"/>
@@ -15334,7 +15334,7 @@
               <w:spacing w:after="10" w:before="0"/>
               <w:ind w:left="120"/>
             </w:pPr>
-            <w:hyperlink w:history="1" r:id="rIds5vt3d8crva9lprydplzg">
+            <w:hyperlink w:history="1" r:id="rIdnnzl9thw5fmfagjce12-f">
               <w:r>
                 <w:rPr>
                   <w:rFonts w:ascii="Arial" w:cs="Arial" w:eastAsia="Arial" w:hAnsi="Arial"/>
@@ -15529,7 +15529,7 @@
             <w:pPr>
               <w:spacing w:after="20" w:before="0"/>
             </w:pPr>
-            <w:hyperlink w:history="1" r:id="rIdrb1fqgsqva3fdnxneu6ld">
+            <w:hyperlink w:history="1" r:id="rId7i-ewesdyntz5-q_fpljx">
               <w:r>
                 <w:rPr>
                   <w:rFonts w:ascii="Arial" w:cs="Arial" w:eastAsia="Arial" w:hAnsi="Arial"/>
@@ -15562,7 +15562,7 @@
               <w:spacing w:after="10" w:before="0"/>
               <w:ind w:left="120"/>
             </w:pPr>
-            <w:hyperlink w:history="1" r:id="rIdxte9cbogqymrggh8xohfm">
+            <w:hyperlink w:history="1" r:id="rIdj9jirtebeeulkqvdlamz4">
               <w:r>
                 <w:rPr>
                   <w:rFonts w:ascii="Arial" w:cs="Arial" w:eastAsia="Arial" w:hAnsi="Arial"/>
@@ -15607,7 +15607,7 @@
             <w:pPr>
               <w:spacing w:after="20" w:before="0"/>
             </w:pPr>
-            <w:hyperlink w:history="1" r:id="rId70x8jnrdgzegvm7n9vo7b">
+            <w:hyperlink w:history="1" r:id="rId2ggbf9lh43aeip6ytmbk3">
               <w:r>
                 <w:rPr>
                   <w:rFonts w:ascii="Arial" w:cs="Arial" w:eastAsia="Arial" w:hAnsi="Arial"/>
@@ -15640,7 +15640,7 @@
               <w:spacing w:after="10" w:before="0"/>
               <w:ind w:left="120"/>
             </w:pPr>
-            <w:hyperlink w:history="1" r:id="rIdhiu2rxc0wcivrajw37hif">
+            <w:hyperlink w:history="1" r:id="rIdoxw2bx7nwptxtqqm-kz59">
               <w:r>
                 <w:rPr>
                   <w:rFonts w:ascii="Arial" w:cs="Arial" w:eastAsia="Arial" w:hAnsi="Arial"/>
@@ -15835,7 +15835,7 @@
             <w:pPr>
               <w:spacing w:after="20" w:before="0"/>
             </w:pPr>
-            <w:hyperlink w:history="1" r:id="rIddi1p1eb-jiho2qogd70gb">
+            <w:hyperlink w:history="1" r:id="rIdcddi2uqldtwro-ofs6f-t">
               <w:r>
                 <w:rPr>
                   <w:rFonts w:ascii="Arial" w:cs="Arial" w:eastAsia="Arial" w:hAnsi="Arial"/>
@@ -15868,7 +15868,7 @@
               <w:spacing w:after="10" w:before="0"/>
               <w:ind w:left="120"/>
             </w:pPr>
-            <w:hyperlink w:history="1" r:id="rIddlmwzaquvk1iucnjsy_ji">
+            <w:hyperlink w:history="1" r:id="rIdndd1b0qqgaenvsyr8i1my">
               <w:r>
                 <w:rPr>
                   <w:rFonts w:ascii="Arial" w:cs="Arial" w:eastAsia="Arial" w:hAnsi="Arial"/>
@@ -15913,7 +15913,7 @@
             <w:pPr>
               <w:spacing w:after="20" w:before="0"/>
             </w:pPr>
-            <w:hyperlink w:history="1" r:id="rId9rs09t96prkg8mox7xdtz">
+            <w:hyperlink w:history="1" r:id="rIdtm4gm-nwsxabsyue4bnia">
               <w:r>
                 <w:rPr>
                   <w:rFonts w:ascii="Arial" w:cs="Arial" w:eastAsia="Arial" w:hAnsi="Arial"/>
@@ -15946,7 +15946,7 @@
               <w:spacing w:after="10" w:before="0"/>
               <w:ind w:left="120"/>
             </w:pPr>
-            <w:hyperlink w:history="1" r:id="rIdp3ekubxfm4ihqnhsoabmj">
+            <w:hyperlink w:history="1" r:id="rIdihr6t4sr36lca7kqhhap2">
               <w:r>
                 <w:rPr>
                   <w:rFonts w:ascii="Arial" w:cs="Arial" w:eastAsia="Arial" w:hAnsi="Arial"/>
@@ -17528,7 +17528,7 @@
             <w:pPr>
               <w:spacing w:after="20" w:before="0"/>
             </w:pPr>
-            <w:hyperlink w:history="1" r:id="rIdfbi19qpyyqvt6i4xabmha">
+            <w:hyperlink w:history="1" r:id="rIdllvtzy54wnvfknksi-f0j">
               <w:r>
                 <w:rPr>
                   <w:rFonts w:ascii="Arial" w:cs="Arial" w:eastAsia="Arial" w:hAnsi="Arial"/>
@@ -17561,7 +17561,7 @@
               <w:spacing w:after="10" w:before="0"/>
               <w:ind w:left="120"/>
             </w:pPr>
-            <w:hyperlink w:history="1" r:id="rIdeb3t9r7fhxigqxzio9fpb">
+            <w:hyperlink w:history="1" r:id="rIdh4u2etqogwa_qgvbxb_q_">
               <w:r>
                 <w:rPr>
                   <w:rFonts w:ascii="Arial" w:cs="Arial" w:eastAsia="Arial" w:hAnsi="Arial"/>
@@ -17606,7 +17606,7 @@
             <w:pPr>
               <w:spacing w:after="20" w:before="0"/>
             </w:pPr>
-            <w:hyperlink w:history="1" r:id="rIdv1kyns_xjt5fihzva9bu3">
+            <w:hyperlink w:history="1" r:id="rIdy3sslsz7rjomqv2a93cij">
               <w:r>
                 <w:rPr>
                   <w:rFonts w:ascii="Arial" w:cs="Arial" w:eastAsia="Arial" w:hAnsi="Arial"/>
@@ -17639,7 +17639,7 @@
               <w:spacing w:after="10" w:before="0"/>
               <w:ind w:left="120"/>
             </w:pPr>
-            <w:hyperlink w:history="1" r:id="rIddyvdhklxzeqq9wkofpf8m">
+            <w:hyperlink w:history="1" r:id="rIdnaiih9kwx5n2givcofxtu">
               <w:r>
                 <w:rPr>
                   <w:rFonts w:ascii="Arial" w:cs="Arial" w:eastAsia="Arial" w:hAnsi="Arial"/>
@@ -17834,7 +17834,7 @@
             <w:pPr>
               <w:spacing w:after="20" w:before="0"/>
             </w:pPr>
-            <w:hyperlink w:history="1" r:id="rIdfwv3gmc1lhgcjgbaf_c5i">
+            <w:hyperlink w:history="1" r:id="rId1lugplqi6jrsgevxmrfza">
               <w:r>
                 <w:rPr>
                   <w:rFonts w:ascii="Arial" w:cs="Arial" w:eastAsia="Arial" w:hAnsi="Arial"/>
@@ -17867,7 +17867,7 @@
               <w:spacing w:after="10" w:before="0"/>
               <w:ind w:left="120"/>
             </w:pPr>
-            <w:hyperlink w:history="1" r:id="rId3t4xmnau3gbvkkvgefcox">
+            <w:hyperlink w:history="1" r:id="rIdfpqwr4vsyerlvf3f6dvh7">
               <w:r>
                 <w:rPr>
                   <w:rFonts w:ascii="Arial" w:cs="Arial" w:eastAsia="Arial" w:hAnsi="Arial"/>
@@ -17912,7 +17912,7 @@
             <w:pPr>
               <w:spacing w:after="20" w:before="0"/>
             </w:pPr>
-            <w:hyperlink w:history="1" r:id="rIdvntc5xmivcohdo2vkwpze">
+            <w:hyperlink w:history="1" r:id="rIdqzqmvb9qgrdp0e5jmkx5n">
               <w:r>
                 <w:rPr>
                   <w:rFonts w:ascii="Arial" w:cs="Arial" w:eastAsia="Arial" w:hAnsi="Arial"/>
@@ -17945,7 +17945,7 @@
               <w:spacing w:after="10" w:before="0"/>
               <w:ind w:left="120"/>
             </w:pPr>
-            <w:hyperlink w:history="1" r:id="rId0jszgbmhv5hpsoqmk3a03">
+            <w:hyperlink w:history="1" r:id="rIdiwqz5otyr0bn87sthuicy">
               <w:r>
                 <w:rPr>
                   <w:rFonts w:ascii="Arial" w:cs="Arial" w:eastAsia="Arial" w:hAnsi="Arial"/>
@@ -18406,7 +18406,7 @@
             <w:pPr>
               <w:spacing w:after="20" w:before="0"/>
             </w:pPr>
-            <w:hyperlink w:history="1" r:id="rIdmmbjpmffwynfwcfygh7sc">
+            <w:hyperlink w:history="1" r:id="rIdauzmlyavuovib0bescxqw">
               <w:r>
                 <w:rPr>
                   <w:rFonts w:ascii="Arial" w:cs="Arial" w:eastAsia="Arial" w:hAnsi="Arial"/>
@@ -18439,7 +18439,7 @@
               <w:spacing w:after="10" w:before="0"/>
               <w:ind w:left="120"/>
             </w:pPr>
-            <w:hyperlink w:history="1" r:id="rId4vohevpxowsvej3zi5-ut">
+            <w:hyperlink w:history="1" r:id="rIdmm6mcmordyby3d8k3qpbr">
               <w:r>
                 <w:rPr>
                   <w:rFonts w:ascii="Arial" w:cs="Arial" w:eastAsia="Arial" w:hAnsi="Arial"/>
@@ -18484,7 +18484,7 @@
             <w:pPr>
               <w:spacing w:after="20" w:before="0"/>
             </w:pPr>
-            <w:hyperlink w:history="1" r:id="rIdvavkzkcgsybg9orutp5fw">
+            <w:hyperlink w:history="1" r:id="rIdwo-_4hmfe6jfppvlqd82w">
               <w:r>
                 <w:rPr>
                   <w:rFonts w:ascii="Arial" w:cs="Arial" w:eastAsia="Arial" w:hAnsi="Arial"/>
@@ -18517,7 +18517,7 @@
               <w:spacing w:after="10" w:before="0"/>
               <w:ind w:left="120"/>
             </w:pPr>
-            <w:hyperlink w:history="1" r:id="rId11hx9srzgeu-kprw6kioz">
+            <w:hyperlink w:history="1" r:id="rIdiowsznzy4sqesst7zq7tq">
               <w:r>
                 <w:rPr>
                   <w:rFonts w:ascii="Arial" w:cs="Arial" w:eastAsia="Arial" w:hAnsi="Arial"/>
@@ -18902,7 +18902,7 @@
             <w:pPr>
               <w:spacing w:after="20" w:before="0"/>
             </w:pPr>
-            <w:hyperlink w:history="1" r:id="rIdtkj-wb9jafgpej1kjylsg">
+            <w:hyperlink w:history="1" r:id="rIdcn2cjdqdsdywtnbiqudf1">
               <w:r>
                 <w:rPr>
                   <w:rFonts w:ascii="Arial" w:cs="Arial" w:eastAsia="Arial" w:hAnsi="Arial"/>
@@ -18935,7 +18935,7 @@
               <w:spacing w:after="10" w:before="0"/>
               <w:ind w:left="120"/>
             </w:pPr>
-            <w:hyperlink w:history="1" r:id="rId1hbi6dlla-ebeb5u4vnkc">
+            <w:hyperlink w:history="1" r:id="rId7lkzxga-_kpaafmqcffsu">
               <w:r>
                 <w:rPr>
                   <w:rFonts w:ascii="Arial" w:cs="Arial" w:eastAsia="Arial" w:hAnsi="Arial"/>
@@ -18980,7 +18980,7 @@
             <w:pPr>
               <w:spacing w:after="20" w:before="0"/>
             </w:pPr>
-            <w:hyperlink w:history="1" r:id="rId4guwxekwcpauswnfiyyha">
+            <w:hyperlink w:history="1" r:id="rId0zgb6gilvcf0v8956drbp">
               <w:r>
                 <w:rPr>
                   <w:rFonts w:ascii="Arial" w:cs="Arial" w:eastAsia="Arial" w:hAnsi="Arial"/>
@@ -19013,7 +19013,7 @@
               <w:spacing w:after="10" w:before="0"/>
               <w:ind w:left="120"/>
             </w:pPr>
-            <w:hyperlink w:history="1" r:id="rIdmqqeqiyohckzlgskkwink">
+            <w:hyperlink w:history="1" r:id="rId9kwz02x2ff7tcdkc0dv_i">
               <w:r>
                 <w:rPr>
                   <w:rFonts w:ascii="Arial" w:cs="Arial" w:eastAsia="Arial" w:hAnsi="Arial"/>
@@ -19284,7 +19284,7 @@
             <w:pPr>
               <w:spacing w:after="20" w:before="0"/>
             </w:pPr>
-            <w:hyperlink w:history="1" r:id="rIdnp7iai9bhva3c7_jcrut7">
+            <w:hyperlink w:history="1" r:id="rIdsnvwr1w_5romadvm1lvnn">
               <w:r>
                 <w:rPr>
                   <w:rFonts w:ascii="Arial" w:cs="Arial" w:eastAsia="Arial" w:hAnsi="Arial"/>
@@ -19317,7 +19317,7 @@
               <w:spacing w:after="10" w:before="0"/>
               <w:ind w:left="120"/>
             </w:pPr>
-            <w:hyperlink w:history="1" r:id="rIdpjqujkq18am2w99sn4w35">
+            <w:hyperlink w:history="1" r:id="rIdtf1qodtxqmotf33o56hsz">
               <w:r>
                 <w:rPr>
                   <w:rFonts w:ascii="Arial" w:cs="Arial" w:eastAsia="Arial" w:hAnsi="Arial"/>
@@ -19362,7 +19362,7 @@
             <w:pPr>
               <w:spacing w:after="20" w:before="0"/>
             </w:pPr>
-            <w:hyperlink w:history="1" r:id="rId32q4l_xyhzvayfidb_nef">
+            <w:hyperlink w:history="1" r:id="rIdptxhiblxo4pnvo6vmjiqb">
               <w:r>
                 <w:rPr>
                   <w:rFonts w:ascii="Arial" w:cs="Arial" w:eastAsia="Arial" w:hAnsi="Arial"/>
@@ -19395,7 +19395,7 @@
               <w:spacing w:after="10" w:before="0"/>
               <w:ind w:left="120"/>
             </w:pPr>
-            <w:hyperlink w:history="1" r:id="rId46szhnhbugeyjlz8ybfzw">
+            <w:hyperlink w:history="1" r:id="rId-7qvuzaikwob2usbnpvr9">
               <w:r>
                 <w:rPr>
                   <w:rFonts w:ascii="Arial" w:cs="Arial" w:eastAsia="Arial" w:hAnsi="Arial"/>
@@ -21167,7 +21167,7 @@
             <w:pPr>
               <w:spacing w:after="20" w:before="0"/>
             </w:pPr>
-            <w:hyperlink w:history="1" r:id="rIdksufb_bb1xpmbpvwe_5w1">
+            <w:hyperlink w:history="1" r:id="rIdsq8uxh5u57aelx2bcdkym">
               <w:r>
                 <w:rPr>
                   <w:rFonts w:ascii="Arial" w:cs="Arial" w:eastAsia="Arial" w:hAnsi="Arial"/>
@@ -21200,7 +21200,7 @@
               <w:spacing w:after="10" w:before="0"/>
               <w:ind w:left="120"/>
             </w:pPr>
-            <w:hyperlink w:history="1" r:id="rIdx9efslkp3fvavk7qxoioo">
+            <w:hyperlink w:history="1" r:id="rId-bc4s6mdp6cp0txbofw1r">
               <w:r>
                 <w:rPr>
                   <w:rFonts w:ascii="Arial" w:cs="Arial" w:eastAsia="Arial" w:hAnsi="Arial"/>
@@ -21245,7 +21245,7 @@
             <w:pPr>
               <w:spacing w:after="20" w:before="0"/>
             </w:pPr>
-            <w:hyperlink w:history="1" r:id="rIdqkiqaoii2vvgcxc48ztgb">
+            <w:hyperlink w:history="1" r:id="rIdutzyxvvctaw4vnmywxac2">
               <w:r>
                 <w:rPr>
                   <w:rFonts w:ascii="Arial" w:cs="Arial" w:eastAsia="Arial" w:hAnsi="Arial"/>
@@ -21278,7 +21278,7 @@
               <w:spacing w:after="10" w:before="0"/>
               <w:ind w:left="120"/>
             </w:pPr>
-            <w:hyperlink w:history="1" r:id="rIdwqwtofwz6h3jc99-5twf1">
+            <w:hyperlink w:history="1" r:id="rIdpyznezeisecy-bgb0hemx">
               <w:r>
                 <w:rPr>
                   <w:rFonts w:ascii="Arial" w:cs="Arial" w:eastAsia="Arial" w:hAnsi="Arial"/>
@@ -21473,7 +21473,7 @@
             <w:pPr>
               <w:spacing w:after="20" w:before="0"/>
             </w:pPr>
-            <w:hyperlink w:history="1" r:id="rIdvbkmr9ucngamq6bmrq-dv">
+            <w:hyperlink w:history="1" r:id="rIdq12gfixznzw0lj1idwzxc">
               <w:r>
                 <w:rPr>
                   <w:rFonts w:ascii="Arial" w:cs="Arial" w:eastAsia="Arial" w:hAnsi="Arial"/>
@@ -21506,7 +21506,7 @@
               <w:spacing w:after="10" w:before="0"/>
               <w:ind w:left="120"/>
             </w:pPr>
-            <w:hyperlink w:history="1" r:id="rIdhsyid9uwrrckr5pbhe3q1">
+            <w:hyperlink w:history="1" r:id="rIdcoxppzwa1pfgagaf3kaaz">
               <w:r>
                 <w:rPr>
                   <w:rFonts w:ascii="Arial" w:cs="Arial" w:eastAsia="Arial" w:hAnsi="Arial"/>
@@ -21551,7 +21551,7 @@
             <w:pPr>
               <w:spacing w:after="20" w:before="0"/>
             </w:pPr>
-            <w:hyperlink w:history="1" r:id="rIdus22tfaydie_bq5zye0ey">
+            <w:hyperlink w:history="1" r:id="rIdxrqqpvch6fp7uknrgzyx6">
               <w:r>
                 <w:rPr>
                   <w:rFonts w:ascii="Arial" w:cs="Arial" w:eastAsia="Arial" w:hAnsi="Arial"/>
@@ -21584,7 +21584,7 @@
               <w:spacing w:after="10" w:before="0"/>
               <w:ind w:left="120"/>
             </w:pPr>
-            <w:hyperlink w:history="1" r:id="rIdu7trpb2wyfyrcjl09azut">
+            <w:hyperlink w:history="1" r:id="rId2j6_qljrcjn6syglkg3ax">
               <w:r>
                 <w:rPr>
                   <w:rFonts w:ascii="Arial" w:cs="Arial" w:eastAsia="Arial" w:hAnsi="Arial"/>
@@ -21779,7 +21779,7 @@
             <w:pPr>
               <w:spacing w:after="20" w:before="0"/>
             </w:pPr>
-            <w:hyperlink w:history="1" r:id="rIdl45bkeimbswb5gfttkz7e">
+            <w:hyperlink w:history="1" r:id="rIdb3grvln8o_f2x52kdoxfy">
               <w:r>
                 <w:rPr>
                   <w:rFonts w:ascii="Arial" w:cs="Arial" w:eastAsia="Arial" w:hAnsi="Arial"/>
@@ -21812,7 +21812,7 @@
               <w:spacing w:after="10" w:before="0"/>
               <w:ind w:left="120"/>
             </w:pPr>
-            <w:hyperlink w:history="1" r:id="rIdvpzshiu-9oxglukaaggbf">
+            <w:hyperlink w:history="1" r:id="rIdohq1r3mio-cczrfd1bbvc">
               <w:r>
                 <w:rPr>
                   <w:rFonts w:ascii="Arial" w:cs="Arial" w:eastAsia="Arial" w:hAnsi="Arial"/>
@@ -21857,7 +21857,7 @@
             <w:pPr>
               <w:spacing w:after="20" w:before="0"/>
             </w:pPr>
-            <w:hyperlink w:history="1" r:id="rIdhkuqw7s3b8jdaqfayrae3">
+            <w:hyperlink w:history="1" r:id="rIdziksiffqagaiat_jty6bi">
               <w:r>
                 <w:rPr>
                   <w:rFonts w:ascii="Arial" w:cs="Arial" w:eastAsia="Arial" w:hAnsi="Arial"/>
@@ -21890,7 +21890,7 @@
               <w:spacing w:after="10" w:before="0"/>
               <w:ind w:left="120"/>
             </w:pPr>
-            <w:hyperlink w:history="1" r:id="rIdhqaseoggr_kaf8vpqrwzd">
+            <w:hyperlink w:history="1" r:id="rIddnaigaur2dgump7htmanj">
               <w:r>
                 <w:rPr>
                   <w:rFonts w:ascii="Arial" w:cs="Arial" w:eastAsia="Arial" w:hAnsi="Arial"/>
@@ -22085,7 +22085,7 @@
             <w:pPr>
               <w:spacing w:after="20" w:before="0"/>
             </w:pPr>
-            <w:hyperlink w:history="1" r:id="rIdbqid4drsndoodxbxm0tr9">
+            <w:hyperlink w:history="1" r:id="rIdvhv8bq7fcmwffbl7vq0zy">
               <w:r>
                 <w:rPr>
                   <w:rFonts w:ascii="Arial" w:cs="Arial" w:eastAsia="Arial" w:hAnsi="Arial"/>
@@ -22118,7 +22118,7 @@
               <w:spacing w:after="10" w:before="0"/>
               <w:ind w:left="120"/>
             </w:pPr>
-            <w:hyperlink w:history="1" r:id="rIdyj-y7zx8bze5hffedp2qv">
+            <w:hyperlink w:history="1" r:id="rIdezmtdovvew9f3egwmswab">
               <w:r>
                 <w:rPr>
                   <w:rFonts w:ascii="Arial" w:cs="Arial" w:eastAsia="Arial" w:hAnsi="Arial"/>
@@ -22163,7 +22163,7 @@
             <w:pPr>
               <w:spacing w:after="20" w:before="0"/>
             </w:pPr>
-            <w:hyperlink w:history="1" r:id="rId0obzrj8hntkewi6focspt">
+            <w:hyperlink w:history="1" r:id="rIdvkx9ygrsiemeuinqbnfmb">
               <w:r>
                 <w:rPr>
                   <w:rFonts w:ascii="Arial" w:cs="Arial" w:eastAsia="Arial" w:hAnsi="Arial"/>
@@ -22196,7 +22196,7 @@
               <w:spacing w:after="10" w:before="0"/>
               <w:ind w:left="120"/>
             </w:pPr>
-            <w:hyperlink w:history="1" r:id="rId6j3biwmonkwi_bwt2a7qf">
+            <w:hyperlink w:history="1" r:id="rIdrqpqmv4kfndnbqii28krr">
               <w:r>
                 <w:rPr>
                   <w:rFonts w:ascii="Arial" w:cs="Arial" w:eastAsia="Arial" w:hAnsi="Arial"/>
@@ -22391,7 +22391,7 @@
             <w:pPr>
               <w:spacing w:after="20" w:before="0"/>
             </w:pPr>
-            <w:hyperlink w:history="1" r:id="rIdmfsbdq--wsyodtufvdxfl">
+            <w:hyperlink w:history="1" r:id="rIdsvms7wbkptqqzrrf9lfhj">
               <w:r>
                 <w:rPr>
                   <w:rFonts w:ascii="Arial" w:cs="Arial" w:eastAsia="Arial" w:hAnsi="Arial"/>
@@ -22424,7 +22424,7 @@
               <w:spacing w:after="10" w:before="0"/>
               <w:ind w:left="120"/>
             </w:pPr>
-            <w:hyperlink w:history="1" r:id="rId2_tqcaavdvcfyr50f7imi">
+            <w:hyperlink w:history="1" r:id="rIdmejc-dkorvkig2hlwq3jk">
               <w:r>
                 <w:rPr>
                   <w:rFonts w:ascii="Arial" w:cs="Arial" w:eastAsia="Arial" w:hAnsi="Arial"/>
@@ -22469,7 +22469,7 @@
             <w:pPr>
               <w:spacing w:after="20" w:before="0"/>
             </w:pPr>
-            <w:hyperlink w:history="1" r:id="rIdr_e5ygpmnzyv4hz2cp9qt">
+            <w:hyperlink w:history="1" r:id="rIdue_f8tnuogdhqdedzpjri">
               <w:r>
                 <w:rPr>
                   <w:rFonts w:ascii="Arial" w:cs="Arial" w:eastAsia="Arial" w:hAnsi="Arial"/>
@@ -22502,7 +22502,7 @@
               <w:spacing w:after="10" w:before="0"/>
               <w:ind w:left="120"/>
             </w:pPr>
-            <w:hyperlink w:history="1" r:id="rId--hp_5k2posob_gbojnjr">
+            <w:hyperlink w:history="1" r:id="rIdiccuqb6k80ak-qr-bvkag">
               <w:r>
                 <w:rPr>
                   <w:rFonts w:ascii="Arial" w:cs="Arial" w:eastAsia="Arial" w:hAnsi="Arial"/>
@@ -23989,7 +23989,7 @@
             <w:pPr>
               <w:spacing w:after="20" w:before="0"/>
             </w:pPr>
-            <w:hyperlink w:history="1" r:id="rIduvi3wsj2-jbse5glfgan8">
+            <w:hyperlink w:history="1" r:id="rIdm67czto67ljfllwsdjbxm">
               <w:r>
                 <w:rPr>
                   <w:rFonts w:ascii="Arial" w:cs="Arial" w:eastAsia="Arial" w:hAnsi="Arial"/>
@@ -24022,7 +24022,7 @@
               <w:spacing w:after="10" w:before="0"/>
               <w:ind w:left="120"/>
             </w:pPr>
-            <w:hyperlink w:history="1" r:id="rId7p4ekagqnemh9sv7q7ijp">
+            <w:hyperlink w:history="1" r:id="rIdxdz67wgi6c-lkawfmrizv">
               <w:r>
                 <w:rPr>
                   <w:rFonts w:ascii="Arial" w:cs="Arial" w:eastAsia="Arial" w:hAnsi="Arial"/>
@@ -24067,7 +24067,7 @@
             <w:pPr>
               <w:spacing w:after="20" w:before="0"/>
             </w:pPr>
-            <w:hyperlink w:history="1" r:id="rId4wa9ewbtivhccmfsuh2vc">
+            <w:hyperlink w:history="1" r:id="rId0bewimvhykd9ncr_xkmyh">
               <w:r>
                 <w:rPr>
                   <w:rFonts w:ascii="Arial" w:cs="Arial" w:eastAsia="Arial" w:hAnsi="Arial"/>
@@ -24100,7 +24100,7 @@
               <w:spacing w:after="10" w:before="0"/>
               <w:ind w:left="120"/>
             </w:pPr>
-            <w:hyperlink w:history="1" r:id="rIdrn5-axkvs29b2rwu7yoc5">
+            <w:hyperlink w:history="1" r:id="rIddag7dn-iumeyhcpisjmri">
               <w:r>
                 <w:rPr>
                   <w:rFonts w:ascii="Arial" w:cs="Arial" w:eastAsia="Arial" w:hAnsi="Arial"/>
@@ -24295,7 +24295,7 @@
             <w:pPr>
               <w:spacing w:after="20" w:before="0"/>
             </w:pPr>
-            <w:hyperlink w:history="1" r:id="rIdnl9htq6fbhw9yf8ndmw_a">
+            <w:hyperlink w:history="1" r:id="rId1kivh5xt_tbrigc-rc0dc">
               <w:r>
                 <w:rPr>
                   <w:rFonts w:ascii="Arial" w:cs="Arial" w:eastAsia="Arial" w:hAnsi="Arial"/>
@@ -24328,7 +24328,7 @@
               <w:spacing w:after="10" w:before="0"/>
               <w:ind w:left="120"/>
             </w:pPr>
-            <w:hyperlink w:history="1" r:id="rIdsqp9gwy7rgq5x8e_nbosn">
+            <w:hyperlink w:history="1" r:id="rId7l9o-oe4ysy__vmfjgsek">
               <w:r>
                 <w:rPr>
                   <w:rFonts w:ascii="Arial" w:cs="Arial" w:eastAsia="Arial" w:hAnsi="Arial"/>
@@ -24373,7 +24373,7 @@
             <w:pPr>
               <w:spacing w:after="20" w:before="0"/>
             </w:pPr>
-            <w:hyperlink w:history="1" r:id="rIdgsddj4s8wsww91tijjqyb">
+            <w:hyperlink w:history="1" r:id="rIdai4enw3qyrxzl_qnzvfrs">
               <w:r>
                 <w:rPr>
                   <w:rFonts w:ascii="Arial" w:cs="Arial" w:eastAsia="Arial" w:hAnsi="Arial"/>
@@ -24406,7 +24406,7 @@
               <w:spacing w:after="10" w:before="0"/>
               <w:ind w:left="120"/>
             </w:pPr>
-            <w:hyperlink w:history="1" r:id="rIdqewbq5d_lrp6qol4c7d1q">
+            <w:hyperlink w:history="1" r:id="rIdriiqqbru24c9xezjely9m">
               <w:r>
                 <w:rPr>
                   <w:rFonts w:ascii="Arial" w:cs="Arial" w:eastAsia="Arial" w:hAnsi="Arial"/>
@@ -24601,7 +24601,7 @@
             <w:pPr>
               <w:spacing w:after="20" w:before="0"/>
             </w:pPr>
-            <w:hyperlink w:history="1" r:id="rIdirlszlegrghbue9nin6xd">
+            <w:hyperlink w:history="1" r:id="rIdpagfzalwe2eshjvkwovjw">
               <w:r>
                 <w:rPr>
                   <w:rFonts w:ascii="Arial" w:cs="Arial" w:eastAsia="Arial" w:hAnsi="Arial"/>
@@ -24634,7 +24634,7 @@
               <w:spacing w:after="10" w:before="0"/>
               <w:ind w:left="120"/>
             </w:pPr>
-            <w:hyperlink w:history="1" r:id="rId5nps1pizh7snbxyeaotlo">
+            <w:hyperlink w:history="1" r:id="rId_coe6u3ybzkn__yb0exha">
               <w:r>
                 <w:rPr>
                   <w:rFonts w:ascii="Arial" w:cs="Arial" w:eastAsia="Arial" w:hAnsi="Arial"/>
@@ -24679,7 +24679,7 @@
             <w:pPr>
               <w:spacing w:after="20" w:before="0"/>
             </w:pPr>
-            <w:hyperlink w:history="1" r:id="rIdcqxug16ksj5qyb56tt4go">
+            <w:hyperlink w:history="1" r:id="rIdk5bjmlupa1rcnns0uvoh9">
               <w:r>
                 <w:rPr>
                   <w:rFonts w:ascii="Arial" w:cs="Arial" w:eastAsia="Arial" w:hAnsi="Arial"/>
@@ -24712,7 +24712,7 @@
               <w:spacing w:after="10" w:before="0"/>
               <w:ind w:left="120"/>
             </w:pPr>
-            <w:hyperlink w:history="1" r:id="rIdgvu_anjxijytkydzph-sj">
+            <w:hyperlink w:history="1" r:id="rIda2zvzcmeatyjb4n5vm_o-">
               <w:r>
                 <w:rPr>
                   <w:rFonts w:ascii="Arial" w:cs="Arial" w:eastAsia="Arial" w:hAnsi="Arial"/>
@@ -24907,7 +24907,7 @@
             <w:pPr>
               <w:spacing w:after="20" w:before="0"/>
             </w:pPr>
-            <w:hyperlink w:history="1" r:id="rIdbpwt6mo6hbli94gmfps_2">
+            <w:hyperlink w:history="1" r:id="rIdagalwjisi3wuemi3ozwqk">
               <w:r>
                 <w:rPr>
                   <w:rFonts w:ascii="Arial" w:cs="Arial" w:eastAsia="Arial" w:hAnsi="Arial"/>
@@ -24940,7 +24940,7 @@
               <w:spacing w:after="10" w:before="0"/>
               <w:ind w:left="120"/>
             </w:pPr>
-            <w:hyperlink w:history="1" r:id="rId4cibidu4pggjr8njwfjr9">
+            <w:hyperlink w:history="1" r:id="rIdhx8mgp4reyf-iysfprkfb">
               <w:r>
                 <w:rPr>
                   <w:rFonts w:ascii="Arial" w:cs="Arial" w:eastAsia="Arial" w:hAnsi="Arial"/>
@@ -24985,7 +24985,7 @@
             <w:pPr>
               <w:spacing w:after="20" w:before="0"/>
             </w:pPr>
-            <w:hyperlink w:history="1" r:id="rIdtxuj94aca3wmlqow3zb6w">
+            <w:hyperlink w:history="1" r:id="rIdrjhztlmwper9ebudaca2w">
               <w:r>
                 <w:rPr>
                   <w:rFonts w:ascii="Arial" w:cs="Arial" w:eastAsia="Arial" w:hAnsi="Arial"/>
@@ -25018,7 +25018,7 @@
               <w:spacing w:after="10" w:before="0"/>
               <w:ind w:left="120"/>
             </w:pPr>
-            <w:hyperlink w:history="1" r:id="rIdk4sqxsa29sfl9q2xzhzuv">
+            <w:hyperlink w:history="1" r:id="rIdzbne3z3_alhvr2e5bb4sj">
               <w:r>
                 <w:rPr>
                   <w:rFonts w:ascii="Arial" w:cs="Arial" w:eastAsia="Arial" w:hAnsi="Arial"/>
@@ -25213,7 +25213,7 @@
             <w:pPr>
               <w:spacing w:after="20" w:before="0"/>
             </w:pPr>
-            <w:hyperlink w:history="1" r:id="rIdqpkufilgx4n0ks7n8dbbe">
+            <w:hyperlink w:history="1" r:id="rIdn8z5tzvqtazqbm0vr0u3u">
               <w:r>
                 <w:rPr>
                   <w:rFonts w:ascii="Arial" w:cs="Arial" w:eastAsia="Arial" w:hAnsi="Arial"/>
@@ -25246,7 +25246,7 @@
               <w:spacing w:after="10" w:before="0"/>
               <w:ind w:left="120"/>
             </w:pPr>
-            <w:hyperlink w:history="1" r:id="rIdqxj924b-ruqkdd95rwdu3">
+            <w:hyperlink w:history="1" r:id="rId06mha7tt9qgeakcfeaqln">
               <w:r>
                 <w:rPr>
                   <w:rFonts w:ascii="Arial" w:cs="Arial" w:eastAsia="Arial" w:hAnsi="Arial"/>
@@ -25291,7 +25291,7 @@
             <w:pPr>
               <w:spacing w:after="20" w:before="0"/>
             </w:pPr>
-            <w:hyperlink w:history="1" r:id="rIdvqz5wduqpps14zqfss5xo">
+            <w:hyperlink w:history="1" r:id="rIdkr5_reafeafcvxoeooyoh">
               <w:r>
                 <w:rPr>
                   <w:rFonts w:ascii="Arial" w:cs="Arial" w:eastAsia="Arial" w:hAnsi="Arial"/>
@@ -25324,7 +25324,7 @@
               <w:spacing w:after="10" w:before="0"/>
               <w:ind w:left="120"/>
             </w:pPr>
-            <w:hyperlink w:history="1" r:id="rId6ecvrh-xpfmwugz5l2kbk">
+            <w:hyperlink w:history="1" r:id="rId8lmqcesd_2yaikbe6sprx">
               <w:r>
                 <w:rPr>
                   <w:rFonts w:ascii="Arial" w:cs="Arial" w:eastAsia="Arial" w:hAnsi="Arial"/>
